--- a/docs/otchet_lab03.docx
+++ b/docs/otchet_lab03.docx
@@ -1807,7 +1807,7 @@
                 <w:sz w:val="21"/>
                 <w:szCs w:val="21"/>
               </w:rPr>
-              <w:t xml:space="preserve">keyboard_system → simulation_system → update_visual_system через .chain()</w:t>
+              <w:t xml:space="preserve">Порядок систем через .chain()</w:t>
             </w:r>
           </w:p>
         </w:tc>
@@ -1859,7 +1859,7 @@
                 <w:sz w:val="21"/>
                 <w:szCs w:val="21"/>
               </w:rPr>
-              <w:t xml:space="preserve">Те же роли систем. Визуализация здесь запускается фильтром Changed&lt;GraphicObject&gt;, а не проверкой изменения ресурса.</w:t>
+              <w:t xml:space="preserve">Сначала keyboard_system обрабатывает клавишу R, затем orbit_system двигает объекты.</w:t>
             </w:r>
           </w:p>
         </w:tc>
@@ -1955,6 +1955,58 @@
           <w:szCs w:val="18"/>
         </w:rPr>
         <w:t xml:space="preserve">rust-version = "1.95"</w:t>
+      </w:r>
+    </w:p>
+    <w:p>
+      <w:pPr>
+        <w:pStyle w:val="Code"/>
+      </w:pPr>
+      <w:r>
+        <w:rPr>
+          <w:rFonts w:ascii="Courier New" w:cs="Courier New" w:eastAsia="Courier New" w:hAnsi="Courier New"/>
+          <w:sz w:val="18"/>
+          <w:szCs w:val="18"/>
+        </w:rPr>
+        <w:t xml:space="preserve"> </w:t>
+      </w:r>
+    </w:p>
+    <w:p>
+      <w:pPr>
+        <w:pStyle w:val="Code"/>
+      </w:pPr>
+      <w:r>
+        <w:rPr>
+          <w:rFonts w:ascii="Courier New" w:cs="Courier New" w:eastAsia="Courier New" w:hAnsi="Courier New"/>
+          <w:sz w:val="18"/>
+          <w:szCs w:val="18"/>
+        </w:rPr>
+        <w:t xml:space="preserve"># Проект самостоятельный: Cargo не ищет общий проект в родительских папках,</w:t>
+      </w:r>
+    </w:p>
+    <w:p>
+      <w:pPr>
+        <w:pStyle w:val="Code"/>
+      </w:pPr>
+      <w:r>
+        <w:rPr>
+          <w:rFonts w:ascii="Courier New" w:cs="Courier New" w:eastAsia="Courier New" w:hAnsi="Courier New"/>
+          <w:sz w:val="18"/>
+          <w:szCs w:val="18"/>
+        </w:rPr>
+        <w:t xml:space="preserve"># поэтому посторонний Cargo.toml выше по пути (например, в «Загрузках») не мешает.</w:t>
+      </w:r>
+    </w:p>
+    <w:p>
+      <w:pPr>
+        <w:pStyle w:val="Code"/>
+      </w:pPr>
+      <w:r>
+        <w:rPr>
+          <w:rFonts w:ascii="Courier New" w:cs="Courier New" w:eastAsia="Courier New" w:hAnsi="Courier New"/>
+          <w:sz w:val="18"/>
+          <w:szCs w:val="18"/>
+        </w:rPr>
+        <w:t xml:space="preserve">[workspace]</w:t>
       </w:r>
     </w:p>
     <w:p>
@@ -2525,7 +2577,7 @@
                 <w:sz w:val="21"/>
                 <w:szCs w:val="21"/>
               </w:rPr>
-              <w:t xml:space="preserve">Mesh в Assets&lt;Mesh&gt;: тор и конус с постоянными идентификаторами, создаются один раз</w:t>
+              <w:t xml:space="preserve">Mesh в Assets&lt;Mesh&gt;: тор и конус-носик, регистрируются в spawn_graphic_object</w:t>
             </w:r>
           </w:p>
         </w:tc>
@@ -2874,7 +2926,7 @@
           <w:sz w:val="24"/>
           <w:szCs w:val="24"/>
         </w:rPr>
-        <w:t xml:space="preserve">Модель хранится в единственном экземпляре. Функция spawn_graphic_object получает хранилище Assets&lt;Mesh&gt;, как требует задание, но регистрирует в нём меш только при первом вызове: у тора и носика постоянные идентификаторы (uuid_handle!), и следующие объекты получают ссылку Handle на уже созданную геометрию. Для четырёх объектов в хранилище ровно два меша, что проверяет автотест.</w:t>
+        <w:t xml:space="preserve">Меш тора и носика регистрируется внутри функции spawn_graphic_object, как требует задание: функция получает хранилище Assets&lt;Mesh&gt;, добавляет в него геометрию и передаёт сущности ссылку Handle. Каждый из четырёх объектов получает свой небольшой меш. Для сотен одинаковых объектов меш создают один раз и раздают всем один Handle; для четырёх торов разница несущественна.</w:t>
       </w:r>
     </w:p>
     <w:p>
@@ -3764,7 +3816,7 @@
           <w:sz w:val="24"/>
           <w:szCs w:val="24"/>
         </w:rPr>
-        <w:t xml:space="preserve">Метод faces() проверяет направление численно: скалярное произведение направления носика и единичного вектора к центру должно быть близко к 1. При запуске каждая созданная сущность выводит в консоль позицию, угол, цвет, направление носика и результат этой проверки.</w:t>
+        <w:t xml:space="preserve">При запуске для каждого созданного объекта в консоль выводится сообщение «Создан объект: GraphicObject { ... }» с его позицией, углом и цветом, как требует задание.</w:t>
       </w:r>
     </w:p>
     <w:p>
@@ -3794,7 +3846,7 @@
           <w:sz w:val="24"/>
           <w:szCs w:val="24"/>
         </w:rPr>
-        <w:t xml:space="preserve">В C++ поля класса были приватными, а сеттеры setPosition и setAngle вызывали recalculateModelMatrix(), чтобы матрица модели пересчитывалась только при изменении данных. В ECS данные и поведение разделены. Компонент GraphicObject хранит три поля, методы to_transform() и to_color() вычисляют матрицу модели и цвет, функция spawn_graphic_object() создаёт сущность (аналог draw). Система update_visual_system с фильтром Changed&lt;GraphicObject&gt; пересчитывает Transform только у объектов, чьи поля изменились: Bevy сам отслеживает изменения компонента, поэтому ручные сеттеры не нужны. Материал переписывается, только если цвет действительно стал другим: запись через get_mut помечает ассет изменённым, и рендерер заново готовит его для GPU.</w:t>
+        <w:t xml:space="preserve">В C++ поля класса были приватными, а сеттеры вызывали recalculateModelMatrix(). В ECS данные и поведение разделены. Компонент GraphicObject хранит три поля, метод to_transform() вычисляет матрицу модели, to_color() переводит цвет в тип Bevy, а функция spawn_graphic_object() создаёт сущность (аналог draw). После создания положение объекта хранится в его компоненте Transform, а GraphicObject остаётся описанием исходного размещения.</w:t>
       </w:r>
     </w:p>
     <w:p>
@@ -3867,7 +3919,7 @@
           <w:sz w:val="24"/>
           <w:szCs w:val="24"/>
         </w:rPr>
-        <w:t xml:space="preserve">По клавише R включается режим обращения. Каждый объект хранит исходное размещение и накопленный угол обращения φ (компонент OrbitAnchor). Каждый кадр φ увеличивается на ω·Δt, а размещение вычисляется заново из исходного: позиция поворачивается вокруг Oy на φ, угол объекта уменьшается на φ. Если бы поворот прибавлялся к текущей позиции, ошибки округления f32 накапливались бы и радиус постепенно уходил от 4. Позиция и носик поворачиваются вместе, поэтому направление на центр сохраняется. Система simulation_system изменяет только данные; Transform заново рассчитывает update_visual_system. Красный объект после поворота на 90° занимает место зелёного: позиция (0, 0, −4), угол 90°.</w:t>
+        <w:t xml:space="preserve">По клавише R включается режим обращения. Система orbit_system каждый кадр вызывает у Transform каждого объекта встроенный метод rotate_around(Vec3::ZERO, поворот на ω·Δt вокруг Oy). Метод поворачивает и позицию, и ориентацию объекта вокруг центра сцены, поэтому носики остаются направлены в центр. Угол за кадр умножается на время кадра, поэтому скорость не зависит от FPS.</w:t>
       </w:r>
     </w:p>
     <w:p>
@@ -3940,7 +3992,7 @@
           <w:sz w:val="18"/>
           <w:szCs w:val="18"/>
         </w:rPr>
-        <w:t xml:space="preserve">//! (`Transform`) и порождение сущности на сцене.</w:t>
+        <w:t xml:space="preserve">//! (`Transform`), цвет и порождение сущности на сцене.</w:t>
       </w:r>
     </w:p>
     <w:p>
@@ -3979,19 +4031,6 @@
           <w:sz w:val="18"/>
           <w:szCs w:val="18"/>
         </w:rPr>
-        <w:t xml:space="preserve">use bevy::asset::uuid_handle;</w:t>
-      </w:r>
-    </w:p>
-    <w:p>
-      <w:pPr>
-        <w:pStyle w:val="Code"/>
-      </w:pPr>
-      <w:r>
-        <w:rPr>
-          <w:rFonts w:ascii="Courier New" w:cs="Courier New" w:eastAsia="Courier New" w:hAnsi="Courier New"/>
-          <w:sz w:val="18"/>
-          <w:szCs w:val="18"/>
-        </w:rPr>
         <w:t xml:space="preserve">use bevy::prelude::*;</w:t>
       </w:r>
     </w:p>
@@ -4018,7 +4057,7 @@
           <w:sz w:val="18"/>
           <w:szCs w:val="18"/>
         </w:rPr>
-        <w:t xml:space="preserve">/// Внутренний и внешний радиусы тора-модели (аргументы `Torus::new`).</w:t>
+        <w:t xml:space="preserve">/// Внутренний и внешний радиусы тора (аргументы `Torus::new`), как в лабах 1 и 2.</w:t>
       </w:r>
     </w:p>
     <w:p>
@@ -4057,7 +4096,20 @@
           <w:sz w:val="18"/>
           <w:szCs w:val="18"/>
         </w:rPr>
-        <w:t xml:space="preserve">/// Размеры «носика»: конус, вершина которого направлена вдоль локальной +X.</w:t>
+        <w:t xml:space="preserve">/// Размеры «носика» — небольшого конуса вдоль локальной оси +X.</w:t>
+      </w:r>
+    </w:p>
+    <w:p>
+      <w:pPr>
+        <w:pStyle w:val="Code"/>
+      </w:pPr>
+      <w:r>
+        <w:rPr>
+          <w:rFonts w:ascii="Courier New" w:cs="Courier New" w:eastAsia="Courier New" w:hAnsi="Courier New"/>
+          <w:sz w:val="18"/>
+          <w:szCs w:val="18"/>
+        </w:rPr>
+        <w:t xml:space="preserve">/// Тор симметричен относительно Oy, без носика его поворот не виден.</w:t>
       </w:r>
     </w:p>
     <w:p>
@@ -4109,59 +4161,85 @@
           <w:sz w:val="18"/>
           <w:szCs w:val="18"/>
         </w:rPr>
-        <w:t xml:space="preserve">/// Модель в хранилище `Assets&lt;Mesh&gt;`. У мешей постоянные идентификаторы (UUID),</w:t>
-      </w:r>
-    </w:p>
-    <w:p>
-      <w:pPr>
-        <w:pStyle w:val="Code"/>
-      </w:pPr>
-      <w:r>
-        <w:rPr>
-          <w:rFonts w:ascii="Courier New" w:cs="Courier New" w:eastAsia="Courier New" w:hAnsi="Courier New"/>
-          <w:sz w:val="18"/>
-          <w:szCs w:val="18"/>
-        </w:rPr>
-        <w:t xml:space="preserve">/// поэтому все объекты ссылаются на одну и ту же геометрию: меш создаётся</w:t>
-      </w:r>
-    </w:p>
-    <w:p>
-      <w:pPr>
-        <w:pStyle w:val="Code"/>
-      </w:pPr>
-      <w:r>
-        <w:rPr>
-          <w:rFonts w:ascii="Courier New" w:cs="Courier New" w:eastAsia="Courier New" w:hAnsi="Courier New"/>
-          <w:sz w:val="18"/>
-          <w:szCs w:val="18"/>
-        </w:rPr>
-        <w:t xml:space="preserve">/// при первом вызове spawn_graphic_object, а следующие вызовы берут готовый.</w:t>
-      </w:r>
-    </w:p>
-    <w:p>
-      <w:pPr>
-        <w:pStyle w:val="Code"/>
-      </w:pPr>
-      <w:r>
-        <w:rPr>
-          <w:rFonts w:ascii="Courier New" w:cs="Courier New" w:eastAsia="Courier New" w:hAnsi="Courier New"/>
-          <w:sz w:val="18"/>
-          <w:szCs w:val="18"/>
-        </w:rPr>
-        <w:t xml:space="preserve">const TORUS_MESH: Handle&lt;Mesh&gt; = uuid_handle!("6f1d3a52-3c1e-4d1b-9a7e-2b5c8e0f4a11");</w:t>
-      </w:r>
-    </w:p>
-    <w:p>
-      <w:pPr>
-        <w:pStyle w:val="Code"/>
-      </w:pPr>
-      <w:r>
-        <w:rPr>
-          <w:rFonts w:ascii="Courier New" w:cs="Courier New" w:eastAsia="Courier New" w:hAnsi="Courier New"/>
-          <w:sz w:val="18"/>
-          <w:szCs w:val="18"/>
-        </w:rPr>
-        <w:t xml:space="preserve">const NOSE_MESH: Handle&lt;Mesh&gt; = uuid_handle!("a4c7e9b0-5d2f-4e83-8b16-7f3a9c2d6e54");</w:t>
+        <w:t xml:space="preserve">/// Графический объект: параметры размещения модели в мировой системе координат.</w:t>
+      </w:r>
+    </w:p>
+    <w:p>
+      <w:pPr>
+        <w:pStyle w:val="Code"/>
+      </w:pPr>
+      <w:r>
+        <w:rPr>
+          <w:rFonts w:ascii="Courier New" w:cs="Courier New" w:eastAsia="Courier New" w:hAnsi="Courier New"/>
+          <w:sz w:val="18"/>
+          <w:szCs w:val="18"/>
+        </w:rPr>
+        <w:t xml:space="preserve">#[derive(Component, Debug, Clone)]</w:t>
+      </w:r>
+    </w:p>
+    <w:p>
+      <w:pPr>
+        <w:pStyle w:val="Code"/>
+      </w:pPr>
+      <w:r>
+        <w:rPr>
+          <w:rFonts w:ascii="Courier New" w:cs="Courier New" w:eastAsia="Courier New" w:hAnsi="Courier New"/>
+          <w:sz w:val="18"/>
+          <w:szCs w:val="18"/>
+        </w:rPr>
+        <w:t xml:space="preserve">pub struct GraphicObject {</w:t>
+      </w:r>
+    </w:p>
+    <w:p>
+      <w:pPr>
+        <w:pStyle w:val="Code"/>
+      </w:pPr>
+      <w:r>
+        <w:rPr>
+          <w:rFonts w:ascii="Courier New" w:cs="Courier New" w:eastAsia="Courier New" w:hAnsi="Courier New"/>
+          <w:sz w:val="18"/>
+          <w:szCs w:val="18"/>
+        </w:rPr>
+        <w:t xml:space="preserve">    pub position: Vec3, // Позиция объекта в глобальной системе координат (world space)</w:t>
+      </w:r>
+    </w:p>
+    <w:p>
+      <w:pPr>
+        <w:pStyle w:val="Code"/>
+      </w:pPr>
+      <w:r>
+        <w:rPr>
+          <w:rFonts w:ascii="Courier New" w:cs="Courier New" w:eastAsia="Courier New" w:hAnsi="Courier New"/>
+          <w:sz w:val="18"/>
+          <w:szCs w:val="18"/>
+        </w:rPr>
+        <w:t xml:space="preserve">    pub angle_deg: f32, // Угол поворота вокруг оси Oy (в градусах)</w:t>
+      </w:r>
+    </w:p>
+    <w:p>
+      <w:pPr>
+        <w:pStyle w:val="Code"/>
+      </w:pPr>
+      <w:r>
+        <w:rPr>
+          <w:rFonts w:ascii="Courier New" w:cs="Courier New" w:eastAsia="Courier New" w:hAnsi="Courier New"/>
+          <w:sz w:val="18"/>
+          <w:szCs w:val="18"/>
+        </w:rPr>
+        <w:t xml:space="preserve">    pub color: Vec3,    // Цвет модели в формате (r, g, b) в диапазоне [0.0, 1.0]</w:t>
+      </w:r>
+    </w:p>
+    <w:p>
+      <w:pPr>
+        <w:pStyle w:val="Code"/>
+      </w:pPr>
+      <w:r>
+        <w:rPr>
+          <w:rFonts w:ascii="Courier New" w:cs="Courier New" w:eastAsia="Courier New" w:hAnsi="Courier New"/>
+          <w:sz w:val="18"/>
+          <w:szCs w:val="18"/>
+        </w:rPr>
+        <w:t xml:space="preserve">}</w:t>
       </w:r>
     </w:p>
     <w:p>
@@ -4187,72 +4265,98 @@
           <w:sz w:val="18"/>
           <w:szCs w:val="18"/>
         </w:rPr>
-        <w:t xml:space="preserve">/// Регистрирует меш модели, если его ещё нет в хранилище.</w:t>
-      </w:r>
-    </w:p>
-    <w:p>
-      <w:pPr>
-        <w:pStyle w:val="Code"/>
-      </w:pPr>
-      <w:r>
-        <w:rPr>
-          <w:rFonts w:ascii="Courier New" w:cs="Courier New" w:eastAsia="Courier New" w:hAnsi="Courier New"/>
-          <w:sz w:val="18"/>
-          <w:szCs w:val="18"/>
-        </w:rPr>
-        <w:t xml:space="preserve">fn ensure_mesh(meshes: &amp;mut Assets&lt;Mesh&gt;, handle: &amp;Handle&lt;Mesh&gt;, build: impl FnOnce() -&gt; Mesh) {</w:t>
-      </w:r>
-    </w:p>
-    <w:p>
-      <w:pPr>
-        <w:pStyle w:val="Code"/>
-      </w:pPr>
-      <w:r>
-        <w:rPr>
-          <w:rFonts w:ascii="Courier New" w:cs="Courier New" w:eastAsia="Courier New" w:hAnsi="Courier New"/>
-          <w:sz w:val="18"/>
-          <w:szCs w:val="18"/>
-        </w:rPr>
-        <w:t xml:space="preserve">    if !meshes.contains(handle) {</w:t>
-      </w:r>
-    </w:p>
-    <w:p>
-      <w:pPr>
-        <w:pStyle w:val="Code"/>
-      </w:pPr>
-      <w:r>
-        <w:rPr>
-          <w:rFonts w:ascii="Courier New" w:cs="Courier New" w:eastAsia="Courier New" w:hAnsi="Courier New"/>
-          <w:sz w:val="18"/>
-          <w:szCs w:val="18"/>
-        </w:rPr>
-        <w:t xml:space="preserve">        meshes</w:t>
-      </w:r>
-    </w:p>
-    <w:p>
-      <w:pPr>
-        <w:pStyle w:val="Code"/>
-      </w:pPr>
-      <w:r>
-        <w:rPr>
-          <w:rFonts w:ascii="Courier New" w:cs="Courier New" w:eastAsia="Courier New" w:hAnsi="Courier New"/>
-          <w:sz w:val="18"/>
-          <w:szCs w:val="18"/>
-        </w:rPr>
-        <w:t xml:space="preserve">            .insert(handle, build())</w:t>
-      </w:r>
-    </w:p>
-    <w:p>
-      <w:pPr>
-        <w:pStyle w:val="Code"/>
-      </w:pPr>
-      <w:r>
-        <w:rPr>
-          <w:rFonts w:ascii="Courier New" w:cs="Courier New" w:eastAsia="Courier New" w:hAnsi="Courier New"/>
-          <w:sz w:val="18"/>
-          <w:szCs w:val="18"/>
-        </w:rPr>
-        <w:t xml:space="preserve">            .expect("для UUID-идентификатора вставка не завершается ошибкой");</w:t>
+        <w:t xml:space="preserve">impl GraphicObject {</w:t>
+      </w:r>
+    </w:p>
+    <w:p>
+      <w:pPr>
+        <w:pStyle w:val="Code"/>
+      </w:pPr>
+      <w:r>
+        <w:rPr>
+          <w:rFonts w:ascii="Courier New" w:cs="Courier New" w:eastAsia="Courier New" w:hAnsi="Courier New"/>
+          <w:sz w:val="18"/>
+          <w:szCs w:val="18"/>
+        </w:rPr>
+        <w:t xml:space="preserve">    /// Конструктор.</w:t>
+      </w:r>
+    </w:p>
+    <w:p>
+      <w:pPr>
+        <w:pStyle w:val="Code"/>
+      </w:pPr>
+      <w:r>
+        <w:rPr>
+          <w:rFonts w:ascii="Courier New" w:cs="Courier New" w:eastAsia="Courier New" w:hAnsi="Courier New"/>
+          <w:sz w:val="18"/>
+          <w:szCs w:val="18"/>
+        </w:rPr>
+        <w:t xml:space="preserve">    pub fn new(position: Vec3, angle_deg: f32, color: Vec3) -&gt; Self {</w:t>
+      </w:r>
+    </w:p>
+    <w:p>
+      <w:pPr>
+        <w:pStyle w:val="Code"/>
+      </w:pPr>
+      <w:r>
+        <w:rPr>
+          <w:rFonts w:ascii="Courier New" w:cs="Courier New" w:eastAsia="Courier New" w:hAnsi="Courier New"/>
+          <w:sz w:val="18"/>
+          <w:szCs w:val="18"/>
+        </w:rPr>
+        <w:t xml:space="preserve">        Self {</w:t>
+      </w:r>
+    </w:p>
+    <w:p>
+      <w:pPr>
+        <w:pStyle w:val="Code"/>
+      </w:pPr>
+      <w:r>
+        <w:rPr>
+          <w:rFonts w:ascii="Courier New" w:cs="Courier New" w:eastAsia="Courier New" w:hAnsi="Courier New"/>
+          <w:sz w:val="18"/>
+          <w:szCs w:val="18"/>
+        </w:rPr>
+        <w:t xml:space="preserve">            position,</w:t>
+      </w:r>
+    </w:p>
+    <w:p>
+      <w:pPr>
+        <w:pStyle w:val="Code"/>
+      </w:pPr>
+      <w:r>
+        <w:rPr>
+          <w:rFonts w:ascii="Courier New" w:cs="Courier New" w:eastAsia="Courier New" w:hAnsi="Courier New"/>
+          <w:sz w:val="18"/>
+          <w:szCs w:val="18"/>
+        </w:rPr>
+        <w:t xml:space="preserve">            angle_deg,</w:t>
+      </w:r>
+    </w:p>
+    <w:p>
+      <w:pPr>
+        <w:pStyle w:val="Code"/>
+      </w:pPr>
+      <w:r>
+        <w:rPr>
+          <w:rFonts w:ascii="Courier New" w:cs="Courier New" w:eastAsia="Courier New" w:hAnsi="Courier New"/>
+          <w:sz w:val="18"/>
+          <w:szCs w:val="18"/>
+        </w:rPr>
+        <w:t xml:space="preserve">            color,</w:t>
+      </w:r>
+    </w:p>
+    <w:p>
+      <w:pPr>
+        <w:pStyle w:val="Code"/>
+      </w:pPr>
+      <w:r>
+        <w:rPr>
+          <w:rFonts w:ascii="Courier New" w:cs="Courier New" w:eastAsia="Courier New" w:hAnsi="Courier New"/>
+          <w:sz w:val="18"/>
+          <w:szCs w:val="18"/>
+        </w:rPr>
+        <w:t xml:space="preserve">        }</w:t>
       </w:r>
     </w:p>
     <w:p>
@@ -4278,6 +4382,175 @@
           <w:sz w:val="18"/>
           <w:szCs w:val="18"/>
         </w:rPr>
+        <w:t xml:space="preserve"> </w:t>
+      </w:r>
+    </w:p>
+    <w:p>
+      <w:pPr>
+        <w:pStyle w:val="Code"/>
+      </w:pPr>
+      <w:r>
+        <w:rPr>
+          <w:rFonts w:ascii="Courier New" w:cs="Courier New" w:eastAsia="Courier New" w:hAnsi="Courier New"/>
+          <w:sz w:val="18"/>
+          <w:szCs w:val="18"/>
+        </w:rPr>
+        <w:t xml:space="preserve">    /// Матрица модели (аналог recalculateModelMatrix): перенос в `position`</w:t>
+      </w:r>
+    </w:p>
+    <w:p>
+      <w:pPr>
+        <w:pStyle w:val="Code"/>
+      </w:pPr>
+      <w:r>
+        <w:rPr>
+          <w:rFonts w:ascii="Courier New" w:cs="Courier New" w:eastAsia="Courier New" w:hAnsi="Courier New"/>
+          <w:sz w:val="18"/>
+          <w:szCs w:val="18"/>
+        </w:rPr>
+        <w:t xml:space="preserve">    /// и поворот вокруг Oy. Минус нужен, чтобы поворот шёл по часовой</w:t>
+      </w:r>
+    </w:p>
+    <w:p>
+      <w:pPr>
+        <w:pStyle w:val="Code"/>
+      </w:pPr>
+      <w:r>
+        <w:rPr>
+          <w:rFonts w:ascii="Courier New" w:cs="Courier New" w:eastAsia="Courier New" w:hAnsi="Courier New"/>
+          <w:sz w:val="18"/>
+          <w:szCs w:val="18"/>
+        </w:rPr>
+        <w:t xml:space="preserve">    /// стрелке, если смотреть сверху, как в исходной работе.</w:t>
+      </w:r>
+    </w:p>
+    <w:p>
+      <w:pPr>
+        <w:pStyle w:val="Code"/>
+      </w:pPr>
+      <w:r>
+        <w:rPr>
+          <w:rFonts w:ascii="Courier New" w:cs="Courier New" w:eastAsia="Courier New" w:hAnsi="Courier New"/>
+          <w:sz w:val="18"/>
+          <w:szCs w:val="18"/>
+        </w:rPr>
+        <w:t xml:space="preserve">    pub fn to_transform(&amp;self) -&gt; Transform {</w:t>
+      </w:r>
+    </w:p>
+    <w:p>
+      <w:pPr>
+        <w:pStyle w:val="Code"/>
+      </w:pPr>
+      <w:r>
+        <w:rPr>
+          <w:rFonts w:ascii="Courier New" w:cs="Courier New" w:eastAsia="Courier New" w:hAnsi="Courier New"/>
+          <w:sz w:val="18"/>
+          <w:szCs w:val="18"/>
+        </w:rPr>
+        <w:t xml:space="preserve">        let angle_rad = -self.angle_deg.to_radians();</w:t>
+      </w:r>
+    </w:p>
+    <w:p>
+      <w:pPr>
+        <w:pStyle w:val="Code"/>
+      </w:pPr>
+      <w:r>
+        <w:rPr>
+          <w:rFonts w:ascii="Courier New" w:cs="Courier New" w:eastAsia="Courier New" w:hAnsi="Courier New"/>
+          <w:sz w:val="18"/>
+          <w:szCs w:val="18"/>
+        </w:rPr>
+        <w:t xml:space="preserve">        Transform::from_translation(self.position).with_rotation(Quat::from_rotation_y(angle_rad))</w:t>
+      </w:r>
+    </w:p>
+    <w:p>
+      <w:pPr>
+        <w:pStyle w:val="Code"/>
+      </w:pPr>
+      <w:r>
+        <w:rPr>
+          <w:rFonts w:ascii="Courier New" w:cs="Courier New" w:eastAsia="Courier New" w:hAnsi="Courier New"/>
+          <w:sz w:val="18"/>
+          <w:szCs w:val="18"/>
+        </w:rPr>
+        <w:t xml:space="preserve">    }</w:t>
+      </w:r>
+    </w:p>
+    <w:p>
+      <w:pPr>
+        <w:pStyle w:val="Code"/>
+      </w:pPr>
+      <w:r>
+        <w:rPr>
+          <w:rFonts w:ascii="Courier New" w:cs="Courier New" w:eastAsia="Courier New" w:hAnsi="Courier New"/>
+          <w:sz w:val="18"/>
+          <w:szCs w:val="18"/>
+        </w:rPr>
+        <w:t xml:space="preserve"> </w:t>
+      </w:r>
+    </w:p>
+    <w:p>
+      <w:pPr>
+        <w:pStyle w:val="Code"/>
+      </w:pPr>
+      <w:r>
+        <w:rPr>
+          <w:rFonts w:ascii="Courier New" w:cs="Courier New" w:eastAsia="Courier New" w:hAnsi="Courier New"/>
+          <w:sz w:val="18"/>
+          <w:szCs w:val="18"/>
+        </w:rPr>
+        <w:t xml:space="preserve">    /// Преобразование вектора цвета в тип Color движка Bevy.</w:t>
+      </w:r>
+    </w:p>
+    <w:p>
+      <w:pPr>
+        <w:pStyle w:val="Code"/>
+      </w:pPr>
+      <w:r>
+        <w:rPr>
+          <w:rFonts w:ascii="Courier New" w:cs="Courier New" w:eastAsia="Courier New" w:hAnsi="Courier New"/>
+          <w:sz w:val="18"/>
+          <w:szCs w:val="18"/>
+        </w:rPr>
+        <w:t xml:space="preserve">    pub fn to_color(&amp;self) -&gt; Color {</w:t>
+      </w:r>
+    </w:p>
+    <w:p>
+      <w:pPr>
+        <w:pStyle w:val="Code"/>
+      </w:pPr>
+      <w:r>
+        <w:rPr>
+          <w:rFonts w:ascii="Courier New" w:cs="Courier New" w:eastAsia="Courier New" w:hAnsi="Courier New"/>
+          <w:sz w:val="18"/>
+          <w:szCs w:val="18"/>
+        </w:rPr>
+        <w:t xml:space="preserve">        Color::srgb(self.color.x, self.color.y, self.color.z)</w:t>
+      </w:r>
+    </w:p>
+    <w:p>
+      <w:pPr>
+        <w:pStyle w:val="Code"/>
+      </w:pPr>
+      <w:r>
+        <w:rPr>
+          <w:rFonts w:ascii="Courier New" w:cs="Courier New" w:eastAsia="Courier New" w:hAnsi="Courier New"/>
+          <w:sz w:val="18"/>
+          <w:szCs w:val="18"/>
+        </w:rPr>
+        <w:t xml:space="preserve">    }</w:t>
+      </w:r>
+    </w:p>
+    <w:p>
+      <w:pPr>
+        <w:pStyle w:val="Code"/>
+      </w:pPr>
+      <w:r>
+        <w:rPr>
+          <w:rFonts w:ascii="Courier New" w:cs="Courier New" w:eastAsia="Courier New" w:hAnsi="Courier New"/>
+          <w:sz w:val="18"/>
+          <w:szCs w:val="18"/>
+        </w:rPr>
         <w:t xml:space="preserve">}</w:t>
       </w:r>
     </w:p>
@@ -4304,1073 +4577,111 @@
           <w:sz w:val="18"/>
           <w:szCs w:val="18"/>
         </w:rPr>
-        <w:t xml:space="preserve">/// Положение носика в локальной системе координат модели.</w:t>
-      </w:r>
-    </w:p>
-    <w:p>
-      <w:pPr>
-        <w:pStyle w:val="Code"/>
-      </w:pPr>
-      <w:r>
-        <w:rPr>
-          <w:rFonts w:ascii="Courier New" w:cs="Courier New" w:eastAsia="Courier New" w:hAnsi="Courier New"/>
-          <w:sz w:val="18"/>
-          <w:szCs w:val="18"/>
-        </w:rPr>
-        <w:t xml:space="preserve">/// Конус Bevy направлен вершиной вдоль +Y; поворот на −90° вокруг Z</w:t>
-      </w:r>
-    </w:p>
-    <w:p>
-      <w:pPr>
-        <w:pStyle w:val="Code"/>
-      </w:pPr>
-      <w:r>
-        <w:rPr>
-          <w:rFonts w:ascii="Courier New" w:cs="Courier New" w:eastAsia="Courier New" w:hAnsi="Courier New"/>
-          <w:sz w:val="18"/>
-          <w:szCs w:val="18"/>
-        </w:rPr>
-        <w:t xml:space="preserve">/// укладывает его вершиной вдоль +X, сразу за внешним краем тора.</w:t>
-      </w:r>
-    </w:p>
-    <w:p>
-      <w:pPr>
-        <w:pStyle w:val="Code"/>
-      </w:pPr>
-      <w:r>
-        <w:rPr>
-          <w:rFonts w:ascii="Courier New" w:cs="Courier New" w:eastAsia="Courier New" w:hAnsi="Courier New"/>
-          <w:sz w:val="18"/>
-          <w:szCs w:val="18"/>
-        </w:rPr>
-        <w:t xml:space="preserve">fn nose_transform() -&gt; Transform {</w:t>
-      </w:r>
-    </w:p>
-    <w:p>
-      <w:pPr>
-        <w:pStyle w:val="Code"/>
-      </w:pPr>
-      <w:r>
-        <w:rPr>
-          <w:rFonts w:ascii="Courier New" w:cs="Courier New" w:eastAsia="Courier New" w:hAnsi="Courier New"/>
-          <w:sz w:val="18"/>
-          <w:szCs w:val="18"/>
-        </w:rPr>
-        <w:t xml:space="preserve">    Transform::from_xyz(TORUS_OUTER_RADIUS + NOSE_LENGTH / 2.0, 0.0, 0.0)</w:t>
-      </w:r>
-    </w:p>
-    <w:p>
-      <w:pPr>
-        <w:pStyle w:val="Code"/>
-      </w:pPr>
-      <w:r>
-        <w:rPr>
-          <w:rFonts w:ascii="Courier New" w:cs="Courier New" w:eastAsia="Courier New" w:hAnsi="Courier New"/>
-          <w:sz w:val="18"/>
-          <w:szCs w:val="18"/>
-        </w:rPr>
-        <w:t xml:space="preserve">        .with_rotation(Quat::from_rotation_z(-std::f32::consts::FRAC_PI_2))</w:t>
-      </w:r>
-    </w:p>
-    <w:p>
-      <w:pPr>
-        <w:pStyle w:val="Code"/>
-      </w:pPr>
-      <w:r>
-        <w:rPr>
-          <w:rFonts w:ascii="Courier New" w:cs="Courier New" w:eastAsia="Courier New" w:hAnsi="Courier New"/>
-          <w:sz w:val="18"/>
-          <w:szCs w:val="18"/>
-        </w:rPr>
-        <w:t xml:space="preserve">}</w:t>
-      </w:r>
-    </w:p>
-    <w:p>
-      <w:pPr>
-        <w:pStyle w:val="Code"/>
-      </w:pPr>
-      <w:r>
-        <w:rPr>
-          <w:rFonts w:ascii="Courier New" w:cs="Courier New" w:eastAsia="Courier New" w:hAnsi="Courier New"/>
-          <w:sz w:val="18"/>
-          <w:szCs w:val="18"/>
-        </w:rPr>
-        <w:t xml:space="preserve"> </w:t>
-      </w:r>
-    </w:p>
-    <w:p>
-      <w:pPr>
-        <w:pStyle w:val="Code"/>
-      </w:pPr>
-      <w:r>
-        <w:rPr>
-          <w:rFonts w:ascii="Courier New" w:cs="Courier New" w:eastAsia="Courier New" w:hAnsi="Courier New"/>
-          <w:sz w:val="18"/>
-          <w:szCs w:val="18"/>
-        </w:rPr>
-        <w:t xml:space="preserve">/// Графический объект: параметры размещения модели в мировой системе координат.</w:t>
-      </w:r>
-    </w:p>
-    <w:p>
-      <w:pPr>
-        <w:pStyle w:val="Code"/>
-      </w:pPr>
-      <w:r>
-        <w:rPr>
-          <w:rFonts w:ascii="Courier New" w:cs="Courier New" w:eastAsia="Courier New" w:hAnsi="Courier New"/>
-          <w:sz w:val="18"/>
-          <w:szCs w:val="18"/>
-        </w:rPr>
-        <w:t xml:space="preserve">/// Хранится как компонент сущности вместе с рассчитанным `Transform`.</w:t>
-      </w:r>
-    </w:p>
-    <w:p>
-      <w:pPr>
-        <w:pStyle w:val="Code"/>
-      </w:pPr>
-      <w:r>
-        <w:rPr>
-          <w:rFonts w:ascii="Courier New" w:cs="Courier New" w:eastAsia="Courier New" w:hAnsi="Courier New"/>
-          <w:sz w:val="18"/>
-          <w:szCs w:val="18"/>
-        </w:rPr>
-        <w:t xml:space="preserve">#[derive(Component, Debug, Clone, PartialEq)]</w:t>
-      </w:r>
-    </w:p>
-    <w:p>
-      <w:pPr>
-        <w:pStyle w:val="Code"/>
-      </w:pPr>
-      <w:r>
-        <w:rPr>
-          <w:rFonts w:ascii="Courier New" w:cs="Courier New" w:eastAsia="Courier New" w:hAnsi="Courier New"/>
-          <w:sz w:val="18"/>
-          <w:szCs w:val="18"/>
-        </w:rPr>
-        <w:t xml:space="preserve">pub struct GraphicObject {</w:t>
-      </w:r>
-    </w:p>
-    <w:p>
-      <w:pPr>
-        <w:pStyle w:val="Code"/>
-      </w:pPr>
-      <w:r>
-        <w:rPr>
-          <w:rFonts w:ascii="Courier New" w:cs="Courier New" w:eastAsia="Courier New" w:hAnsi="Courier New"/>
-          <w:sz w:val="18"/>
-          <w:szCs w:val="18"/>
-        </w:rPr>
-        <w:t xml:space="preserve">    /// Позиция в world space.</w:t>
-      </w:r>
-    </w:p>
-    <w:p>
-      <w:pPr>
-        <w:pStyle w:val="Code"/>
-      </w:pPr>
-      <w:r>
-        <w:rPr>
-          <w:rFonts w:ascii="Courier New" w:cs="Courier New" w:eastAsia="Courier New" w:hAnsi="Courier New"/>
-          <w:sz w:val="18"/>
-          <w:szCs w:val="18"/>
-        </w:rPr>
-        <w:t xml:space="preserve">    pub position: Vec3,</w:t>
-      </w:r>
-    </w:p>
-    <w:p>
-      <w:pPr>
-        <w:pStyle w:val="Code"/>
-      </w:pPr>
-      <w:r>
-        <w:rPr>
-          <w:rFonts w:ascii="Courier New" w:cs="Courier New" w:eastAsia="Courier New" w:hAnsi="Courier New"/>
-          <w:sz w:val="18"/>
-          <w:szCs w:val="18"/>
-        </w:rPr>
-        <w:t xml:space="preserve">    /// Угол поворота вокруг Oy в градусах (по часовой стрелке, как в оригинале).</w:t>
-      </w:r>
-    </w:p>
-    <w:p>
-      <w:pPr>
-        <w:pStyle w:val="Code"/>
-      </w:pPr>
-      <w:r>
-        <w:rPr>
-          <w:rFonts w:ascii="Courier New" w:cs="Courier New" w:eastAsia="Courier New" w:hAnsi="Courier New"/>
-          <w:sz w:val="18"/>
-          <w:szCs w:val="18"/>
-        </w:rPr>
-        <w:t xml:space="preserve">    pub angle_deg: f32,</w:t>
-      </w:r>
-    </w:p>
-    <w:p>
-      <w:pPr>
-        <w:pStyle w:val="Code"/>
-      </w:pPr>
-      <w:r>
-        <w:rPr>
-          <w:rFonts w:ascii="Courier New" w:cs="Courier New" w:eastAsia="Courier New" w:hAnsi="Courier New"/>
-          <w:sz w:val="18"/>
-          <w:szCs w:val="18"/>
-        </w:rPr>
-        <w:t xml:space="preserve">    /// Цвет (r, g, b) в диапазоне 0..=1.</w:t>
-      </w:r>
-    </w:p>
-    <w:p>
-      <w:pPr>
-        <w:pStyle w:val="Code"/>
-      </w:pPr>
-      <w:r>
-        <w:rPr>
-          <w:rFonts w:ascii="Courier New" w:cs="Courier New" w:eastAsia="Courier New" w:hAnsi="Courier New"/>
-          <w:sz w:val="18"/>
-          <w:szCs w:val="18"/>
-        </w:rPr>
-        <w:t xml:space="preserve">    pub color: Vec3,</w:t>
-      </w:r>
-    </w:p>
-    <w:p>
-      <w:pPr>
-        <w:pStyle w:val="Code"/>
-      </w:pPr>
-      <w:r>
-        <w:rPr>
-          <w:rFonts w:ascii="Courier New" w:cs="Courier New" w:eastAsia="Courier New" w:hAnsi="Courier New"/>
-          <w:sz w:val="18"/>
-          <w:szCs w:val="18"/>
-        </w:rPr>
-        <w:t xml:space="preserve">}</w:t>
-      </w:r>
-    </w:p>
-    <w:p>
-      <w:pPr>
-        <w:pStyle w:val="Code"/>
-      </w:pPr>
-      <w:r>
-        <w:rPr>
-          <w:rFonts w:ascii="Courier New" w:cs="Courier New" w:eastAsia="Courier New" w:hAnsi="Courier New"/>
-          <w:sz w:val="18"/>
-          <w:szCs w:val="18"/>
-        </w:rPr>
-        <w:t xml:space="preserve"> </w:t>
-      </w:r>
-    </w:p>
-    <w:p>
-      <w:pPr>
-        <w:pStyle w:val="Code"/>
-      </w:pPr>
-      <w:r>
-        <w:rPr>
-          <w:rFonts w:ascii="Courier New" w:cs="Courier New" w:eastAsia="Courier New" w:hAnsi="Courier New"/>
-          <w:sz w:val="18"/>
-          <w:szCs w:val="18"/>
-        </w:rPr>
-        <w:t xml:space="preserve">impl GraphicObject {</w:t>
-      </w:r>
-    </w:p>
-    <w:p>
-      <w:pPr>
-        <w:pStyle w:val="Code"/>
-      </w:pPr>
-      <w:r>
-        <w:rPr>
-          <w:rFonts w:ascii="Courier New" w:cs="Courier New" w:eastAsia="Courier New" w:hAnsi="Courier New"/>
-          <w:sz w:val="18"/>
-          <w:szCs w:val="18"/>
-        </w:rPr>
-        <w:t xml:space="preserve">    pub const fn new(position: Vec3, angle_deg: f32, color: Vec3) -&gt; Self {</w:t>
-      </w:r>
-    </w:p>
-    <w:p>
-      <w:pPr>
-        <w:pStyle w:val="Code"/>
-      </w:pPr>
-      <w:r>
-        <w:rPr>
-          <w:rFonts w:ascii="Courier New" w:cs="Courier New" w:eastAsia="Courier New" w:hAnsi="Courier New"/>
-          <w:sz w:val="18"/>
-          <w:szCs w:val="18"/>
-        </w:rPr>
-        <w:t xml:space="preserve">        Self {</w:t>
-      </w:r>
-    </w:p>
-    <w:p>
-      <w:pPr>
-        <w:pStyle w:val="Code"/>
-      </w:pPr>
-      <w:r>
-        <w:rPr>
-          <w:rFonts w:ascii="Courier New" w:cs="Courier New" w:eastAsia="Courier New" w:hAnsi="Courier New"/>
-          <w:sz w:val="18"/>
-          <w:szCs w:val="18"/>
-        </w:rPr>
-        <w:t xml:space="preserve">            position,</w:t>
-      </w:r>
-    </w:p>
-    <w:p>
-      <w:pPr>
-        <w:pStyle w:val="Code"/>
-      </w:pPr>
-      <w:r>
-        <w:rPr>
-          <w:rFonts w:ascii="Courier New" w:cs="Courier New" w:eastAsia="Courier New" w:hAnsi="Courier New"/>
-          <w:sz w:val="18"/>
-          <w:szCs w:val="18"/>
-        </w:rPr>
-        <w:t xml:space="preserve">            angle_deg,</w:t>
-      </w:r>
-    </w:p>
-    <w:p>
-      <w:pPr>
-        <w:pStyle w:val="Code"/>
-      </w:pPr>
-      <w:r>
-        <w:rPr>
-          <w:rFonts w:ascii="Courier New" w:cs="Courier New" w:eastAsia="Courier New" w:hAnsi="Courier New"/>
-          <w:sz w:val="18"/>
-          <w:szCs w:val="18"/>
-        </w:rPr>
-        <w:t xml:space="preserve">            color,</w:t>
-      </w:r>
-    </w:p>
-    <w:p>
-      <w:pPr>
-        <w:pStyle w:val="Code"/>
-      </w:pPr>
-      <w:r>
-        <w:rPr>
-          <w:rFonts w:ascii="Courier New" w:cs="Courier New" w:eastAsia="Courier New" w:hAnsi="Courier New"/>
-          <w:sz w:val="18"/>
-          <w:szCs w:val="18"/>
-        </w:rPr>
-        <w:t xml:space="preserve">        }</w:t>
-      </w:r>
-    </w:p>
-    <w:p>
-      <w:pPr>
-        <w:pStyle w:val="Code"/>
-      </w:pPr>
-      <w:r>
-        <w:rPr>
-          <w:rFonts w:ascii="Courier New" w:cs="Courier New" w:eastAsia="Courier New" w:hAnsi="Courier New"/>
-          <w:sz w:val="18"/>
-          <w:szCs w:val="18"/>
-        </w:rPr>
-        <w:t xml:space="preserve">    }</w:t>
-      </w:r>
-    </w:p>
-    <w:p>
-      <w:pPr>
-        <w:pStyle w:val="Code"/>
-      </w:pPr>
-      <w:r>
-        <w:rPr>
-          <w:rFonts w:ascii="Courier New" w:cs="Courier New" w:eastAsia="Courier New" w:hAnsi="Courier New"/>
-          <w:sz w:val="18"/>
-          <w:szCs w:val="18"/>
-        </w:rPr>
-        <w:t xml:space="preserve"> </w:t>
-      </w:r>
-    </w:p>
-    <w:p>
-      <w:pPr>
-        <w:pStyle w:val="Code"/>
-      </w:pPr>
-      <w:r>
-        <w:rPr>
-          <w:rFonts w:ascii="Courier New" w:cs="Courier New" w:eastAsia="Courier New" w:hAnsi="Courier New"/>
-          <w:sz w:val="18"/>
-          <w:szCs w:val="18"/>
-        </w:rPr>
-        <w:t xml:space="preserve">    /// Матрица модели. Аналог recalculateModelMatrix: перенос в `position`</w:t>
-      </w:r>
-    </w:p>
-    <w:p>
-      <w:pPr>
-        <w:pStyle w:val="Code"/>
-      </w:pPr>
-      <w:r>
-        <w:rPr>
-          <w:rFonts w:ascii="Courier New" w:cs="Courier New" w:eastAsia="Courier New" w:hAnsi="Courier New"/>
-          <w:sz w:val="18"/>
-          <w:szCs w:val="18"/>
-        </w:rPr>
-        <w:t xml:space="preserve">    /// и поворот вокруг Oy. Отрицательный знак сохраняет направление</w:t>
-      </w:r>
-    </w:p>
-    <w:p>
-      <w:pPr>
-        <w:pStyle w:val="Code"/>
-      </w:pPr>
-      <w:r>
-        <w:rPr>
-          <w:rFonts w:ascii="Courier New" w:cs="Courier New" w:eastAsia="Courier New" w:hAnsi="Courier New"/>
-          <w:sz w:val="18"/>
-          <w:szCs w:val="18"/>
-        </w:rPr>
-        <w:t xml:space="preserve">    /// «по часовой стрелке» из исходной работы.</w:t>
-      </w:r>
-    </w:p>
-    <w:p>
-      <w:pPr>
-        <w:pStyle w:val="Code"/>
-      </w:pPr>
-      <w:r>
-        <w:rPr>
-          <w:rFonts w:ascii="Courier New" w:cs="Courier New" w:eastAsia="Courier New" w:hAnsi="Courier New"/>
-          <w:sz w:val="18"/>
-          <w:szCs w:val="18"/>
-        </w:rPr>
-        <w:t xml:space="preserve">    pub fn to_transform(&amp;self) -&gt; Transform {</w:t>
-      </w:r>
-    </w:p>
-    <w:p>
-      <w:pPr>
-        <w:pStyle w:val="Code"/>
-      </w:pPr>
-      <w:r>
-        <w:rPr>
-          <w:rFonts w:ascii="Courier New" w:cs="Courier New" w:eastAsia="Courier New" w:hAnsi="Courier New"/>
-          <w:sz w:val="18"/>
-          <w:szCs w:val="18"/>
-        </w:rPr>
-        <w:t xml:space="preserve">        let angle_rad = -self.angle_deg.to_radians();</w:t>
-      </w:r>
-    </w:p>
-    <w:p>
-      <w:pPr>
-        <w:pStyle w:val="Code"/>
-      </w:pPr>
-      <w:r>
-        <w:rPr>
-          <w:rFonts w:ascii="Courier New" w:cs="Courier New" w:eastAsia="Courier New" w:hAnsi="Courier New"/>
-          <w:sz w:val="18"/>
-          <w:szCs w:val="18"/>
-        </w:rPr>
-        <w:t xml:space="preserve">        Transform::from_translation(self.position).with_rotation(Quat::from_rotation_y(angle_rad))</w:t>
-      </w:r>
-    </w:p>
-    <w:p>
-      <w:pPr>
-        <w:pStyle w:val="Code"/>
-      </w:pPr>
-      <w:r>
-        <w:rPr>
-          <w:rFonts w:ascii="Courier New" w:cs="Courier New" w:eastAsia="Courier New" w:hAnsi="Courier New"/>
-          <w:sz w:val="18"/>
-          <w:szCs w:val="18"/>
-        </w:rPr>
-        <w:t xml:space="preserve">    }</w:t>
-      </w:r>
-    </w:p>
-    <w:p>
-      <w:pPr>
-        <w:pStyle w:val="Code"/>
-      </w:pPr>
-      <w:r>
-        <w:rPr>
-          <w:rFonts w:ascii="Courier New" w:cs="Courier New" w:eastAsia="Courier New" w:hAnsi="Courier New"/>
-          <w:sz w:val="18"/>
-          <w:szCs w:val="18"/>
-        </w:rPr>
-        <w:t xml:space="preserve"> </w:t>
-      </w:r>
-    </w:p>
-    <w:p>
-      <w:pPr>
-        <w:pStyle w:val="Code"/>
-      </w:pPr>
-      <w:r>
-        <w:rPr>
-          <w:rFonts w:ascii="Courier New" w:cs="Courier New" w:eastAsia="Courier New" w:hAnsi="Courier New"/>
-          <w:sz w:val="18"/>
-          <w:szCs w:val="18"/>
-        </w:rPr>
-        <w:t xml:space="preserve">    pub fn to_color(&amp;self) -&gt; Color {</w:t>
-      </w:r>
-    </w:p>
-    <w:p>
-      <w:pPr>
-        <w:pStyle w:val="Code"/>
-      </w:pPr>
-      <w:r>
-        <w:rPr>
-          <w:rFonts w:ascii="Courier New" w:cs="Courier New" w:eastAsia="Courier New" w:hAnsi="Courier New"/>
-          <w:sz w:val="18"/>
-          <w:szCs w:val="18"/>
-        </w:rPr>
-        <w:t xml:space="preserve">        Color::srgb(self.color.x, self.color.y, self.color.z)</w:t>
-      </w:r>
-    </w:p>
-    <w:p>
-      <w:pPr>
-        <w:pStyle w:val="Code"/>
-      </w:pPr>
-      <w:r>
-        <w:rPr>
-          <w:rFonts w:ascii="Courier New" w:cs="Courier New" w:eastAsia="Courier New" w:hAnsi="Courier New"/>
-          <w:sz w:val="18"/>
-          <w:szCs w:val="18"/>
-        </w:rPr>
-        <w:t xml:space="preserve">    }</w:t>
-      </w:r>
-    </w:p>
-    <w:p>
-      <w:pPr>
-        <w:pStyle w:val="Code"/>
-      </w:pPr>
-      <w:r>
-        <w:rPr>
-          <w:rFonts w:ascii="Courier New" w:cs="Courier New" w:eastAsia="Courier New" w:hAnsi="Courier New"/>
-          <w:sz w:val="18"/>
-          <w:szCs w:val="18"/>
-        </w:rPr>
-        <w:t xml:space="preserve"> </w:t>
-      </w:r>
-    </w:p>
-    <w:p>
-      <w:pPr>
-        <w:pStyle w:val="Code"/>
-      </w:pPr>
-      <w:r>
-        <w:rPr>
-          <w:rFonts w:ascii="Courier New" w:cs="Courier New" w:eastAsia="Courier New" w:hAnsi="Courier New"/>
-          <w:sz w:val="18"/>
-          <w:szCs w:val="18"/>
-        </w:rPr>
-        <w:t xml:space="preserve">    /// Направление носика в мировой системе координат: локальная +X после поворота.</w:t>
-      </w:r>
-    </w:p>
-    <w:p>
-      <w:pPr>
-        <w:pStyle w:val="Code"/>
-      </w:pPr>
-      <w:r>
-        <w:rPr>
-          <w:rFonts w:ascii="Courier New" w:cs="Courier New" w:eastAsia="Courier New" w:hAnsi="Courier New"/>
-          <w:sz w:val="18"/>
-          <w:szCs w:val="18"/>
-        </w:rPr>
-        <w:t xml:space="preserve">    pub fn nose_direction(&amp;self) -&gt; Vec3 {</w:t>
-      </w:r>
-    </w:p>
-    <w:p>
-      <w:pPr>
-        <w:pStyle w:val="Code"/>
-      </w:pPr>
-      <w:r>
-        <w:rPr>
-          <w:rFonts w:ascii="Courier New" w:cs="Courier New" w:eastAsia="Courier New" w:hAnsi="Courier New"/>
-          <w:sz w:val="18"/>
-          <w:szCs w:val="18"/>
-        </w:rPr>
-        <w:t xml:space="preserve">        self.to_transform().rotation * Vec3::X</w:t>
-      </w:r>
-    </w:p>
-    <w:p>
-      <w:pPr>
-        <w:pStyle w:val="Code"/>
-      </w:pPr>
-      <w:r>
-        <w:rPr>
-          <w:rFonts w:ascii="Courier New" w:cs="Courier New" w:eastAsia="Courier New" w:hAnsi="Courier New"/>
-          <w:sz w:val="18"/>
-          <w:szCs w:val="18"/>
-        </w:rPr>
-        <w:t xml:space="preserve">    }</w:t>
-      </w:r>
-    </w:p>
-    <w:p>
-      <w:pPr>
-        <w:pStyle w:val="Code"/>
-      </w:pPr>
-      <w:r>
-        <w:rPr>
-          <w:rFonts w:ascii="Courier New" w:cs="Courier New" w:eastAsia="Courier New" w:hAnsi="Courier New"/>
-          <w:sz w:val="18"/>
-          <w:szCs w:val="18"/>
-        </w:rPr>
-        <w:t xml:space="preserve"> </w:t>
-      </w:r>
-    </w:p>
-    <w:p>
-      <w:pPr>
-        <w:pStyle w:val="Code"/>
-      </w:pPr>
-      <w:r>
-        <w:rPr>
-          <w:rFonts w:ascii="Courier New" w:cs="Courier New" w:eastAsia="Courier New" w:hAnsi="Courier New"/>
-          <w:sz w:val="18"/>
-          <w:szCs w:val="18"/>
-        </w:rPr>
-        <w:t xml:space="preserve">    /// Смотрит ли носик в точку `target` (косинус угла между направлениями ≈ 1).</w:t>
-      </w:r>
-    </w:p>
-    <w:p>
-      <w:pPr>
-        <w:pStyle w:val="Code"/>
-      </w:pPr>
-      <w:r>
-        <w:rPr>
-          <w:rFonts w:ascii="Courier New" w:cs="Courier New" w:eastAsia="Courier New" w:hAnsi="Courier New"/>
-          <w:sz w:val="18"/>
-          <w:szCs w:val="18"/>
-        </w:rPr>
-        <w:t xml:space="preserve">    pub fn faces(&amp;self, target: Vec3) -&gt; bool {</w:t>
-      </w:r>
-    </w:p>
-    <w:p>
-      <w:pPr>
-        <w:pStyle w:val="Code"/>
-      </w:pPr>
-      <w:r>
-        <w:rPr>
-          <w:rFonts w:ascii="Courier New" w:cs="Courier New" w:eastAsia="Courier New" w:hAnsi="Courier New"/>
-          <w:sz w:val="18"/>
-          <w:szCs w:val="18"/>
-        </w:rPr>
-        <w:t xml:space="preserve">        let to_target = target - self.position;</w:t>
-      </w:r>
-    </w:p>
-    <w:p>
-      <w:pPr>
-        <w:pStyle w:val="Code"/>
-      </w:pPr>
-      <w:r>
-        <w:rPr>
-          <w:rFonts w:ascii="Courier New" w:cs="Courier New" w:eastAsia="Courier New" w:hAnsi="Courier New"/>
-          <w:sz w:val="18"/>
-          <w:szCs w:val="18"/>
-        </w:rPr>
-        <w:t xml:space="preserve">        to_target.length_squared() &gt; 0.0 &amp;&amp; self.nose_direction().dot(to_target.normalize()) &gt; 0.999</w:t>
-      </w:r>
-    </w:p>
-    <w:p>
-      <w:pPr>
-        <w:pStyle w:val="Code"/>
-      </w:pPr>
-      <w:r>
-        <w:rPr>
-          <w:rFonts w:ascii="Courier New" w:cs="Courier New" w:eastAsia="Courier New" w:hAnsi="Courier New"/>
-          <w:sz w:val="18"/>
-          <w:szCs w:val="18"/>
-        </w:rPr>
-        <w:t xml:space="preserve">    }</w:t>
-      </w:r>
-    </w:p>
-    <w:p>
-      <w:pPr>
-        <w:pStyle w:val="Code"/>
-      </w:pPr>
-      <w:r>
-        <w:rPr>
-          <w:rFonts w:ascii="Courier New" w:cs="Courier New" w:eastAsia="Courier New" w:hAnsi="Courier New"/>
-          <w:sz w:val="18"/>
-          <w:szCs w:val="18"/>
-        </w:rPr>
-        <w:t xml:space="preserve"> </w:t>
-      </w:r>
-    </w:p>
-    <w:p>
-      <w:pPr>
-        <w:pStyle w:val="Code"/>
-      </w:pPr>
-      <w:r>
-        <w:rPr>
-          <w:rFonts w:ascii="Courier New" w:cs="Courier New" w:eastAsia="Courier New" w:hAnsi="Courier New"/>
-          <w:sz w:val="18"/>
-          <w:szCs w:val="18"/>
-        </w:rPr>
-        <w:t xml:space="preserve">    /// Размещение после обращения вокруг вертикальной оси сцены на `phase_deg`.</w:t>
-      </w:r>
-    </w:p>
-    <w:p>
-      <w:pPr>
-        <w:pStyle w:val="Code"/>
-      </w:pPr>
-      <w:r>
-        <w:rPr>
-          <w:rFonts w:ascii="Courier New" w:cs="Courier New" w:eastAsia="Courier New" w:hAnsi="Courier New"/>
-          <w:sz w:val="18"/>
-          <w:szCs w:val="18"/>
-        </w:rPr>
-        <w:t xml:space="preserve">    /// Считается от исходного размещения, а не прибавляется к текущему,</w:t>
-      </w:r>
-    </w:p>
-    <w:p>
-      <w:pPr>
-        <w:pStyle w:val="Code"/>
-      </w:pPr>
-      <w:r>
-        <w:rPr>
-          <w:rFonts w:ascii="Courier New" w:cs="Courier New" w:eastAsia="Courier New" w:hAnsi="Courier New"/>
-          <w:sz w:val="18"/>
-          <w:szCs w:val="18"/>
-        </w:rPr>
-        <w:t xml:space="preserve">    /// поэтому ошибки округления не накапливаются: радиус и направление</w:t>
-      </w:r>
-    </w:p>
-    <w:p>
-      <w:pPr>
-        <w:pStyle w:val="Code"/>
-      </w:pPr>
-      <w:r>
-        <w:rPr>
-          <w:rFonts w:ascii="Courier New" w:cs="Courier New" w:eastAsia="Courier New" w:hAnsi="Courier New"/>
-          <w:sz w:val="18"/>
-          <w:szCs w:val="18"/>
-        </w:rPr>
-        <w:t xml:space="preserve">    /// носика на центр остаются точными при любой длительности работы.</w:t>
-      </w:r>
-    </w:p>
-    <w:p>
-      <w:pPr>
-        <w:pStyle w:val="Code"/>
-      </w:pPr>
-      <w:r>
-        <w:rPr>
-          <w:rFonts w:ascii="Courier New" w:cs="Courier New" w:eastAsia="Courier New" w:hAnsi="Courier New"/>
-          <w:sz w:val="18"/>
-          <w:szCs w:val="18"/>
-        </w:rPr>
-        <w:t xml:space="preserve">    pub fn orbited(&amp;self, phase_deg: f32) -&gt; Self {</w:t>
-      </w:r>
-    </w:p>
-    <w:p>
-      <w:pPr>
-        <w:pStyle w:val="Code"/>
-      </w:pPr>
-      <w:r>
-        <w:rPr>
-          <w:rFonts w:ascii="Courier New" w:cs="Courier New" w:eastAsia="Courier New" w:hAnsi="Courier New"/>
-          <w:sz w:val="18"/>
-          <w:szCs w:val="18"/>
-        </w:rPr>
-        <w:t xml:space="preserve">        Self {</w:t>
-      </w:r>
-    </w:p>
-    <w:p>
-      <w:pPr>
-        <w:pStyle w:val="Code"/>
-      </w:pPr>
-      <w:r>
-        <w:rPr>
-          <w:rFonts w:ascii="Courier New" w:cs="Courier New" w:eastAsia="Courier New" w:hAnsi="Courier New"/>
-          <w:sz w:val="18"/>
-          <w:szCs w:val="18"/>
-        </w:rPr>
-        <w:t xml:space="preserve">            position: Quat::from_rotation_y(phase_deg.to_radians()) * self.position,</w:t>
-      </w:r>
-    </w:p>
-    <w:p>
-      <w:pPr>
-        <w:pStyle w:val="Code"/>
-      </w:pPr>
-      <w:r>
-        <w:rPr>
-          <w:rFonts w:ascii="Courier New" w:cs="Courier New" w:eastAsia="Courier New" w:hAnsi="Courier New"/>
-          <w:sz w:val="18"/>
-          <w:szCs w:val="18"/>
-        </w:rPr>
-        <w:t xml:space="preserve">            angle_deg: (self.angle_deg - phase_deg).rem_euclid(360.0),</w:t>
-      </w:r>
-    </w:p>
-    <w:p>
-      <w:pPr>
-        <w:pStyle w:val="Code"/>
-      </w:pPr>
-      <w:r>
-        <w:rPr>
-          <w:rFonts w:ascii="Courier New" w:cs="Courier New" w:eastAsia="Courier New" w:hAnsi="Courier New"/>
-          <w:sz w:val="18"/>
-          <w:szCs w:val="18"/>
-        </w:rPr>
-        <w:t xml:space="preserve">            color: self.color,</w:t>
-      </w:r>
-    </w:p>
-    <w:p>
-      <w:pPr>
-        <w:pStyle w:val="Code"/>
-      </w:pPr>
-      <w:r>
-        <w:rPr>
-          <w:rFonts w:ascii="Courier New" w:cs="Courier New" w:eastAsia="Courier New" w:hAnsi="Courier New"/>
-          <w:sz w:val="18"/>
-          <w:szCs w:val="18"/>
-        </w:rPr>
-        <w:t xml:space="preserve">        }</w:t>
-      </w:r>
-    </w:p>
-    <w:p>
-      <w:pPr>
-        <w:pStyle w:val="Code"/>
-      </w:pPr>
-      <w:r>
-        <w:rPr>
-          <w:rFonts w:ascii="Courier New" w:cs="Courier New" w:eastAsia="Courier New" w:hAnsi="Courier New"/>
-          <w:sz w:val="18"/>
-          <w:szCs w:val="18"/>
-        </w:rPr>
-        <w:t xml:space="preserve">    }</w:t>
-      </w:r>
-    </w:p>
-    <w:p>
-      <w:pPr>
-        <w:pStyle w:val="Code"/>
-      </w:pPr>
-      <w:r>
-        <w:rPr>
-          <w:rFonts w:ascii="Courier New" w:cs="Courier New" w:eastAsia="Courier New" w:hAnsi="Courier New"/>
-          <w:sz w:val="18"/>
-          <w:szCs w:val="18"/>
-        </w:rPr>
-        <w:t xml:space="preserve">}</w:t>
-      </w:r>
-    </w:p>
-    <w:p>
-      <w:pPr>
-        <w:pStyle w:val="Code"/>
-      </w:pPr>
-      <w:r>
-        <w:rPr>
-          <w:rFonts w:ascii="Courier New" w:cs="Courier New" w:eastAsia="Courier New" w:hAnsi="Courier New"/>
-          <w:sz w:val="18"/>
-          <w:szCs w:val="18"/>
-        </w:rPr>
-        <w:t xml:space="preserve"> </w:t>
-      </w:r>
-    </w:p>
-    <w:p>
-      <w:pPr>
-        <w:pStyle w:val="Code"/>
-      </w:pPr>
-      <w:r>
-        <w:rPr>
-          <w:rFonts w:ascii="Courier New" w:cs="Courier New" w:eastAsia="Courier New" w:hAnsi="Courier New"/>
-          <w:sz w:val="18"/>
-          <w:szCs w:val="18"/>
-        </w:rPr>
-        <w:t xml:space="preserve">/// Система визуализации. Роль та же, что у update_visual_system</w:t>
-      </w:r>
-    </w:p>
-    <w:p>
-      <w:pPr>
-        <w:pStyle w:val="Code"/>
-      </w:pPr>
-      <w:r>
-        <w:rPr>
-          <w:rFonts w:ascii="Courier New" w:cs="Courier New" w:eastAsia="Courier New" w:hAnsi="Courier New"/>
-          <w:sz w:val="18"/>
-          <w:szCs w:val="18"/>
-        </w:rPr>
-        <w:t xml:space="preserve">/// в лабораторной №2: перенести данные в то, что видит рендерер.</w:t>
-      </w:r>
-    </w:p>
-    <w:p>
-      <w:pPr>
-        <w:pStyle w:val="Code"/>
-      </w:pPr>
-      <w:r>
-        <w:rPr>
-          <w:rFonts w:ascii="Courier New" w:cs="Courier New" w:eastAsia="Courier New" w:hAnsi="Courier New"/>
-          <w:sz w:val="18"/>
-          <w:szCs w:val="18"/>
-        </w:rPr>
-        <w:t xml:space="preserve">/// Отличие в условии запуска: здесь реагирует фильтр `Changed&lt;GraphicObject&gt;`</w:t>
-      </w:r>
-    </w:p>
-    <w:p>
-      <w:pPr>
-        <w:pStyle w:val="Code"/>
-      </w:pPr>
-      <w:r>
-        <w:rPr>
-          <w:rFonts w:ascii="Courier New" w:cs="Courier New" w:eastAsia="Courier New" w:hAnsi="Courier New"/>
-          <w:sz w:val="18"/>
-          <w:szCs w:val="18"/>
-        </w:rPr>
-        <w:t xml:space="preserve">/// на изменение компонента, а не проверка изменения ресурса.</w:t>
-      </w:r>
-    </w:p>
-    <w:p>
-      <w:pPr>
-        <w:pStyle w:val="Code"/>
-      </w:pPr>
-      <w:r>
-        <w:rPr>
-          <w:rFonts w:ascii="Courier New" w:cs="Courier New" w:eastAsia="Courier New" w:hAnsi="Courier New"/>
-          <w:sz w:val="18"/>
-          <w:szCs w:val="18"/>
-        </w:rPr>
-        <w:t xml:space="preserve">/// Аналог recalculateModelMatrix: при изменении позиции или угла</w:t>
-      </w:r>
-    </w:p>
-    <w:p>
-      <w:pPr>
-        <w:pStyle w:val="Code"/>
-      </w:pPr>
-      <w:r>
-        <w:rPr>
-          <w:rFonts w:ascii="Courier New" w:cs="Courier New" w:eastAsia="Courier New" w:hAnsi="Courier New"/>
-          <w:sz w:val="18"/>
-          <w:szCs w:val="18"/>
-        </w:rPr>
-        <w:t xml:space="preserve">/// пересчитывается матрица модели (`Transform`). Материал переписывается</w:t>
-      </w:r>
-    </w:p>
-    <w:p>
-      <w:pPr>
-        <w:pStyle w:val="Code"/>
-      </w:pPr>
-      <w:r>
-        <w:rPr>
-          <w:rFonts w:ascii="Courier New" w:cs="Courier New" w:eastAsia="Courier New" w:hAnsi="Courier New"/>
-          <w:sz w:val="18"/>
-          <w:szCs w:val="18"/>
-        </w:rPr>
-        <w:t xml:space="preserve">/// только когда цвет действительно другой: запись через `get_mut` помечает</w:t>
-      </w:r>
-    </w:p>
-    <w:p>
-      <w:pPr>
-        <w:pStyle w:val="Code"/>
-      </w:pPr>
-      <w:r>
-        <w:rPr>
-          <w:rFonts w:ascii="Courier New" w:cs="Courier New" w:eastAsia="Courier New" w:hAnsi="Courier New"/>
-          <w:sz w:val="18"/>
-          <w:szCs w:val="18"/>
-        </w:rPr>
-        <w:t xml:space="preserve">/// ассет изменённым, и рендерер заново готовит его для GPU.</w:t>
-      </w:r>
-    </w:p>
-    <w:p>
-      <w:pPr>
-        <w:pStyle w:val="Code"/>
-      </w:pPr>
-      <w:r>
-        <w:rPr>
-          <w:rFonts w:ascii="Courier New" w:cs="Courier New" w:eastAsia="Courier New" w:hAnsi="Courier New"/>
-          <w:sz w:val="18"/>
-          <w:szCs w:val="18"/>
-        </w:rPr>
-        <w:t xml:space="preserve">pub fn update_visual_system(</w:t>
-      </w:r>
-    </w:p>
-    <w:p>
-      <w:pPr>
-        <w:pStyle w:val="Code"/>
-      </w:pPr>
-      <w:r>
-        <w:rPr>
-          <w:rFonts w:ascii="Courier New" w:cs="Courier New" w:eastAsia="Courier New" w:hAnsi="Courier New"/>
-          <w:sz w:val="18"/>
-          <w:szCs w:val="18"/>
-        </w:rPr>
-        <w:t xml:space="preserve">    mut materials: ResMut&lt;Assets&lt;StandardMaterial&gt;&gt;,</w:t>
-      </w:r>
-    </w:p>
-    <w:p>
-      <w:pPr>
-        <w:pStyle w:val="Code"/>
-      </w:pPr>
-      <w:r>
-        <w:rPr>
-          <w:rFonts w:ascii="Courier New" w:cs="Courier New" w:eastAsia="Courier New" w:hAnsi="Courier New"/>
-          <w:sz w:val="18"/>
-          <w:szCs w:val="18"/>
-        </w:rPr>
-        <w:t xml:space="preserve">    mut query: Query&lt;</w:t>
-      </w:r>
-    </w:p>
-    <w:p>
-      <w:pPr>
-        <w:pStyle w:val="Code"/>
-      </w:pPr>
-      <w:r>
-        <w:rPr>
-          <w:rFonts w:ascii="Courier New" w:cs="Courier New" w:eastAsia="Courier New" w:hAnsi="Courier New"/>
-          <w:sz w:val="18"/>
-          <w:szCs w:val="18"/>
-        </w:rPr>
-        <w:t xml:space="preserve">        (</w:t>
-      </w:r>
-    </w:p>
-    <w:p>
-      <w:pPr>
-        <w:pStyle w:val="Code"/>
-      </w:pPr>
-      <w:r>
-        <w:rPr>
-          <w:rFonts w:ascii="Courier New" w:cs="Courier New" w:eastAsia="Courier New" w:hAnsi="Courier New"/>
-          <w:sz w:val="18"/>
-          <w:szCs w:val="18"/>
-        </w:rPr>
-        <w:t xml:space="preserve">            &amp;GraphicObject,</w:t>
-      </w:r>
-    </w:p>
-    <w:p>
-      <w:pPr>
-        <w:pStyle w:val="Code"/>
-      </w:pPr>
-      <w:r>
-        <w:rPr>
-          <w:rFonts w:ascii="Courier New" w:cs="Courier New" w:eastAsia="Courier New" w:hAnsi="Courier New"/>
-          <w:sz w:val="18"/>
-          <w:szCs w:val="18"/>
-        </w:rPr>
-        <w:t xml:space="preserve">            &amp;mut Transform,</w:t>
-      </w:r>
-    </w:p>
-    <w:p>
-      <w:pPr>
-        <w:pStyle w:val="Code"/>
-      </w:pPr>
-      <w:r>
-        <w:rPr>
-          <w:rFonts w:ascii="Courier New" w:cs="Courier New" w:eastAsia="Courier New" w:hAnsi="Courier New"/>
-          <w:sz w:val="18"/>
-          <w:szCs w:val="18"/>
-        </w:rPr>
-        <w:t xml:space="preserve">            &amp;MeshMaterial3d&lt;StandardMaterial&gt;,</w:t>
-      </w:r>
-    </w:p>
-    <w:p>
-      <w:pPr>
-        <w:pStyle w:val="Code"/>
-      </w:pPr>
-      <w:r>
-        <w:rPr>
-          <w:rFonts w:ascii="Courier New" w:cs="Courier New" w:eastAsia="Courier New" w:hAnsi="Courier New"/>
-          <w:sz w:val="18"/>
-          <w:szCs w:val="18"/>
-        </w:rPr>
-        <w:t xml:space="preserve">        ),</w:t>
-      </w:r>
-    </w:p>
-    <w:p>
-      <w:pPr>
-        <w:pStyle w:val="Code"/>
-      </w:pPr>
-      <w:r>
-        <w:rPr>
-          <w:rFonts w:ascii="Courier New" w:cs="Courier New" w:eastAsia="Courier New" w:hAnsi="Courier New"/>
-          <w:sz w:val="18"/>
-          <w:szCs w:val="18"/>
-        </w:rPr>
-        <w:t xml:space="preserve">        Changed&lt;GraphicObject&gt;,</w:t>
-      </w:r>
-    </w:p>
-    <w:p>
-      <w:pPr>
-        <w:pStyle w:val="Code"/>
-      </w:pPr>
-      <w:r>
-        <w:rPr>
-          <w:rFonts w:ascii="Courier New" w:cs="Courier New" w:eastAsia="Courier New" w:hAnsi="Courier New"/>
-          <w:sz w:val="18"/>
-          <w:szCs w:val="18"/>
-        </w:rPr>
-        <w:t xml:space="preserve">    &gt;,</w:t>
+        <w:t xml:space="preserve">/// Порождение сущности на сцене (аналог метода draw): регистрирует меш</w:t>
+      </w:r>
+    </w:p>
+    <w:p>
+      <w:pPr>
+        <w:pStyle w:val="Code"/>
+      </w:pPr>
+      <w:r>
+        <w:rPr>
+          <w:rFonts w:ascii="Courier New" w:cs="Courier New" w:eastAsia="Courier New" w:hAnsi="Courier New"/>
+          <w:sz w:val="18"/>
+          <w:szCs w:val="18"/>
+        </w:rPr>
+        <w:t xml:space="preserve">/// и материал, затем создаёт сущность с компонентами Mesh3d, MeshMaterial3d,</w:t>
+      </w:r>
+    </w:p>
+    <w:p>
+      <w:pPr>
+        <w:pStyle w:val="Code"/>
+      </w:pPr>
+      <w:r>
+        <w:rPr>
+          <w:rFonts w:ascii="Courier New" w:cs="Courier New" w:eastAsia="Courier New" w:hAnsi="Courier New"/>
+          <w:sz w:val="18"/>
+          <w:szCs w:val="18"/>
+        </w:rPr>
+        <w:t xml:space="preserve">/// Transform и самим GraphicObject. Носик — дочерняя сущность, поэтому</w:t>
+      </w:r>
+    </w:p>
+    <w:p>
+      <w:pPr>
+        <w:pStyle w:val="Code"/>
+      </w:pPr>
+      <w:r>
+        <w:rPr>
+          <w:rFonts w:ascii="Courier New" w:cs="Courier New" w:eastAsia="Courier New" w:hAnsi="Courier New"/>
+          <w:sz w:val="18"/>
+          <w:szCs w:val="18"/>
+        </w:rPr>
+        <w:t xml:space="preserve">/// поворачивается вместе с тором.</w:t>
+      </w:r>
+    </w:p>
+    <w:p>
+      <w:pPr>
+        <w:pStyle w:val="Code"/>
+      </w:pPr>
+      <w:r>
+        <w:rPr>
+          <w:rFonts w:ascii="Courier New" w:cs="Courier New" w:eastAsia="Courier New" w:hAnsi="Courier New"/>
+          <w:sz w:val="18"/>
+          <w:szCs w:val="18"/>
+        </w:rPr>
+        <w:t xml:space="preserve">pub fn spawn_graphic_object(</w:t>
+      </w:r>
+    </w:p>
+    <w:p>
+      <w:pPr>
+        <w:pStyle w:val="Code"/>
+      </w:pPr>
+      <w:r>
+        <w:rPr>
+          <w:rFonts w:ascii="Courier New" w:cs="Courier New" w:eastAsia="Courier New" w:hAnsi="Courier New"/>
+          <w:sz w:val="18"/>
+          <w:szCs w:val="18"/>
+        </w:rPr>
+        <w:t xml:space="preserve">    commands: &amp;mut Commands,</w:t>
+      </w:r>
+    </w:p>
+    <w:p>
+      <w:pPr>
+        <w:pStyle w:val="Code"/>
+      </w:pPr>
+      <w:r>
+        <w:rPr>
+          <w:rFonts w:ascii="Courier New" w:cs="Courier New" w:eastAsia="Courier New" w:hAnsi="Courier New"/>
+          <w:sz w:val="18"/>
+          <w:szCs w:val="18"/>
+        </w:rPr>
+        <w:t xml:space="preserve">    meshes: &amp;mut ResMut&lt;Assets&lt;Mesh&gt;&gt;,</w:t>
+      </w:r>
+    </w:p>
+    <w:p>
+      <w:pPr>
+        <w:pStyle w:val="Code"/>
+      </w:pPr>
+      <w:r>
+        <w:rPr>
+          <w:rFonts w:ascii="Courier New" w:cs="Courier New" w:eastAsia="Courier New" w:hAnsi="Courier New"/>
+          <w:sz w:val="18"/>
+          <w:szCs w:val="18"/>
+        </w:rPr>
+        <w:t xml:space="preserve">    materials: &amp;mut ResMut&lt;Assets&lt;StandardMaterial&gt;&gt;,</w:t>
+      </w:r>
+    </w:p>
+    <w:p>
+      <w:pPr>
+        <w:pStyle w:val="Code"/>
+      </w:pPr>
+      <w:r>
+        <w:rPr>
+          <w:rFonts w:ascii="Courier New" w:cs="Courier New" w:eastAsia="Courier New" w:hAnsi="Courier New"/>
+          <w:sz w:val="18"/>
+          <w:szCs w:val="18"/>
+        </w:rPr>
+        <w:t xml:space="preserve">    object: GraphicObject,</w:t>
       </w:r>
     </w:p>
     <w:p>
@@ -5396,306 +4707,46 @@
           <w:sz w:val="18"/>
           <w:szCs w:val="18"/>
         </w:rPr>
-        <w:t xml:space="preserve">    for (object, mut transform, material) in &amp;mut query {</w:t>
-      </w:r>
-    </w:p>
-    <w:p>
-      <w:pPr>
-        <w:pStyle w:val="Code"/>
-      </w:pPr>
-      <w:r>
-        <w:rPr>
-          <w:rFonts w:ascii="Courier New" w:cs="Courier New" w:eastAsia="Courier New" w:hAnsi="Courier New"/>
-          <w:sz w:val="18"/>
-          <w:szCs w:val="18"/>
-        </w:rPr>
-        <w:t xml:space="preserve">        *transform = object.to_transform();</w:t>
-      </w:r>
-    </w:p>
-    <w:p>
-      <w:pPr>
-        <w:pStyle w:val="Code"/>
-      </w:pPr>
-      <w:r>
-        <w:rPr>
-          <w:rFonts w:ascii="Courier New" w:cs="Courier New" w:eastAsia="Courier New" w:hAnsi="Courier New"/>
-          <w:sz w:val="18"/>
-          <w:szCs w:val="18"/>
-        </w:rPr>
-        <w:t xml:space="preserve">        let color = object.to_color();</w:t>
-      </w:r>
-    </w:p>
-    <w:p>
-      <w:pPr>
-        <w:pStyle w:val="Code"/>
-      </w:pPr>
-      <w:r>
-        <w:rPr>
-          <w:rFonts w:ascii="Courier New" w:cs="Courier New" w:eastAsia="Courier New" w:hAnsi="Courier New"/>
-          <w:sz w:val="18"/>
-          <w:szCs w:val="18"/>
-        </w:rPr>
-        <w:t xml:space="preserve">        let color_changed = materials</w:t>
-      </w:r>
-    </w:p>
-    <w:p>
-      <w:pPr>
-        <w:pStyle w:val="Code"/>
-      </w:pPr>
-      <w:r>
-        <w:rPr>
-          <w:rFonts w:ascii="Courier New" w:cs="Courier New" w:eastAsia="Courier New" w:hAnsi="Courier New"/>
-          <w:sz w:val="18"/>
-          <w:szCs w:val="18"/>
-        </w:rPr>
-        <w:t xml:space="preserve">            .get(material.id())</w:t>
-      </w:r>
-    </w:p>
-    <w:p>
-      <w:pPr>
-        <w:pStyle w:val="Code"/>
-      </w:pPr>
-      <w:r>
-        <w:rPr>
-          <w:rFonts w:ascii="Courier New" w:cs="Courier New" w:eastAsia="Courier New" w:hAnsi="Courier New"/>
-          <w:sz w:val="18"/>
-          <w:szCs w:val="18"/>
-        </w:rPr>
-        <w:t xml:space="preserve">            .is_some_and(|current| current.base_color != color);</w:t>
-      </w:r>
-    </w:p>
-    <w:p>
-      <w:pPr>
-        <w:pStyle w:val="Code"/>
-      </w:pPr>
-      <w:r>
-        <w:rPr>
-          <w:rFonts w:ascii="Courier New" w:cs="Courier New" w:eastAsia="Courier New" w:hAnsi="Courier New"/>
-          <w:sz w:val="18"/>
-          <w:szCs w:val="18"/>
-        </w:rPr>
-        <w:t xml:space="preserve">        if color_changed &amp;&amp; let Some(mut current) = materials.get_mut(material.id()) {</w:t>
-      </w:r>
-    </w:p>
-    <w:p>
-      <w:pPr>
-        <w:pStyle w:val="Code"/>
-      </w:pPr>
-      <w:r>
-        <w:rPr>
-          <w:rFonts w:ascii="Courier New" w:cs="Courier New" w:eastAsia="Courier New" w:hAnsi="Courier New"/>
-          <w:sz w:val="18"/>
-          <w:szCs w:val="18"/>
-        </w:rPr>
-        <w:t xml:space="preserve">            current.base_color = color;</w:t>
-      </w:r>
-    </w:p>
-    <w:p>
-      <w:pPr>
-        <w:pStyle w:val="Code"/>
-      </w:pPr>
-      <w:r>
-        <w:rPr>
-          <w:rFonts w:ascii="Courier New" w:cs="Courier New" w:eastAsia="Courier New" w:hAnsi="Courier New"/>
-          <w:sz w:val="18"/>
-          <w:szCs w:val="18"/>
-        </w:rPr>
-        <w:t xml:space="preserve">        }</w:t>
-      </w:r>
-    </w:p>
-    <w:p>
-      <w:pPr>
-        <w:pStyle w:val="Code"/>
-      </w:pPr>
-      <w:r>
-        <w:rPr>
-          <w:rFonts w:ascii="Courier New" w:cs="Courier New" w:eastAsia="Courier New" w:hAnsi="Courier New"/>
-          <w:sz w:val="18"/>
-          <w:szCs w:val="18"/>
-        </w:rPr>
-        <w:t xml:space="preserve">    }</w:t>
-      </w:r>
-    </w:p>
-    <w:p>
-      <w:pPr>
-        <w:pStyle w:val="Code"/>
-      </w:pPr>
-      <w:r>
-        <w:rPr>
-          <w:rFonts w:ascii="Courier New" w:cs="Courier New" w:eastAsia="Courier New" w:hAnsi="Courier New"/>
-          <w:sz w:val="18"/>
-          <w:szCs w:val="18"/>
-        </w:rPr>
-        <w:t xml:space="preserve">}</w:t>
-      </w:r>
-    </w:p>
-    <w:p>
-      <w:pPr>
-        <w:pStyle w:val="Code"/>
-      </w:pPr>
-      <w:r>
-        <w:rPr>
-          <w:rFonts w:ascii="Courier New" w:cs="Courier New" w:eastAsia="Courier New" w:hAnsi="Courier New"/>
-          <w:sz w:val="18"/>
-          <w:szCs w:val="18"/>
-        </w:rPr>
-        <w:t xml:space="preserve"> </w:t>
-      </w:r>
-    </w:p>
-    <w:p>
-      <w:pPr>
-        <w:pStyle w:val="Code"/>
-      </w:pPr>
-      <w:r>
-        <w:rPr>
-          <w:rFonts w:ascii="Courier New" w:cs="Courier New" w:eastAsia="Courier New" w:hAnsi="Courier New"/>
-          <w:sz w:val="18"/>
-          <w:szCs w:val="18"/>
-        </w:rPr>
-        <w:t xml:space="preserve">/// Порождение сущности на сцене: аналог метода draw.</w:t>
-      </w:r>
-    </w:p>
-    <w:p>
-      <w:pPr>
-        <w:pStyle w:val="Code"/>
-      </w:pPr>
-      <w:r>
-        <w:rPr>
-          <w:rFonts w:ascii="Courier New" w:cs="Courier New" w:eastAsia="Courier New" w:hAnsi="Courier New"/>
-          <w:sz w:val="18"/>
-          <w:szCs w:val="18"/>
-        </w:rPr>
-        <w:t xml:space="preserve">/// Регистрирует меш модели (один раз на все объекты) и материал объекта,</w:t>
-      </w:r>
-    </w:p>
-    <w:p>
-      <w:pPr>
-        <w:pStyle w:val="Code"/>
-      </w:pPr>
-      <w:r>
-        <w:rPr>
-          <w:rFonts w:ascii="Courier New" w:cs="Courier New" w:eastAsia="Courier New" w:hAnsi="Courier New"/>
-          <w:sz w:val="18"/>
-          <w:szCs w:val="18"/>
-        </w:rPr>
-        <w:t xml:space="preserve">/// затем создаёт сущность с компонентами Mesh3d, MeshMaterial3d, Transform</w:t>
-      </w:r>
-    </w:p>
-    <w:p>
-      <w:pPr>
-        <w:pStyle w:val="Code"/>
-      </w:pPr>
-      <w:r>
-        <w:rPr>
-          <w:rFonts w:ascii="Courier New" w:cs="Courier New" w:eastAsia="Courier New" w:hAnsi="Courier New"/>
-          <w:sz w:val="18"/>
-          <w:szCs w:val="18"/>
-        </w:rPr>
-        <w:t xml:space="preserve">/// и самим GraphicObject. Носик — дочерняя сущность с тем же материалом.</w:t>
-      </w:r>
-    </w:p>
-    <w:p>
-      <w:pPr>
-        <w:pStyle w:val="Code"/>
-      </w:pPr>
-      <w:r>
-        <w:rPr>
-          <w:rFonts w:ascii="Courier New" w:cs="Courier New" w:eastAsia="Courier New" w:hAnsi="Courier New"/>
-          <w:sz w:val="18"/>
-          <w:szCs w:val="18"/>
-        </w:rPr>
-        <w:t xml:space="preserve">pub fn spawn_graphic_object(</w:t>
-      </w:r>
-    </w:p>
-    <w:p>
-      <w:pPr>
-        <w:pStyle w:val="Code"/>
-      </w:pPr>
-      <w:r>
-        <w:rPr>
-          <w:rFonts w:ascii="Courier New" w:cs="Courier New" w:eastAsia="Courier New" w:hAnsi="Courier New"/>
-          <w:sz w:val="18"/>
-          <w:szCs w:val="18"/>
-        </w:rPr>
-        <w:t xml:space="preserve">    commands: &amp;mut Commands,</w:t>
-      </w:r>
-    </w:p>
-    <w:p>
-      <w:pPr>
-        <w:pStyle w:val="Code"/>
-      </w:pPr>
-      <w:r>
-        <w:rPr>
-          <w:rFonts w:ascii="Courier New" w:cs="Courier New" w:eastAsia="Courier New" w:hAnsi="Courier New"/>
-          <w:sz w:val="18"/>
-          <w:szCs w:val="18"/>
-        </w:rPr>
-        <w:t xml:space="preserve">    meshes: &amp;mut ResMut&lt;Assets&lt;Mesh&gt;&gt;,</w:t>
-      </w:r>
-    </w:p>
-    <w:p>
-      <w:pPr>
-        <w:pStyle w:val="Code"/>
-      </w:pPr>
-      <w:r>
-        <w:rPr>
-          <w:rFonts w:ascii="Courier New" w:cs="Courier New" w:eastAsia="Courier New" w:hAnsi="Courier New"/>
-          <w:sz w:val="18"/>
-          <w:szCs w:val="18"/>
-        </w:rPr>
-        <w:t xml:space="preserve">    materials: &amp;mut ResMut&lt;Assets&lt;StandardMaterial&gt;&gt;,</w:t>
-      </w:r>
-    </w:p>
-    <w:p>
-      <w:pPr>
-        <w:pStyle w:val="Code"/>
-      </w:pPr>
-      <w:r>
-        <w:rPr>
-          <w:rFonts w:ascii="Courier New" w:cs="Courier New" w:eastAsia="Courier New" w:hAnsi="Courier New"/>
-          <w:sz w:val="18"/>
-          <w:szCs w:val="18"/>
-        </w:rPr>
-        <w:t xml:space="preserve">    object: GraphicObject,</w:t>
-      </w:r>
-    </w:p>
-    <w:p>
-      <w:pPr>
-        <w:pStyle w:val="Code"/>
-      </w:pPr>
-      <w:r>
-        <w:rPr>
-          <w:rFonts w:ascii="Courier New" w:cs="Courier New" w:eastAsia="Courier New" w:hAnsi="Courier New"/>
-          <w:sz w:val="18"/>
-          <w:szCs w:val="18"/>
-        </w:rPr>
-        <w:t xml:space="preserve">) {</w:t>
-      </w:r>
-    </w:p>
-    <w:p>
-      <w:pPr>
-        <w:pStyle w:val="Code"/>
-      </w:pPr>
-      <w:r>
-        <w:rPr>
-          <w:rFonts w:ascii="Courier New" w:cs="Courier New" w:eastAsia="Courier New" w:hAnsi="Courier New"/>
-          <w:sz w:val="18"/>
-          <w:szCs w:val="18"/>
-        </w:rPr>
-        <w:t xml:space="preserve">    ensure_mesh(meshes, &amp;TORUS_MESH, || {</w:t>
-      </w:r>
-    </w:p>
-    <w:p>
-      <w:pPr>
-        <w:pStyle w:val="Code"/>
-      </w:pPr>
-      <w:r>
-        <w:rPr>
-          <w:rFonts w:ascii="Courier New" w:cs="Courier New" w:eastAsia="Courier New" w:hAnsi="Courier New"/>
-          <w:sz w:val="18"/>
-          <w:szCs w:val="18"/>
-        </w:rPr>
-        <w:t xml:space="preserve">        Torus::new(TORUS_INNER_RADIUS, TORUS_OUTER_RADIUS).into()</w:t>
+        <w:t xml:space="preserve">    println!("Создан объект: {:?}", object);</w:t>
+      </w:r>
+    </w:p>
+    <w:p>
+      <w:pPr>
+        <w:pStyle w:val="Code"/>
+      </w:pPr>
+      <w:r>
+        <w:rPr>
+          <w:rFonts w:ascii="Courier New" w:cs="Courier New" w:eastAsia="Courier New" w:hAnsi="Courier New"/>
+          <w:sz w:val="18"/>
+          <w:szCs w:val="18"/>
+        </w:rPr>
+        <w:t xml:space="preserve">    let material = materials.add(StandardMaterial {</w:t>
+      </w:r>
+    </w:p>
+    <w:p>
+      <w:pPr>
+        <w:pStyle w:val="Code"/>
+      </w:pPr>
+      <w:r>
+        <w:rPr>
+          <w:rFonts w:ascii="Courier New" w:cs="Courier New" w:eastAsia="Courier New" w:hAnsi="Courier New"/>
+          <w:sz w:val="18"/>
+          <w:szCs w:val="18"/>
+        </w:rPr>
+        <w:t xml:space="preserve">        base_color: object.to_color(),</w:t>
+      </w:r>
+    </w:p>
+    <w:p>
+      <w:pPr>
+        <w:pStyle w:val="Code"/>
+      </w:pPr>
+      <w:r>
+        <w:rPr>
+          <w:rFonts w:ascii="Courier New" w:cs="Courier New" w:eastAsia="Courier New" w:hAnsi="Courier New"/>
+          <w:sz w:val="18"/>
+          <w:szCs w:val="18"/>
+        </w:rPr>
+        <w:t xml:space="preserve">        ..default()</w:t>
       </w:r>
     </w:p>
     <w:p>
@@ -5721,150 +4772,85 @@
           <w:sz w:val="18"/>
           <w:szCs w:val="18"/>
         </w:rPr>
-        <w:t xml:space="preserve">    ensure_mesh(meshes, &amp;NOSE_MESH, || {</w:t>
-      </w:r>
-    </w:p>
-    <w:p>
-      <w:pPr>
-        <w:pStyle w:val="Code"/>
-      </w:pPr>
-      <w:r>
-        <w:rPr>
-          <w:rFonts w:ascii="Courier New" w:cs="Courier New" w:eastAsia="Courier New" w:hAnsi="Courier New"/>
-          <w:sz w:val="18"/>
-          <w:szCs w:val="18"/>
-        </w:rPr>
-        <w:t xml:space="preserve">        Cone::new(NOSE_RADIUS, NOSE_LENGTH).into()</w:t>
-      </w:r>
-    </w:p>
-    <w:p>
-      <w:pPr>
-        <w:pStyle w:val="Code"/>
-      </w:pPr>
-      <w:r>
-        <w:rPr>
-          <w:rFonts w:ascii="Courier New" w:cs="Courier New" w:eastAsia="Courier New" w:hAnsi="Courier New"/>
-          <w:sz w:val="18"/>
-          <w:szCs w:val="18"/>
-        </w:rPr>
-        <w:t xml:space="preserve">    });</w:t>
-      </w:r>
-    </w:p>
-    <w:p>
-      <w:pPr>
-        <w:pStyle w:val="Code"/>
-      </w:pPr>
-      <w:r>
-        <w:rPr>
-          <w:rFonts w:ascii="Courier New" w:cs="Courier New" w:eastAsia="Courier New" w:hAnsi="Courier New"/>
-          <w:sz w:val="18"/>
-          <w:szCs w:val="18"/>
-        </w:rPr>
-        <w:t xml:space="preserve">    let material = materials.add(StandardMaterial {</w:t>
-      </w:r>
-    </w:p>
-    <w:p>
-      <w:pPr>
-        <w:pStyle w:val="Code"/>
-      </w:pPr>
-      <w:r>
-        <w:rPr>
-          <w:rFonts w:ascii="Courier New" w:cs="Courier New" w:eastAsia="Courier New" w:hAnsi="Courier New"/>
-          <w:sz w:val="18"/>
-          <w:szCs w:val="18"/>
-        </w:rPr>
-        <w:t xml:space="preserve">        base_color: object.to_color(),</w:t>
-      </w:r>
-    </w:p>
-    <w:p>
-      <w:pPr>
-        <w:pStyle w:val="Code"/>
-      </w:pPr>
-      <w:r>
-        <w:rPr>
-          <w:rFonts w:ascii="Courier New" w:cs="Courier New" w:eastAsia="Courier New" w:hAnsi="Courier New"/>
-          <w:sz w:val="18"/>
-          <w:szCs w:val="18"/>
-        </w:rPr>
-        <w:t xml:space="preserve">        perceptual_roughness: 0.4,</w:t>
-      </w:r>
-    </w:p>
-    <w:p>
-      <w:pPr>
-        <w:pStyle w:val="Code"/>
-      </w:pPr>
-      <w:r>
-        <w:rPr>
-          <w:rFonts w:ascii="Courier New" w:cs="Courier New" w:eastAsia="Courier New" w:hAnsi="Courier New"/>
-          <w:sz w:val="18"/>
-          <w:szCs w:val="18"/>
-        </w:rPr>
-        <w:t xml:space="preserve">        ..default()</w:t>
-      </w:r>
-    </w:p>
-    <w:p>
-      <w:pPr>
-        <w:pStyle w:val="Code"/>
-      </w:pPr>
-      <w:r>
-        <w:rPr>
-          <w:rFonts w:ascii="Courier New" w:cs="Courier New" w:eastAsia="Courier New" w:hAnsi="Courier New"/>
-          <w:sz w:val="18"/>
-          <w:szCs w:val="18"/>
-        </w:rPr>
-        <w:t xml:space="preserve">    });</w:t>
-      </w:r>
-    </w:p>
-    <w:p>
-      <w:pPr>
-        <w:pStyle w:val="Code"/>
-      </w:pPr>
-      <w:r>
-        <w:rPr>
-          <w:rFonts w:ascii="Courier New" w:cs="Courier New" w:eastAsia="Courier New" w:hAnsi="Courier New"/>
-          <w:sz w:val="18"/>
-          <w:szCs w:val="18"/>
-        </w:rPr>
-        <w:t xml:space="preserve">    println!(</w:t>
-      </w:r>
-    </w:p>
-    <w:p>
-      <w:pPr>
-        <w:pStyle w:val="Code"/>
-      </w:pPr>
-      <w:r>
-        <w:rPr>
-          <w:rFonts w:ascii="Courier New" w:cs="Courier New" w:eastAsia="Courier New" w:hAnsi="Courier New"/>
-          <w:sz w:val="18"/>
-          <w:szCs w:val="18"/>
-        </w:rPr>
-        <w:t xml:space="preserve">        "Создан объект: {object:?}, носик {:?}, в центр: {}",</w:t>
-      </w:r>
-    </w:p>
-    <w:p>
-      <w:pPr>
-        <w:pStyle w:val="Code"/>
-      </w:pPr>
-      <w:r>
-        <w:rPr>
-          <w:rFonts w:ascii="Courier New" w:cs="Courier New" w:eastAsia="Courier New" w:hAnsi="Courier New"/>
-          <w:sz w:val="18"/>
-          <w:szCs w:val="18"/>
-        </w:rPr>
-        <w:t xml:space="preserve">        object.nose_direction(),</w:t>
-      </w:r>
-    </w:p>
-    <w:p>
-      <w:pPr>
-        <w:pStyle w:val="Code"/>
-      </w:pPr>
-      <w:r>
-        <w:rPr>
-          <w:rFonts w:ascii="Courier New" w:cs="Courier New" w:eastAsia="Courier New" w:hAnsi="Courier New"/>
-          <w:sz w:val="18"/>
-          <w:szCs w:val="18"/>
-        </w:rPr>
-        <w:t xml:space="preserve">        object.faces(Vec3::ZERO)</w:t>
+        <w:t xml:space="preserve">    // Конус Bevy направлен вершиной вдоль +Y; поворот на −90° вокруг Z</w:t>
+      </w:r>
+    </w:p>
+    <w:p>
+      <w:pPr>
+        <w:pStyle w:val="Code"/>
+      </w:pPr>
+      <w:r>
+        <w:rPr>
+          <w:rFonts w:ascii="Courier New" w:cs="Courier New" w:eastAsia="Courier New" w:hAnsi="Courier New"/>
+          <w:sz w:val="18"/>
+          <w:szCs w:val="18"/>
+        </w:rPr>
+        <w:t xml:space="preserve">    // укладывает его вдоль +X, сразу за внешним краем тора.</w:t>
+      </w:r>
+    </w:p>
+    <w:p>
+      <w:pPr>
+        <w:pStyle w:val="Code"/>
+      </w:pPr>
+      <w:r>
+        <w:rPr>
+          <w:rFonts w:ascii="Courier New" w:cs="Courier New" w:eastAsia="Courier New" w:hAnsi="Courier New"/>
+          <w:sz w:val="18"/>
+          <w:szCs w:val="18"/>
+        </w:rPr>
+        <w:t xml:space="preserve">    let nose = (</w:t>
+      </w:r>
+    </w:p>
+    <w:p>
+      <w:pPr>
+        <w:pStyle w:val="Code"/>
+      </w:pPr>
+      <w:r>
+        <w:rPr>
+          <w:rFonts w:ascii="Courier New" w:cs="Courier New" w:eastAsia="Courier New" w:hAnsi="Courier New"/>
+          <w:sz w:val="18"/>
+          <w:szCs w:val="18"/>
+        </w:rPr>
+        <w:t xml:space="preserve">        Mesh3d(meshes.add(Cone::new(NOSE_RADIUS, NOSE_LENGTH))),</w:t>
+      </w:r>
+    </w:p>
+    <w:p>
+      <w:pPr>
+        <w:pStyle w:val="Code"/>
+      </w:pPr>
+      <w:r>
+        <w:rPr>
+          <w:rFonts w:ascii="Courier New" w:cs="Courier New" w:eastAsia="Courier New" w:hAnsi="Courier New"/>
+          <w:sz w:val="18"/>
+          <w:szCs w:val="18"/>
+        </w:rPr>
+        <w:t xml:space="preserve">        MeshMaterial3d(material.clone()),</w:t>
+      </w:r>
+    </w:p>
+    <w:p>
+      <w:pPr>
+        <w:pStyle w:val="Code"/>
+      </w:pPr>
+      <w:r>
+        <w:rPr>
+          <w:rFonts w:ascii="Courier New" w:cs="Courier New" w:eastAsia="Courier New" w:hAnsi="Courier New"/>
+          <w:sz w:val="18"/>
+          <w:szCs w:val="18"/>
+        </w:rPr>
+        <w:t xml:space="preserve">        Transform::from_xyz(TORUS_OUTER_RADIUS + NOSE_LENGTH / 2.0, 0.0, 0.0)</w:t>
+      </w:r>
+    </w:p>
+    <w:p>
+      <w:pPr>
+        <w:pStyle w:val="Code"/>
+      </w:pPr>
+      <w:r>
+        <w:rPr>
+          <w:rFonts w:ascii="Courier New" w:cs="Courier New" w:eastAsia="Courier New" w:hAnsi="Courier New"/>
+          <w:sz w:val="18"/>
+          <w:szCs w:val="18"/>
+        </w:rPr>
+        <w:t xml:space="preserve">            .with_rotation(Quat::from_rotation_z(-std::f32::consts::FRAC_PI_2)),</w:t>
       </w:r>
     </w:p>
     <w:p>
@@ -5903,20 +4889,20 @@
           <w:sz w:val="18"/>
           <w:szCs w:val="18"/>
         </w:rPr>
-        <w:t xml:space="preserve">        Mesh3d(TORUS_MESH),</w:t>
-      </w:r>
-    </w:p>
-    <w:p>
-      <w:pPr>
-        <w:pStyle w:val="Code"/>
-      </w:pPr>
-      <w:r>
-        <w:rPr>
-          <w:rFonts w:ascii="Courier New" w:cs="Courier New" w:eastAsia="Courier New" w:hAnsi="Courier New"/>
-          <w:sz w:val="18"/>
-          <w:szCs w:val="18"/>
-        </w:rPr>
-        <w:t xml:space="preserve">        MeshMaterial3d(material.clone()),</w:t>
+        <w:t xml:space="preserve">        Mesh3d(meshes.add(Torus::new(TORUS_INNER_RADIUS, TORUS_OUTER_RADIUS))),</w:t>
+      </w:r>
+    </w:p>
+    <w:p>
+      <w:pPr>
+        <w:pStyle w:val="Code"/>
+      </w:pPr>
+      <w:r>
+        <w:rPr>
+          <w:rFonts w:ascii="Courier New" w:cs="Courier New" w:eastAsia="Courier New" w:hAnsi="Courier New"/>
+          <w:sz w:val="18"/>
+          <w:szCs w:val="18"/>
+        </w:rPr>
+        <w:t xml:space="preserve">        MeshMaterial3d(material),</w:t>
       </w:r>
     </w:p>
     <w:p>
@@ -5955,59 +4941,7 @@
           <w:sz w:val="18"/>
           <w:szCs w:val="18"/>
         </w:rPr>
-        <w:t xml:space="preserve">        children![(</w:t>
-      </w:r>
-    </w:p>
-    <w:p>
-      <w:pPr>
-        <w:pStyle w:val="Code"/>
-      </w:pPr>
-      <w:r>
-        <w:rPr>
-          <w:rFonts w:ascii="Courier New" w:cs="Courier New" w:eastAsia="Courier New" w:hAnsi="Courier New"/>
-          <w:sz w:val="18"/>
-          <w:szCs w:val="18"/>
-        </w:rPr>
-        <w:t xml:space="preserve">            Mesh3d(NOSE_MESH),</w:t>
-      </w:r>
-    </w:p>
-    <w:p>
-      <w:pPr>
-        <w:pStyle w:val="Code"/>
-      </w:pPr>
-      <w:r>
-        <w:rPr>
-          <w:rFonts w:ascii="Courier New" w:cs="Courier New" w:eastAsia="Courier New" w:hAnsi="Courier New"/>
-          <w:sz w:val="18"/>
-          <w:szCs w:val="18"/>
-        </w:rPr>
-        <w:t xml:space="preserve">            MeshMaterial3d(material),</w:t>
-      </w:r>
-    </w:p>
-    <w:p>
-      <w:pPr>
-        <w:pStyle w:val="Code"/>
-      </w:pPr>
-      <w:r>
-        <w:rPr>
-          <w:rFonts w:ascii="Courier New" w:cs="Courier New" w:eastAsia="Courier New" w:hAnsi="Courier New"/>
-          <w:sz w:val="18"/>
-          <w:szCs w:val="18"/>
-        </w:rPr>
-        <w:t xml:space="preserve">            nose_transform()</w:t>
-      </w:r>
-    </w:p>
-    <w:p>
-      <w:pPr>
-        <w:pStyle w:val="Code"/>
-      </w:pPr>
-      <w:r>
-        <w:rPr>
-          <w:rFonts w:ascii="Courier New" w:cs="Courier New" w:eastAsia="Courier New" w:hAnsi="Courier New"/>
-          <w:sz w:val="18"/>
-          <w:szCs w:val="18"/>
-        </w:rPr>
-        <w:t xml:space="preserve">        )],</w:t>
+        <w:t xml:space="preserve">        children![nose],</w:t>
       </w:r>
     </w:p>
     <w:p>
@@ -6115,7 +5049,7 @@
           <w:sz w:val="18"/>
           <w:szCs w:val="18"/>
         </w:rPr>
-        <w:t xml:space="preserve">//! контейнер `Vec` и системы ввода, симуляции и визуализации в порядке `.chain()`.</w:t>
+        <w:t xml:space="preserve">//! контейнер `Vec` и порядок систем через `.chain()`.</w:t>
       </w:r>
     </w:p>
     <w:p>
@@ -6193,7 +5127,7 @@
           <w:sz w:val="18"/>
           <w:szCs w:val="18"/>
         </w:rPr>
-        <w:t xml:space="preserve">use super::graphic_object::{GraphicObject, spawn_graphic_object, update_visual_system};</w:t>
+        <w:t xml:space="preserve">use super::graphic_object::{GraphicObject, spawn_graphic_object};</w:t>
       </w:r>
     </w:p>
     <w:p>
@@ -6310,72 +5244,59 @@
           <w:sz w:val="18"/>
           <w:szCs w:val="18"/>
         </w:rPr>
-        <w:t xml:space="preserve">/// Исходное размещение объекта и накопленный угол обращения вокруг центра.</w:t>
-      </w:r>
-    </w:p>
-    <w:p>
-      <w:pPr>
-        <w:pStyle w:val="Code"/>
-      </w:pPr>
-      <w:r>
-        <w:rPr>
-          <w:rFonts w:ascii="Courier New" w:cs="Courier New" w:eastAsia="Courier New" w:hAnsi="Courier New"/>
-          <w:sz w:val="18"/>
-          <w:szCs w:val="18"/>
-        </w:rPr>
-        <w:t xml:space="preserve">/// Текущее размещение каждый кадр вычисляется из исходного.</w:t>
-      </w:r>
-    </w:p>
-    <w:p>
-      <w:pPr>
-        <w:pStyle w:val="Code"/>
-      </w:pPr>
-      <w:r>
-        <w:rPr>
-          <w:rFonts w:ascii="Courier New" w:cs="Courier New" w:eastAsia="Courier New" w:hAnsi="Courier New"/>
-          <w:sz w:val="18"/>
-          <w:szCs w:val="18"/>
-        </w:rPr>
-        <w:t xml:space="preserve">#[derive(Component, Debug, Clone)]</w:t>
-      </w:r>
-    </w:p>
-    <w:p>
-      <w:pPr>
-        <w:pStyle w:val="Code"/>
-      </w:pPr>
-      <w:r>
-        <w:rPr>
-          <w:rFonts w:ascii="Courier New" w:cs="Courier New" w:eastAsia="Courier New" w:hAnsi="Courier New"/>
-          <w:sz w:val="18"/>
-          <w:szCs w:val="18"/>
-        </w:rPr>
-        <w:t xml:space="preserve">pub struct OrbitAnchor {</w:t>
-      </w:r>
-    </w:p>
-    <w:p>
-      <w:pPr>
-        <w:pStyle w:val="Code"/>
-      </w:pPr>
-      <w:r>
-        <w:rPr>
-          <w:rFonts w:ascii="Courier New" w:cs="Courier New" w:eastAsia="Courier New" w:hAnsi="Courier New"/>
-          <w:sz w:val="18"/>
-          <w:szCs w:val="18"/>
-        </w:rPr>
-        <w:t xml:space="preserve">    pub start: GraphicObject,</w:t>
-      </w:r>
-    </w:p>
-    <w:p>
-      <w:pPr>
-        <w:pStyle w:val="Code"/>
-      </w:pPr>
-      <w:r>
-        <w:rPr>
-          <w:rFonts w:ascii="Courier New" w:cs="Courier New" w:eastAsia="Courier New" w:hAnsi="Courier New"/>
-          <w:sz w:val="18"/>
-          <w:szCs w:val="18"/>
-        </w:rPr>
-        <w:t xml:space="preserve">    pub phase_deg: f32,</w:t>
+        <w:t xml:space="preserve">/// Режим обращения объектов вокруг центра сцены. Выключен при запуске,</w:t>
+      </w:r>
+    </w:p>
+    <w:p>
+      <w:pPr>
+        <w:pStyle w:val="Code"/>
+      </w:pPr>
+      <w:r>
+        <w:rPr>
+          <w:rFonts w:ascii="Courier New" w:cs="Courier New" w:eastAsia="Courier New" w:hAnsi="Courier New"/>
+          <w:sz w:val="18"/>
+          <w:szCs w:val="18"/>
+        </w:rPr>
+        <w:t xml:space="preserve">/// чтобы кадр совпадал с примером из задания.</w:t>
+      </w:r>
+    </w:p>
+    <w:p>
+      <w:pPr>
+        <w:pStyle w:val="Code"/>
+      </w:pPr>
+      <w:r>
+        <w:rPr>
+          <w:rFonts w:ascii="Courier New" w:cs="Courier New" w:eastAsia="Courier New" w:hAnsi="Courier New"/>
+          <w:sz w:val="18"/>
+          <w:szCs w:val="18"/>
+        </w:rPr>
+        <w:t xml:space="preserve">#[derive(Resource, Default)]</w:t>
+      </w:r>
+    </w:p>
+    <w:p>
+      <w:pPr>
+        <w:pStyle w:val="Code"/>
+      </w:pPr>
+      <w:r>
+        <w:rPr>
+          <w:rFonts w:ascii="Courier New" w:cs="Courier New" w:eastAsia="Courier New" w:hAnsi="Courier New"/>
+          <w:sz w:val="18"/>
+          <w:szCs w:val="18"/>
+        </w:rPr>
+        <w:t xml:space="preserve">pub struct Orbit {</w:t>
+      </w:r>
+    </w:p>
+    <w:p>
+      <w:pPr>
+        <w:pStyle w:val="Code"/>
+      </w:pPr>
+      <w:r>
+        <w:rPr>
+          <w:rFonts w:ascii="Courier New" w:cs="Courier New" w:eastAsia="Courier New" w:hAnsi="Courier New"/>
+          <w:sz w:val="18"/>
+          <w:szCs w:val="18"/>
+        </w:rPr>
+        <w:t xml:space="preserve">    pub enabled: bool,</w:t>
       </w:r>
     </w:p>
     <w:p>
@@ -6414,59 +5335,215 @@
           <w:sz w:val="18"/>
           <w:szCs w:val="18"/>
         </w:rPr>
-        <w:t xml:space="preserve">/// Режим обращения объектов вокруг центра сцены. Выключен при запуске,</w:t>
-      </w:r>
-    </w:p>
-    <w:p>
-      <w:pPr>
-        <w:pStyle w:val="Code"/>
-      </w:pPr>
-      <w:r>
-        <w:rPr>
-          <w:rFonts w:ascii="Courier New" w:cs="Courier New" w:eastAsia="Courier New" w:hAnsi="Courier New"/>
-          <w:sz w:val="18"/>
-          <w:szCs w:val="18"/>
-        </w:rPr>
-        <w:t xml:space="preserve">/// чтобы кадр совпадал с примером из задания.</w:t>
-      </w:r>
-    </w:p>
-    <w:p>
-      <w:pPr>
-        <w:pStyle w:val="Code"/>
-      </w:pPr>
-      <w:r>
-        <w:rPr>
-          <w:rFonts w:ascii="Courier New" w:cs="Courier New" w:eastAsia="Courier New" w:hAnsi="Courier New"/>
-          <w:sz w:val="18"/>
-          <w:szCs w:val="18"/>
-        </w:rPr>
-        <w:t xml:space="preserve">#[derive(Resource, Default)]</w:t>
-      </w:r>
-    </w:p>
-    <w:p>
-      <w:pPr>
-        <w:pStyle w:val="Code"/>
-      </w:pPr>
-      <w:r>
-        <w:rPr>
-          <w:rFonts w:ascii="Courier New" w:cs="Courier New" w:eastAsia="Courier New" w:hAnsi="Courier New"/>
-          <w:sz w:val="18"/>
-          <w:szCs w:val="18"/>
-        </w:rPr>
-        <w:t xml:space="preserve">pub struct Orbit {</w:t>
-      </w:r>
-    </w:p>
-    <w:p>
-      <w:pPr>
-        <w:pStyle w:val="Code"/>
-      </w:pPr>
-      <w:r>
-        <w:rPr>
-          <w:rFonts w:ascii="Courier New" w:cs="Courier New" w:eastAsia="Courier New" w:hAnsi="Courier New"/>
-          <w:sz w:val="18"/>
-          <w:szCs w:val="18"/>
-        </w:rPr>
-        <w:t xml:space="preserve">    pub enabled: bool,</w:t>
+        <w:t xml:space="preserve">pub struct Lab03Plugin;</w:t>
+      </w:r>
+    </w:p>
+    <w:p>
+      <w:pPr>
+        <w:pStyle w:val="Code"/>
+      </w:pPr>
+      <w:r>
+        <w:rPr>
+          <w:rFonts w:ascii="Courier New" w:cs="Courier New" w:eastAsia="Courier New" w:hAnsi="Courier New"/>
+          <w:sz w:val="18"/>
+          <w:szCs w:val="18"/>
+        </w:rPr>
+        <w:t xml:space="preserve"> </w:t>
+      </w:r>
+    </w:p>
+    <w:p>
+      <w:pPr>
+        <w:pStyle w:val="Code"/>
+      </w:pPr>
+      <w:r>
+        <w:rPr>
+          <w:rFonts w:ascii="Courier New" w:cs="Courier New" w:eastAsia="Courier New" w:hAnsi="Courier New"/>
+          <w:sz w:val="18"/>
+          <w:szCs w:val="18"/>
+        </w:rPr>
+        <w:t xml:space="preserve">impl Plugin for Lab03Plugin {</w:t>
+      </w:r>
+    </w:p>
+    <w:p>
+      <w:pPr>
+        <w:pStyle w:val="Code"/>
+      </w:pPr>
+      <w:r>
+        <w:rPr>
+          <w:rFonts w:ascii="Courier New" w:cs="Courier New" w:eastAsia="Courier New" w:hAnsi="Courier New"/>
+          <w:sz w:val="18"/>
+          <w:szCs w:val="18"/>
+        </w:rPr>
+        <w:t xml:space="preserve">    fn build(&amp;self, app: &amp;mut App) {</w:t>
+      </w:r>
+    </w:p>
+    <w:p>
+      <w:pPr>
+        <w:pStyle w:val="Code"/>
+      </w:pPr>
+      <w:r>
+        <w:rPr>
+          <w:rFonts w:ascii="Courier New" w:cs="Courier New" w:eastAsia="Courier New" w:hAnsi="Courier New"/>
+          <w:sz w:val="18"/>
+          <w:szCs w:val="18"/>
+        </w:rPr>
+        <w:t xml:space="preserve">        app.init_resource::&lt;Orbit&gt;()</w:t>
+      </w:r>
+    </w:p>
+    <w:p>
+      <w:pPr>
+        <w:pStyle w:val="Code"/>
+      </w:pPr>
+      <w:r>
+        <w:rPr>
+          <w:rFonts w:ascii="Courier New" w:cs="Courier New" w:eastAsia="Courier New" w:hAnsi="Courier New"/>
+          <w:sz w:val="18"/>
+          <w:szCs w:val="18"/>
+        </w:rPr>
+        <w:t xml:space="preserve">            // При каждом входе в лабу 3 сцена создаётся заново,</w:t>
+      </w:r>
+    </w:p>
+    <w:p>
+      <w:pPr>
+        <w:pStyle w:val="Code"/>
+      </w:pPr>
+      <w:r>
+        <w:rPr>
+          <w:rFonts w:ascii="Courier New" w:cs="Courier New" w:eastAsia="Courier New" w:hAnsi="Courier New"/>
+          <w:sz w:val="18"/>
+          <w:szCs w:val="18"/>
+        </w:rPr>
+        <w:t xml:space="preserve">            // при выходе объекты удаляются.</w:t>
+      </w:r>
+    </w:p>
+    <w:p>
+      <w:pPr>
+        <w:pStyle w:val="Code"/>
+      </w:pPr>
+      <w:r>
+        <w:rPr>
+          <w:rFonts w:ascii="Courier New" w:cs="Courier New" w:eastAsia="Courier New" w:hAnsi="Courier New"/>
+          <w:sz w:val="18"/>
+          <w:szCs w:val="18"/>
+        </w:rPr>
+        <w:t xml:space="preserve">            .add_systems(OnEnter(Lab::Lab3), (reset_lab3, setup_scene).chain())</w:t>
+      </w:r>
+    </w:p>
+    <w:p>
+      <w:pPr>
+        <w:pStyle w:val="Code"/>
+      </w:pPr>
+      <w:r>
+        <w:rPr>
+          <w:rFonts w:ascii="Courier New" w:cs="Courier New" w:eastAsia="Courier New" w:hAnsi="Courier New"/>
+          <w:sz w:val="18"/>
+          <w:szCs w:val="18"/>
+        </w:rPr>
+        <w:t xml:space="preserve">            .add_systems(OnExit(Lab::Lab3), despawn_objects)</w:t>
+      </w:r>
+    </w:p>
+    <w:p>
+      <w:pPr>
+        <w:pStyle w:val="Code"/>
+      </w:pPr>
+      <w:r>
+        <w:rPr>
+          <w:rFonts w:ascii="Courier New" w:cs="Courier New" w:eastAsia="Courier New" w:hAnsi="Courier New"/>
+          <w:sz w:val="18"/>
+          <w:szCs w:val="18"/>
+        </w:rPr>
+        <w:t xml:space="preserve">            // Сначала ввод, затем движение, как в лабораторной №2.</w:t>
+      </w:r>
+    </w:p>
+    <w:p>
+      <w:pPr>
+        <w:pStyle w:val="Code"/>
+      </w:pPr>
+      <w:r>
+        <w:rPr>
+          <w:rFonts w:ascii="Courier New" w:cs="Courier New" w:eastAsia="Courier New" w:hAnsi="Courier New"/>
+          <w:sz w:val="18"/>
+          <w:szCs w:val="18"/>
+        </w:rPr>
+        <w:t xml:space="preserve">            .add_systems(</w:t>
+      </w:r>
+    </w:p>
+    <w:p>
+      <w:pPr>
+        <w:pStyle w:val="Code"/>
+      </w:pPr>
+      <w:r>
+        <w:rPr>
+          <w:rFonts w:ascii="Courier New" w:cs="Courier New" w:eastAsia="Courier New" w:hAnsi="Courier New"/>
+          <w:sz w:val="18"/>
+          <w:szCs w:val="18"/>
+        </w:rPr>
+        <w:t xml:space="preserve">                Update,</w:t>
+      </w:r>
+    </w:p>
+    <w:p>
+      <w:pPr>
+        <w:pStyle w:val="Code"/>
+      </w:pPr>
+      <w:r>
+        <w:rPr>
+          <w:rFonts w:ascii="Courier New" w:cs="Courier New" w:eastAsia="Courier New" w:hAnsi="Courier New"/>
+          <w:sz w:val="18"/>
+          <w:szCs w:val="18"/>
+        </w:rPr>
+        <w:t xml:space="preserve">                (keyboard_system, orbit_system)</w:t>
+      </w:r>
+    </w:p>
+    <w:p>
+      <w:pPr>
+        <w:pStyle w:val="Code"/>
+      </w:pPr>
+      <w:r>
+        <w:rPr>
+          <w:rFonts w:ascii="Courier New" w:cs="Courier New" w:eastAsia="Courier New" w:hAnsi="Courier New"/>
+          <w:sz w:val="18"/>
+          <w:szCs w:val="18"/>
+        </w:rPr>
+        <w:t xml:space="preserve">                    .chain()</w:t>
+      </w:r>
+    </w:p>
+    <w:p>
+      <w:pPr>
+        <w:pStyle w:val="Code"/>
+      </w:pPr>
+      <w:r>
+        <w:rPr>
+          <w:rFonts w:ascii="Courier New" w:cs="Courier New" w:eastAsia="Courier New" w:hAnsi="Courier New"/>
+          <w:sz w:val="18"/>
+          <w:szCs w:val="18"/>
+        </w:rPr>
+        <w:t xml:space="preserve">                    .run_if(in_state(Lab::Lab3)),</w:t>
+      </w:r>
+    </w:p>
+    <w:p>
+      <w:pPr>
+        <w:pStyle w:val="Code"/>
+      </w:pPr>
+      <w:r>
+        <w:rPr>
+          <w:rFonts w:ascii="Courier New" w:cs="Courier New" w:eastAsia="Courier New" w:hAnsi="Courier New"/>
+          <w:sz w:val="18"/>
+          <w:szCs w:val="18"/>
+        </w:rPr>
+        <w:t xml:space="preserve">            );</w:t>
+      </w:r>
+    </w:p>
+    <w:p>
+      <w:pPr>
+        <w:pStyle w:val="Code"/>
+      </w:pPr>
+      <w:r>
+        <w:rPr>
+          <w:rFonts w:ascii="Courier New" w:cs="Courier New" w:eastAsia="Courier New" w:hAnsi="Courier New"/>
+          <w:sz w:val="18"/>
+          <w:szCs w:val="18"/>
+        </w:rPr>
+        <w:t xml:space="preserve">    }</w:t>
       </w:r>
     </w:p>
     <w:p>
@@ -6505,7 +5582,163 @@
           <w:sz w:val="18"/>
           <w:szCs w:val="18"/>
         </w:rPr>
-        <w:t xml:space="preserve">pub struct Lab03Plugin;</w:t>
+        <w:t xml:space="preserve">/// Список размещений: аналог std::vector&lt;GraphicObject&gt; из исходной работы.</w:t>
+      </w:r>
+    </w:p>
+    <w:p>
+      <w:pPr>
+        <w:pStyle w:val="Code"/>
+      </w:pPr>
+      <w:r>
+        <w:rPr>
+          <w:rFonts w:ascii="Courier New" w:cs="Courier New" w:eastAsia="Courier New" w:hAnsi="Courier New"/>
+          <w:sz w:val="18"/>
+          <w:szCs w:val="18"/>
+        </w:rPr>
+        <w:t xml:space="preserve">pub fn scene_objects() -&gt; Vec&lt;GraphicObject&gt; {</w:t>
+      </w:r>
+    </w:p>
+    <w:p>
+      <w:pPr>
+        <w:pStyle w:val="Code"/>
+      </w:pPr>
+      <w:r>
+        <w:rPr>
+          <w:rFonts w:ascii="Courier New" w:cs="Courier New" w:eastAsia="Courier New" w:hAnsi="Courier New"/>
+          <w:sz w:val="18"/>
+          <w:szCs w:val="18"/>
+        </w:rPr>
+        <w:t xml:space="preserve">    vec![</w:t>
+      </w:r>
+    </w:p>
+    <w:p>
+      <w:pPr>
+        <w:pStyle w:val="Code"/>
+      </w:pPr>
+      <w:r>
+        <w:rPr>
+          <w:rFonts w:ascii="Courier New" w:cs="Courier New" w:eastAsia="Courier New" w:hAnsi="Courier New"/>
+          <w:sz w:val="18"/>
+          <w:szCs w:val="18"/>
+        </w:rPr>
+        <w:t xml:space="preserve">        // Красный — справа (+X), носик к центру: угол 180°.</w:t>
+      </w:r>
+    </w:p>
+    <w:p>
+      <w:pPr>
+        <w:pStyle w:val="Code"/>
+      </w:pPr>
+      <w:r>
+        <w:rPr>
+          <w:rFonts w:ascii="Courier New" w:cs="Courier New" w:eastAsia="Courier New" w:hAnsi="Courier New"/>
+          <w:sz w:val="18"/>
+          <w:szCs w:val="18"/>
+        </w:rPr>
+        <w:t xml:space="preserve">        GraphicObject::new(Vec3::new(4.0, 0.0, 0.0), 180.0, Vec3::new(1.0, 0.0, 0.0)),</w:t>
+      </w:r>
+    </w:p>
+    <w:p>
+      <w:pPr>
+        <w:pStyle w:val="Code"/>
+      </w:pPr>
+      <w:r>
+        <w:rPr>
+          <w:rFonts w:ascii="Courier New" w:cs="Courier New" w:eastAsia="Courier New" w:hAnsi="Courier New"/>
+          <w:sz w:val="18"/>
+          <w:szCs w:val="18"/>
+        </w:rPr>
+        <w:t xml:space="preserve">        // Синий — слева (−X), угол 0°.</w:t>
+      </w:r>
+    </w:p>
+    <w:p>
+      <w:pPr>
+        <w:pStyle w:val="Code"/>
+      </w:pPr>
+      <w:r>
+        <w:rPr>
+          <w:rFonts w:ascii="Courier New" w:cs="Courier New" w:eastAsia="Courier New" w:hAnsi="Courier New"/>
+          <w:sz w:val="18"/>
+          <w:szCs w:val="18"/>
+        </w:rPr>
+        <w:t xml:space="preserve">        GraphicObject::new(Vec3::new(-4.0, 0.0, 0.0), 0.0, Vec3::new(0.0, 0.0, 1.0)),</w:t>
+      </w:r>
+    </w:p>
+    <w:p>
+      <w:pPr>
+        <w:pStyle w:val="Code"/>
+      </w:pPr>
+      <w:r>
+        <w:rPr>
+          <w:rFonts w:ascii="Courier New" w:cs="Courier New" w:eastAsia="Courier New" w:hAnsi="Courier New"/>
+          <w:sz w:val="18"/>
+          <w:szCs w:val="18"/>
+        </w:rPr>
+        <w:t xml:space="preserve">        // Зелёный — сзади (−Z), угол 90°.</w:t>
+      </w:r>
+    </w:p>
+    <w:p>
+      <w:pPr>
+        <w:pStyle w:val="Code"/>
+      </w:pPr>
+      <w:r>
+        <w:rPr>
+          <w:rFonts w:ascii="Courier New" w:cs="Courier New" w:eastAsia="Courier New" w:hAnsi="Courier New"/>
+          <w:sz w:val="18"/>
+          <w:szCs w:val="18"/>
+        </w:rPr>
+        <w:t xml:space="preserve">        GraphicObject::new(Vec3::new(0.0, 0.0, -4.0), 90.0, Vec3::new(0.0, 1.0, 0.0)),</w:t>
+      </w:r>
+    </w:p>
+    <w:p>
+      <w:pPr>
+        <w:pStyle w:val="Code"/>
+      </w:pPr>
+      <w:r>
+        <w:rPr>
+          <w:rFonts w:ascii="Courier New" w:cs="Courier New" w:eastAsia="Courier New" w:hAnsi="Courier New"/>
+          <w:sz w:val="18"/>
+          <w:szCs w:val="18"/>
+        </w:rPr>
+        <w:t xml:space="preserve">        // Белый — спереди (+Z), угол 270°.</w:t>
+      </w:r>
+    </w:p>
+    <w:p>
+      <w:pPr>
+        <w:pStyle w:val="Code"/>
+      </w:pPr>
+      <w:r>
+        <w:rPr>
+          <w:rFonts w:ascii="Courier New" w:cs="Courier New" w:eastAsia="Courier New" w:hAnsi="Courier New"/>
+          <w:sz w:val="18"/>
+          <w:szCs w:val="18"/>
+        </w:rPr>
+        <w:t xml:space="preserve">        GraphicObject::new(Vec3::new(0.0, 0.0, 4.0), 270.0, Vec3::new(1.0, 1.0, 1.0)),</w:t>
+      </w:r>
+    </w:p>
+    <w:p>
+      <w:pPr>
+        <w:pStyle w:val="Code"/>
+      </w:pPr>
+      <w:r>
+        <w:rPr>
+          <w:rFonts w:ascii="Courier New" w:cs="Courier New" w:eastAsia="Courier New" w:hAnsi="Courier New"/>
+          <w:sz w:val="18"/>
+          <w:szCs w:val="18"/>
+        </w:rPr>
+        <w:t xml:space="preserve">    ]</w:t>
+      </w:r>
+    </w:p>
+    <w:p>
+      <w:pPr>
+        <w:pStyle w:val="Code"/>
+      </w:pPr>
+      <w:r>
+        <w:rPr>
+          <w:rFonts w:ascii="Courier New" w:cs="Courier New" w:eastAsia="Courier New" w:hAnsi="Courier New"/>
+          <w:sz w:val="18"/>
+          <w:szCs w:val="18"/>
+        </w:rPr>
+        <w:t xml:space="preserve">}</w:t>
       </w:r>
     </w:p>
     <w:p>
@@ -6531,202 +5764,267 @@
           <w:sz w:val="18"/>
           <w:szCs w:val="18"/>
         </w:rPr>
-        <w:t xml:space="preserve">impl Plugin for Lab03Plugin {</w:t>
-      </w:r>
-    </w:p>
-    <w:p>
-      <w:pPr>
-        <w:pStyle w:val="Code"/>
-      </w:pPr>
-      <w:r>
-        <w:rPr>
-          <w:rFonts w:ascii="Courier New" w:cs="Courier New" w:eastAsia="Courier New" w:hAnsi="Courier New"/>
-          <w:sz w:val="18"/>
-          <w:szCs w:val="18"/>
-        </w:rPr>
-        <w:t xml:space="preserve">    fn build(&amp;self, app: &amp;mut App) {</w:t>
-      </w:r>
-    </w:p>
-    <w:p>
-      <w:pPr>
-        <w:pStyle w:val="Code"/>
-      </w:pPr>
-      <w:r>
-        <w:rPr>
-          <w:rFonts w:ascii="Courier New" w:cs="Courier New" w:eastAsia="Courier New" w:hAnsi="Courier New"/>
-          <w:sz w:val="18"/>
-          <w:szCs w:val="18"/>
-        </w:rPr>
-        <w:t xml:space="preserve">        app.init_resource::&lt;Orbit&gt;()</w:t>
-      </w:r>
-    </w:p>
-    <w:p>
-      <w:pPr>
-        <w:pStyle w:val="Code"/>
-      </w:pPr>
-      <w:r>
-        <w:rPr>
-          <w:rFonts w:ascii="Courier New" w:cs="Courier New" w:eastAsia="Courier New" w:hAnsi="Courier New"/>
-          <w:sz w:val="18"/>
-          <w:szCs w:val="18"/>
-        </w:rPr>
-        <w:t xml:space="preserve">            // При каждом входе в лабу 3 сцена создаётся заново. Якоря обращения</w:t>
-      </w:r>
-    </w:p>
-    <w:p>
-      <w:pPr>
-        <w:pStyle w:val="Code"/>
-      </w:pPr>
-      <w:r>
-        <w:rPr>
-          <w:rFonts w:ascii="Courier New" w:cs="Courier New" w:eastAsia="Courier New" w:hAnsi="Courier New"/>
-          <w:sz w:val="18"/>
-          <w:szCs w:val="18"/>
-        </w:rPr>
-        <w:t xml:space="preserve">            // добавляются после появления объектов на сцене.</w:t>
-      </w:r>
-    </w:p>
-    <w:p>
-      <w:pPr>
-        <w:pStyle w:val="Code"/>
-      </w:pPr>
-      <w:r>
-        <w:rPr>
-          <w:rFonts w:ascii="Courier New" w:cs="Courier New" w:eastAsia="Courier New" w:hAnsi="Courier New"/>
-          <w:sz w:val="18"/>
-          <w:szCs w:val="18"/>
-        </w:rPr>
-        <w:t xml:space="preserve">            .add_systems(</w:t>
-      </w:r>
-    </w:p>
-    <w:p>
-      <w:pPr>
-        <w:pStyle w:val="Code"/>
-      </w:pPr>
-      <w:r>
-        <w:rPr>
-          <w:rFonts w:ascii="Courier New" w:cs="Courier New" w:eastAsia="Courier New" w:hAnsi="Courier New"/>
-          <w:sz w:val="18"/>
-          <w:szCs w:val="18"/>
-        </w:rPr>
-        <w:t xml:space="preserve">                OnEnter(Lab::Lab3),</w:t>
-      </w:r>
-    </w:p>
-    <w:p>
-      <w:pPr>
-        <w:pStyle w:val="Code"/>
-      </w:pPr>
-      <w:r>
-        <w:rPr>
-          <w:rFonts w:ascii="Courier New" w:cs="Courier New" w:eastAsia="Courier New" w:hAnsi="Courier New"/>
-          <w:sz w:val="18"/>
-          <w:szCs w:val="18"/>
-        </w:rPr>
-        <w:t xml:space="preserve">                (reset_lab3, setup_scene, attach_lab3_components).chain(),</w:t>
-      </w:r>
-    </w:p>
-    <w:p>
-      <w:pPr>
-        <w:pStyle w:val="Code"/>
-      </w:pPr>
-      <w:r>
-        <w:rPr>
-          <w:rFonts w:ascii="Courier New" w:cs="Courier New" w:eastAsia="Courier New" w:hAnsi="Courier New"/>
-          <w:sz w:val="18"/>
-          <w:szCs w:val="18"/>
-        </w:rPr>
-        <w:t xml:space="preserve">            )</w:t>
-      </w:r>
-    </w:p>
-    <w:p>
-      <w:pPr>
-        <w:pStyle w:val="Code"/>
-      </w:pPr>
-      <w:r>
-        <w:rPr>
-          <w:rFonts w:ascii="Courier New" w:cs="Courier New" w:eastAsia="Courier New" w:hAnsi="Courier New"/>
-          <w:sz w:val="18"/>
-          <w:szCs w:val="18"/>
-        </w:rPr>
-        <w:t xml:space="preserve">            // Порядок из лабораторной №2: ввод, симуляция, визуализация.</w:t>
-      </w:r>
-    </w:p>
-    <w:p>
-      <w:pPr>
-        <w:pStyle w:val="Code"/>
-      </w:pPr>
-      <w:r>
-        <w:rPr>
-          <w:rFonts w:ascii="Courier New" w:cs="Courier New" w:eastAsia="Courier New" w:hAnsi="Courier New"/>
-          <w:sz w:val="18"/>
-          <w:szCs w:val="18"/>
-        </w:rPr>
-        <w:t xml:space="preserve">            .add_systems(</w:t>
-      </w:r>
-    </w:p>
-    <w:p>
-      <w:pPr>
-        <w:pStyle w:val="Code"/>
-      </w:pPr>
-      <w:r>
-        <w:rPr>
-          <w:rFonts w:ascii="Courier New" w:cs="Courier New" w:eastAsia="Courier New" w:hAnsi="Courier New"/>
-          <w:sz w:val="18"/>
-          <w:szCs w:val="18"/>
-        </w:rPr>
-        <w:t xml:space="preserve">                Update,</w:t>
-      </w:r>
-    </w:p>
-    <w:p>
-      <w:pPr>
-        <w:pStyle w:val="Code"/>
-      </w:pPr>
-      <w:r>
-        <w:rPr>
-          <w:rFonts w:ascii="Courier New" w:cs="Courier New" w:eastAsia="Courier New" w:hAnsi="Courier New"/>
-          <w:sz w:val="18"/>
-          <w:szCs w:val="18"/>
-        </w:rPr>
-        <w:t xml:space="preserve">                (keyboard_system, simulation_system, update_visual_system)</w:t>
-      </w:r>
-    </w:p>
-    <w:p>
-      <w:pPr>
-        <w:pStyle w:val="Code"/>
-      </w:pPr>
-      <w:r>
-        <w:rPr>
-          <w:rFonts w:ascii="Courier New" w:cs="Courier New" w:eastAsia="Courier New" w:hAnsi="Courier New"/>
-          <w:sz w:val="18"/>
-          <w:szCs w:val="18"/>
-        </w:rPr>
-        <w:t xml:space="preserve">                    .chain()</w:t>
-      </w:r>
-    </w:p>
-    <w:p>
-      <w:pPr>
-        <w:pStyle w:val="Code"/>
-      </w:pPr>
-      <w:r>
-        <w:rPr>
-          <w:rFonts w:ascii="Courier New" w:cs="Courier New" w:eastAsia="Courier New" w:hAnsi="Courier New"/>
-          <w:sz w:val="18"/>
-          <w:szCs w:val="18"/>
-        </w:rPr>
-        <w:t xml:space="preserve">                    .run_if(in_state(Lab::Lab3)),</w:t>
-      </w:r>
-    </w:p>
-    <w:p>
-      <w:pPr>
-        <w:pStyle w:val="Code"/>
-      </w:pPr>
-      <w:r>
-        <w:rPr>
-          <w:rFonts w:ascii="Courier New" w:cs="Courier New" w:eastAsia="Courier New" w:hAnsi="Courier New"/>
-          <w:sz w:val="18"/>
-          <w:szCs w:val="18"/>
-        </w:rPr>
-        <w:t xml:space="preserve">            );</w:t>
+        <w:t xml:space="preserve">/// Начальное состояние лабы 3: обращение выключено, фон чёрный,</w:t>
+      </w:r>
+    </w:p>
+    <w:p>
+      <w:pPr>
+        <w:pStyle w:val="Code"/>
+      </w:pPr>
+      <w:r>
+        <w:rPr>
+          <w:rFonts w:ascii="Courier New" w:cs="Courier New" w:eastAsia="Courier New" w:hAnsi="Courier New"/>
+          <w:sz w:val="18"/>
+          <w:szCs w:val="18"/>
+        </w:rPr>
+        <w:t xml:space="preserve">/// рассеянный свет ярче, чтобы тёмные цвета торов были видны.</w:t>
+      </w:r>
+    </w:p>
+    <w:p>
+      <w:pPr>
+        <w:pStyle w:val="Code"/>
+      </w:pPr>
+      <w:r>
+        <w:rPr>
+          <w:rFonts w:ascii="Courier New" w:cs="Courier New" w:eastAsia="Courier New" w:hAnsi="Courier New"/>
+          <w:sz w:val="18"/>
+          <w:szCs w:val="18"/>
+        </w:rPr>
+        <w:t xml:space="preserve">fn reset_lab3(mut commands: Commands) {</w:t>
+      </w:r>
+    </w:p>
+    <w:p>
+      <w:pPr>
+        <w:pStyle w:val="Code"/>
+      </w:pPr>
+      <w:r>
+        <w:rPr>
+          <w:rFonts w:ascii="Courier New" w:cs="Courier New" w:eastAsia="Courier New" w:hAnsi="Courier New"/>
+          <w:sz w:val="18"/>
+          <w:szCs w:val="18"/>
+        </w:rPr>
+        <w:t xml:space="preserve">    commands.insert_resource(Orbit::default());</w:t>
+      </w:r>
+    </w:p>
+    <w:p>
+      <w:pPr>
+        <w:pStyle w:val="Code"/>
+      </w:pPr>
+      <w:r>
+        <w:rPr>
+          <w:rFonts w:ascii="Courier New" w:cs="Courier New" w:eastAsia="Courier New" w:hAnsi="Courier New"/>
+          <w:sz w:val="18"/>
+          <w:szCs w:val="18"/>
+        </w:rPr>
+        <w:t xml:space="preserve">    commands.insert_resource(ClearColor(Color::BLACK));</w:t>
+      </w:r>
+    </w:p>
+    <w:p>
+      <w:pPr>
+        <w:pStyle w:val="Code"/>
+      </w:pPr>
+      <w:r>
+        <w:rPr>
+          <w:rFonts w:ascii="Courier New" w:cs="Courier New" w:eastAsia="Courier New" w:hAnsi="Courier New"/>
+          <w:sz w:val="18"/>
+          <w:szCs w:val="18"/>
+        </w:rPr>
+        <w:t xml:space="preserve">    commands.insert_resource(GlobalAmbientLight {</w:t>
+      </w:r>
+    </w:p>
+    <w:p>
+      <w:pPr>
+        <w:pStyle w:val="Code"/>
+      </w:pPr>
+      <w:r>
+        <w:rPr>
+          <w:rFonts w:ascii="Courier New" w:cs="Courier New" w:eastAsia="Courier New" w:hAnsi="Courier New"/>
+          <w:sz w:val="18"/>
+          <w:szCs w:val="18"/>
+        </w:rPr>
+        <w:t xml:space="preserve">        color: Color::WHITE,</w:t>
+      </w:r>
+    </w:p>
+    <w:p>
+      <w:pPr>
+        <w:pStyle w:val="Code"/>
+      </w:pPr>
+      <w:r>
+        <w:rPr>
+          <w:rFonts w:ascii="Courier New" w:cs="Courier New" w:eastAsia="Courier New" w:hAnsi="Courier New"/>
+          <w:sz w:val="18"/>
+          <w:szCs w:val="18"/>
+        </w:rPr>
+        <w:t xml:space="preserve">        brightness: 250.0,</w:t>
+      </w:r>
+    </w:p>
+    <w:p>
+      <w:pPr>
+        <w:pStyle w:val="Code"/>
+      </w:pPr>
+      <w:r>
+        <w:rPr>
+          <w:rFonts w:ascii="Courier New" w:cs="Courier New" w:eastAsia="Courier New" w:hAnsi="Courier New"/>
+          <w:sz w:val="18"/>
+          <w:szCs w:val="18"/>
+        </w:rPr>
+        <w:t xml:space="preserve">        affects_lightmapped_meshes: true,</w:t>
+      </w:r>
+    </w:p>
+    <w:p>
+      <w:pPr>
+        <w:pStyle w:val="Code"/>
+      </w:pPr>
+      <w:r>
+        <w:rPr>
+          <w:rFonts w:ascii="Courier New" w:cs="Courier New" w:eastAsia="Courier New" w:hAnsi="Courier New"/>
+          <w:sz w:val="18"/>
+          <w:szCs w:val="18"/>
+        </w:rPr>
+        <w:t xml:space="preserve">    });</w:t>
+      </w:r>
+    </w:p>
+    <w:p>
+      <w:pPr>
+        <w:pStyle w:val="Code"/>
+      </w:pPr>
+      <w:r>
+        <w:rPr>
+          <w:rFonts w:ascii="Courier New" w:cs="Courier New" w:eastAsia="Courier New" w:hAnsi="Courier New"/>
+          <w:sz w:val="18"/>
+          <w:szCs w:val="18"/>
+        </w:rPr>
+        <w:t xml:space="preserve">}</w:t>
+      </w:r>
+    </w:p>
+    <w:p>
+      <w:pPr>
+        <w:pStyle w:val="Code"/>
+      </w:pPr>
+      <w:r>
+        <w:rPr>
+          <w:rFonts w:ascii="Courier New" w:cs="Courier New" w:eastAsia="Courier New" w:hAnsi="Courier New"/>
+          <w:sz w:val="18"/>
+          <w:szCs w:val="18"/>
+        </w:rPr>
+        <w:t xml:space="preserve"> </w:t>
+      </w:r>
+    </w:p>
+    <w:p>
+      <w:pPr>
+        <w:pStyle w:val="Code"/>
+      </w:pPr>
+      <w:r>
+        <w:rPr>
+          <w:rFonts w:ascii="Courier New" w:cs="Courier New" w:eastAsia="Courier New" w:hAnsi="Courier New"/>
+          <w:sz w:val="18"/>
+          <w:szCs w:val="18"/>
+        </w:rPr>
+        <w:t xml:space="preserve">fn setup_scene(</w:t>
+      </w:r>
+    </w:p>
+    <w:p>
+      <w:pPr>
+        <w:pStyle w:val="Code"/>
+      </w:pPr>
+      <w:r>
+        <w:rPr>
+          <w:rFonts w:ascii="Courier New" w:cs="Courier New" w:eastAsia="Courier New" w:hAnsi="Courier New"/>
+          <w:sz w:val="18"/>
+          <w:szCs w:val="18"/>
+        </w:rPr>
+        <w:t xml:space="preserve">    mut commands: Commands,</w:t>
+      </w:r>
+    </w:p>
+    <w:p>
+      <w:pPr>
+        <w:pStyle w:val="Code"/>
+      </w:pPr>
+      <w:r>
+        <w:rPr>
+          <w:rFonts w:ascii="Courier New" w:cs="Courier New" w:eastAsia="Courier New" w:hAnsi="Courier New"/>
+          <w:sz w:val="18"/>
+          <w:szCs w:val="18"/>
+        </w:rPr>
+        <w:t xml:space="preserve">    mut meshes: ResMut&lt;Assets&lt;Mesh&gt;&gt;,</w:t>
+      </w:r>
+    </w:p>
+    <w:p>
+      <w:pPr>
+        <w:pStyle w:val="Code"/>
+      </w:pPr>
+      <w:r>
+        <w:rPr>
+          <w:rFonts w:ascii="Courier New" w:cs="Courier New" w:eastAsia="Courier New" w:hAnsi="Courier New"/>
+          <w:sz w:val="18"/>
+          <w:szCs w:val="18"/>
+        </w:rPr>
+        <w:t xml:space="preserve">    mut materials: ResMut&lt;Assets&lt;StandardMaterial&gt;&gt;,</w:t>
+      </w:r>
+    </w:p>
+    <w:p>
+      <w:pPr>
+        <w:pStyle w:val="Code"/>
+      </w:pPr>
+      <w:r>
+        <w:rPr>
+          <w:rFonts w:ascii="Courier New" w:cs="Courier New" w:eastAsia="Courier New" w:hAnsi="Courier New"/>
+          <w:sz w:val="18"/>
+          <w:szCs w:val="18"/>
+        </w:rPr>
+        <w:t xml:space="preserve">) {</w:t>
+      </w:r>
+    </w:p>
+    <w:p>
+      <w:pPr>
+        <w:pStyle w:val="Code"/>
+      </w:pPr>
+      <w:r>
+        <w:rPr>
+          <w:rFonts w:ascii="Courier New" w:cs="Courier New" w:eastAsia="Courier New" w:hAnsi="Courier New"/>
+          <w:sz w:val="18"/>
+          <w:szCs w:val="18"/>
+        </w:rPr>
+        <w:t xml:space="preserve">    // Динамический массив параметров объектов (аналог std::vector).</w:t>
+      </w:r>
+    </w:p>
+    <w:p>
+      <w:pPr>
+        <w:pStyle w:val="Code"/>
+      </w:pPr>
+      <w:r>
+        <w:rPr>
+          <w:rFonts w:ascii="Courier New" w:cs="Courier New" w:eastAsia="Courier New" w:hAnsi="Courier New"/>
+          <w:sz w:val="18"/>
+          <w:szCs w:val="18"/>
+        </w:rPr>
+        <w:t xml:space="preserve">    let graphic_objects: Vec&lt;GraphicObject&gt; = scene_objects();</w:t>
+      </w:r>
+    </w:p>
+    <w:p>
+      <w:pPr>
+        <w:pStyle w:val="Code"/>
+      </w:pPr>
+      <w:r>
+        <w:rPr>
+          <w:rFonts w:ascii="Courier New" w:cs="Courier New" w:eastAsia="Courier New" w:hAnsi="Courier New"/>
+          <w:sz w:val="18"/>
+          <w:szCs w:val="18"/>
+        </w:rPr>
+        <w:t xml:space="preserve">    for obj in graphic_objects {</w:t>
+      </w:r>
+    </w:p>
+    <w:p>
+      <w:pPr>
+        <w:pStyle w:val="Code"/>
+      </w:pPr>
+      <w:r>
+        <w:rPr>
+          <w:rFonts w:ascii="Courier New" w:cs="Courier New" w:eastAsia="Courier New" w:hAnsi="Courier New"/>
+          <w:sz w:val="18"/>
+          <w:szCs w:val="18"/>
+        </w:rPr>
+        <w:t xml:space="preserve">        spawn_graphic_object(&amp;mut commands, &amp;mut meshes, &amp;mut materials, obj);</w:t>
       </w:r>
     </w:p>
     <w:p>
@@ -6752,6 +6050,201 @@
           <w:sz w:val="18"/>
           <w:szCs w:val="18"/>
         </w:rPr>
+        <w:t xml:space="preserve"> </w:t>
+      </w:r>
+    </w:p>
+    <w:p>
+      <w:pPr>
+        <w:pStyle w:val="Code"/>
+      </w:pPr>
+      <w:r>
+        <w:rPr>
+          <w:rFonts w:ascii="Courier New" w:cs="Courier New" w:eastAsia="Courier New" w:hAnsi="Courier New"/>
+          <w:sz w:val="18"/>
+          <w:szCs w:val="18"/>
+        </w:rPr>
+        <w:t xml:space="preserve">    // Наблюдатель: положение камеры из исходной работы, взгляд в начало координат.</w:t>
+      </w:r>
+    </w:p>
+    <w:p>
+      <w:pPr>
+        <w:pStyle w:val="Code"/>
+      </w:pPr>
+      <w:r>
+        <w:rPr>
+          <w:rFonts w:ascii="Courier New" w:cs="Courier New" w:eastAsia="Courier New" w:hAnsi="Courier New"/>
+          <w:sz w:val="18"/>
+          <w:szCs w:val="18"/>
+        </w:rPr>
+        <w:t xml:space="preserve">    commands.spawn((</w:t>
+      </w:r>
+    </w:p>
+    <w:p>
+      <w:pPr>
+        <w:pStyle w:val="Code"/>
+      </w:pPr>
+      <w:r>
+        <w:rPr>
+          <w:rFonts w:ascii="Courier New" w:cs="Courier New" w:eastAsia="Courier New" w:hAnsi="Courier New"/>
+          <w:sz w:val="18"/>
+          <w:szCs w:val="18"/>
+        </w:rPr>
+        <w:t xml:space="preserve">        Camera3d::default(),</w:t>
+      </w:r>
+    </w:p>
+    <w:p>
+      <w:pPr>
+        <w:pStyle w:val="Code"/>
+      </w:pPr>
+      <w:r>
+        <w:rPr>
+          <w:rFonts w:ascii="Courier New" w:cs="Courier New" w:eastAsia="Courier New" w:hAnsi="Courier New"/>
+          <w:sz w:val="18"/>
+          <w:szCs w:val="18"/>
+        </w:rPr>
+        <w:t xml:space="preserve">        Transform::from_xyz(10.0, 15.0, 17.5).looking_at(Vec3::ZERO, Vec3::Y),</w:t>
+      </w:r>
+    </w:p>
+    <w:p>
+      <w:pPr>
+        <w:pStyle w:val="Code"/>
+      </w:pPr>
+      <w:r>
+        <w:rPr>
+          <w:rFonts w:ascii="Courier New" w:cs="Courier New" w:eastAsia="Courier New" w:hAnsi="Courier New"/>
+          <w:sz w:val="18"/>
+          <w:szCs w:val="18"/>
+        </w:rPr>
+        <w:t xml:space="preserve">        DespawnOnExit(Lab::Lab3),</w:t>
+      </w:r>
+    </w:p>
+    <w:p>
+      <w:pPr>
+        <w:pStyle w:val="Code"/>
+      </w:pPr>
+      <w:r>
+        <w:rPr>
+          <w:rFonts w:ascii="Courier New" w:cs="Courier New" w:eastAsia="Courier New" w:hAnsi="Courier New"/>
+          <w:sz w:val="18"/>
+          <w:szCs w:val="18"/>
+        </w:rPr>
+        <w:t xml:space="preserve">    ));</w:t>
+      </w:r>
+    </w:p>
+    <w:p>
+      <w:pPr>
+        <w:pStyle w:val="Code"/>
+      </w:pPr>
+      <w:r>
+        <w:rPr>
+          <w:rFonts w:ascii="Courier New" w:cs="Courier New" w:eastAsia="Courier New" w:hAnsi="Courier New"/>
+          <w:sz w:val="18"/>
+          <w:szCs w:val="18"/>
+        </w:rPr>
+        <w:t xml:space="preserve">    commands.spawn((</w:t>
+      </w:r>
+    </w:p>
+    <w:p>
+      <w:pPr>
+        <w:pStyle w:val="Code"/>
+      </w:pPr>
+      <w:r>
+        <w:rPr>
+          <w:rFonts w:ascii="Courier New" w:cs="Courier New" w:eastAsia="Courier New" w:hAnsi="Courier New"/>
+          <w:sz w:val="18"/>
+          <w:szCs w:val="18"/>
+        </w:rPr>
+        <w:t xml:space="preserve">        DirectionalLight {</w:t>
+      </w:r>
+    </w:p>
+    <w:p>
+      <w:pPr>
+        <w:pStyle w:val="Code"/>
+      </w:pPr>
+      <w:r>
+        <w:rPr>
+          <w:rFonts w:ascii="Courier New" w:cs="Courier New" w:eastAsia="Courier New" w:hAnsi="Courier New"/>
+          <w:sz w:val="18"/>
+          <w:szCs w:val="18"/>
+        </w:rPr>
+        <w:t xml:space="preserve">            illuminance: 12_000.0,</w:t>
+      </w:r>
+    </w:p>
+    <w:p>
+      <w:pPr>
+        <w:pStyle w:val="Code"/>
+      </w:pPr>
+      <w:r>
+        <w:rPr>
+          <w:rFonts w:ascii="Courier New" w:cs="Courier New" w:eastAsia="Courier New" w:hAnsi="Courier New"/>
+          <w:sz w:val="18"/>
+          <w:szCs w:val="18"/>
+        </w:rPr>
+        <w:t xml:space="preserve">            ..default()</w:t>
+      </w:r>
+    </w:p>
+    <w:p>
+      <w:pPr>
+        <w:pStyle w:val="Code"/>
+      </w:pPr>
+      <w:r>
+        <w:rPr>
+          <w:rFonts w:ascii="Courier New" w:cs="Courier New" w:eastAsia="Courier New" w:hAnsi="Courier New"/>
+          <w:sz w:val="18"/>
+          <w:szCs w:val="18"/>
+        </w:rPr>
+        <w:t xml:space="preserve">        },</w:t>
+      </w:r>
+    </w:p>
+    <w:p>
+      <w:pPr>
+        <w:pStyle w:val="Code"/>
+      </w:pPr>
+      <w:r>
+        <w:rPr>
+          <w:rFonts w:ascii="Courier New" w:cs="Courier New" w:eastAsia="Courier New" w:hAnsi="Courier New"/>
+          <w:sz w:val="18"/>
+          <w:szCs w:val="18"/>
+        </w:rPr>
+        <w:t xml:space="preserve">        Transform::from_xyz(5.0, 10.0, 6.0).looking_at(Vec3::ZERO, Vec3::Y),</w:t>
+      </w:r>
+    </w:p>
+    <w:p>
+      <w:pPr>
+        <w:pStyle w:val="Code"/>
+      </w:pPr>
+      <w:r>
+        <w:rPr>
+          <w:rFonts w:ascii="Courier New" w:cs="Courier New" w:eastAsia="Courier New" w:hAnsi="Courier New"/>
+          <w:sz w:val="18"/>
+          <w:szCs w:val="18"/>
+        </w:rPr>
+        <w:t xml:space="preserve">        DespawnOnExit(Lab::Lab3),</w:t>
+      </w:r>
+    </w:p>
+    <w:p>
+      <w:pPr>
+        <w:pStyle w:val="Code"/>
+      </w:pPr>
+      <w:r>
+        <w:rPr>
+          <w:rFonts w:ascii="Courier New" w:cs="Courier New" w:eastAsia="Courier New" w:hAnsi="Courier New"/>
+          <w:sz w:val="18"/>
+          <w:szCs w:val="18"/>
+        </w:rPr>
+        <w:t xml:space="preserve">    ));</w:t>
+      </w:r>
+    </w:p>
+    <w:p>
+      <w:pPr>
+        <w:pStyle w:val="Code"/>
+      </w:pPr>
+      <w:r>
+        <w:rPr>
+          <w:rFonts w:ascii="Courier New" w:cs="Courier New" w:eastAsia="Courier New" w:hAnsi="Courier New"/>
+          <w:sz w:val="18"/>
+          <w:szCs w:val="18"/>
+        </w:rPr>
         <w:t xml:space="preserve">}</w:t>
       </w:r>
     </w:p>
@@ -6778,150 +6271,59 @@
           <w:sz w:val="18"/>
           <w:szCs w:val="18"/>
         </w:rPr>
-        <w:t xml:space="preserve">/// Список размещений: аналог std::vector&lt;GraphicObject&gt; из исходной работы.</w:t>
-      </w:r>
-    </w:p>
-    <w:p>
-      <w:pPr>
-        <w:pStyle w:val="Code"/>
-      </w:pPr>
-      <w:r>
-        <w:rPr>
-          <w:rFonts w:ascii="Courier New" w:cs="Courier New" w:eastAsia="Courier New" w:hAnsi="Courier New"/>
-          <w:sz w:val="18"/>
-          <w:szCs w:val="18"/>
-        </w:rPr>
-        <w:t xml:space="preserve">pub fn scene_objects() -&gt; Vec&lt;GraphicObject&gt; {</w:t>
-      </w:r>
-    </w:p>
-    <w:p>
-      <w:pPr>
-        <w:pStyle w:val="Code"/>
-      </w:pPr>
-      <w:r>
-        <w:rPr>
-          <w:rFonts w:ascii="Courier New" w:cs="Courier New" w:eastAsia="Courier New" w:hAnsi="Courier New"/>
-          <w:sz w:val="18"/>
-          <w:szCs w:val="18"/>
-        </w:rPr>
-        <w:t xml:space="preserve">    vec![</w:t>
-      </w:r>
-    </w:p>
-    <w:p>
-      <w:pPr>
-        <w:pStyle w:val="Code"/>
-      </w:pPr>
-      <w:r>
-        <w:rPr>
-          <w:rFonts w:ascii="Courier New" w:cs="Courier New" w:eastAsia="Courier New" w:hAnsi="Courier New"/>
-          <w:sz w:val="18"/>
-          <w:szCs w:val="18"/>
-        </w:rPr>
-        <w:t xml:space="preserve">        // Красный — справа (+X), носик к центру: угол 180°.</w:t>
-      </w:r>
-    </w:p>
-    <w:p>
-      <w:pPr>
-        <w:pStyle w:val="Code"/>
-      </w:pPr>
-      <w:r>
-        <w:rPr>
-          <w:rFonts w:ascii="Courier New" w:cs="Courier New" w:eastAsia="Courier New" w:hAnsi="Courier New"/>
-          <w:sz w:val="18"/>
-          <w:szCs w:val="18"/>
-        </w:rPr>
-        <w:t xml:space="preserve">        GraphicObject::new(Vec3::new(4.0, 0.0, 0.0), 180.0, Vec3::new(1.0, 0.0, 0.0)),</w:t>
-      </w:r>
-    </w:p>
-    <w:p>
-      <w:pPr>
-        <w:pStyle w:val="Code"/>
-      </w:pPr>
-      <w:r>
-        <w:rPr>
-          <w:rFonts w:ascii="Courier New" w:cs="Courier New" w:eastAsia="Courier New" w:hAnsi="Courier New"/>
-          <w:sz w:val="18"/>
-          <w:szCs w:val="18"/>
-        </w:rPr>
-        <w:t xml:space="preserve">        // Синий — слева (−X), угол 0°.</w:t>
-      </w:r>
-    </w:p>
-    <w:p>
-      <w:pPr>
-        <w:pStyle w:val="Code"/>
-      </w:pPr>
-      <w:r>
-        <w:rPr>
-          <w:rFonts w:ascii="Courier New" w:cs="Courier New" w:eastAsia="Courier New" w:hAnsi="Courier New"/>
-          <w:sz w:val="18"/>
-          <w:szCs w:val="18"/>
-        </w:rPr>
-        <w:t xml:space="preserve">        GraphicObject::new(Vec3::new(-4.0, 0.0, 0.0), 0.0, Vec3::new(0.0, 0.0, 1.0)),</w:t>
-      </w:r>
-    </w:p>
-    <w:p>
-      <w:pPr>
-        <w:pStyle w:val="Code"/>
-      </w:pPr>
-      <w:r>
-        <w:rPr>
-          <w:rFonts w:ascii="Courier New" w:cs="Courier New" w:eastAsia="Courier New" w:hAnsi="Courier New"/>
-          <w:sz w:val="18"/>
-          <w:szCs w:val="18"/>
-        </w:rPr>
-        <w:t xml:space="preserve">        // Зелёный — сзади (−Z), угол 90°.</w:t>
-      </w:r>
-    </w:p>
-    <w:p>
-      <w:pPr>
-        <w:pStyle w:val="Code"/>
-      </w:pPr>
-      <w:r>
-        <w:rPr>
-          <w:rFonts w:ascii="Courier New" w:cs="Courier New" w:eastAsia="Courier New" w:hAnsi="Courier New"/>
-          <w:sz w:val="18"/>
-          <w:szCs w:val="18"/>
-        </w:rPr>
-        <w:t xml:space="preserve">        GraphicObject::new(Vec3::new(0.0, 0.0, -4.0), 90.0, Vec3::new(0.0, 1.0, 0.0)),</w:t>
-      </w:r>
-    </w:p>
-    <w:p>
-      <w:pPr>
-        <w:pStyle w:val="Code"/>
-      </w:pPr>
-      <w:r>
-        <w:rPr>
-          <w:rFonts w:ascii="Courier New" w:cs="Courier New" w:eastAsia="Courier New" w:hAnsi="Courier New"/>
-          <w:sz w:val="18"/>
-          <w:szCs w:val="18"/>
-        </w:rPr>
-        <w:t xml:space="preserve">        // Белый — спереди (+Z), угол 270°.</w:t>
-      </w:r>
-    </w:p>
-    <w:p>
-      <w:pPr>
-        <w:pStyle w:val="Code"/>
-      </w:pPr>
-      <w:r>
-        <w:rPr>
-          <w:rFonts w:ascii="Courier New" w:cs="Courier New" w:eastAsia="Courier New" w:hAnsi="Courier New"/>
-          <w:sz w:val="18"/>
-          <w:szCs w:val="18"/>
-        </w:rPr>
-        <w:t xml:space="preserve">        GraphicObject::new(Vec3::new(0.0, 0.0, 4.0), 270.0, Vec3::new(1.0, 1.0, 1.0)),</w:t>
-      </w:r>
-    </w:p>
-    <w:p>
-      <w:pPr>
-        <w:pStyle w:val="Code"/>
-      </w:pPr>
-      <w:r>
-        <w:rPr>
-          <w:rFonts w:ascii="Courier New" w:cs="Courier New" w:eastAsia="Courier New" w:hAnsi="Courier New"/>
-          <w:sz w:val="18"/>
-          <w:szCs w:val="18"/>
-        </w:rPr>
-        <w:t xml:space="preserve">    ]</w:t>
+        <w:t xml:space="preserve">/// Удаляет объекты лабы 3 при переходе к другой лабе.</w:t>
+      </w:r>
+    </w:p>
+    <w:p>
+      <w:pPr>
+        <w:pStyle w:val="Code"/>
+      </w:pPr>
+      <w:r>
+        <w:rPr>
+          <w:rFonts w:ascii="Courier New" w:cs="Courier New" w:eastAsia="Courier New" w:hAnsi="Courier New"/>
+          <w:sz w:val="18"/>
+          <w:szCs w:val="18"/>
+        </w:rPr>
+        <w:t xml:space="preserve">fn despawn_objects(mut commands: Commands, query: Query&lt;Entity, With&lt;GraphicObject&gt;&gt;) {</w:t>
+      </w:r>
+    </w:p>
+    <w:p>
+      <w:pPr>
+        <w:pStyle w:val="Code"/>
+      </w:pPr>
+      <w:r>
+        <w:rPr>
+          <w:rFonts w:ascii="Courier New" w:cs="Courier New" w:eastAsia="Courier New" w:hAnsi="Courier New"/>
+          <w:sz w:val="18"/>
+          <w:szCs w:val="18"/>
+        </w:rPr>
+        <w:t xml:space="preserve">    for entity in &amp;query {</w:t>
+      </w:r>
+    </w:p>
+    <w:p>
+      <w:pPr>
+        <w:pStyle w:val="Code"/>
+      </w:pPr>
+      <w:r>
+        <w:rPr>
+          <w:rFonts w:ascii="Courier New" w:cs="Courier New" w:eastAsia="Courier New" w:hAnsi="Courier New"/>
+          <w:sz w:val="18"/>
+          <w:szCs w:val="18"/>
+        </w:rPr>
+        <w:t xml:space="preserve">        commands.entity(entity).despawn();</w:t>
+      </w:r>
+    </w:p>
+    <w:p>
+      <w:pPr>
+        <w:pStyle w:val="Code"/>
+      </w:pPr>
+      <w:r>
+        <w:rPr>
+          <w:rFonts w:ascii="Courier New" w:cs="Courier New" w:eastAsia="Courier New" w:hAnsi="Courier New"/>
+          <w:sz w:val="18"/>
+          <w:szCs w:val="18"/>
+        </w:rPr>
+        <w:t xml:space="preserve">    }</w:t>
       </w:r>
     </w:p>
     <w:p>
@@ -6960,124 +6362,163 @@
           <w:sz w:val="18"/>
           <w:szCs w:val="18"/>
         </w:rPr>
-        <w:t xml:space="preserve">/// Начальное состояние лабы 3: обращение выключено, фон чёрный,</w:t>
-      </w:r>
-    </w:p>
-    <w:p>
-      <w:pPr>
-        <w:pStyle w:val="Code"/>
-      </w:pPr>
-      <w:r>
-        <w:rPr>
-          <w:rFonts w:ascii="Courier New" w:cs="Courier New" w:eastAsia="Courier New" w:hAnsi="Courier New"/>
-          <w:sz w:val="18"/>
-          <w:szCs w:val="18"/>
-        </w:rPr>
-        <w:t xml:space="preserve">/// рассеянный свет ярче, чтобы тёмные цвета торов были видны.</w:t>
-      </w:r>
-    </w:p>
-    <w:p>
-      <w:pPr>
-        <w:pStyle w:val="Code"/>
-      </w:pPr>
-      <w:r>
-        <w:rPr>
-          <w:rFonts w:ascii="Courier New" w:cs="Courier New" w:eastAsia="Courier New" w:hAnsi="Courier New"/>
-          <w:sz w:val="18"/>
-          <w:szCs w:val="18"/>
-        </w:rPr>
-        <w:t xml:space="preserve">fn reset_lab3(mut commands: Commands) {</w:t>
-      </w:r>
-    </w:p>
-    <w:p>
-      <w:pPr>
-        <w:pStyle w:val="Code"/>
-      </w:pPr>
-      <w:r>
-        <w:rPr>
-          <w:rFonts w:ascii="Courier New" w:cs="Courier New" w:eastAsia="Courier New" w:hAnsi="Courier New"/>
-          <w:sz w:val="18"/>
-          <w:szCs w:val="18"/>
-        </w:rPr>
-        <w:t xml:space="preserve">    commands.insert_resource(Orbit::default());</w:t>
-      </w:r>
-    </w:p>
-    <w:p>
-      <w:pPr>
-        <w:pStyle w:val="Code"/>
-      </w:pPr>
-      <w:r>
-        <w:rPr>
-          <w:rFonts w:ascii="Courier New" w:cs="Courier New" w:eastAsia="Courier New" w:hAnsi="Courier New"/>
-          <w:sz w:val="18"/>
-          <w:szCs w:val="18"/>
-        </w:rPr>
-        <w:t xml:space="preserve">    commands.insert_resource(ClearColor(Color::BLACK));</w:t>
-      </w:r>
-    </w:p>
-    <w:p>
-      <w:pPr>
-        <w:pStyle w:val="Code"/>
-      </w:pPr>
-      <w:r>
-        <w:rPr>
-          <w:rFonts w:ascii="Courier New" w:cs="Courier New" w:eastAsia="Courier New" w:hAnsi="Courier New"/>
-          <w:sz w:val="18"/>
-          <w:szCs w:val="18"/>
-        </w:rPr>
-        <w:t xml:space="preserve">    commands.insert_resource(GlobalAmbientLight {</w:t>
-      </w:r>
-    </w:p>
-    <w:p>
-      <w:pPr>
-        <w:pStyle w:val="Code"/>
-      </w:pPr>
-      <w:r>
-        <w:rPr>
-          <w:rFonts w:ascii="Courier New" w:cs="Courier New" w:eastAsia="Courier New" w:hAnsi="Courier New"/>
-          <w:sz w:val="18"/>
-          <w:szCs w:val="18"/>
-        </w:rPr>
-        <w:t xml:space="preserve">        color: Color::WHITE,</w:t>
-      </w:r>
-    </w:p>
-    <w:p>
-      <w:pPr>
-        <w:pStyle w:val="Code"/>
-      </w:pPr>
-      <w:r>
-        <w:rPr>
-          <w:rFonts w:ascii="Courier New" w:cs="Courier New" w:eastAsia="Courier New" w:hAnsi="Courier New"/>
-          <w:sz w:val="18"/>
-          <w:szCs w:val="18"/>
-        </w:rPr>
-        <w:t xml:space="preserve">        brightness: 250.0,</w:t>
-      </w:r>
-    </w:p>
-    <w:p>
-      <w:pPr>
-        <w:pStyle w:val="Code"/>
-      </w:pPr>
-      <w:r>
-        <w:rPr>
-          <w:rFonts w:ascii="Courier New" w:cs="Courier New" w:eastAsia="Courier New" w:hAnsi="Courier New"/>
-          <w:sz w:val="18"/>
-          <w:szCs w:val="18"/>
-        </w:rPr>
-        <w:t xml:space="preserve">        affects_lightmapped_meshes: true,</w:t>
-      </w:r>
-    </w:p>
-    <w:p>
-      <w:pPr>
-        <w:pStyle w:val="Code"/>
-      </w:pPr>
-      <w:r>
-        <w:rPr>
-          <w:rFonts w:ascii="Courier New" w:cs="Courier New" w:eastAsia="Courier New" w:hAnsi="Courier New"/>
-          <w:sz w:val="18"/>
-          <w:szCs w:val="18"/>
-        </w:rPr>
-        <w:t xml:space="preserve">    });</w:t>
+        <w:t xml:space="preserve">/// Ввод пользователя: клавиша R включает и выключает обращение вокруг центра.</w:t>
+      </w:r>
+    </w:p>
+    <w:p>
+      <w:pPr>
+        <w:pStyle w:val="Code"/>
+      </w:pPr>
+      <w:r>
+        <w:rPr>
+          <w:rFonts w:ascii="Courier New" w:cs="Courier New" w:eastAsia="Courier New" w:hAnsi="Courier New"/>
+          <w:sz w:val="18"/>
+          <w:szCs w:val="18"/>
+        </w:rPr>
+        <w:t xml:space="preserve">pub fn keyboard_system(keyboard: Res&lt;ButtonInput&lt;KeyCode&gt;&gt;, mut orbit: ResMut&lt;Orbit&gt;) {</w:t>
+      </w:r>
+    </w:p>
+    <w:p>
+      <w:pPr>
+        <w:pStyle w:val="Code"/>
+      </w:pPr>
+      <w:r>
+        <w:rPr>
+          <w:rFonts w:ascii="Courier New" w:cs="Courier New" w:eastAsia="Courier New" w:hAnsi="Courier New"/>
+          <w:sz w:val="18"/>
+          <w:szCs w:val="18"/>
+        </w:rPr>
+        <w:t xml:space="preserve">    if keyboard.just_pressed(KeyCode::KeyR) {</w:t>
+      </w:r>
+    </w:p>
+    <w:p>
+      <w:pPr>
+        <w:pStyle w:val="Code"/>
+      </w:pPr>
+      <w:r>
+        <w:rPr>
+          <w:rFonts w:ascii="Courier New" w:cs="Courier New" w:eastAsia="Courier New" w:hAnsi="Courier New"/>
+          <w:sz w:val="18"/>
+          <w:szCs w:val="18"/>
+        </w:rPr>
+        <w:t xml:space="preserve">        orbit.enabled = !orbit.enabled;</w:t>
+      </w:r>
+    </w:p>
+    <w:p>
+      <w:pPr>
+        <w:pStyle w:val="Code"/>
+      </w:pPr>
+      <w:r>
+        <w:rPr>
+          <w:rFonts w:ascii="Courier New" w:cs="Courier New" w:eastAsia="Courier New" w:hAnsi="Courier New"/>
+          <w:sz w:val="18"/>
+          <w:szCs w:val="18"/>
+        </w:rPr>
+        <w:t xml:space="preserve">        println!(</w:t>
+      </w:r>
+    </w:p>
+    <w:p>
+      <w:pPr>
+        <w:pStyle w:val="Code"/>
+      </w:pPr>
+      <w:r>
+        <w:rPr>
+          <w:rFonts w:ascii="Courier New" w:cs="Courier New" w:eastAsia="Courier New" w:hAnsi="Courier New"/>
+          <w:sz w:val="18"/>
+          <w:szCs w:val="18"/>
+        </w:rPr>
+        <w:t xml:space="preserve">            "[keyboard] обращение вокруг центра: {}",</w:t>
+      </w:r>
+    </w:p>
+    <w:p>
+      <w:pPr>
+        <w:pStyle w:val="Code"/>
+      </w:pPr>
+      <w:r>
+        <w:rPr>
+          <w:rFonts w:ascii="Courier New" w:cs="Courier New" w:eastAsia="Courier New" w:hAnsi="Courier New"/>
+          <w:sz w:val="18"/>
+          <w:szCs w:val="18"/>
+        </w:rPr>
+        <w:t xml:space="preserve">            if orbit.enabled {</w:t>
+      </w:r>
+    </w:p>
+    <w:p>
+      <w:pPr>
+        <w:pStyle w:val="Code"/>
+      </w:pPr>
+      <w:r>
+        <w:rPr>
+          <w:rFonts w:ascii="Courier New" w:cs="Courier New" w:eastAsia="Courier New" w:hAnsi="Courier New"/>
+          <w:sz w:val="18"/>
+          <w:szCs w:val="18"/>
+        </w:rPr>
+        <w:t xml:space="preserve">                "включено"</w:t>
+      </w:r>
+    </w:p>
+    <w:p>
+      <w:pPr>
+        <w:pStyle w:val="Code"/>
+      </w:pPr>
+      <w:r>
+        <w:rPr>
+          <w:rFonts w:ascii="Courier New" w:cs="Courier New" w:eastAsia="Courier New" w:hAnsi="Courier New"/>
+          <w:sz w:val="18"/>
+          <w:szCs w:val="18"/>
+        </w:rPr>
+        <w:t xml:space="preserve">            } else {</w:t>
+      </w:r>
+    </w:p>
+    <w:p>
+      <w:pPr>
+        <w:pStyle w:val="Code"/>
+      </w:pPr>
+      <w:r>
+        <w:rPr>
+          <w:rFonts w:ascii="Courier New" w:cs="Courier New" w:eastAsia="Courier New" w:hAnsi="Courier New"/>
+          <w:sz w:val="18"/>
+          <w:szCs w:val="18"/>
+        </w:rPr>
+        <w:t xml:space="preserve">                "выключено"</w:t>
+      </w:r>
+    </w:p>
+    <w:p>
+      <w:pPr>
+        <w:pStyle w:val="Code"/>
+      </w:pPr>
+      <w:r>
+        <w:rPr>
+          <w:rFonts w:ascii="Courier New" w:cs="Courier New" w:eastAsia="Courier New" w:hAnsi="Courier New"/>
+          <w:sz w:val="18"/>
+          <w:szCs w:val="18"/>
+        </w:rPr>
+        <w:t xml:space="preserve">            }</w:t>
+      </w:r>
+    </w:p>
+    <w:p>
+      <w:pPr>
+        <w:pStyle w:val="Code"/>
+      </w:pPr>
+      <w:r>
+        <w:rPr>
+          <w:rFonts w:ascii="Courier New" w:cs="Courier New" w:eastAsia="Courier New" w:hAnsi="Courier New"/>
+          <w:sz w:val="18"/>
+          <w:szCs w:val="18"/>
+        </w:rPr>
+        <w:t xml:space="preserve">        );</w:t>
+      </w:r>
+    </w:p>
+    <w:p>
+      <w:pPr>
+        <w:pStyle w:val="Code"/>
+      </w:pPr>
+      <w:r>
+        <w:rPr>
+          <w:rFonts w:ascii="Courier New" w:cs="Courier New" w:eastAsia="Courier New" w:hAnsi="Courier New"/>
+          <w:sz w:val="18"/>
+          <w:szCs w:val="18"/>
+        </w:rPr>
+        <w:t xml:space="preserve">    }</w:t>
       </w:r>
     </w:p>
     <w:p>
@@ -7116,46 +6557,85 @@
           <w:sz w:val="18"/>
           <w:szCs w:val="18"/>
         </w:rPr>
-        <w:t xml:space="preserve">fn setup_scene(</w:t>
-      </w:r>
-    </w:p>
-    <w:p>
-      <w:pPr>
-        <w:pStyle w:val="Code"/>
-      </w:pPr>
-      <w:r>
-        <w:rPr>
-          <w:rFonts w:ascii="Courier New" w:cs="Courier New" w:eastAsia="Courier New" w:hAnsi="Courier New"/>
-          <w:sz w:val="18"/>
-          <w:szCs w:val="18"/>
-        </w:rPr>
-        <w:t xml:space="preserve">    mut commands: Commands,</w:t>
-      </w:r>
-    </w:p>
-    <w:p>
-      <w:pPr>
-        <w:pStyle w:val="Code"/>
-      </w:pPr>
-      <w:r>
-        <w:rPr>
-          <w:rFonts w:ascii="Courier New" w:cs="Courier New" w:eastAsia="Courier New" w:hAnsi="Courier New"/>
-          <w:sz w:val="18"/>
-          <w:szCs w:val="18"/>
-        </w:rPr>
-        <w:t xml:space="preserve">    mut meshes: ResMut&lt;Assets&lt;Mesh&gt;&gt;,</w:t>
-      </w:r>
-    </w:p>
-    <w:p>
-      <w:pPr>
-        <w:pStyle w:val="Code"/>
-      </w:pPr>
-      <w:r>
-        <w:rPr>
-          <w:rFonts w:ascii="Courier New" w:cs="Courier New" w:eastAsia="Courier New" w:hAnsi="Courier New"/>
-          <w:sz w:val="18"/>
-          <w:szCs w:val="18"/>
-        </w:rPr>
-        <w:t xml:space="preserve">    mut materials: ResMut&lt;Assets&lt;StandardMaterial&gt;&gt;,</w:t>
+        <w:t xml:space="preserve">/// Дополнительное задание: обращение всех объектов вокруг центра сцены.</w:t>
+      </w:r>
+    </w:p>
+    <w:p>
+      <w:pPr>
+        <w:pStyle w:val="Code"/>
+      </w:pPr>
+      <w:r>
+        <w:rPr>
+          <w:rFonts w:ascii="Courier New" w:cs="Courier New" w:eastAsia="Courier New" w:hAnsi="Courier New"/>
+          <w:sz w:val="18"/>
+          <w:szCs w:val="18"/>
+        </w:rPr>
+        <w:t xml:space="preserve">/// `rotate_around` поворачивает и позицию, и ориентацию объекта,</w:t>
+      </w:r>
+    </w:p>
+    <w:p>
+      <w:pPr>
+        <w:pStyle w:val="Code"/>
+      </w:pPr>
+      <w:r>
+        <w:rPr>
+          <w:rFonts w:ascii="Courier New" w:cs="Courier New" w:eastAsia="Courier New" w:hAnsi="Courier New"/>
+          <w:sz w:val="18"/>
+          <w:szCs w:val="18"/>
+        </w:rPr>
+        <w:t xml:space="preserve">/// поэтому носики остаются направлены в центр.</w:t>
+      </w:r>
+    </w:p>
+    <w:p>
+      <w:pPr>
+        <w:pStyle w:val="Code"/>
+      </w:pPr>
+      <w:r>
+        <w:rPr>
+          <w:rFonts w:ascii="Courier New" w:cs="Courier New" w:eastAsia="Courier New" w:hAnsi="Courier New"/>
+          <w:sz w:val="18"/>
+          <w:szCs w:val="18"/>
+        </w:rPr>
+        <w:t xml:space="preserve">pub fn orbit_system(</w:t>
+      </w:r>
+    </w:p>
+    <w:p>
+      <w:pPr>
+        <w:pStyle w:val="Code"/>
+      </w:pPr>
+      <w:r>
+        <w:rPr>
+          <w:rFonts w:ascii="Courier New" w:cs="Courier New" w:eastAsia="Courier New" w:hAnsi="Courier New"/>
+          <w:sz w:val="18"/>
+          <w:szCs w:val="18"/>
+        </w:rPr>
+        <w:t xml:space="preserve">    time: Res&lt;Time&gt;,</w:t>
+      </w:r>
+    </w:p>
+    <w:p>
+      <w:pPr>
+        <w:pStyle w:val="Code"/>
+      </w:pPr>
+      <w:r>
+        <w:rPr>
+          <w:rFonts w:ascii="Courier New" w:cs="Courier New" w:eastAsia="Courier New" w:hAnsi="Courier New"/>
+          <w:sz w:val="18"/>
+          <w:szCs w:val="18"/>
+        </w:rPr>
+        <w:t xml:space="preserve">    orbit: Res&lt;Orbit&gt;,</w:t>
+      </w:r>
+    </w:p>
+    <w:p>
+      <w:pPr>
+        <w:pStyle w:val="Code"/>
+      </w:pPr>
+      <w:r>
+        <w:rPr>
+          <w:rFonts w:ascii="Courier New" w:cs="Courier New" w:eastAsia="Courier New" w:hAnsi="Courier New"/>
+          <w:sz w:val="18"/>
+          <w:szCs w:val="18"/>
+        </w:rPr>
+        <w:t xml:space="preserve">    mut query: Query&lt;&amp;mut Transform, With&lt;GraphicObject&gt;&gt;,</w:t>
       </w:r>
     </w:p>
     <w:p>
@@ -7181,46 +6661,20 @@
           <w:sz w:val="18"/>
           <w:szCs w:val="18"/>
         </w:rPr>
-        <w:t xml:space="preserve">    // Динамический массив параметров объектов (аналог std::vector).</w:t>
-      </w:r>
-    </w:p>
-    <w:p>
-      <w:pPr>
-        <w:pStyle w:val="Code"/>
-      </w:pPr>
-      <w:r>
-        <w:rPr>
-          <w:rFonts w:ascii="Courier New" w:cs="Courier New" w:eastAsia="Courier New" w:hAnsi="Courier New"/>
-          <w:sz w:val="18"/>
-          <w:szCs w:val="18"/>
-        </w:rPr>
-        <w:t xml:space="preserve">    let graphic_objects: Vec&lt;GraphicObject&gt; = scene_objects();</w:t>
-      </w:r>
-    </w:p>
-    <w:p>
-      <w:pPr>
-        <w:pStyle w:val="Code"/>
-      </w:pPr>
-      <w:r>
-        <w:rPr>
-          <w:rFonts w:ascii="Courier New" w:cs="Courier New" w:eastAsia="Courier New" w:hAnsi="Courier New"/>
-          <w:sz w:val="18"/>
-          <w:szCs w:val="18"/>
-        </w:rPr>
-        <w:t xml:space="preserve">    for obj in graphic_objects {</w:t>
-      </w:r>
-    </w:p>
-    <w:p>
-      <w:pPr>
-        <w:pStyle w:val="Code"/>
-      </w:pPr>
-      <w:r>
-        <w:rPr>
-          <w:rFonts w:ascii="Courier New" w:cs="Courier New" w:eastAsia="Courier New" w:hAnsi="Courier New"/>
-          <w:sz w:val="18"/>
-          <w:szCs w:val="18"/>
-        </w:rPr>
-        <w:t xml:space="preserve">        spawn_graphic_object(&amp;mut commands, &amp;mut meshes, &amp;mut materials, obj);</w:t>
+        <w:t xml:space="preserve">    if !orbit.enabled {</w:t>
+      </w:r>
+    </w:p>
+    <w:p>
+      <w:pPr>
+        <w:pStyle w:val="Code"/>
+      </w:pPr>
+      <w:r>
+        <w:rPr>
+          <w:rFonts w:ascii="Courier New" w:cs="Courier New" w:eastAsia="Courier New" w:hAnsi="Courier New"/>
+          <w:sz w:val="18"/>
+          <w:szCs w:val="18"/>
+        </w:rPr>
+        <w:t xml:space="preserve">        return;</w:t>
       </w:r>
     </w:p>
     <w:p>
@@ -7246,826 +6700,33 @@
           <w:sz w:val="18"/>
           <w:szCs w:val="18"/>
         </w:rPr>
-        <w:t xml:space="preserve"> </w:t>
-      </w:r>
-    </w:p>
-    <w:p>
-      <w:pPr>
-        <w:pStyle w:val="Code"/>
-      </w:pPr>
-      <w:r>
-        <w:rPr>
-          <w:rFonts w:ascii="Courier New" w:cs="Courier New" w:eastAsia="Courier New" w:hAnsi="Courier New"/>
-          <w:sz w:val="18"/>
-          <w:szCs w:val="18"/>
-        </w:rPr>
-        <w:t xml:space="preserve">    // Наблюдатель: положение камеры из исходной работы, взгляд в начало координат.</w:t>
-      </w:r>
-    </w:p>
-    <w:p>
-      <w:pPr>
-        <w:pStyle w:val="Code"/>
-      </w:pPr>
-      <w:r>
-        <w:rPr>
-          <w:rFonts w:ascii="Courier New" w:cs="Courier New" w:eastAsia="Courier New" w:hAnsi="Courier New"/>
-          <w:sz w:val="18"/>
-          <w:szCs w:val="18"/>
-        </w:rPr>
-        <w:t xml:space="preserve">    commands.spawn((</w:t>
-      </w:r>
-    </w:p>
-    <w:p>
-      <w:pPr>
-        <w:pStyle w:val="Code"/>
-      </w:pPr>
-      <w:r>
-        <w:rPr>
-          <w:rFonts w:ascii="Courier New" w:cs="Courier New" w:eastAsia="Courier New" w:hAnsi="Courier New"/>
-          <w:sz w:val="18"/>
-          <w:szCs w:val="18"/>
-        </w:rPr>
-        <w:t xml:space="preserve">        Camera3d::default(),</w:t>
-      </w:r>
-    </w:p>
-    <w:p>
-      <w:pPr>
-        <w:pStyle w:val="Code"/>
-      </w:pPr>
-      <w:r>
-        <w:rPr>
-          <w:rFonts w:ascii="Courier New" w:cs="Courier New" w:eastAsia="Courier New" w:hAnsi="Courier New"/>
-          <w:sz w:val="18"/>
-          <w:szCs w:val="18"/>
-        </w:rPr>
-        <w:t xml:space="preserve">        Transform::from_xyz(10.0, 15.0, 17.5).looking_at(Vec3::ZERO, Vec3::Y),</w:t>
-      </w:r>
-    </w:p>
-    <w:p>
-      <w:pPr>
-        <w:pStyle w:val="Code"/>
-      </w:pPr>
-      <w:r>
-        <w:rPr>
-          <w:rFonts w:ascii="Courier New" w:cs="Courier New" w:eastAsia="Courier New" w:hAnsi="Courier New"/>
-          <w:sz w:val="18"/>
-          <w:szCs w:val="18"/>
-        </w:rPr>
-        <w:t xml:space="preserve">        DespawnOnExit(Lab::Lab3),</w:t>
-      </w:r>
-    </w:p>
-    <w:p>
-      <w:pPr>
-        <w:pStyle w:val="Code"/>
-      </w:pPr>
-      <w:r>
-        <w:rPr>
-          <w:rFonts w:ascii="Courier New" w:cs="Courier New" w:eastAsia="Courier New" w:hAnsi="Courier New"/>
-          <w:sz w:val="18"/>
-          <w:szCs w:val="18"/>
-        </w:rPr>
-        <w:t xml:space="preserve">    ));</w:t>
-      </w:r>
-    </w:p>
-    <w:p>
-      <w:pPr>
-        <w:pStyle w:val="Code"/>
-      </w:pPr>
-      <w:r>
-        <w:rPr>
-          <w:rFonts w:ascii="Courier New" w:cs="Courier New" w:eastAsia="Courier New" w:hAnsi="Courier New"/>
-          <w:sz w:val="18"/>
-          <w:szCs w:val="18"/>
-        </w:rPr>
-        <w:t xml:space="preserve">    commands.spawn((</w:t>
-      </w:r>
-    </w:p>
-    <w:p>
-      <w:pPr>
-        <w:pStyle w:val="Code"/>
-      </w:pPr>
-      <w:r>
-        <w:rPr>
-          <w:rFonts w:ascii="Courier New" w:cs="Courier New" w:eastAsia="Courier New" w:hAnsi="Courier New"/>
-          <w:sz w:val="18"/>
-          <w:szCs w:val="18"/>
-        </w:rPr>
-        <w:t xml:space="preserve">        DirectionalLight {</w:t>
-      </w:r>
-    </w:p>
-    <w:p>
-      <w:pPr>
-        <w:pStyle w:val="Code"/>
-      </w:pPr>
-      <w:r>
-        <w:rPr>
-          <w:rFonts w:ascii="Courier New" w:cs="Courier New" w:eastAsia="Courier New" w:hAnsi="Courier New"/>
-          <w:sz w:val="18"/>
-          <w:szCs w:val="18"/>
-        </w:rPr>
-        <w:t xml:space="preserve">            illuminance: 12_000.0,</w:t>
-      </w:r>
-    </w:p>
-    <w:p>
-      <w:pPr>
-        <w:pStyle w:val="Code"/>
-      </w:pPr>
-      <w:r>
-        <w:rPr>
-          <w:rFonts w:ascii="Courier New" w:cs="Courier New" w:eastAsia="Courier New" w:hAnsi="Courier New"/>
-          <w:sz w:val="18"/>
-          <w:szCs w:val="18"/>
-        </w:rPr>
-        <w:t xml:space="preserve">            ..default()</w:t>
-      </w:r>
-    </w:p>
-    <w:p>
-      <w:pPr>
-        <w:pStyle w:val="Code"/>
-      </w:pPr>
-      <w:r>
-        <w:rPr>
-          <w:rFonts w:ascii="Courier New" w:cs="Courier New" w:eastAsia="Courier New" w:hAnsi="Courier New"/>
-          <w:sz w:val="18"/>
-          <w:szCs w:val="18"/>
-        </w:rPr>
-        <w:t xml:space="preserve">        },</w:t>
-      </w:r>
-    </w:p>
-    <w:p>
-      <w:pPr>
-        <w:pStyle w:val="Code"/>
-      </w:pPr>
-      <w:r>
-        <w:rPr>
-          <w:rFonts w:ascii="Courier New" w:cs="Courier New" w:eastAsia="Courier New" w:hAnsi="Courier New"/>
-          <w:sz w:val="18"/>
-          <w:szCs w:val="18"/>
-        </w:rPr>
-        <w:t xml:space="preserve">        Transform::from_xyz(5.0, 10.0, 6.0).looking_at(Vec3::ZERO, Vec3::Y),</w:t>
-      </w:r>
-    </w:p>
-    <w:p>
-      <w:pPr>
-        <w:pStyle w:val="Code"/>
-      </w:pPr>
-      <w:r>
-        <w:rPr>
-          <w:rFonts w:ascii="Courier New" w:cs="Courier New" w:eastAsia="Courier New" w:hAnsi="Courier New"/>
-          <w:sz w:val="18"/>
-          <w:szCs w:val="18"/>
-        </w:rPr>
-        <w:t xml:space="preserve">        DespawnOnExit(Lab::Lab3),</w:t>
-      </w:r>
-    </w:p>
-    <w:p>
-      <w:pPr>
-        <w:pStyle w:val="Code"/>
-      </w:pPr>
-      <w:r>
-        <w:rPr>
-          <w:rFonts w:ascii="Courier New" w:cs="Courier New" w:eastAsia="Courier New" w:hAnsi="Courier New"/>
-          <w:sz w:val="18"/>
-          <w:szCs w:val="18"/>
-        </w:rPr>
-        <w:t xml:space="preserve">    ));</w:t>
-      </w:r>
-    </w:p>
-    <w:p>
-      <w:pPr>
-        <w:pStyle w:val="Code"/>
-      </w:pPr>
-      <w:r>
-        <w:rPr>
-          <w:rFonts w:ascii="Courier New" w:cs="Courier New" w:eastAsia="Courier New" w:hAnsi="Courier New"/>
-          <w:sz w:val="18"/>
-          <w:szCs w:val="18"/>
-        </w:rPr>
-        <w:t xml:space="preserve">}</w:t>
-      </w:r>
-    </w:p>
-    <w:p>
-      <w:pPr>
-        <w:pStyle w:val="Code"/>
-      </w:pPr>
-      <w:r>
-        <w:rPr>
-          <w:rFonts w:ascii="Courier New" w:cs="Courier New" w:eastAsia="Courier New" w:hAnsi="Courier New"/>
-          <w:sz w:val="18"/>
-          <w:szCs w:val="18"/>
-        </w:rPr>
-        <w:t xml:space="preserve"> </w:t>
-      </w:r>
-    </w:p>
-    <w:p>
-      <w:pPr>
-        <w:pStyle w:val="Code"/>
-      </w:pPr>
-      <w:r>
-        <w:rPr>
-          <w:rFonts w:ascii="Courier New" w:cs="Courier New" w:eastAsia="Courier New" w:hAnsi="Courier New"/>
-          <w:sz w:val="18"/>
-          <w:szCs w:val="18"/>
-        </w:rPr>
-        <w:t xml:space="preserve">/// Запоминает исходное размещение каждого объекта для обращения вокруг центра</w:t>
-      </w:r>
-    </w:p>
-    <w:p>
-      <w:pPr>
-        <w:pStyle w:val="Code"/>
-      </w:pPr>
-      <w:r>
-        <w:rPr>
-          <w:rFonts w:ascii="Courier New" w:cs="Courier New" w:eastAsia="Courier New" w:hAnsi="Courier New"/>
-          <w:sz w:val="18"/>
-          <w:szCs w:val="18"/>
-        </w:rPr>
-        <w:t xml:space="preserve">/// и привязывает объект к лабе 3: при переходе к другой лабе он удаляется.</w:t>
-      </w:r>
-    </w:p>
-    <w:p>
-      <w:pPr>
-        <w:pStyle w:val="Code"/>
-      </w:pPr>
-      <w:r>
-        <w:rPr>
-          <w:rFonts w:ascii="Courier New" w:cs="Courier New" w:eastAsia="Courier New" w:hAnsi="Courier New"/>
-          <w:sz w:val="18"/>
-          <w:szCs w:val="18"/>
-        </w:rPr>
-        <w:t xml:space="preserve">fn attach_lab3_components(</w:t>
-      </w:r>
-    </w:p>
-    <w:p>
-      <w:pPr>
-        <w:pStyle w:val="Code"/>
-      </w:pPr>
-      <w:r>
-        <w:rPr>
-          <w:rFonts w:ascii="Courier New" w:cs="Courier New" w:eastAsia="Courier New" w:hAnsi="Courier New"/>
-          <w:sz w:val="18"/>
-          <w:szCs w:val="18"/>
-        </w:rPr>
-        <w:t xml:space="preserve">    mut commands: Commands,</w:t>
-      </w:r>
-    </w:p>
-    <w:p>
-      <w:pPr>
-        <w:pStyle w:val="Code"/>
-      </w:pPr>
-      <w:r>
-        <w:rPr>
-          <w:rFonts w:ascii="Courier New" w:cs="Courier New" w:eastAsia="Courier New" w:hAnsi="Courier New"/>
-          <w:sz w:val="18"/>
-          <w:szCs w:val="18"/>
-        </w:rPr>
-        <w:t xml:space="preserve">    query: Query&lt;(Entity, &amp;GraphicObject), Without&lt;OrbitAnchor&gt;&gt;,</w:t>
-      </w:r>
-    </w:p>
-    <w:p>
-      <w:pPr>
-        <w:pStyle w:val="Code"/>
-      </w:pPr>
-      <w:r>
-        <w:rPr>
-          <w:rFonts w:ascii="Courier New" w:cs="Courier New" w:eastAsia="Courier New" w:hAnsi="Courier New"/>
-          <w:sz w:val="18"/>
-          <w:szCs w:val="18"/>
-        </w:rPr>
-        <w:t xml:space="preserve">) {</w:t>
-      </w:r>
-    </w:p>
-    <w:p>
-      <w:pPr>
-        <w:pStyle w:val="Code"/>
-      </w:pPr>
-      <w:r>
-        <w:rPr>
-          <w:rFonts w:ascii="Courier New" w:cs="Courier New" w:eastAsia="Courier New" w:hAnsi="Courier New"/>
-          <w:sz w:val="18"/>
-          <w:szCs w:val="18"/>
-        </w:rPr>
-        <w:t xml:space="preserve">    for (entity, object) in &amp;query {</w:t>
-      </w:r>
-    </w:p>
-    <w:p>
-      <w:pPr>
-        <w:pStyle w:val="Code"/>
-      </w:pPr>
-      <w:r>
-        <w:rPr>
-          <w:rFonts w:ascii="Courier New" w:cs="Courier New" w:eastAsia="Courier New" w:hAnsi="Courier New"/>
-          <w:sz w:val="18"/>
-          <w:szCs w:val="18"/>
-        </w:rPr>
-        <w:t xml:space="preserve">        commands.entity(entity).insert((</w:t>
-      </w:r>
-    </w:p>
-    <w:p>
-      <w:pPr>
-        <w:pStyle w:val="Code"/>
-      </w:pPr>
-      <w:r>
-        <w:rPr>
-          <w:rFonts w:ascii="Courier New" w:cs="Courier New" w:eastAsia="Courier New" w:hAnsi="Courier New"/>
-          <w:sz w:val="18"/>
-          <w:szCs w:val="18"/>
-        </w:rPr>
-        <w:t xml:space="preserve">            OrbitAnchor {</w:t>
-      </w:r>
-    </w:p>
-    <w:p>
-      <w:pPr>
-        <w:pStyle w:val="Code"/>
-      </w:pPr>
-      <w:r>
-        <w:rPr>
-          <w:rFonts w:ascii="Courier New" w:cs="Courier New" w:eastAsia="Courier New" w:hAnsi="Courier New"/>
-          <w:sz w:val="18"/>
-          <w:szCs w:val="18"/>
-        </w:rPr>
-        <w:t xml:space="preserve">                start: object.clone(),</w:t>
-      </w:r>
-    </w:p>
-    <w:p>
-      <w:pPr>
-        <w:pStyle w:val="Code"/>
-      </w:pPr>
-      <w:r>
-        <w:rPr>
-          <w:rFonts w:ascii="Courier New" w:cs="Courier New" w:eastAsia="Courier New" w:hAnsi="Courier New"/>
-          <w:sz w:val="18"/>
-          <w:szCs w:val="18"/>
-        </w:rPr>
-        <w:t xml:space="preserve">                phase_deg: 0.0,</w:t>
-      </w:r>
-    </w:p>
-    <w:p>
-      <w:pPr>
-        <w:pStyle w:val="Code"/>
-      </w:pPr>
-      <w:r>
-        <w:rPr>
-          <w:rFonts w:ascii="Courier New" w:cs="Courier New" w:eastAsia="Courier New" w:hAnsi="Courier New"/>
-          <w:sz w:val="18"/>
-          <w:szCs w:val="18"/>
-        </w:rPr>
-        <w:t xml:space="preserve">            },</w:t>
-      </w:r>
-    </w:p>
-    <w:p>
-      <w:pPr>
-        <w:pStyle w:val="Code"/>
-      </w:pPr>
-      <w:r>
-        <w:rPr>
-          <w:rFonts w:ascii="Courier New" w:cs="Courier New" w:eastAsia="Courier New" w:hAnsi="Courier New"/>
-          <w:sz w:val="18"/>
-          <w:szCs w:val="18"/>
-        </w:rPr>
-        <w:t xml:space="preserve">            DespawnOnExit(Lab::Lab3),</w:t>
-      </w:r>
-    </w:p>
-    <w:p>
-      <w:pPr>
-        <w:pStyle w:val="Code"/>
-      </w:pPr>
-      <w:r>
-        <w:rPr>
-          <w:rFonts w:ascii="Courier New" w:cs="Courier New" w:eastAsia="Courier New" w:hAnsi="Courier New"/>
-          <w:sz w:val="18"/>
-          <w:szCs w:val="18"/>
-        </w:rPr>
-        <w:t xml:space="preserve">        ));</w:t>
-      </w:r>
-    </w:p>
-    <w:p>
-      <w:pPr>
-        <w:pStyle w:val="Code"/>
-      </w:pPr>
-      <w:r>
-        <w:rPr>
-          <w:rFonts w:ascii="Courier New" w:cs="Courier New" w:eastAsia="Courier New" w:hAnsi="Courier New"/>
-          <w:sz w:val="18"/>
-          <w:szCs w:val="18"/>
-        </w:rPr>
-        <w:t xml:space="preserve">    }</w:t>
-      </w:r>
-    </w:p>
-    <w:p>
-      <w:pPr>
-        <w:pStyle w:val="Code"/>
-      </w:pPr>
-      <w:r>
-        <w:rPr>
-          <w:rFonts w:ascii="Courier New" w:cs="Courier New" w:eastAsia="Courier New" w:hAnsi="Courier New"/>
-          <w:sz w:val="18"/>
-          <w:szCs w:val="18"/>
-        </w:rPr>
-        <w:t xml:space="preserve">}</w:t>
-      </w:r>
-    </w:p>
-    <w:p>
-      <w:pPr>
-        <w:pStyle w:val="Code"/>
-      </w:pPr>
-      <w:r>
-        <w:rPr>
-          <w:rFonts w:ascii="Courier New" w:cs="Courier New" w:eastAsia="Courier New" w:hAnsi="Courier New"/>
-          <w:sz w:val="18"/>
-          <w:szCs w:val="18"/>
-        </w:rPr>
-        <w:t xml:space="preserve"> </w:t>
-      </w:r>
-    </w:p>
-    <w:p>
-      <w:pPr>
-        <w:pStyle w:val="Code"/>
-      </w:pPr>
-      <w:r>
-        <w:rPr>
-          <w:rFonts w:ascii="Courier New" w:cs="Courier New" w:eastAsia="Courier New" w:hAnsi="Courier New"/>
-          <w:sz w:val="18"/>
-          <w:szCs w:val="18"/>
-        </w:rPr>
-        <w:t xml:space="preserve">/// Ввод пользователя: клавиша R включает и выключает обращение вокруг центра.</w:t>
-      </w:r>
-    </w:p>
-    <w:p>
-      <w:pPr>
-        <w:pStyle w:val="Code"/>
-      </w:pPr>
-      <w:r>
-        <w:rPr>
-          <w:rFonts w:ascii="Courier New" w:cs="Courier New" w:eastAsia="Courier New" w:hAnsi="Courier New"/>
-          <w:sz w:val="18"/>
-          <w:szCs w:val="18"/>
-        </w:rPr>
-        <w:t xml:space="preserve">pub fn keyboard_system(keyboard: Res&lt;ButtonInput&lt;KeyCode&gt;&gt;, mut orbit: ResMut&lt;Orbit&gt;) {</w:t>
-      </w:r>
-    </w:p>
-    <w:p>
-      <w:pPr>
-        <w:pStyle w:val="Code"/>
-      </w:pPr>
-      <w:r>
-        <w:rPr>
-          <w:rFonts w:ascii="Courier New" w:cs="Courier New" w:eastAsia="Courier New" w:hAnsi="Courier New"/>
-          <w:sz w:val="18"/>
-          <w:szCs w:val="18"/>
-        </w:rPr>
-        <w:t xml:space="preserve">    if keyboard.just_pressed(KeyCode::KeyR) {</w:t>
-      </w:r>
-    </w:p>
-    <w:p>
-      <w:pPr>
-        <w:pStyle w:val="Code"/>
-      </w:pPr>
-      <w:r>
-        <w:rPr>
-          <w:rFonts w:ascii="Courier New" w:cs="Courier New" w:eastAsia="Courier New" w:hAnsi="Courier New"/>
-          <w:sz w:val="18"/>
-          <w:szCs w:val="18"/>
-        </w:rPr>
-        <w:t xml:space="preserve">        orbit.enabled = !orbit.enabled;</w:t>
-      </w:r>
-    </w:p>
-    <w:p>
-      <w:pPr>
-        <w:pStyle w:val="Code"/>
-      </w:pPr>
-      <w:r>
-        <w:rPr>
-          <w:rFonts w:ascii="Courier New" w:cs="Courier New" w:eastAsia="Courier New" w:hAnsi="Courier New"/>
-          <w:sz w:val="18"/>
-          <w:szCs w:val="18"/>
-        </w:rPr>
-        <w:t xml:space="preserve">        println!(</w:t>
-      </w:r>
-    </w:p>
-    <w:p>
-      <w:pPr>
-        <w:pStyle w:val="Code"/>
-      </w:pPr>
-      <w:r>
-        <w:rPr>
-          <w:rFonts w:ascii="Courier New" w:cs="Courier New" w:eastAsia="Courier New" w:hAnsi="Courier New"/>
-          <w:sz w:val="18"/>
-          <w:szCs w:val="18"/>
-        </w:rPr>
-        <w:t xml:space="preserve">            "[keyboard] обращение вокруг центра: {}",</w:t>
-      </w:r>
-    </w:p>
-    <w:p>
-      <w:pPr>
-        <w:pStyle w:val="Code"/>
-      </w:pPr>
-      <w:r>
-        <w:rPr>
-          <w:rFonts w:ascii="Courier New" w:cs="Courier New" w:eastAsia="Courier New" w:hAnsi="Courier New"/>
-          <w:sz w:val="18"/>
-          <w:szCs w:val="18"/>
-        </w:rPr>
-        <w:t xml:space="preserve">            if orbit.enabled {</w:t>
-      </w:r>
-    </w:p>
-    <w:p>
-      <w:pPr>
-        <w:pStyle w:val="Code"/>
-      </w:pPr>
-      <w:r>
-        <w:rPr>
-          <w:rFonts w:ascii="Courier New" w:cs="Courier New" w:eastAsia="Courier New" w:hAnsi="Courier New"/>
-          <w:sz w:val="18"/>
-          <w:szCs w:val="18"/>
-        </w:rPr>
-        <w:t xml:space="preserve">                "включено"</w:t>
-      </w:r>
-    </w:p>
-    <w:p>
-      <w:pPr>
-        <w:pStyle w:val="Code"/>
-      </w:pPr>
-      <w:r>
-        <w:rPr>
-          <w:rFonts w:ascii="Courier New" w:cs="Courier New" w:eastAsia="Courier New" w:hAnsi="Courier New"/>
-          <w:sz w:val="18"/>
-          <w:szCs w:val="18"/>
-        </w:rPr>
-        <w:t xml:space="preserve">            } else {</w:t>
-      </w:r>
-    </w:p>
-    <w:p>
-      <w:pPr>
-        <w:pStyle w:val="Code"/>
-      </w:pPr>
-      <w:r>
-        <w:rPr>
-          <w:rFonts w:ascii="Courier New" w:cs="Courier New" w:eastAsia="Courier New" w:hAnsi="Courier New"/>
-          <w:sz w:val="18"/>
-          <w:szCs w:val="18"/>
-        </w:rPr>
-        <w:t xml:space="preserve">                "выключено"</w:t>
-      </w:r>
-    </w:p>
-    <w:p>
-      <w:pPr>
-        <w:pStyle w:val="Code"/>
-      </w:pPr>
-      <w:r>
-        <w:rPr>
-          <w:rFonts w:ascii="Courier New" w:cs="Courier New" w:eastAsia="Courier New" w:hAnsi="Courier New"/>
-          <w:sz w:val="18"/>
-          <w:szCs w:val="18"/>
-        </w:rPr>
-        <w:t xml:space="preserve">            }</w:t>
-      </w:r>
-    </w:p>
-    <w:p>
-      <w:pPr>
-        <w:pStyle w:val="Code"/>
-      </w:pPr>
-      <w:r>
-        <w:rPr>
-          <w:rFonts w:ascii="Courier New" w:cs="Courier New" w:eastAsia="Courier New" w:hAnsi="Courier New"/>
-          <w:sz w:val="18"/>
-          <w:szCs w:val="18"/>
-        </w:rPr>
-        <w:t xml:space="preserve">        );</w:t>
-      </w:r>
-    </w:p>
-    <w:p>
-      <w:pPr>
-        <w:pStyle w:val="Code"/>
-      </w:pPr>
-      <w:r>
-        <w:rPr>
-          <w:rFonts w:ascii="Courier New" w:cs="Courier New" w:eastAsia="Courier New" w:hAnsi="Courier New"/>
-          <w:sz w:val="18"/>
-          <w:szCs w:val="18"/>
-        </w:rPr>
-        <w:t xml:space="preserve">    }</w:t>
-      </w:r>
-    </w:p>
-    <w:p>
-      <w:pPr>
-        <w:pStyle w:val="Code"/>
-      </w:pPr>
-      <w:r>
-        <w:rPr>
-          <w:rFonts w:ascii="Courier New" w:cs="Courier New" w:eastAsia="Courier New" w:hAnsi="Courier New"/>
-          <w:sz w:val="18"/>
-          <w:szCs w:val="18"/>
-        </w:rPr>
-        <w:t xml:space="preserve">}</w:t>
-      </w:r>
-    </w:p>
-    <w:p>
-      <w:pPr>
-        <w:pStyle w:val="Code"/>
-      </w:pPr>
-      <w:r>
-        <w:rPr>
-          <w:rFonts w:ascii="Courier New" w:cs="Courier New" w:eastAsia="Courier New" w:hAnsi="Courier New"/>
-          <w:sz w:val="18"/>
-          <w:szCs w:val="18"/>
-        </w:rPr>
-        <w:t xml:space="preserve"> </w:t>
-      </w:r>
-    </w:p>
-    <w:p>
-      <w:pPr>
-        <w:pStyle w:val="Code"/>
-      </w:pPr>
-      <w:r>
-        <w:rPr>
-          <w:rFonts w:ascii="Courier New" w:cs="Courier New" w:eastAsia="Courier New" w:hAnsi="Courier New"/>
-          <w:sz w:val="18"/>
-          <w:szCs w:val="18"/>
-        </w:rPr>
-        <w:t xml:space="preserve">/// Система симуляции: меняет только данные объектов (как в лабораторной №2).</w:t>
-      </w:r>
-    </w:p>
-    <w:p>
-      <w:pPr>
-        <w:pStyle w:val="Code"/>
-      </w:pPr>
-      <w:r>
-        <w:rPr>
-          <w:rFonts w:ascii="Courier New" w:cs="Courier New" w:eastAsia="Courier New" w:hAnsi="Courier New"/>
-          <w:sz w:val="18"/>
-          <w:szCs w:val="18"/>
-        </w:rPr>
-        <w:t xml:space="preserve">/// Дополнительное задание: угол обращения растёт со временем, размещение</w:t>
-      </w:r>
-    </w:p>
-    <w:p>
-      <w:pPr>
-        <w:pStyle w:val="Code"/>
-      </w:pPr>
-      <w:r>
-        <w:rPr>
-          <w:rFonts w:ascii="Courier New" w:cs="Courier New" w:eastAsia="Courier New" w:hAnsi="Courier New"/>
-          <w:sz w:val="18"/>
-          <w:szCs w:val="18"/>
-        </w:rPr>
-        <w:t xml:space="preserve">/// вычисляется из исходного, а `Transform` пересчитывает update_visual_system.</w:t>
-      </w:r>
-    </w:p>
-    <w:p>
-      <w:pPr>
-        <w:pStyle w:val="Code"/>
-      </w:pPr>
-      <w:r>
-        <w:rPr>
-          <w:rFonts w:ascii="Courier New" w:cs="Courier New" w:eastAsia="Courier New" w:hAnsi="Courier New"/>
-          <w:sz w:val="18"/>
-          <w:szCs w:val="18"/>
-        </w:rPr>
-        <w:t xml:space="preserve">pub fn simulation_system(</w:t>
-      </w:r>
-    </w:p>
-    <w:p>
-      <w:pPr>
-        <w:pStyle w:val="Code"/>
-      </w:pPr>
-      <w:r>
-        <w:rPr>
-          <w:rFonts w:ascii="Courier New" w:cs="Courier New" w:eastAsia="Courier New" w:hAnsi="Courier New"/>
-          <w:sz w:val="18"/>
-          <w:szCs w:val="18"/>
-        </w:rPr>
-        <w:t xml:space="preserve">    time: Res&lt;Time&gt;,</w:t>
-      </w:r>
-    </w:p>
-    <w:p>
-      <w:pPr>
-        <w:pStyle w:val="Code"/>
-      </w:pPr>
-      <w:r>
-        <w:rPr>
-          <w:rFonts w:ascii="Courier New" w:cs="Courier New" w:eastAsia="Courier New" w:hAnsi="Courier New"/>
-          <w:sz w:val="18"/>
-          <w:szCs w:val="18"/>
-        </w:rPr>
-        <w:t xml:space="preserve">    orbit: Res&lt;Orbit&gt;,</w:t>
-      </w:r>
-    </w:p>
-    <w:p>
-      <w:pPr>
-        <w:pStyle w:val="Code"/>
-      </w:pPr>
-      <w:r>
-        <w:rPr>
-          <w:rFonts w:ascii="Courier New" w:cs="Courier New" w:eastAsia="Courier New" w:hAnsi="Courier New"/>
-          <w:sz w:val="18"/>
-          <w:szCs w:val="18"/>
-        </w:rPr>
-        <w:t xml:space="preserve">    mut query: Query&lt;(&amp;mut GraphicObject, &amp;mut OrbitAnchor)&gt;,</w:t>
-      </w:r>
-    </w:p>
-    <w:p>
-      <w:pPr>
-        <w:pStyle w:val="Code"/>
-      </w:pPr>
-      <w:r>
-        <w:rPr>
-          <w:rFonts w:ascii="Courier New" w:cs="Courier New" w:eastAsia="Courier New" w:hAnsi="Courier New"/>
-          <w:sz w:val="18"/>
-          <w:szCs w:val="18"/>
-        </w:rPr>
-        <w:t xml:space="preserve">) {</w:t>
-      </w:r>
-    </w:p>
-    <w:p>
-      <w:pPr>
-        <w:pStyle w:val="Code"/>
-      </w:pPr>
-      <w:r>
-        <w:rPr>
-          <w:rFonts w:ascii="Courier New" w:cs="Courier New" w:eastAsia="Courier New" w:hAnsi="Courier New"/>
-          <w:sz w:val="18"/>
-          <w:szCs w:val="18"/>
-        </w:rPr>
-        <w:t xml:space="preserve">    if !orbit.enabled {</w:t>
-      </w:r>
-    </w:p>
-    <w:p>
-      <w:pPr>
-        <w:pStyle w:val="Code"/>
-      </w:pPr>
-      <w:r>
-        <w:rPr>
-          <w:rFonts w:ascii="Courier New" w:cs="Courier New" w:eastAsia="Courier New" w:hAnsi="Courier New"/>
-          <w:sz w:val="18"/>
-          <w:szCs w:val="18"/>
-        </w:rPr>
-        <w:t xml:space="preserve">        return;</w:t>
-      </w:r>
-    </w:p>
-    <w:p>
-      <w:pPr>
-        <w:pStyle w:val="Code"/>
-      </w:pPr>
-      <w:r>
-        <w:rPr>
-          <w:rFonts w:ascii="Courier New" w:cs="Courier New" w:eastAsia="Courier New" w:hAnsi="Courier New"/>
-          <w:sz w:val="18"/>
-          <w:szCs w:val="18"/>
-        </w:rPr>
-        <w:t xml:space="preserve">    }</w:t>
-      </w:r>
-    </w:p>
-    <w:p>
-      <w:pPr>
-        <w:pStyle w:val="Code"/>
-      </w:pPr>
-      <w:r>
-        <w:rPr>
-          <w:rFonts w:ascii="Courier New" w:cs="Courier New" w:eastAsia="Courier New" w:hAnsi="Courier New"/>
-          <w:sz w:val="18"/>
-          <w:szCs w:val="18"/>
-        </w:rPr>
-        <w:t xml:space="preserve">    let delta_deg = ORBIT_SPEED_DEG * time.delta_secs();</w:t>
-      </w:r>
-    </w:p>
-    <w:p>
-      <w:pPr>
-        <w:pStyle w:val="Code"/>
-      </w:pPr>
-      <w:r>
-        <w:rPr>
-          <w:rFonts w:ascii="Courier New" w:cs="Courier New" w:eastAsia="Courier New" w:hAnsi="Courier New"/>
-          <w:sz w:val="18"/>
-          <w:szCs w:val="18"/>
-        </w:rPr>
-        <w:t xml:space="preserve">    for (mut object, mut anchor) in &amp;mut query {</w:t>
-      </w:r>
-    </w:p>
-    <w:p>
-      <w:pPr>
-        <w:pStyle w:val="Code"/>
-      </w:pPr>
-      <w:r>
-        <w:rPr>
-          <w:rFonts w:ascii="Courier New" w:cs="Courier New" w:eastAsia="Courier New" w:hAnsi="Courier New"/>
-          <w:sz w:val="18"/>
-          <w:szCs w:val="18"/>
-        </w:rPr>
-        <w:t xml:space="preserve">        anchor.phase_deg = (anchor.phase_deg + delta_deg).rem_euclid(360.0);</w:t>
-      </w:r>
-    </w:p>
-    <w:p>
-      <w:pPr>
-        <w:pStyle w:val="Code"/>
-      </w:pPr>
-      <w:r>
-        <w:rPr>
-          <w:rFonts w:ascii="Courier New" w:cs="Courier New" w:eastAsia="Courier New" w:hAnsi="Courier New"/>
-          <w:sz w:val="18"/>
-          <w:szCs w:val="18"/>
-        </w:rPr>
-        <w:t xml:space="preserve">        *object = anchor.start.orbited(anchor.phase_deg);</w:t>
+        <w:t xml:space="preserve">    let angle = (ORBIT_SPEED_DEG * time.delta_secs()).to_radians();</w:t>
+      </w:r>
+    </w:p>
+    <w:p>
+      <w:pPr>
+        <w:pStyle w:val="Code"/>
+      </w:pPr>
+      <w:r>
+        <w:rPr>
+          <w:rFonts w:ascii="Courier New" w:cs="Courier New" w:eastAsia="Courier New" w:hAnsi="Courier New"/>
+          <w:sz w:val="18"/>
+          <w:szCs w:val="18"/>
+        </w:rPr>
+        <w:t xml:space="preserve">    for mut transform in &amp;mut query {</w:t>
+      </w:r>
+    </w:p>
+    <w:p>
+      <w:pPr>
+        <w:pStyle w:val="Code"/>
+      </w:pPr>
+      <w:r>
+        <w:rPr>
+          <w:rFonts w:ascii="Courier New" w:cs="Courier New" w:eastAsia="Courier New" w:hAnsi="Courier New"/>
+          <w:sz w:val="18"/>
+          <w:szCs w:val="18"/>
+        </w:rPr>
+        <w:t xml:space="preserve">        transform.rotate_around(Vec3::ZERO, Quat::from_rotation_y(angle));</w:t>
       </w:r>
     </w:p>
     <w:p>
@@ -9815,7 +8476,72 @@
           <w:sz w:val="18"/>
           <w:szCs w:val="18"/>
         </w:rPr>
-        <w:t xml:space="preserve">fn objects(app: &amp;mut App) -&gt; Vec&lt;(GraphicObject, Transform)&gt; {</w:t>
+        <w:t xml:space="preserve">/// Направление носика: локальная ось +X после поворота объекта.</w:t>
+      </w:r>
+    </w:p>
+    <w:p>
+      <w:pPr>
+        <w:pStyle w:val="Code"/>
+      </w:pPr>
+      <w:r>
+        <w:rPr>
+          <w:rFonts w:ascii="Courier New" w:cs="Courier New" w:eastAsia="Courier New" w:hAnsi="Courier New"/>
+          <w:sz w:val="18"/>
+          <w:szCs w:val="18"/>
+        </w:rPr>
+        <w:t xml:space="preserve">fn nose(transform: &amp;Transform) -&gt; Vec3 {</w:t>
+      </w:r>
+    </w:p>
+    <w:p>
+      <w:pPr>
+        <w:pStyle w:val="Code"/>
+      </w:pPr>
+      <w:r>
+        <w:rPr>
+          <w:rFonts w:ascii="Courier New" w:cs="Courier New" w:eastAsia="Courier New" w:hAnsi="Courier New"/>
+          <w:sz w:val="18"/>
+          <w:szCs w:val="18"/>
+        </w:rPr>
+        <w:t xml:space="preserve">    transform.rotation * Vec3::X</w:t>
+      </w:r>
+    </w:p>
+    <w:p>
+      <w:pPr>
+        <w:pStyle w:val="Code"/>
+      </w:pPr>
+      <w:r>
+        <w:rPr>
+          <w:rFonts w:ascii="Courier New" w:cs="Courier New" w:eastAsia="Courier New" w:hAnsi="Courier New"/>
+          <w:sz w:val="18"/>
+          <w:szCs w:val="18"/>
+        </w:rPr>
+        <w:t xml:space="preserve">}</w:t>
+      </w:r>
+    </w:p>
+    <w:p>
+      <w:pPr>
+        <w:pStyle w:val="Code"/>
+      </w:pPr>
+      <w:r>
+        <w:rPr>
+          <w:rFonts w:ascii="Courier New" w:cs="Courier New" w:eastAsia="Courier New" w:hAnsi="Courier New"/>
+          <w:sz w:val="18"/>
+          <w:szCs w:val="18"/>
+        </w:rPr>
+        <w:t xml:space="preserve"> </w:t>
+      </w:r>
+    </w:p>
+    <w:p>
+      <w:pPr>
+        <w:pStyle w:val="Code"/>
+      </w:pPr>
+      <w:r>
+        <w:rPr>
+          <w:rFonts w:ascii="Courier New" w:cs="Courier New" w:eastAsia="Courier New" w:hAnsi="Courier New"/>
+          <w:sz w:val="18"/>
+          <w:szCs w:val="18"/>
+        </w:rPr>
+        <w:t xml:space="preserve">fn transforms(app: &amp;mut App) -&gt; Vec&lt;(Vec3, Transform)&gt; {</w:t>
       </w:r>
     </w:p>
     <w:p>
@@ -9867,7 +8593,7 @@
           <w:sz w:val="18"/>
           <w:szCs w:val="18"/>
         </w:rPr>
-        <w:t xml:space="preserve">        .map(|(object, transform)| (object.clone(), *transform))</w:t>
+        <w:t xml:space="preserve">        .map(|(object, transform)| (object.color, *transform))</w:t>
       </w:r>
     </w:p>
     <w:p>
@@ -9971,20 +8697,20 @@
           <w:sz w:val="18"/>
           <w:szCs w:val="18"/>
         </w:rPr>
-        <w:t xml:space="preserve">    let expected = [-Vec3::X, Vec3::X, Vec3::Z, -Vec3::Z];</w:t>
-      </w:r>
-    </w:p>
-    <w:p>
-      <w:pPr>
-        <w:pStyle w:val="Code"/>
-      </w:pPr>
-      <w:r>
-        <w:rPr>
-          <w:rFonts w:ascii="Courier New" w:cs="Courier New" w:eastAsia="Courier New" w:hAnsi="Courier New"/>
-          <w:sz w:val="18"/>
-          <w:szCs w:val="18"/>
-        </w:rPr>
-        <w:t xml:space="preserve">    for (object, direction) in scene.iter().zip(expected) {</w:t>
+        <w:t xml:space="preserve">    for object in scene {</w:t>
+      </w:r>
+    </w:p>
+    <w:p>
+      <w:pPr>
+        <w:pStyle w:val="Code"/>
+      </w:pPr>
+      <w:r>
+        <w:rPr>
+          <w:rFonts w:ascii="Courier New" w:cs="Courier New" w:eastAsia="Courier New" w:hAnsi="Courier New"/>
+          <w:sz w:val="18"/>
+          <w:szCs w:val="18"/>
+        </w:rPr>
+        <w:t xml:space="preserve">        let to_center = -object.position.normalize();</w:t>
       </w:r>
     </w:p>
     <w:p>
@@ -10010,7 +8736,7 @@
           <w:sz w:val="18"/>
           <w:szCs w:val="18"/>
         </w:rPr>
-        <w:t xml:space="preserve">            object.nose_direction().abs_diff_eq(direction, EPS),</w:t>
+        <w:t xml:space="preserve">            nose(&amp;object.to_transform()).abs_diff_eq(to_center, EPS),</w:t>
       </w:r>
     </w:p>
     <w:p>
@@ -10049,19 +8775,6 @@
           <w:sz w:val="18"/>
           <w:szCs w:val="18"/>
         </w:rPr>
-        <w:t xml:space="preserve">        assert!(object.faces(Vec3::ZERO), "{object:?}");</w:t>
-      </w:r>
-    </w:p>
-    <w:p>
-      <w:pPr>
-        <w:pStyle w:val="Code"/>
-      </w:pPr>
-      <w:r>
-        <w:rPr>
-          <w:rFonts w:ascii="Courier New" w:cs="Courier New" w:eastAsia="Courier New" w:hAnsi="Courier New"/>
-          <w:sz w:val="18"/>
-          <w:szCs w:val="18"/>
-        </w:rPr>
         <w:t xml:space="preserve">    }</w:t>
       </w:r>
     </w:p>
@@ -10452,7 +9165,7 @@
           <w:sz w:val="18"/>
           <w:szCs w:val="18"/>
         </w:rPr>
-        <w:t xml:space="preserve">fn startup_spawns_four_objects_sharing_one_model() {</w:t>
+        <w:t xml:space="preserve">fn scene_has_four_objects_with_their_transforms() {</w:t>
       </w:r>
     </w:p>
     <w:p>
@@ -10478,6 +9191,305 @@
           <w:sz w:val="18"/>
           <w:szCs w:val="18"/>
         </w:rPr>
+        <w:t xml:space="preserve">    let spawned = transforms(&amp;mut app);</w:t>
+      </w:r>
+    </w:p>
+    <w:p>
+      <w:pPr>
+        <w:pStyle w:val="Code"/>
+      </w:pPr>
+      <w:r>
+        <w:rPr>
+          <w:rFonts w:ascii="Courier New" w:cs="Courier New" w:eastAsia="Courier New" w:hAnsi="Courier New"/>
+          <w:sz w:val="18"/>
+          <w:szCs w:val="18"/>
+        </w:rPr>
+        <w:t xml:space="preserve">    assert_eq!(spawned.len(), 4);</w:t>
+      </w:r>
+    </w:p>
+    <w:p>
+      <w:pPr>
+        <w:pStyle w:val="Code"/>
+      </w:pPr>
+      <w:r>
+        <w:rPr>
+          <w:rFonts w:ascii="Courier New" w:cs="Courier New" w:eastAsia="Courier New" w:hAnsi="Courier New"/>
+          <w:sz w:val="18"/>
+          <w:szCs w:val="18"/>
+        </w:rPr>
+        <w:t xml:space="preserve">    for object in scene_objects() {</w:t>
+      </w:r>
+    </w:p>
+    <w:p>
+      <w:pPr>
+        <w:pStyle w:val="Code"/>
+      </w:pPr>
+      <w:r>
+        <w:rPr>
+          <w:rFonts w:ascii="Courier New" w:cs="Courier New" w:eastAsia="Courier New" w:hAnsi="Courier New"/>
+          <w:sz w:val="18"/>
+          <w:szCs w:val="18"/>
+        </w:rPr>
+        <w:t xml:space="preserve">        let (_, transform) = spawned</w:t>
+      </w:r>
+    </w:p>
+    <w:p>
+      <w:pPr>
+        <w:pStyle w:val="Code"/>
+      </w:pPr>
+      <w:r>
+        <w:rPr>
+          <w:rFonts w:ascii="Courier New" w:cs="Courier New" w:eastAsia="Courier New" w:hAnsi="Courier New"/>
+          <w:sz w:val="18"/>
+          <w:szCs w:val="18"/>
+        </w:rPr>
+        <w:t xml:space="preserve">            .iter()</w:t>
+      </w:r>
+    </w:p>
+    <w:p>
+      <w:pPr>
+        <w:pStyle w:val="Code"/>
+      </w:pPr>
+      <w:r>
+        <w:rPr>
+          <w:rFonts w:ascii="Courier New" w:cs="Courier New" w:eastAsia="Courier New" w:hAnsi="Courier New"/>
+          <w:sz w:val="18"/>
+          <w:szCs w:val="18"/>
+        </w:rPr>
+        <w:t xml:space="preserve">            .find(|(color, _)| *color == object.color)</w:t>
+      </w:r>
+    </w:p>
+    <w:p>
+      <w:pPr>
+        <w:pStyle w:val="Code"/>
+      </w:pPr>
+      <w:r>
+        <w:rPr>
+          <w:rFonts w:ascii="Courier New" w:cs="Courier New" w:eastAsia="Courier New" w:hAnsi="Courier New"/>
+          <w:sz w:val="18"/>
+          <w:szCs w:val="18"/>
+        </w:rPr>
+        <w:t xml:space="preserve">            .expect("объект такого цвета создан");</w:t>
+      </w:r>
+    </w:p>
+    <w:p>
+      <w:pPr>
+        <w:pStyle w:val="Code"/>
+      </w:pPr>
+      <w:r>
+        <w:rPr>
+          <w:rFonts w:ascii="Courier New" w:cs="Courier New" w:eastAsia="Courier New" w:hAnsi="Courier New"/>
+          <w:sz w:val="18"/>
+          <w:szCs w:val="18"/>
+        </w:rPr>
+        <w:t xml:space="preserve">        assert!(transform.translation.abs_diff_eq(object.position, EPS));</w:t>
+      </w:r>
+    </w:p>
+    <w:p>
+      <w:pPr>
+        <w:pStyle w:val="Code"/>
+      </w:pPr>
+      <w:r>
+        <w:rPr>
+          <w:rFonts w:ascii="Courier New" w:cs="Courier New" w:eastAsia="Courier New" w:hAnsi="Courier New"/>
+          <w:sz w:val="18"/>
+          <w:szCs w:val="18"/>
+        </w:rPr>
+        <w:t xml:space="preserve">        assert!(</w:t>
+      </w:r>
+    </w:p>
+    <w:p>
+      <w:pPr>
+        <w:pStyle w:val="Code"/>
+      </w:pPr>
+      <w:r>
+        <w:rPr>
+          <w:rFonts w:ascii="Courier New" w:cs="Courier New" w:eastAsia="Courier New" w:hAnsi="Courier New"/>
+          <w:sz w:val="18"/>
+          <w:szCs w:val="18"/>
+        </w:rPr>
+        <w:t xml:space="preserve">            transform</w:t>
+      </w:r>
+    </w:p>
+    <w:p>
+      <w:pPr>
+        <w:pStyle w:val="Code"/>
+      </w:pPr>
+      <w:r>
+        <w:rPr>
+          <w:rFonts w:ascii="Courier New" w:cs="Courier New" w:eastAsia="Courier New" w:hAnsi="Courier New"/>
+          <w:sz w:val="18"/>
+          <w:szCs w:val="18"/>
+        </w:rPr>
+        <w:t xml:space="preserve">                .rotation</w:t>
+      </w:r>
+    </w:p>
+    <w:p>
+      <w:pPr>
+        <w:pStyle w:val="Code"/>
+      </w:pPr>
+      <w:r>
+        <w:rPr>
+          <w:rFonts w:ascii="Courier New" w:cs="Courier New" w:eastAsia="Courier New" w:hAnsi="Courier New"/>
+          <w:sz w:val="18"/>
+          <w:szCs w:val="18"/>
+        </w:rPr>
+        <w:t xml:space="preserve">                .abs_diff_eq(object.to_transform().rotation, EPS)</w:t>
+      </w:r>
+    </w:p>
+    <w:p>
+      <w:pPr>
+        <w:pStyle w:val="Code"/>
+      </w:pPr>
+      <w:r>
+        <w:rPr>
+          <w:rFonts w:ascii="Courier New" w:cs="Courier New" w:eastAsia="Courier New" w:hAnsi="Courier New"/>
+          <w:sz w:val="18"/>
+          <w:szCs w:val="18"/>
+        </w:rPr>
+        <w:t xml:space="preserve">        );</w:t>
+      </w:r>
+    </w:p>
+    <w:p>
+      <w:pPr>
+        <w:pStyle w:val="Code"/>
+      </w:pPr>
+      <w:r>
+        <w:rPr>
+          <w:rFonts w:ascii="Courier New" w:cs="Courier New" w:eastAsia="Courier New" w:hAnsi="Courier New"/>
+          <w:sz w:val="18"/>
+          <w:szCs w:val="18"/>
+        </w:rPr>
+        <w:t xml:space="preserve">    }</w:t>
+      </w:r>
+    </w:p>
+    <w:p>
+      <w:pPr>
+        <w:pStyle w:val="Code"/>
+      </w:pPr>
+      <w:r>
+        <w:rPr>
+          <w:rFonts w:ascii="Courier New" w:cs="Courier New" w:eastAsia="Courier New" w:hAnsi="Courier New"/>
+          <w:sz w:val="18"/>
+          <w:szCs w:val="18"/>
+        </w:rPr>
+        <w:t xml:space="preserve">    // У каждого объекта тор и носик.</w:t>
+      </w:r>
+    </w:p>
+    <w:p>
+      <w:pPr>
+        <w:pStyle w:val="Code"/>
+      </w:pPr>
+      <w:r>
+        <w:rPr>
+          <w:rFonts w:ascii="Courier New" w:cs="Courier New" w:eastAsia="Courier New" w:hAnsi="Courier New"/>
+          <w:sz w:val="18"/>
+          <w:szCs w:val="18"/>
+        </w:rPr>
+        <w:t xml:space="preserve">    let meshes = app.world_mut().query::&lt;&amp;Mesh3d&gt;().iter(app.world()).count();</w:t>
+      </w:r>
+    </w:p>
+    <w:p>
+      <w:pPr>
+        <w:pStyle w:val="Code"/>
+      </w:pPr>
+      <w:r>
+        <w:rPr>
+          <w:rFonts w:ascii="Courier New" w:cs="Courier New" w:eastAsia="Courier New" w:hAnsi="Courier New"/>
+          <w:sz w:val="18"/>
+          <w:szCs w:val="18"/>
+        </w:rPr>
+        <w:t xml:space="preserve">    assert_eq!(meshes, 8);</w:t>
+      </w:r>
+    </w:p>
+    <w:p>
+      <w:pPr>
+        <w:pStyle w:val="Code"/>
+      </w:pPr>
+      <w:r>
+        <w:rPr>
+          <w:rFonts w:ascii="Courier New" w:cs="Courier New" w:eastAsia="Courier New" w:hAnsi="Courier New"/>
+          <w:sz w:val="18"/>
+          <w:szCs w:val="18"/>
+        </w:rPr>
+        <w:t xml:space="preserve">}</w:t>
+      </w:r>
+    </w:p>
+    <w:p>
+      <w:pPr>
+        <w:pStyle w:val="Code"/>
+      </w:pPr>
+      <w:r>
+        <w:rPr>
+          <w:rFonts w:ascii="Courier New" w:cs="Courier New" w:eastAsia="Courier New" w:hAnsi="Courier New"/>
+          <w:sz w:val="18"/>
+          <w:szCs w:val="18"/>
+        </w:rPr>
+        <w:t xml:space="preserve"> </w:t>
+      </w:r>
+    </w:p>
+    <w:p>
+      <w:pPr>
+        <w:pStyle w:val="Code"/>
+      </w:pPr>
+      <w:r>
+        <w:rPr>
+          <w:rFonts w:ascii="Courier New" w:cs="Courier New" w:eastAsia="Courier New" w:hAnsi="Courier New"/>
+          <w:sz w:val="18"/>
+          <w:szCs w:val="18"/>
+        </w:rPr>
+        <w:t xml:space="preserve">#[test]</w:t>
+      </w:r>
+    </w:p>
+    <w:p>
+      <w:pPr>
+        <w:pStyle w:val="Code"/>
+      </w:pPr>
+      <w:r>
+        <w:rPr>
+          <w:rFonts w:ascii="Courier New" w:cs="Courier New" w:eastAsia="Courier New" w:hAnsi="Courier New"/>
+          <w:sz w:val="18"/>
+          <w:szCs w:val="18"/>
+        </w:rPr>
+        <w:t xml:space="preserve">fn orbit_is_off_until_r_is_pressed() {</w:t>
+      </w:r>
+    </w:p>
+    <w:p>
+      <w:pPr>
+        <w:pStyle w:val="Code"/>
+      </w:pPr>
+      <w:r>
+        <w:rPr>
+          <w:rFonts w:ascii="Courier New" w:cs="Courier New" w:eastAsia="Courier New" w:hAnsi="Courier New"/>
+          <w:sz w:val="18"/>
+          <w:szCs w:val="18"/>
+        </w:rPr>
+        <w:t xml:space="preserve">    let mut app = test_app();</w:t>
+      </w:r>
+    </w:p>
+    <w:p>
+      <w:pPr>
+        <w:pStyle w:val="Code"/>
+      </w:pPr>
+      <w:r>
+        <w:rPr>
+          <w:rFonts w:ascii="Courier New" w:cs="Courier New" w:eastAsia="Courier New" w:hAnsi="Courier New"/>
+          <w:sz w:val="18"/>
+          <w:szCs w:val="18"/>
+        </w:rPr>
+        <w:t xml:space="preserve">    let before = transforms(&amp;mut app);</w:t>
+      </w:r>
+    </w:p>
+    <w:p>
+      <w:pPr>
+        <w:pStyle w:val="Code"/>
+      </w:pPr>
+      <w:r>
+        <w:rPr>
+          <w:rFonts w:ascii="Courier New" w:cs="Courier New" w:eastAsia="Courier New" w:hAnsi="Courier New"/>
+          <w:sz w:val="18"/>
+          <w:szCs w:val="18"/>
+        </w:rPr>
         <w:t xml:space="preserve">    app.update();</w:t>
       </w:r>
     </w:p>
@@ -10491,33 +9503,254 @@
           <w:sz w:val="18"/>
           <w:szCs w:val="18"/>
         </w:rPr>
-        <w:t xml:space="preserve">    let spawned = objects(&amp;mut app);</w:t>
-      </w:r>
-    </w:p>
-    <w:p>
-      <w:pPr>
-        <w:pStyle w:val="Code"/>
-      </w:pPr>
-      <w:r>
-        <w:rPr>
-          <w:rFonts w:ascii="Courier New" w:cs="Courier New" w:eastAsia="Courier New" w:hAnsi="Courier New"/>
-          <w:sz w:val="18"/>
-          <w:szCs w:val="18"/>
-        </w:rPr>
-        <w:t xml:space="preserve">    assert_eq!(spawned.len(), 4);</w:t>
-      </w:r>
-    </w:p>
-    <w:p>
-      <w:pPr>
-        <w:pStyle w:val="Code"/>
-      </w:pPr>
-      <w:r>
-        <w:rPr>
-          <w:rFonts w:ascii="Courier New" w:cs="Courier New" w:eastAsia="Courier New" w:hAnsi="Courier New"/>
-          <w:sz w:val="18"/>
-          <w:szCs w:val="18"/>
-        </w:rPr>
-        <w:t xml:space="preserve">    for (object, transform) in &amp;spawned {</w:t>
+        <w:t xml:space="preserve">    app.update();</w:t>
+      </w:r>
+    </w:p>
+    <w:p>
+      <w:pPr>
+        <w:pStyle w:val="Code"/>
+      </w:pPr>
+      <w:r>
+        <w:rPr>
+          <w:rFonts w:ascii="Courier New" w:cs="Courier New" w:eastAsia="Courier New" w:hAnsi="Courier New"/>
+          <w:sz w:val="18"/>
+          <w:szCs w:val="18"/>
+        </w:rPr>
+        <w:t xml:space="preserve">    for (color, transform) in transforms(&amp;mut app) {</w:t>
+      </w:r>
+    </w:p>
+    <w:p>
+      <w:pPr>
+        <w:pStyle w:val="Code"/>
+      </w:pPr>
+      <w:r>
+        <w:rPr>
+          <w:rFonts w:ascii="Courier New" w:cs="Courier New" w:eastAsia="Courier New" w:hAnsi="Courier New"/>
+          <w:sz w:val="18"/>
+          <w:szCs w:val="18"/>
+        </w:rPr>
+        <w:t xml:space="preserve">        let (_, start) = before.iter().find(|(c, _)| *c == color).unwrap();</w:t>
+      </w:r>
+    </w:p>
+    <w:p>
+      <w:pPr>
+        <w:pStyle w:val="Code"/>
+      </w:pPr>
+      <w:r>
+        <w:rPr>
+          <w:rFonts w:ascii="Courier New" w:cs="Courier New" w:eastAsia="Courier New" w:hAnsi="Courier New"/>
+          <w:sz w:val="18"/>
+          <w:szCs w:val="18"/>
+        </w:rPr>
+        <w:t xml:space="preserve">        assert!(transform.translation.abs_diff_eq(start.translation, EPS));</w:t>
+      </w:r>
+    </w:p>
+    <w:p>
+      <w:pPr>
+        <w:pStyle w:val="Code"/>
+      </w:pPr>
+      <w:r>
+        <w:rPr>
+          <w:rFonts w:ascii="Courier New" w:cs="Courier New" w:eastAsia="Courier New" w:hAnsi="Courier New"/>
+          <w:sz w:val="18"/>
+          <w:szCs w:val="18"/>
+        </w:rPr>
+        <w:t xml:space="preserve">    }</w:t>
+      </w:r>
+    </w:p>
+    <w:p>
+      <w:pPr>
+        <w:pStyle w:val="Code"/>
+      </w:pPr>
+      <w:r>
+        <w:rPr>
+          <w:rFonts w:ascii="Courier New" w:cs="Courier New" w:eastAsia="Courier New" w:hAnsi="Courier New"/>
+          <w:sz w:val="18"/>
+          <w:szCs w:val="18"/>
+        </w:rPr>
+        <w:t xml:space="preserve">}</w:t>
+      </w:r>
+    </w:p>
+    <w:p>
+      <w:pPr>
+        <w:pStyle w:val="Code"/>
+      </w:pPr>
+      <w:r>
+        <w:rPr>
+          <w:rFonts w:ascii="Courier New" w:cs="Courier New" w:eastAsia="Courier New" w:hAnsi="Courier New"/>
+          <w:sz w:val="18"/>
+          <w:szCs w:val="18"/>
+        </w:rPr>
+        <w:t xml:space="preserve"> </w:t>
+      </w:r>
+    </w:p>
+    <w:p>
+      <w:pPr>
+        <w:pStyle w:val="Code"/>
+      </w:pPr>
+      <w:r>
+        <w:rPr>
+          <w:rFonts w:ascii="Courier New" w:cs="Courier New" w:eastAsia="Courier New" w:hAnsi="Courier New"/>
+          <w:sz w:val="18"/>
+          <w:szCs w:val="18"/>
+        </w:rPr>
+        <w:t xml:space="preserve">#[test]</w:t>
+      </w:r>
+    </w:p>
+    <w:p>
+      <w:pPr>
+        <w:pStyle w:val="Code"/>
+      </w:pPr>
+      <w:r>
+        <w:rPr>
+          <w:rFonts w:ascii="Courier New" w:cs="Courier New" w:eastAsia="Courier New" w:hAnsi="Courier New"/>
+          <w:sz w:val="18"/>
+          <w:szCs w:val="18"/>
+        </w:rPr>
+        <w:t xml:space="preserve">fn orbit_keeps_noses_toward_center() {</w:t>
+      </w:r>
+    </w:p>
+    <w:p>
+      <w:pPr>
+        <w:pStyle w:val="Code"/>
+      </w:pPr>
+      <w:r>
+        <w:rPr>
+          <w:rFonts w:ascii="Courier New" w:cs="Courier New" w:eastAsia="Courier New" w:hAnsi="Courier New"/>
+          <w:sz w:val="18"/>
+          <w:szCs w:val="18"/>
+        </w:rPr>
+        <w:t xml:space="preserve">    let mut app = test_app();</w:t>
+      </w:r>
+    </w:p>
+    <w:p>
+      <w:pPr>
+        <w:pStyle w:val="Code"/>
+      </w:pPr>
+      <w:r>
+        <w:rPr>
+          <w:rFonts w:ascii="Courier New" w:cs="Courier New" w:eastAsia="Courier New" w:hAnsi="Courier New"/>
+          <w:sz w:val="18"/>
+          <w:szCs w:val="18"/>
+        </w:rPr>
+        <w:t xml:space="preserve">    super::super::tests::press(&amp;mut app, &amp;[KeyCode::KeyR]);</w:t>
+      </w:r>
+    </w:p>
+    <w:p>
+      <w:pPr>
+        <w:pStyle w:val="Code"/>
+      </w:pPr>
+      <w:r>
+        <w:rPr>
+          <w:rFonts w:ascii="Courier New" w:cs="Courier New" w:eastAsia="Courier New" w:hAnsi="Courier New"/>
+          <w:sz w:val="18"/>
+          <w:szCs w:val="18"/>
+        </w:rPr>
+        <w:t xml:space="preserve">    for _ in 0..30 {</w:t>
+      </w:r>
+    </w:p>
+    <w:p>
+      <w:pPr>
+        <w:pStyle w:val="Code"/>
+      </w:pPr>
+      <w:r>
+        <w:rPr>
+          <w:rFonts w:ascii="Courier New" w:cs="Courier New" w:eastAsia="Courier New" w:hAnsi="Courier New"/>
+          <w:sz w:val="18"/>
+          <w:szCs w:val="18"/>
+        </w:rPr>
+        <w:t xml:space="preserve">        app.update();</w:t>
+      </w:r>
+    </w:p>
+    <w:p>
+      <w:pPr>
+        <w:pStyle w:val="Code"/>
+      </w:pPr>
+      <w:r>
+        <w:rPr>
+          <w:rFonts w:ascii="Courier New" w:cs="Courier New" w:eastAsia="Courier New" w:hAnsi="Courier New"/>
+          <w:sz w:val="18"/>
+          <w:szCs w:val="18"/>
+        </w:rPr>
+        <w:t xml:space="preserve">    }</w:t>
+      </w:r>
+    </w:p>
+    <w:p>
+      <w:pPr>
+        <w:pStyle w:val="Code"/>
+      </w:pPr>
+      <w:r>
+        <w:rPr>
+          <w:rFonts w:ascii="Courier New" w:cs="Courier New" w:eastAsia="Courier New" w:hAnsi="Courier New"/>
+          <w:sz w:val="18"/>
+          <w:szCs w:val="18"/>
+        </w:rPr>
+        <w:t xml:space="preserve">    for object in scene_objects() {</w:t>
+      </w:r>
+    </w:p>
+    <w:p>
+      <w:pPr>
+        <w:pStyle w:val="Code"/>
+      </w:pPr>
+      <w:r>
+        <w:rPr>
+          <w:rFonts w:ascii="Courier New" w:cs="Courier New" w:eastAsia="Courier New" w:hAnsi="Courier New"/>
+          <w:sz w:val="18"/>
+          <w:szCs w:val="18"/>
+        </w:rPr>
+        <w:t xml:space="preserve">        let (_, transform) = transforms(&amp;mut app)</w:t>
+      </w:r>
+    </w:p>
+    <w:p>
+      <w:pPr>
+        <w:pStyle w:val="Code"/>
+      </w:pPr>
+      <w:r>
+        <w:rPr>
+          <w:rFonts w:ascii="Courier New" w:cs="Courier New" w:eastAsia="Courier New" w:hAnsi="Courier New"/>
+          <w:sz w:val="18"/>
+          <w:szCs w:val="18"/>
+        </w:rPr>
+        <w:t xml:space="preserve">            .into_iter()</w:t>
+      </w:r>
+    </w:p>
+    <w:p>
+      <w:pPr>
+        <w:pStyle w:val="Code"/>
+      </w:pPr>
+      <w:r>
+        <w:rPr>
+          <w:rFonts w:ascii="Courier New" w:cs="Courier New" w:eastAsia="Courier New" w:hAnsi="Courier New"/>
+          <w:sz w:val="18"/>
+          <w:szCs w:val="18"/>
+        </w:rPr>
+        <w:t xml:space="preserve">            .find(|(color, _)| *color == object.color)</w:t>
+      </w:r>
+    </w:p>
+    <w:p>
+      <w:pPr>
+        <w:pStyle w:val="Code"/>
+      </w:pPr>
+      <w:r>
+        <w:rPr>
+          <w:rFonts w:ascii="Courier New" w:cs="Courier New" w:eastAsia="Courier New" w:hAnsi="Courier New"/>
+          <w:sz w:val="18"/>
+          <w:szCs w:val="18"/>
+        </w:rPr>
+        <w:t xml:space="preserve">            .unwrap();</w:t>
+      </w:r>
+    </w:p>
+    <w:p>
+      <w:pPr>
+        <w:pStyle w:val="Code"/>
+      </w:pPr>
+      <w:r>
+        <w:rPr>
+          <w:rFonts w:ascii="Courier New" w:cs="Courier New" w:eastAsia="Courier New" w:hAnsi="Courier New"/>
+          <w:sz w:val="18"/>
+          <w:szCs w:val="18"/>
+        </w:rPr>
+        <w:t xml:space="preserve">        assert!((transform.translation.length() - 4.0).abs() &lt; 1e-3);</w:t>
       </w:r>
     </w:p>
     <w:p>
@@ -10543,33 +9776,20 @@
           <w:sz w:val="18"/>
           <w:szCs w:val="18"/>
         </w:rPr>
-        <w:t xml:space="preserve">            transform</w:t>
-      </w:r>
-    </w:p>
-    <w:p>
-      <w:pPr>
-        <w:pStyle w:val="Code"/>
-      </w:pPr>
-      <w:r>
-        <w:rPr>
-          <w:rFonts w:ascii="Courier New" w:cs="Courier New" w:eastAsia="Courier New" w:hAnsi="Courier New"/>
-          <w:sz w:val="18"/>
-          <w:szCs w:val="18"/>
-        </w:rPr>
-        <w:t xml:space="preserve">                .translation</w:t>
-      </w:r>
-    </w:p>
-    <w:p>
-      <w:pPr>
-        <w:pStyle w:val="Code"/>
-      </w:pPr>
-      <w:r>
-        <w:rPr>
-          <w:rFonts w:ascii="Courier New" w:cs="Courier New" w:eastAsia="Courier New" w:hAnsi="Courier New"/>
-          <w:sz w:val="18"/>
-          <w:szCs w:val="18"/>
-        </w:rPr>
-        <w:t xml:space="preserve">                .abs_diff_eq(object.to_transform().translation, EPS)</w:t>
+        <w:t xml:space="preserve">            !transform.translation.abs_diff_eq(object.position, 1e-2),</w:t>
+      </w:r>
+    </w:p>
+    <w:p>
+      <w:pPr>
+        <w:pStyle w:val="Code"/>
+      </w:pPr>
+      <w:r>
+        <w:rPr>
+          <w:rFonts w:ascii="Courier New" w:cs="Courier New" w:eastAsia="Courier New" w:hAnsi="Courier New"/>
+          <w:sz w:val="18"/>
+          <w:szCs w:val="18"/>
+        </w:rPr>
+        <w:t xml:space="preserve">            "объект не сдвинулся"</w:t>
       </w:r>
     </w:p>
     <w:p>
@@ -10595,59 +9815,20 @@
           <w:sz w:val="18"/>
           <w:szCs w:val="18"/>
         </w:rPr>
-        <w:t xml:space="preserve">        assert!(</w:t>
-      </w:r>
-    </w:p>
-    <w:p>
-      <w:pPr>
-        <w:pStyle w:val="Code"/>
-      </w:pPr>
-      <w:r>
-        <w:rPr>
-          <w:rFonts w:ascii="Courier New" w:cs="Courier New" w:eastAsia="Courier New" w:hAnsi="Courier New"/>
-          <w:sz w:val="18"/>
-          <w:szCs w:val="18"/>
-        </w:rPr>
-        <w:t xml:space="preserve">            transform</w:t>
-      </w:r>
-    </w:p>
-    <w:p>
-      <w:pPr>
-        <w:pStyle w:val="Code"/>
-      </w:pPr>
-      <w:r>
-        <w:rPr>
-          <w:rFonts w:ascii="Courier New" w:cs="Courier New" w:eastAsia="Courier New" w:hAnsi="Courier New"/>
-          <w:sz w:val="18"/>
-          <w:szCs w:val="18"/>
-        </w:rPr>
-        <w:t xml:space="preserve">                .rotation</w:t>
-      </w:r>
-    </w:p>
-    <w:p>
-      <w:pPr>
-        <w:pStyle w:val="Code"/>
-      </w:pPr>
-      <w:r>
-        <w:rPr>
-          <w:rFonts w:ascii="Courier New" w:cs="Courier New" w:eastAsia="Courier New" w:hAnsi="Courier New"/>
-          <w:sz w:val="18"/>
-          <w:szCs w:val="18"/>
-        </w:rPr>
-        <w:t xml:space="preserve">                .abs_diff_eq(object.to_transform().rotation, EPS)</w:t>
-      </w:r>
-    </w:p>
-    <w:p>
-      <w:pPr>
-        <w:pStyle w:val="Code"/>
-      </w:pPr>
-      <w:r>
-        <w:rPr>
-          <w:rFonts w:ascii="Courier New" w:cs="Courier New" w:eastAsia="Courier New" w:hAnsi="Courier New"/>
-          <w:sz w:val="18"/>
-          <w:szCs w:val="18"/>
-        </w:rPr>
-        <w:t xml:space="preserve">        );</w:t>
+        <w:t xml:space="preserve">        let to_center = -transform.translation.normalize();</w:t>
+      </w:r>
+    </w:p>
+    <w:p>
+      <w:pPr>
+        <w:pStyle w:val="Code"/>
+      </w:pPr>
+      <w:r>
+        <w:rPr>
+          <w:rFonts w:ascii="Courier New" w:cs="Courier New" w:eastAsia="Courier New" w:hAnsi="Courier New"/>
+          <w:sz w:val="18"/>
+          <w:szCs w:val="18"/>
+        </w:rPr>
+        <w:t xml:space="preserve">        assert!(nose(&amp;transform).dot(to_center) &gt; 0.999);</w:t>
       </w:r>
     </w:p>
     <w:p>
@@ -10661,1995 +9842,6 @@
           <w:szCs w:val="18"/>
         </w:rPr>
         <w:t xml:space="preserve">    }</w:t>
-      </w:r>
-    </w:p>
-    <w:p>
-      <w:pPr>
-        <w:pStyle w:val="Code"/>
-      </w:pPr>
-      <w:r>
-        <w:rPr>
-          <w:rFonts w:ascii="Courier New" w:cs="Courier New" w:eastAsia="Courier New" w:hAnsi="Courier New"/>
-          <w:sz w:val="18"/>
-          <w:szCs w:val="18"/>
-        </w:rPr>
-        <w:t xml:space="preserve">    let colors: Vec&lt;Vec3&gt; = spawned.iter().map(|(object, _)| object.color).collect();</w:t>
-      </w:r>
-    </w:p>
-    <w:p>
-      <w:pPr>
-        <w:pStyle w:val="Code"/>
-      </w:pPr>
-      <w:r>
-        <w:rPr>
-          <w:rFonts w:ascii="Courier New" w:cs="Courier New" w:eastAsia="Courier New" w:hAnsi="Courier New"/>
-          <w:sz w:val="18"/>
-          <w:szCs w:val="18"/>
-        </w:rPr>
-        <w:t xml:space="preserve">    assert!(colors.contains(&amp;Vec3::new(1.0, 0.0, 0.0)));</w:t>
-      </w:r>
-    </w:p>
-    <w:p>
-      <w:pPr>
-        <w:pStyle w:val="Code"/>
-      </w:pPr>
-      <w:r>
-        <w:rPr>
-          <w:rFonts w:ascii="Courier New" w:cs="Courier New" w:eastAsia="Courier New" w:hAnsi="Courier New"/>
-          <w:sz w:val="18"/>
-          <w:szCs w:val="18"/>
-        </w:rPr>
-        <w:t xml:space="preserve">    assert!(colors.contains(&amp;Vec3::new(0.0, 0.0, 1.0)));</w:t>
-      </w:r>
-    </w:p>
-    <w:p>
-      <w:pPr>
-        <w:pStyle w:val="Code"/>
-      </w:pPr>
-      <w:r>
-        <w:rPr>
-          <w:rFonts w:ascii="Courier New" w:cs="Courier New" w:eastAsia="Courier New" w:hAnsi="Courier New"/>
-          <w:sz w:val="18"/>
-          <w:szCs w:val="18"/>
-        </w:rPr>
-        <w:t xml:space="preserve">    assert!(colors.contains(&amp;Vec3::new(0.0, 1.0, 0.0)));</w:t>
-      </w:r>
-    </w:p>
-    <w:p>
-      <w:pPr>
-        <w:pStyle w:val="Code"/>
-      </w:pPr>
-      <w:r>
-        <w:rPr>
-          <w:rFonts w:ascii="Courier New" w:cs="Courier New" w:eastAsia="Courier New" w:hAnsi="Courier New"/>
-          <w:sz w:val="18"/>
-          <w:szCs w:val="18"/>
-        </w:rPr>
-        <w:t xml:space="preserve">    assert!(colors.contains(&amp;Vec3::new(1.0, 1.0, 1.0)));</w:t>
-      </w:r>
-    </w:p>
-    <w:p>
-      <w:pPr>
-        <w:pStyle w:val="Code"/>
-      </w:pPr>
-      <w:r>
-        <w:rPr>
-          <w:rFonts w:ascii="Courier New" w:cs="Courier New" w:eastAsia="Courier New" w:hAnsi="Courier New"/>
-          <w:sz w:val="18"/>
-          <w:szCs w:val="18"/>
-        </w:rPr>
-        <w:t xml:space="preserve">    // Два меша (тор и носик) на четыре объекта: модель хранится один раз.</w:t>
-      </w:r>
-    </w:p>
-    <w:p>
-      <w:pPr>
-        <w:pStyle w:val="Code"/>
-      </w:pPr>
-      <w:r>
-        <w:rPr>
-          <w:rFonts w:ascii="Courier New" w:cs="Courier New" w:eastAsia="Courier New" w:hAnsi="Courier New"/>
-          <w:sz w:val="18"/>
-          <w:szCs w:val="18"/>
-        </w:rPr>
-        <w:t xml:space="preserve">    assert_eq!(app.world().resource::&lt;Assets&lt;Mesh&gt;&gt;().len(), 2);</w:t>
-      </w:r>
-    </w:p>
-    <w:p>
-      <w:pPr>
-        <w:pStyle w:val="Code"/>
-      </w:pPr>
-      <w:r>
-        <w:rPr>
-          <w:rFonts w:ascii="Courier New" w:cs="Courier New" w:eastAsia="Courier New" w:hAnsi="Courier New"/>
-          <w:sz w:val="18"/>
-          <w:szCs w:val="18"/>
-        </w:rPr>
-        <w:t xml:space="preserve">    assert_eq!(app.world().resource::&lt;Assets&lt;StandardMaterial&gt;&gt;().len(), 4);</w:t>
-      </w:r>
-    </w:p>
-    <w:p>
-      <w:pPr>
-        <w:pStyle w:val="Code"/>
-      </w:pPr>
-      <w:r>
-        <w:rPr>
-          <w:rFonts w:ascii="Courier New" w:cs="Courier New" w:eastAsia="Courier New" w:hAnsi="Courier New"/>
-          <w:sz w:val="18"/>
-          <w:szCs w:val="18"/>
-        </w:rPr>
-        <w:t xml:space="preserve">    let mesh_entities = app.world_mut().query::&lt;&amp;Mesh3d&gt;().iter(app.world()).count();</w:t>
-      </w:r>
-    </w:p>
-    <w:p>
-      <w:pPr>
-        <w:pStyle w:val="Code"/>
-      </w:pPr>
-      <w:r>
-        <w:rPr>
-          <w:rFonts w:ascii="Courier New" w:cs="Courier New" w:eastAsia="Courier New" w:hAnsi="Courier New"/>
-          <w:sz w:val="18"/>
-          <w:szCs w:val="18"/>
-        </w:rPr>
-        <w:t xml:space="preserve">    assert_eq!(mesh_entities, 8);</w:t>
-      </w:r>
-    </w:p>
-    <w:p>
-      <w:pPr>
-        <w:pStyle w:val="Code"/>
-      </w:pPr>
-      <w:r>
-        <w:rPr>
-          <w:rFonts w:ascii="Courier New" w:cs="Courier New" w:eastAsia="Courier New" w:hAnsi="Courier New"/>
-          <w:sz w:val="18"/>
-          <w:szCs w:val="18"/>
-        </w:rPr>
-        <w:t xml:space="preserve">}</w:t>
-      </w:r>
-    </w:p>
-    <w:p>
-      <w:pPr>
-        <w:pStyle w:val="Code"/>
-      </w:pPr>
-      <w:r>
-        <w:rPr>
-          <w:rFonts w:ascii="Courier New" w:cs="Courier New" w:eastAsia="Courier New" w:hAnsi="Courier New"/>
-          <w:sz w:val="18"/>
-          <w:szCs w:val="18"/>
-        </w:rPr>
-        <w:t xml:space="preserve"> </w:t>
-      </w:r>
-    </w:p>
-    <w:p>
-      <w:pPr>
-        <w:pStyle w:val="Code"/>
-      </w:pPr>
-      <w:r>
-        <w:rPr>
-          <w:rFonts w:ascii="Courier New" w:cs="Courier New" w:eastAsia="Courier New" w:hAnsi="Courier New"/>
-          <w:sz w:val="18"/>
-          <w:szCs w:val="18"/>
-        </w:rPr>
-        <w:t xml:space="preserve">/// Объект с тем же цветом: цвета уникальны, порядок запроса Bevy не гарантирует.</w:t>
-      </w:r>
-    </w:p>
-    <w:p>
-      <w:pPr>
-        <w:pStyle w:val="Code"/>
-      </w:pPr>
-      <w:r>
-        <w:rPr>
-          <w:rFonts w:ascii="Courier New" w:cs="Courier New" w:eastAsia="Courier New" w:hAnsi="Courier New"/>
-          <w:sz w:val="18"/>
-          <w:szCs w:val="18"/>
-        </w:rPr>
-        <w:t xml:space="preserve">fn same_color(list: &amp;[(GraphicObject, Transform)], color: Vec3) -&gt; &amp;(GraphicObject, Transform) {</w:t>
-      </w:r>
-    </w:p>
-    <w:p>
-      <w:pPr>
-        <w:pStyle w:val="Code"/>
-      </w:pPr>
-      <w:r>
-        <w:rPr>
-          <w:rFonts w:ascii="Courier New" w:cs="Courier New" w:eastAsia="Courier New" w:hAnsi="Courier New"/>
-          <w:sz w:val="18"/>
-          <w:szCs w:val="18"/>
-        </w:rPr>
-        <w:t xml:space="preserve">    list.iter()</w:t>
-      </w:r>
-    </w:p>
-    <w:p>
-      <w:pPr>
-        <w:pStyle w:val="Code"/>
-      </w:pPr>
-      <w:r>
-        <w:rPr>
-          <w:rFonts w:ascii="Courier New" w:cs="Courier New" w:eastAsia="Courier New" w:hAnsi="Courier New"/>
-          <w:sz w:val="18"/>
-          <w:szCs w:val="18"/>
-        </w:rPr>
-        <w:t xml:space="preserve">        .find(|(object, _)| object.color == color)</w:t>
-      </w:r>
-    </w:p>
-    <w:p>
-      <w:pPr>
-        <w:pStyle w:val="Code"/>
-      </w:pPr>
-      <w:r>
-        <w:rPr>
-          <w:rFonts w:ascii="Courier New" w:cs="Courier New" w:eastAsia="Courier New" w:hAnsi="Courier New"/>
-          <w:sz w:val="18"/>
-          <w:szCs w:val="18"/>
-        </w:rPr>
-        <w:t xml:space="preserve">        .expect("объект с таким цветом есть")</w:t>
-      </w:r>
-    </w:p>
-    <w:p>
-      <w:pPr>
-        <w:pStyle w:val="Code"/>
-      </w:pPr>
-      <w:r>
-        <w:rPr>
-          <w:rFonts w:ascii="Courier New" w:cs="Courier New" w:eastAsia="Courier New" w:hAnsi="Courier New"/>
-          <w:sz w:val="18"/>
-          <w:szCs w:val="18"/>
-        </w:rPr>
-        <w:t xml:space="preserve">}</w:t>
-      </w:r>
-    </w:p>
-    <w:p>
-      <w:pPr>
-        <w:pStyle w:val="Code"/>
-      </w:pPr>
-      <w:r>
-        <w:rPr>
-          <w:rFonts w:ascii="Courier New" w:cs="Courier New" w:eastAsia="Courier New" w:hAnsi="Courier New"/>
-          <w:sz w:val="18"/>
-          <w:szCs w:val="18"/>
-        </w:rPr>
-        <w:t xml:space="preserve"> </w:t>
-      </w:r>
-    </w:p>
-    <w:p>
-      <w:pPr>
-        <w:pStyle w:val="Code"/>
-      </w:pPr>
-      <w:r>
-        <w:rPr>
-          <w:rFonts w:ascii="Courier New" w:cs="Courier New" w:eastAsia="Courier New" w:hAnsi="Courier New"/>
-          <w:sz w:val="18"/>
-          <w:szCs w:val="18"/>
-        </w:rPr>
-        <w:t xml:space="preserve">fn press_r(app: &amp;mut App) {</w:t>
-      </w:r>
-    </w:p>
-    <w:p>
-      <w:pPr>
-        <w:pStyle w:val="Code"/>
-      </w:pPr>
-      <w:r>
-        <w:rPr>
-          <w:rFonts w:ascii="Courier New" w:cs="Courier New" w:eastAsia="Courier New" w:hAnsi="Courier New"/>
-          <w:sz w:val="18"/>
-          <w:szCs w:val="18"/>
-        </w:rPr>
-        <w:t xml:space="preserve">    app.world_mut()</w:t>
-      </w:r>
-    </w:p>
-    <w:p>
-      <w:pPr>
-        <w:pStyle w:val="Code"/>
-      </w:pPr>
-      <w:r>
-        <w:rPr>
-          <w:rFonts w:ascii="Courier New" w:cs="Courier New" w:eastAsia="Courier New" w:hAnsi="Courier New"/>
-          <w:sz w:val="18"/>
-          <w:szCs w:val="18"/>
-        </w:rPr>
-        <w:t xml:space="preserve">        .resource_mut::&lt;ButtonInput&lt;KeyCode&gt;&gt;()</w:t>
-      </w:r>
-    </w:p>
-    <w:p>
-      <w:pPr>
-        <w:pStyle w:val="Code"/>
-      </w:pPr>
-      <w:r>
-        <w:rPr>
-          <w:rFonts w:ascii="Courier New" w:cs="Courier New" w:eastAsia="Courier New" w:hAnsi="Courier New"/>
-          <w:sz w:val="18"/>
-          <w:szCs w:val="18"/>
-        </w:rPr>
-        <w:t xml:space="preserve">        .press(KeyCode::KeyR);</w:t>
-      </w:r>
-    </w:p>
-    <w:p>
-      <w:pPr>
-        <w:pStyle w:val="Code"/>
-      </w:pPr>
-      <w:r>
-        <w:rPr>
-          <w:rFonts w:ascii="Courier New" w:cs="Courier New" w:eastAsia="Courier New" w:hAnsi="Courier New"/>
-          <w:sz w:val="18"/>
-          <w:szCs w:val="18"/>
-        </w:rPr>
-        <w:t xml:space="preserve">    app.update();</w:t>
-      </w:r>
-    </w:p>
-    <w:p>
-      <w:pPr>
-        <w:pStyle w:val="Code"/>
-      </w:pPr>
-      <w:r>
-        <w:rPr>
-          <w:rFonts w:ascii="Courier New" w:cs="Courier New" w:eastAsia="Courier New" w:hAnsi="Courier New"/>
-          <w:sz w:val="18"/>
-          <w:szCs w:val="18"/>
-        </w:rPr>
-        <w:t xml:space="preserve">    app.world_mut()</w:t>
-      </w:r>
-    </w:p>
-    <w:p>
-      <w:pPr>
-        <w:pStyle w:val="Code"/>
-      </w:pPr>
-      <w:r>
-        <w:rPr>
-          <w:rFonts w:ascii="Courier New" w:cs="Courier New" w:eastAsia="Courier New" w:hAnsi="Courier New"/>
-          <w:sz w:val="18"/>
-          <w:szCs w:val="18"/>
-        </w:rPr>
-        <w:t xml:space="preserve">        .resource_mut::&lt;ButtonInput&lt;KeyCode&gt;&gt;()</w:t>
-      </w:r>
-    </w:p>
-    <w:p>
-      <w:pPr>
-        <w:pStyle w:val="Code"/>
-      </w:pPr>
-      <w:r>
-        <w:rPr>
-          <w:rFonts w:ascii="Courier New" w:cs="Courier New" w:eastAsia="Courier New" w:hAnsi="Courier New"/>
-          <w:sz w:val="18"/>
-          <w:szCs w:val="18"/>
-        </w:rPr>
-        <w:t xml:space="preserve">        .reset_all();</w:t>
-      </w:r>
-    </w:p>
-    <w:p>
-      <w:pPr>
-        <w:pStyle w:val="Code"/>
-      </w:pPr>
-      <w:r>
-        <w:rPr>
-          <w:rFonts w:ascii="Courier New" w:cs="Courier New" w:eastAsia="Courier New" w:hAnsi="Courier New"/>
-          <w:sz w:val="18"/>
-          <w:szCs w:val="18"/>
-        </w:rPr>
-        <w:t xml:space="preserve">}</w:t>
-      </w:r>
-    </w:p>
-    <w:p>
-      <w:pPr>
-        <w:pStyle w:val="Code"/>
-      </w:pPr>
-      <w:r>
-        <w:rPr>
-          <w:rFonts w:ascii="Courier New" w:cs="Courier New" w:eastAsia="Courier New" w:hAnsi="Courier New"/>
-          <w:sz w:val="18"/>
-          <w:szCs w:val="18"/>
-        </w:rPr>
-        <w:t xml:space="preserve"> </w:t>
-      </w:r>
-    </w:p>
-    <w:p>
-      <w:pPr>
-        <w:pStyle w:val="Code"/>
-      </w:pPr>
-      <w:r>
-        <w:rPr>
-          <w:rFonts w:ascii="Courier New" w:cs="Courier New" w:eastAsia="Courier New" w:hAnsi="Courier New"/>
-          <w:sz w:val="18"/>
-          <w:szCs w:val="18"/>
-        </w:rPr>
-        <w:t xml:space="preserve">fn material_change_tick(app: &amp;App) -&gt; u32 {</w:t>
-      </w:r>
-    </w:p>
-    <w:p>
-      <w:pPr>
-        <w:pStyle w:val="Code"/>
-      </w:pPr>
-      <w:r>
-        <w:rPr>
-          <w:rFonts w:ascii="Courier New" w:cs="Courier New" w:eastAsia="Courier New" w:hAnsi="Courier New"/>
-          <w:sz w:val="18"/>
-          <w:szCs w:val="18"/>
-        </w:rPr>
-        <w:t xml:space="preserve">    app.world()</w:t>
-      </w:r>
-    </w:p>
-    <w:p>
-      <w:pPr>
-        <w:pStyle w:val="Code"/>
-      </w:pPr>
-      <w:r>
-        <w:rPr>
-          <w:rFonts w:ascii="Courier New" w:cs="Courier New" w:eastAsia="Courier New" w:hAnsi="Courier New"/>
-          <w:sz w:val="18"/>
-          <w:szCs w:val="18"/>
-        </w:rPr>
-        <w:t xml:space="preserve">        .get_resource_change_ticks::&lt;Assets&lt;StandardMaterial&gt;&gt;()</w:t>
-      </w:r>
-    </w:p>
-    <w:p>
-      <w:pPr>
-        <w:pStyle w:val="Code"/>
-      </w:pPr>
-      <w:r>
-        <w:rPr>
-          <w:rFonts w:ascii="Courier New" w:cs="Courier New" w:eastAsia="Courier New" w:hAnsi="Courier New"/>
-          <w:sz w:val="18"/>
-          <w:szCs w:val="18"/>
-        </w:rPr>
-        <w:t xml:space="preserve">        .expect("ресурс материалов есть")</w:t>
-      </w:r>
-    </w:p>
-    <w:p>
-      <w:pPr>
-        <w:pStyle w:val="Code"/>
-      </w:pPr>
-      <w:r>
-        <w:rPr>
-          <w:rFonts w:ascii="Courier New" w:cs="Courier New" w:eastAsia="Courier New" w:hAnsi="Courier New"/>
-          <w:sz w:val="18"/>
-          <w:szCs w:val="18"/>
-        </w:rPr>
-        <w:t xml:space="preserve">        .changed</w:t>
-      </w:r>
-    </w:p>
-    <w:p>
-      <w:pPr>
-        <w:pStyle w:val="Code"/>
-      </w:pPr>
-      <w:r>
-        <w:rPr>
-          <w:rFonts w:ascii="Courier New" w:cs="Courier New" w:eastAsia="Courier New" w:hAnsi="Courier New"/>
-          <w:sz w:val="18"/>
-          <w:szCs w:val="18"/>
-        </w:rPr>
-        <w:t xml:space="preserve">        .get()</w:t>
-      </w:r>
-    </w:p>
-    <w:p>
-      <w:pPr>
-        <w:pStyle w:val="Code"/>
-      </w:pPr>
-      <w:r>
-        <w:rPr>
-          <w:rFonts w:ascii="Courier New" w:cs="Courier New" w:eastAsia="Courier New" w:hAnsi="Courier New"/>
-          <w:sz w:val="18"/>
-          <w:szCs w:val="18"/>
-        </w:rPr>
-        <w:t xml:space="preserve">}</w:t>
-      </w:r>
-    </w:p>
-    <w:p>
-      <w:pPr>
-        <w:pStyle w:val="Code"/>
-      </w:pPr>
-      <w:r>
-        <w:rPr>
-          <w:rFonts w:ascii="Courier New" w:cs="Courier New" w:eastAsia="Courier New" w:hAnsi="Courier New"/>
-          <w:sz w:val="18"/>
-          <w:szCs w:val="18"/>
-        </w:rPr>
-        <w:t xml:space="preserve"> </w:t>
-      </w:r>
-    </w:p>
-    <w:p>
-      <w:pPr>
-        <w:pStyle w:val="Code"/>
-      </w:pPr>
-      <w:r>
-        <w:rPr>
-          <w:rFonts w:ascii="Courier New" w:cs="Courier New" w:eastAsia="Courier New" w:hAnsi="Courier New"/>
-          <w:sz w:val="18"/>
-          <w:szCs w:val="18"/>
-        </w:rPr>
-        <w:t xml:space="preserve">#[test]</w:t>
-      </w:r>
-    </w:p>
-    <w:p>
-      <w:pPr>
-        <w:pStyle w:val="Code"/>
-      </w:pPr>
-      <w:r>
-        <w:rPr>
-          <w:rFonts w:ascii="Courier New" w:cs="Courier New" w:eastAsia="Courier New" w:hAnsi="Courier New"/>
-          <w:sz w:val="18"/>
-          <w:szCs w:val="18"/>
-        </w:rPr>
-        <w:t xml:space="preserve">fn orbit_is_off_until_r_is_pressed() {</w:t>
-      </w:r>
-    </w:p>
-    <w:p>
-      <w:pPr>
-        <w:pStyle w:val="Code"/>
-      </w:pPr>
-      <w:r>
-        <w:rPr>
-          <w:rFonts w:ascii="Courier New" w:cs="Courier New" w:eastAsia="Courier New" w:hAnsi="Courier New"/>
-          <w:sz w:val="18"/>
-          <w:szCs w:val="18"/>
-        </w:rPr>
-        <w:t xml:space="preserve">    let mut app = test_app();</w:t>
-      </w:r>
-    </w:p>
-    <w:p>
-      <w:pPr>
-        <w:pStyle w:val="Code"/>
-      </w:pPr>
-      <w:r>
-        <w:rPr>
-          <w:rFonts w:ascii="Courier New" w:cs="Courier New" w:eastAsia="Courier New" w:hAnsi="Courier New"/>
-          <w:sz w:val="18"/>
-          <w:szCs w:val="18"/>
-        </w:rPr>
-        <w:t xml:space="preserve">    app.update();</w:t>
-      </w:r>
-    </w:p>
-    <w:p>
-      <w:pPr>
-        <w:pStyle w:val="Code"/>
-      </w:pPr>
-      <w:r>
-        <w:rPr>
-          <w:rFonts w:ascii="Courier New" w:cs="Courier New" w:eastAsia="Courier New" w:hAnsi="Courier New"/>
-          <w:sz w:val="18"/>
-          <w:szCs w:val="18"/>
-        </w:rPr>
-        <w:t xml:space="preserve">    let before = objects(&amp;mut app);</w:t>
-      </w:r>
-    </w:p>
-    <w:p>
-      <w:pPr>
-        <w:pStyle w:val="Code"/>
-      </w:pPr>
-      <w:r>
-        <w:rPr>
-          <w:rFonts w:ascii="Courier New" w:cs="Courier New" w:eastAsia="Courier New" w:hAnsi="Courier New"/>
-          <w:sz w:val="18"/>
-          <w:szCs w:val="18"/>
-        </w:rPr>
-        <w:t xml:space="preserve">    app.update();</w:t>
-      </w:r>
-    </w:p>
-    <w:p>
-      <w:pPr>
-        <w:pStyle w:val="Code"/>
-      </w:pPr>
-      <w:r>
-        <w:rPr>
-          <w:rFonts w:ascii="Courier New" w:cs="Courier New" w:eastAsia="Courier New" w:hAnsi="Courier New"/>
-          <w:sz w:val="18"/>
-          <w:szCs w:val="18"/>
-        </w:rPr>
-        <w:t xml:space="preserve">    app.update();</w:t>
-      </w:r>
-    </w:p>
-    <w:p>
-      <w:pPr>
-        <w:pStyle w:val="Code"/>
-      </w:pPr>
-      <w:r>
-        <w:rPr>
-          <w:rFonts w:ascii="Courier New" w:cs="Courier New" w:eastAsia="Courier New" w:hAnsi="Courier New"/>
-          <w:sz w:val="18"/>
-          <w:szCs w:val="18"/>
-        </w:rPr>
-        <w:t xml:space="preserve">    let after = objects(&amp;mut app);</w:t>
-      </w:r>
-    </w:p>
-    <w:p>
-      <w:pPr>
-        <w:pStyle w:val="Code"/>
-      </w:pPr>
-      <w:r>
-        <w:rPr>
-          <w:rFonts w:ascii="Courier New" w:cs="Courier New" w:eastAsia="Courier New" w:hAnsi="Courier New"/>
-          <w:sz w:val="18"/>
-          <w:szCs w:val="18"/>
-        </w:rPr>
-        <w:t xml:space="preserve">    for (object, _) in &amp;before {</w:t>
-      </w:r>
-    </w:p>
-    <w:p>
-      <w:pPr>
-        <w:pStyle w:val="Code"/>
-      </w:pPr>
-      <w:r>
-        <w:rPr>
-          <w:rFonts w:ascii="Courier New" w:cs="Courier New" w:eastAsia="Courier New" w:hAnsi="Courier New"/>
-          <w:sz w:val="18"/>
-          <w:szCs w:val="18"/>
-        </w:rPr>
-        <w:t xml:space="preserve">        assert_eq!(object, &amp;same_color(&amp;after, object.color).0);</w:t>
-      </w:r>
-    </w:p>
-    <w:p>
-      <w:pPr>
-        <w:pStyle w:val="Code"/>
-      </w:pPr>
-      <w:r>
-        <w:rPr>
-          <w:rFonts w:ascii="Courier New" w:cs="Courier New" w:eastAsia="Courier New" w:hAnsi="Courier New"/>
-          <w:sz w:val="18"/>
-          <w:szCs w:val="18"/>
-        </w:rPr>
-        <w:t xml:space="preserve">    }</w:t>
-      </w:r>
-    </w:p>
-    <w:p>
-      <w:pPr>
-        <w:pStyle w:val="Code"/>
-      </w:pPr>
-      <w:r>
-        <w:rPr>
-          <w:rFonts w:ascii="Courier New" w:cs="Courier New" w:eastAsia="Courier New" w:hAnsi="Courier New"/>
-          <w:sz w:val="18"/>
-          <w:szCs w:val="18"/>
-        </w:rPr>
-        <w:t xml:space="preserve">}</w:t>
-      </w:r>
-    </w:p>
-    <w:p>
-      <w:pPr>
-        <w:pStyle w:val="Code"/>
-      </w:pPr>
-      <w:r>
-        <w:rPr>
-          <w:rFonts w:ascii="Courier New" w:cs="Courier New" w:eastAsia="Courier New" w:hAnsi="Courier New"/>
-          <w:sz w:val="18"/>
-          <w:szCs w:val="18"/>
-        </w:rPr>
-        <w:t xml:space="preserve"> </w:t>
-      </w:r>
-    </w:p>
-    <w:p>
-      <w:pPr>
-        <w:pStyle w:val="Code"/>
-      </w:pPr>
-      <w:r>
-        <w:rPr>
-          <w:rFonts w:ascii="Courier New" w:cs="Courier New" w:eastAsia="Courier New" w:hAnsi="Courier New"/>
-          <w:sz w:val="18"/>
-          <w:szCs w:val="18"/>
-        </w:rPr>
-        <w:t xml:space="preserve">#[test]</w:t>
-      </w:r>
-    </w:p>
-    <w:p>
-      <w:pPr>
-        <w:pStyle w:val="Code"/>
-      </w:pPr>
-      <w:r>
-        <w:rPr>
-          <w:rFonts w:ascii="Courier New" w:cs="Courier New" w:eastAsia="Courier New" w:hAnsi="Courier New"/>
-          <w:sz w:val="18"/>
-          <w:szCs w:val="18"/>
-        </w:rPr>
-        <w:t xml:space="preserve">fn orbit_keeps_noses_toward_center() {</w:t>
-      </w:r>
-    </w:p>
-    <w:p>
-      <w:pPr>
-        <w:pStyle w:val="Code"/>
-      </w:pPr>
-      <w:r>
-        <w:rPr>
-          <w:rFonts w:ascii="Courier New" w:cs="Courier New" w:eastAsia="Courier New" w:hAnsi="Courier New"/>
-          <w:sz w:val="18"/>
-          <w:szCs w:val="18"/>
-        </w:rPr>
-        <w:t xml:space="preserve">    let mut app = test_app();</w:t>
-      </w:r>
-    </w:p>
-    <w:p>
-      <w:pPr>
-        <w:pStyle w:val="Code"/>
-      </w:pPr>
-      <w:r>
-        <w:rPr>
-          <w:rFonts w:ascii="Courier New" w:cs="Courier New" w:eastAsia="Courier New" w:hAnsi="Courier New"/>
-          <w:sz w:val="18"/>
-          <w:szCs w:val="18"/>
-        </w:rPr>
-        <w:t xml:space="preserve">    app.update();</w:t>
-      </w:r>
-    </w:p>
-    <w:p>
-      <w:pPr>
-        <w:pStyle w:val="Code"/>
-      </w:pPr>
-      <w:r>
-        <w:rPr>
-          <w:rFonts w:ascii="Courier New" w:cs="Courier New" w:eastAsia="Courier New" w:hAnsi="Courier New"/>
-          <w:sz w:val="18"/>
-          <w:szCs w:val="18"/>
-        </w:rPr>
-        <w:t xml:space="preserve">    press_r(&amp;mut app);</w:t>
-      </w:r>
-    </w:p>
-    <w:p>
-      <w:pPr>
-        <w:pStyle w:val="Code"/>
-      </w:pPr>
-      <w:r>
-        <w:rPr>
-          <w:rFonts w:ascii="Courier New" w:cs="Courier New" w:eastAsia="Courier New" w:hAnsi="Courier New"/>
-          <w:sz w:val="18"/>
-          <w:szCs w:val="18"/>
-        </w:rPr>
-        <w:t xml:space="preserve">    for _ in 0..30 {</w:t>
-      </w:r>
-    </w:p>
-    <w:p>
-      <w:pPr>
-        <w:pStyle w:val="Code"/>
-      </w:pPr>
-      <w:r>
-        <w:rPr>
-          <w:rFonts w:ascii="Courier New" w:cs="Courier New" w:eastAsia="Courier New" w:hAnsi="Courier New"/>
-          <w:sz w:val="18"/>
-          <w:szCs w:val="18"/>
-        </w:rPr>
-        <w:t xml:space="preserve">        app.update();</w:t>
-      </w:r>
-    </w:p>
-    <w:p>
-      <w:pPr>
-        <w:pStyle w:val="Code"/>
-      </w:pPr>
-      <w:r>
-        <w:rPr>
-          <w:rFonts w:ascii="Courier New" w:cs="Courier New" w:eastAsia="Courier New" w:hAnsi="Courier New"/>
-          <w:sz w:val="18"/>
-          <w:szCs w:val="18"/>
-        </w:rPr>
-        <w:t xml:space="preserve">    }</w:t>
-      </w:r>
-    </w:p>
-    <w:p>
-      <w:pPr>
-        <w:pStyle w:val="Code"/>
-      </w:pPr>
-      <w:r>
-        <w:rPr>
-          <w:rFonts w:ascii="Courier New" w:cs="Courier New" w:eastAsia="Courier New" w:hAnsi="Courier New"/>
-          <w:sz w:val="18"/>
-          <w:szCs w:val="18"/>
-        </w:rPr>
-        <w:t xml:space="preserve">    let moved = objects(&amp;mut app);</w:t>
-      </w:r>
-    </w:p>
-    <w:p>
-      <w:pPr>
-        <w:pStyle w:val="Code"/>
-      </w:pPr>
-      <w:r>
-        <w:rPr>
-          <w:rFonts w:ascii="Courier New" w:cs="Courier New" w:eastAsia="Courier New" w:hAnsi="Courier New"/>
-          <w:sz w:val="18"/>
-          <w:szCs w:val="18"/>
-        </w:rPr>
-        <w:t xml:space="preserve">    for start in scene_objects() {</w:t>
-      </w:r>
-    </w:p>
-    <w:p>
-      <w:pPr>
-        <w:pStyle w:val="Code"/>
-      </w:pPr>
-      <w:r>
-        <w:rPr>
-          <w:rFonts w:ascii="Courier New" w:cs="Courier New" w:eastAsia="Courier New" w:hAnsi="Courier New"/>
-          <w:sz w:val="18"/>
-          <w:szCs w:val="18"/>
-        </w:rPr>
-        <w:t xml:space="preserve">        let (object, transform) = same_color(&amp;moved, start.color);</w:t>
-      </w:r>
-    </w:p>
-    <w:p>
-      <w:pPr>
-        <w:pStyle w:val="Code"/>
-      </w:pPr>
-      <w:r>
-        <w:rPr>
-          <w:rFonts w:ascii="Courier New" w:cs="Courier New" w:eastAsia="Courier New" w:hAnsi="Courier New"/>
-          <w:sz w:val="18"/>
-          <w:szCs w:val="18"/>
-        </w:rPr>
-        <w:t xml:space="preserve">        assert!(object.faces(Vec3::ZERO), "{object:?}");</w:t>
-      </w:r>
-    </w:p>
-    <w:p>
-      <w:pPr>
-        <w:pStyle w:val="Code"/>
-      </w:pPr>
-      <w:r>
-        <w:rPr>
-          <w:rFonts w:ascii="Courier New" w:cs="Courier New" w:eastAsia="Courier New" w:hAnsi="Courier New"/>
-          <w:sz w:val="18"/>
-          <w:szCs w:val="18"/>
-        </w:rPr>
-        <w:t xml:space="preserve">        assert!((object.position.length() - start.position.length()).abs() &lt; EPS);</w:t>
-      </w:r>
-    </w:p>
-    <w:p>
-      <w:pPr>
-        <w:pStyle w:val="Code"/>
-      </w:pPr>
-      <w:r>
-        <w:rPr>
-          <w:rFonts w:ascii="Courier New" w:cs="Courier New" w:eastAsia="Courier New" w:hAnsi="Courier New"/>
-          <w:sz w:val="18"/>
-          <w:szCs w:val="18"/>
-        </w:rPr>
-        <w:t xml:space="preserve">        assert!(</w:t>
-      </w:r>
-    </w:p>
-    <w:p>
-      <w:pPr>
-        <w:pStyle w:val="Code"/>
-      </w:pPr>
-      <w:r>
-        <w:rPr>
-          <w:rFonts w:ascii="Courier New" w:cs="Courier New" w:eastAsia="Courier New" w:hAnsi="Courier New"/>
-          <w:sz w:val="18"/>
-          <w:szCs w:val="18"/>
-        </w:rPr>
-        <w:t xml:space="preserve">            !object.position.abs_diff_eq(start.position, 1e-2),</w:t>
-      </w:r>
-    </w:p>
-    <w:p>
-      <w:pPr>
-        <w:pStyle w:val="Code"/>
-      </w:pPr>
-      <w:r>
-        <w:rPr>
-          <w:rFonts w:ascii="Courier New" w:cs="Courier New" w:eastAsia="Courier New" w:hAnsi="Courier New"/>
-          <w:sz w:val="18"/>
-          <w:szCs w:val="18"/>
-        </w:rPr>
-        <w:t xml:space="preserve">            "объект не сдвинулся"</w:t>
-      </w:r>
-    </w:p>
-    <w:p>
-      <w:pPr>
-        <w:pStyle w:val="Code"/>
-      </w:pPr>
-      <w:r>
-        <w:rPr>
-          <w:rFonts w:ascii="Courier New" w:cs="Courier New" w:eastAsia="Courier New" w:hAnsi="Courier New"/>
-          <w:sz w:val="18"/>
-          <w:szCs w:val="18"/>
-        </w:rPr>
-        <w:t xml:space="preserve">        );</w:t>
-      </w:r>
-    </w:p>
-    <w:p>
-      <w:pPr>
-        <w:pStyle w:val="Code"/>
-      </w:pPr>
-      <w:r>
-        <w:rPr>
-          <w:rFonts w:ascii="Courier New" w:cs="Courier New" w:eastAsia="Courier New" w:hAnsi="Courier New"/>
-          <w:sz w:val="18"/>
-          <w:szCs w:val="18"/>
-        </w:rPr>
-        <w:t xml:space="preserve">        assert!(transform.translation.abs_diff_eq(object.position, EPS));</w:t>
-      </w:r>
-    </w:p>
-    <w:p>
-      <w:pPr>
-        <w:pStyle w:val="Code"/>
-      </w:pPr>
-      <w:r>
-        <w:rPr>
-          <w:rFonts w:ascii="Courier New" w:cs="Courier New" w:eastAsia="Courier New" w:hAnsi="Courier New"/>
-          <w:sz w:val="18"/>
-          <w:szCs w:val="18"/>
-        </w:rPr>
-        <w:t xml:space="preserve">    }</w:t>
-      </w:r>
-    </w:p>
-    <w:p>
-      <w:pPr>
-        <w:pStyle w:val="Code"/>
-      </w:pPr>
-      <w:r>
-        <w:rPr>
-          <w:rFonts w:ascii="Courier New" w:cs="Courier New" w:eastAsia="Courier New" w:hAnsi="Courier New"/>
-          <w:sz w:val="18"/>
-          <w:szCs w:val="18"/>
-        </w:rPr>
-        <w:t xml:space="preserve">}</w:t>
-      </w:r>
-    </w:p>
-    <w:p>
-      <w:pPr>
-        <w:pStyle w:val="Code"/>
-      </w:pPr>
-      <w:r>
-        <w:rPr>
-          <w:rFonts w:ascii="Courier New" w:cs="Courier New" w:eastAsia="Courier New" w:hAnsi="Courier New"/>
-          <w:sz w:val="18"/>
-          <w:szCs w:val="18"/>
-        </w:rPr>
-        <w:t xml:space="preserve"> </w:t>
-      </w:r>
-    </w:p>
-    <w:p>
-      <w:pPr>
-        <w:pStyle w:val="Code"/>
-      </w:pPr>
-      <w:r>
-        <w:rPr>
-          <w:rFonts w:ascii="Courier New" w:cs="Courier New" w:eastAsia="Courier New" w:hAnsi="Courier New"/>
-          <w:sz w:val="18"/>
-          <w:szCs w:val="18"/>
-        </w:rPr>
-        <w:t xml:space="preserve">#[test]</w:t>
-      </w:r>
-    </w:p>
-    <w:p>
-      <w:pPr>
-        <w:pStyle w:val="Code"/>
-      </w:pPr>
-      <w:r>
-        <w:rPr>
-          <w:rFonts w:ascii="Courier New" w:cs="Courier New" w:eastAsia="Courier New" w:hAnsi="Courier New"/>
-          <w:sz w:val="18"/>
-          <w:szCs w:val="18"/>
-        </w:rPr>
-        <w:t xml:space="preserve">fn long_orbit_does_not_drift() {</w:t>
-      </w:r>
-    </w:p>
-    <w:p>
-      <w:pPr>
-        <w:pStyle w:val="Code"/>
-      </w:pPr>
-      <w:r>
-        <w:rPr>
-          <w:rFonts w:ascii="Courier New" w:cs="Courier New" w:eastAsia="Courier New" w:hAnsi="Courier New"/>
-          <w:sz w:val="18"/>
-          <w:szCs w:val="18"/>
-        </w:rPr>
-        <w:t xml:space="preserve">    // 3000 кадров по 0,1 с = 300 с, почти девять полных оборотов.</w:t>
-      </w:r>
-    </w:p>
-    <w:p>
-      <w:pPr>
-        <w:pStyle w:val="Code"/>
-      </w:pPr>
-      <w:r>
-        <w:rPr>
-          <w:rFonts w:ascii="Courier New" w:cs="Courier New" w:eastAsia="Courier New" w:hAnsi="Courier New"/>
-          <w:sz w:val="18"/>
-          <w:szCs w:val="18"/>
-        </w:rPr>
-        <w:t xml:space="preserve">    let mut app = test_app();</w:t>
-      </w:r>
-    </w:p>
-    <w:p>
-      <w:pPr>
-        <w:pStyle w:val="Code"/>
-      </w:pPr>
-      <w:r>
-        <w:rPr>
-          <w:rFonts w:ascii="Courier New" w:cs="Courier New" w:eastAsia="Courier New" w:hAnsi="Courier New"/>
-          <w:sz w:val="18"/>
-          <w:szCs w:val="18"/>
-        </w:rPr>
-        <w:t xml:space="preserve">    app.update();</w:t>
-      </w:r>
-    </w:p>
-    <w:p>
-      <w:pPr>
-        <w:pStyle w:val="Code"/>
-      </w:pPr>
-      <w:r>
-        <w:rPr>
-          <w:rFonts w:ascii="Courier New" w:cs="Courier New" w:eastAsia="Courier New" w:hAnsi="Courier New"/>
-          <w:sz w:val="18"/>
-          <w:szCs w:val="18"/>
-        </w:rPr>
-        <w:t xml:space="preserve">    press_r(&amp;mut app);</w:t>
-      </w:r>
-    </w:p>
-    <w:p>
-      <w:pPr>
-        <w:pStyle w:val="Code"/>
-      </w:pPr>
-      <w:r>
-        <w:rPr>
-          <w:rFonts w:ascii="Courier New" w:cs="Courier New" w:eastAsia="Courier New" w:hAnsi="Courier New"/>
-          <w:sz w:val="18"/>
-          <w:szCs w:val="18"/>
-        </w:rPr>
-        <w:t xml:space="preserve">    for _ in 0..3000 {</w:t>
-      </w:r>
-    </w:p>
-    <w:p>
-      <w:pPr>
-        <w:pStyle w:val="Code"/>
-      </w:pPr>
-      <w:r>
-        <w:rPr>
-          <w:rFonts w:ascii="Courier New" w:cs="Courier New" w:eastAsia="Courier New" w:hAnsi="Courier New"/>
-          <w:sz w:val="18"/>
-          <w:szCs w:val="18"/>
-        </w:rPr>
-        <w:t xml:space="preserve">        app.update();</w:t>
-      </w:r>
-    </w:p>
-    <w:p>
-      <w:pPr>
-        <w:pStyle w:val="Code"/>
-      </w:pPr>
-      <w:r>
-        <w:rPr>
-          <w:rFonts w:ascii="Courier New" w:cs="Courier New" w:eastAsia="Courier New" w:hAnsi="Courier New"/>
-          <w:sz w:val="18"/>
-          <w:szCs w:val="18"/>
-        </w:rPr>
-        <w:t xml:space="preserve">    }</w:t>
-      </w:r>
-    </w:p>
-    <w:p>
-      <w:pPr>
-        <w:pStyle w:val="Code"/>
-      </w:pPr>
-      <w:r>
-        <w:rPr>
-          <w:rFonts w:ascii="Courier New" w:cs="Courier New" w:eastAsia="Courier New" w:hAnsi="Courier New"/>
-          <w:sz w:val="18"/>
-          <w:szCs w:val="18"/>
-        </w:rPr>
-        <w:t xml:space="preserve">    for (object, _) in objects(&amp;mut app) {</w:t>
-      </w:r>
-    </w:p>
-    <w:p>
-      <w:pPr>
-        <w:pStyle w:val="Code"/>
-      </w:pPr>
-      <w:r>
-        <w:rPr>
-          <w:rFonts w:ascii="Courier New" w:cs="Courier New" w:eastAsia="Courier New" w:hAnsi="Courier New"/>
-          <w:sz w:val="18"/>
-          <w:szCs w:val="18"/>
-        </w:rPr>
-        <w:t xml:space="preserve">        assert!((object.position.length() - 4.0).abs() &lt; 1e-4, "{object:?}");</w:t>
-      </w:r>
-    </w:p>
-    <w:p>
-      <w:pPr>
-        <w:pStyle w:val="Code"/>
-      </w:pPr>
-      <w:r>
-        <w:rPr>
-          <w:rFonts w:ascii="Courier New" w:cs="Courier New" w:eastAsia="Courier New" w:hAnsi="Courier New"/>
-          <w:sz w:val="18"/>
-          <w:szCs w:val="18"/>
-        </w:rPr>
-        <w:t xml:space="preserve">        assert!(object.position.y.abs() &lt; 1e-4);</w:t>
-      </w:r>
-    </w:p>
-    <w:p>
-      <w:pPr>
-        <w:pStyle w:val="Code"/>
-      </w:pPr>
-      <w:r>
-        <w:rPr>
-          <w:rFonts w:ascii="Courier New" w:cs="Courier New" w:eastAsia="Courier New" w:hAnsi="Courier New"/>
-          <w:sz w:val="18"/>
-          <w:szCs w:val="18"/>
-        </w:rPr>
-        <w:t xml:space="preserve">        assert!(object.faces(Vec3::ZERO), "{object:?}");</w:t>
-      </w:r>
-    </w:p>
-    <w:p>
-      <w:pPr>
-        <w:pStyle w:val="Code"/>
-      </w:pPr>
-      <w:r>
-        <w:rPr>
-          <w:rFonts w:ascii="Courier New" w:cs="Courier New" w:eastAsia="Courier New" w:hAnsi="Courier New"/>
-          <w:sz w:val="18"/>
-          <w:szCs w:val="18"/>
-        </w:rPr>
-        <w:t xml:space="preserve">    }</w:t>
-      </w:r>
-    </w:p>
-    <w:p>
-      <w:pPr>
-        <w:pStyle w:val="Code"/>
-      </w:pPr>
-      <w:r>
-        <w:rPr>
-          <w:rFonts w:ascii="Courier New" w:cs="Courier New" w:eastAsia="Courier New" w:hAnsi="Courier New"/>
-          <w:sz w:val="18"/>
-          <w:szCs w:val="18"/>
-        </w:rPr>
-        <w:t xml:space="preserve">}</w:t>
-      </w:r>
-    </w:p>
-    <w:p>
-      <w:pPr>
-        <w:pStyle w:val="Code"/>
-      </w:pPr>
-      <w:r>
-        <w:rPr>
-          <w:rFonts w:ascii="Courier New" w:cs="Courier New" w:eastAsia="Courier New" w:hAnsi="Courier New"/>
-          <w:sz w:val="18"/>
-          <w:szCs w:val="18"/>
-        </w:rPr>
-        <w:t xml:space="preserve"> </w:t>
-      </w:r>
-    </w:p>
-    <w:p>
-      <w:pPr>
-        <w:pStyle w:val="Code"/>
-      </w:pPr>
-      <w:r>
-        <w:rPr>
-          <w:rFonts w:ascii="Courier New" w:cs="Courier New" w:eastAsia="Courier New" w:hAnsi="Courier New"/>
-          <w:sz w:val="18"/>
-          <w:szCs w:val="18"/>
-        </w:rPr>
-        <w:t xml:space="preserve">#[test]</w:t>
-      </w:r>
-    </w:p>
-    <w:p>
-      <w:pPr>
-        <w:pStyle w:val="Code"/>
-      </w:pPr>
-      <w:r>
-        <w:rPr>
-          <w:rFonts w:ascii="Courier New" w:cs="Courier New" w:eastAsia="Courier New" w:hAnsi="Courier New"/>
-          <w:sz w:val="18"/>
-          <w:szCs w:val="18"/>
-        </w:rPr>
-        <w:t xml:space="preserve">fn orbit_does_not_rewrite_materials() {</w:t>
-      </w:r>
-    </w:p>
-    <w:p>
-      <w:pPr>
-        <w:pStyle w:val="Code"/>
-      </w:pPr>
-      <w:r>
-        <w:rPr>
-          <w:rFonts w:ascii="Courier New" w:cs="Courier New" w:eastAsia="Courier New" w:hAnsi="Courier New"/>
-          <w:sz w:val="18"/>
-          <w:szCs w:val="18"/>
-        </w:rPr>
-        <w:t xml:space="preserve">    let mut app = test_app();</w:t>
-      </w:r>
-    </w:p>
-    <w:p>
-      <w:pPr>
-        <w:pStyle w:val="Code"/>
-      </w:pPr>
-      <w:r>
-        <w:rPr>
-          <w:rFonts w:ascii="Courier New" w:cs="Courier New" w:eastAsia="Courier New" w:hAnsi="Courier New"/>
-          <w:sz w:val="18"/>
-          <w:szCs w:val="18"/>
-        </w:rPr>
-        <w:t xml:space="preserve">    app.update();</w:t>
-      </w:r>
-    </w:p>
-    <w:p>
-      <w:pPr>
-        <w:pStyle w:val="Code"/>
-      </w:pPr>
-      <w:r>
-        <w:rPr>
-          <w:rFonts w:ascii="Courier New" w:cs="Courier New" w:eastAsia="Courier New" w:hAnsi="Courier New"/>
-          <w:sz w:val="18"/>
-          <w:szCs w:val="18"/>
-        </w:rPr>
-        <w:t xml:space="preserve">    press_r(&amp;mut app);</w:t>
-      </w:r>
-    </w:p>
-    <w:p>
-      <w:pPr>
-        <w:pStyle w:val="Code"/>
-      </w:pPr>
-      <w:r>
-        <w:rPr>
-          <w:rFonts w:ascii="Courier New" w:cs="Courier New" w:eastAsia="Courier New" w:hAnsi="Courier New"/>
-          <w:sz w:val="18"/>
-          <w:szCs w:val="18"/>
-        </w:rPr>
-        <w:t xml:space="preserve">    app.update();</w:t>
-      </w:r>
-    </w:p>
-    <w:p>
-      <w:pPr>
-        <w:pStyle w:val="Code"/>
-      </w:pPr>
-      <w:r>
-        <w:rPr>
-          <w:rFonts w:ascii="Courier New" w:cs="Courier New" w:eastAsia="Courier New" w:hAnsi="Courier New"/>
-          <w:sz w:val="18"/>
-          <w:szCs w:val="18"/>
-        </w:rPr>
-        <w:t xml:space="preserve">    let tick = material_change_tick(&amp;app);</w:t>
-      </w:r>
-    </w:p>
-    <w:p>
-      <w:pPr>
-        <w:pStyle w:val="Code"/>
-      </w:pPr>
-      <w:r>
-        <w:rPr>
-          <w:rFonts w:ascii="Courier New" w:cs="Courier New" w:eastAsia="Courier New" w:hAnsi="Courier New"/>
-          <w:sz w:val="18"/>
-          <w:szCs w:val="18"/>
-        </w:rPr>
-        <w:t xml:space="preserve">    for _ in 0..10 {</w:t>
-      </w:r>
-    </w:p>
-    <w:p>
-      <w:pPr>
-        <w:pStyle w:val="Code"/>
-      </w:pPr>
-      <w:r>
-        <w:rPr>
-          <w:rFonts w:ascii="Courier New" w:cs="Courier New" w:eastAsia="Courier New" w:hAnsi="Courier New"/>
-          <w:sz w:val="18"/>
-          <w:szCs w:val="18"/>
-        </w:rPr>
-        <w:t xml:space="preserve">        app.update();</w:t>
-      </w:r>
-    </w:p>
-    <w:p>
-      <w:pPr>
-        <w:pStyle w:val="Code"/>
-      </w:pPr>
-      <w:r>
-        <w:rPr>
-          <w:rFonts w:ascii="Courier New" w:cs="Courier New" w:eastAsia="Courier New" w:hAnsi="Courier New"/>
-          <w:sz w:val="18"/>
-          <w:szCs w:val="18"/>
-        </w:rPr>
-        <w:t xml:space="preserve">    }</w:t>
-      </w:r>
-    </w:p>
-    <w:p>
-      <w:pPr>
-        <w:pStyle w:val="Code"/>
-      </w:pPr>
-      <w:r>
-        <w:rPr>
-          <w:rFonts w:ascii="Courier New" w:cs="Courier New" w:eastAsia="Courier New" w:hAnsi="Courier New"/>
-          <w:sz w:val="18"/>
-          <w:szCs w:val="18"/>
-        </w:rPr>
-        <w:t xml:space="preserve">    assert_eq!(</w:t>
-      </w:r>
-    </w:p>
-    <w:p>
-      <w:pPr>
-        <w:pStyle w:val="Code"/>
-      </w:pPr>
-      <w:r>
-        <w:rPr>
-          <w:rFonts w:ascii="Courier New" w:cs="Courier New" w:eastAsia="Courier New" w:hAnsi="Courier New"/>
-          <w:sz w:val="18"/>
-          <w:szCs w:val="18"/>
-        </w:rPr>
-        <w:t xml:space="preserve">        material_change_tick(&amp;app),</w:t>
-      </w:r>
-    </w:p>
-    <w:p>
-      <w:pPr>
-        <w:pStyle w:val="Code"/>
-      </w:pPr>
-      <w:r>
-        <w:rPr>
-          <w:rFonts w:ascii="Courier New" w:cs="Courier New" w:eastAsia="Courier New" w:hAnsi="Courier New"/>
-          <w:sz w:val="18"/>
-          <w:szCs w:val="18"/>
-        </w:rPr>
-        <w:t xml:space="preserve">        tick,</w:t>
-      </w:r>
-    </w:p>
-    <w:p>
-      <w:pPr>
-        <w:pStyle w:val="Code"/>
-      </w:pPr>
-      <w:r>
-        <w:rPr>
-          <w:rFonts w:ascii="Courier New" w:cs="Courier New" w:eastAsia="Courier New" w:hAnsi="Courier New"/>
-          <w:sz w:val="18"/>
-          <w:szCs w:val="18"/>
-        </w:rPr>
-        <w:t xml:space="preserve">        "цвет не менялся — материалы не трогаем"</w:t>
-      </w:r>
-    </w:p>
-    <w:p>
-      <w:pPr>
-        <w:pStyle w:val="Code"/>
-      </w:pPr>
-      <w:r>
-        <w:rPr>
-          <w:rFonts w:ascii="Courier New" w:cs="Courier New" w:eastAsia="Courier New" w:hAnsi="Courier New"/>
-          <w:sz w:val="18"/>
-          <w:szCs w:val="18"/>
-        </w:rPr>
-        <w:t xml:space="preserve">    );</w:t>
-      </w:r>
-    </w:p>
-    <w:p>
-      <w:pPr>
-        <w:pStyle w:val="Code"/>
-      </w:pPr>
-      <w:r>
-        <w:rPr>
-          <w:rFonts w:ascii="Courier New" w:cs="Courier New" w:eastAsia="Courier New" w:hAnsi="Courier New"/>
-          <w:sz w:val="18"/>
-          <w:szCs w:val="18"/>
-        </w:rPr>
-        <w:t xml:space="preserve">}</w:t>
-      </w:r>
-    </w:p>
-    <w:p>
-      <w:pPr>
-        <w:pStyle w:val="Code"/>
-      </w:pPr>
-      <w:r>
-        <w:rPr>
-          <w:rFonts w:ascii="Courier New" w:cs="Courier New" w:eastAsia="Courier New" w:hAnsi="Courier New"/>
-          <w:sz w:val="18"/>
-          <w:szCs w:val="18"/>
-        </w:rPr>
-        <w:t xml:space="preserve"> </w:t>
-      </w:r>
-    </w:p>
-    <w:p>
-      <w:pPr>
-        <w:pStyle w:val="Code"/>
-      </w:pPr>
-      <w:r>
-        <w:rPr>
-          <w:rFonts w:ascii="Courier New" w:cs="Courier New" w:eastAsia="Courier New" w:hAnsi="Courier New"/>
-          <w:sz w:val="18"/>
-          <w:szCs w:val="18"/>
-        </w:rPr>
-        <w:t xml:space="preserve">#[test]</w:t>
-      </w:r>
-    </w:p>
-    <w:p>
-      <w:pPr>
-        <w:pStyle w:val="Code"/>
-      </w:pPr>
-      <w:r>
-        <w:rPr>
-          <w:rFonts w:ascii="Courier New" w:cs="Courier New" w:eastAsia="Courier New" w:hAnsi="Courier New"/>
-          <w:sz w:val="18"/>
-          <w:szCs w:val="18"/>
-        </w:rPr>
-        <w:t xml:space="preserve">fn changing_object_fields_recalculates_transform_and_color() {</w:t>
-      </w:r>
-    </w:p>
-    <w:p>
-      <w:pPr>
-        <w:pStyle w:val="Code"/>
-      </w:pPr>
-      <w:r>
-        <w:rPr>
-          <w:rFonts w:ascii="Courier New" w:cs="Courier New" w:eastAsia="Courier New" w:hAnsi="Courier New"/>
-          <w:sz w:val="18"/>
-          <w:szCs w:val="18"/>
-        </w:rPr>
-        <w:t xml:space="preserve">    let mut app = test_app();</w:t>
-      </w:r>
-    </w:p>
-    <w:p>
-      <w:pPr>
-        <w:pStyle w:val="Code"/>
-      </w:pPr>
-      <w:r>
-        <w:rPr>
-          <w:rFonts w:ascii="Courier New" w:cs="Courier New" w:eastAsia="Courier New" w:hAnsi="Courier New"/>
-          <w:sz w:val="18"/>
-          <w:szCs w:val="18"/>
-        </w:rPr>
-        <w:t xml:space="preserve">    app.update();</w:t>
-      </w:r>
-    </w:p>
-    <w:p>
-      <w:pPr>
-        <w:pStyle w:val="Code"/>
-      </w:pPr>
-      <w:r>
-        <w:rPr>
-          <w:rFonts w:ascii="Courier New" w:cs="Courier New" w:eastAsia="Courier New" w:hAnsi="Courier New"/>
-          <w:sz w:val="18"/>
-          <w:szCs w:val="18"/>
-        </w:rPr>
-        <w:t xml:space="preserve">    let entity = app</w:t>
-      </w:r>
-    </w:p>
-    <w:p>
-      <w:pPr>
-        <w:pStyle w:val="Code"/>
-      </w:pPr>
-      <w:r>
-        <w:rPr>
-          <w:rFonts w:ascii="Courier New" w:cs="Courier New" w:eastAsia="Courier New" w:hAnsi="Courier New"/>
-          <w:sz w:val="18"/>
-          <w:szCs w:val="18"/>
-        </w:rPr>
-        <w:t xml:space="preserve">        .world_mut()</w:t>
-      </w:r>
-    </w:p>
-    <w:p>
-      <w:pPr>
-        <w:pStyle w:val="Code"/>
-      </w:pPr>
-      <w:r>
-        <w:rPr>
-          <w:rFonts w:ascii="Courier New" w:cs="Courier New" w:eastAsia="Courier New" w:hAnsi="Courier New"/>
-          <w:sz w:val="18"/>
-          <w:szCs w:val="18"/>
-        </w:rPr>
-        <w:t xml:space="preserve">        .query_filtered::&lt;Entity, With&lt;GraphicObject&gt;&gt;()</w:t>
-      </w:r>
-    </w:p>
-    <w:p>
-      <w:pPr>
-        <w:pStyle w:val="Code"/>
-      </w:pPr>
-      <w:r>
-        <w:rPr>
-          <w:rFonts w:ascii="Courier New" w:cs="Courier New" w:eastAsia="Courier New" w:hAnsi="Courier New"/>
-          <w:sz w:val="18"/>
-          <w:szCs w:val="18"/>
-        </w:rPr>
-        <w:t xml:space="preserve">        .iter(app.world())</w:t>
-      </w:r>
-    </w:p>
-    <w:p>
-      <w:pPr>
-        <w:pStyle w:val="Code"/>
-      </w:pPr>
-      <w:r>
-        <w:rPr>
-          <w:rFonts w:ascii="Courier New" w:cs="Courier New" w:eastAsia="Courier New" w:hAnsi="Courier New"/>
-          <w:sz w:val="18"/>
-          <w:szCs w:val="18"/>
-        </w:rPr>
-        <w:t xml:space="preserve">        .next()</w:t>
-      </w:r>
-    </w:p>
-    <w:p>
-      <w:pPr>
-        <w:pStyle w:val="Code"/>
-      </w:pPr>
-      <w:r>
-        <w:rPr>
-          <w:rFonts w:ascii="Courier New" w:cs="Courier New" w:eastAsia="Courier New" w:hAnsi="Courier New"/>
-          <w:sz w:val="18"/>
-          <w:szCs w:val="18"/>
-        </w:rPr>
-        <w:t xml:space="preserve">        .expect("объект создан");</w:t>
-      </w:r>
-    </w:p>
-    <w:p>
-      <w:pPr>
-        <w:pStyle w:val="Code"/>
-      </w:pPr>
-      <w:r>
-        <w:rPr>
-          <w:rFonts w:ascii="Courier New" w:cs="Courier New" w:eastAsia="Courier New" w:hAnsi="Courier New"/>
-          <w:sz w:val="18"/>
-          <w:szCs w:val="18"/>
-        </w:rPr>
-        <w:t xml:space="preserve">    {</w:t>
-      </w:r>
-    </w:p>
-    <w:p>
-      <w:pPr>
-        <w:pStyle w:val="Code"/>
-      </w:pPr>
-      <w:r>
-        <w:rPr>
-          <w:rFonts w:ascii="Courier New" w:cs="Courier New" w:eastAsia="Courier New" w:hAnsi="Courier New"/>
-          <w:sz w:val="18"/>
-          <w:szCs w:val="18"/>
-        </w:rPr>
-        <w:t xml:space="preserve">        let mut object = app.world_mut().get_mut::&lt;GraphicObject&gt;(entity).unwrap();</w:t>
-      </w:r>
-    </w:p>
-    <w:p>
-      <w:pPr>
-        <w:pStyle w:val="Code"/>
-      </w:pPr>
-      <w:r>
-        <w:rPr>
-          <w:rFonts w:ascii="Courier New" w:cs="Courier New" w:eastAsia="Courier New" w:hAnsi="Courier New"/>
-          <w:sz w:val="18"/>
-          <w:szCs w:val="18"/>
-        </w:rPr>
-        <w:t xml:space="preserve">        object.position = Vec3::new(0.0, 2.0, 0.0);</w:t>
-      </w:r>
-    </w:p>
-    <w:p>
-      <w:pPr>
-        <w:pStyle w:val="Code"/>
-      </w:pPr>
-      <w:r>
-        <w:rPr>
-          <w:rFonts w:ascii="Courier New" w:cs="Courier New" w:eastAsia="Courier New" w:hAnsi="Courier New"/>
-          <w:sz w:val="18"/>
-          <w:szCs w:val="18"/>
-        </w:rPr>
-        <w:t xml:space="preserve">        object.angle_deg = 45.0;</w:t>
-      </w:r>
-    </w:p>
-    <w:p>
-      <w:pPr>
-        <w:pStyle w:val="Code"/>
-      </w:pPr>
-      <w:r>
-        <w:rPr>
-          <w:rFonts w:ascii="Courier New" w:cs="Courier New" w:eastAsia="Courier New" w:hAnsi="Courier New"/>
-          <w:sz w:val="18"/>
-          <w:szCs w:val="18"/>
-        </w:rPr>
-        <w:t xml:space="preserve">        object.color = Vec3::new(0.0, 1.0, 1.0);</w:t>
-      </w:r>
-    </w:p>
-    <w:p>
-      <w:pPr>
-        <w:pStyle w:val="Code"/>
-      </w:pPr>
-      <w:r>
-        <w:rPr>
-          <w:rFonts w:ascii="Courier New" w:cs="Courier New" w:eastAsia="Courier New" w:hAnsi="Courier New"/>
-          <w:sz w:val="18"/>
-          <w:szCs w:val="18"/>
-        </w:rPr>
-        <w:t xml:space="preserve">    }</w:t>
-      </w:r>
-    </w:p>
-    <w:p>
-      <w:pPr>
-        <w:pStyle w:val="Code"/>
-      </w:pPr>
-      <w:r>
-        <w:rPr>
-          <w:rFonts w:ascii="Courier New" w:cs="Courier New" w:eastAsia="Courier New" w:hAnsi="Courier New"/>
-          <w:sz w:val="18"/>
-          <w:szCs w:val="18"/>
-        </w:rPr>
-        <w:t xml:space="preserve">    app.update();</w:t>
-      </w:r>
-    </w:p>
-    <w:p>
-      <w:pPr>
-        <w:pStyle w:val="Code"/>
-      </w:pPr>
-      <w:r>
-        <w:rPr>
-          <w:rFonts w:ascii="Courier New" w:cs="Courier New" w:eastAsia="Courier New" w:hAnsi="Courier New"/>
-          <w:sz w:val="18"/>
-          <w:szCs w:val="18"/>
-        </w:rPr>
-        <w:t xml:space="preserve">    let object = app.world().get::&lt;GraphicObject&gt;(entity).unwrap().clone();</w:t>
-      </w:r>
-    </w:p>
-    <w:p>
-      <w:pPr>
-        <w:pStyle w:val="Code"/>
-      </w:pPr>
-      <w:r>
-        <w:rPr>
-          <w:rFonts w:ascii="Courier New" w:cs="Courier New" w:eastAsia="Courier New" w:hAnsi="Courier New"/>
-          <w:sz w:val="18"/>
-          <w:szCs w:val="18"/>
-        </w:rPr>
-        <w:t xml:space="preserve">    let transform = *app.world().get::&lt;Transform&gt;(entity).unwrap();</w:t>
-      </w:r>
-    </w:p>
-    <w:p>
-      <w:pPr>
-        <w:pStyle w:val="Code"/>
-      </w:pPr>
-      <w:r>
-        <w:rPr>
-          <w:rFonts w:ascii="Courier New" w:cs="Courier New" w:eastAsia="Courier New" w:hAnsi="Courier New"/>
-          <w:sz w:val="18"/>
-          <w:szCs w:val="18"/>
-        </w:rPr>
-        <w:t xml:space="preserve">    assert!(</w:t>
-      </w:r>
-    </w:p>
-    <w:p>
-      <w:pPr>
-        <w:pStyle w:val="Code"/>
-      </w:pPr>
-      <w:r>
-        <w:rPr>
-          <w:rFonts w:ascii="Courier New" w:cs="Courier New" w:eastAsia="Courier New" w:hAnsi="Courier New"/>
-          <w:sz w:val="18"/>
-          <w:szCs w:val="18"/>
-        </w:rPr>
-        <w:t xml:space="preserve">        transform</w:t>
-      </w:r>
-    </w:p>
-    <w:p>
-      <w:pPr>
-        <w:pStyle w:val="Code"/>
-      </w:pPr>
-      <w:r>
-        <w:rPr>
-          <w:rFonts w:ascii="Courier New" w:cs="Courier New" w:eastAsia="Courier New" w:hAnsi="Courier New"/>
-          <w:sz w:val="18"/>
-          <w:szCs w:val="18"/>
-        </w:rPr>
-        <w:t xml:space="preserve">            .translation</w:t>
-      </w:r>
-    </w:p>
-    <w:p>
-      <w:pPr>
-        <w:pStyle w:val="Code"/>
-      </w:pPr>
-      <w:r>
-        <w:rPr>
-          <w:rFonts w:ascii="Courier New" w:cs="Courier New" w:eastAsia="Courier New" w:hAnsi="Courier New"/>
-          <w:sz w:val="18"/>
-          <w:szCs w:val="18"/>
-        </w:rPr>
-        <w:t xml:space="preserve">            .abs_diff_eq(Vec3::new(0.0, 2.0, 0.0), EPS)</w:t>
-      </w:r>
-    </w:p>
-    <w:p>
-      <w:pPr>
-        <w:pStyle w:val="Code"/>
-      </w:pPr>
-      <w:r>
-        <w:rPr>
-          <w:rFonts w:ascii="Courier New" w:cs="Courier New" w:eastAsia="Courier New" w:hAnsi="Courier New"/>
-          <w:sz w:val="18"/>
-          <w:szCs w:val="18"/>
-        </w:rPr>
-        <w:t xml:space="preserve">    );</w:t>
-      </w:r>
-    </w:p>
-    <w:p>
-      <w:pPr>
-        <w:pStyle w:val="Code"/>
-      </w:pPr>
-      <w:r>
-        <w:rPr>
-          <w:rFonts w:ascii="Courier New" w:cs="Courier New" w:eastAsia="Courier New" w:hAnsi="Courier New"/>
-          <w:sz w:val="18"/>
-          <w:szCs w:val="18"/>
-        </w:rPr>
-        <w:t xml:space="preserve">    assert!(</w:t>
-      </w:r>
-    </w:p>
-    <w:p>
-      <w:pPr>
-        <w:pStyle w:val="Code"/>
-      </w:pPr>
-      <w:r>
-        <w:rPr>
-          <w:rFonts w:ascii="Courier New" w:cs="Courier New" w:eastAsia="Courier New" w:hAnsi="Courier New"/>
-          <w:sz w:val="18"/>
-          <w:szCs w:val="18"/>
-        </w:rPr>
-        <w:t xml:space="preserve">        transform</w:t>
-      </w:r>
-    </w:p>
-    <w:p>
-      <w:pPr>
-        <w:pStyle w:val="Code"/>
-      </w:pPr>
-      <w:r>
-        <w:rPr>
-          <w:rFonts w:ascii="Courier New" w:cs="Courier New" w:eastAsia="Courier New" w:hAnsi="Courier New"/>
-          <w:sz w:val="18"/>
-          <w:szCs w:val="18"/>
-        </w:rPr>
-        <w:t xml:space="preserve">            .rotation</w:t>
-      </w:r>
-    </w:p>
-    <w:p>
-      <w:pPr>
-        <w:pStyle w:val="Code"/>
-      </w:pPr>
-      <w:r>
-        <w:rPr>
-          <w:rFonts w:ascii="Courier New" w:cs="Courier New" w:eastAsia="Courier New" w:hAnsi="Courier New"/>
-          <w:sz w:val="18"/>
-          <w:szCs w:val="18"/>
-        </w:rPr>
-        <w:t xml:space="preserve">            .abs_diff_eq(object.to_transform().rotation, EPS)</w:t>
-      </w:r>
-    </w:p>
-    <w:p>
-      <w:pPr>
-        <w:pStyle w:val="Code"/>
-      </w:pPr>
-      <w:r>
-        <w:rPr>
-          <w:rFonts w:ascii="Courier New" w:cs="Courier New" w:eastAsia="Courier New" w:hAnsi="Courier New"/>
-          <w:sz w:val="18"/>
-          <w:szCs w:val="18"/>
-        </w:rPr>
-        <w:t xml:space="preserve">    );</w:t>
-      </w:r>
-    </w:p>
-    <w:p>
-      <w:pPr>
-        <w:pStyle w:val="Code"/>
-      </w:pPr>
-      <w:r>
-        <w:rPr>
-          <w:rFonts w:ascii="Courier New" w:cs="Courier New" w:eastAsia="Courier New" w:hAnsi="Courier New"/>
-          <w:sz w:val="18"/>
-          <w:szCs w:val="18"/>
-        </w:rPr>
-        <w:t xml:space="preserve">    let handle = app</w:t>
-      </w:r>
-    </w:p>
-    <w:p>
-      <w:pPr>
-        <w:pStyle w:val="Code"/>
-      </w:pPr>
-      <w:r>
-        <w:rPr>
-          <w:rFonts w:ascii="Courier New" w:cs="Courier New" w:eastAsia="Courier New" w:hAnsi="Courier New"/>
-          <w:sz w:val="18"/>
-          <w:szCs w:val="18"/>
-        </w:rPr>
-        <w:t xml:space="preserve">        .world()</w:t>
-      </w:r>
-    </w:p>
-    <w:p>
-      <w:pPr>
-        <w:pStyle w:val="Code"/>
-      </w:pPr>
-      <w:r>
-        <w:rPr>
-          <w:rFonts w:ascii="Courier New" w:cs="Courier New" w:eastAsia="Courier New" w:hAnsi="Courier New"/>
-          <w:sz w:val="18"/>
-          <w:szCs w:val="18"/>
-        </w:rPr>
-        <w:t xml:space="preserve">        .get::&lt;MeshMaterial3d&lt;StandardMaterial&gt;&gt;(entity)</w:t>
-      </w:r>
-    </w:p>
-    <w:p>
-      <w:pPr>
-        <w:pStyle w:val="Code"/>
-      </w:pPr>
-      <w:r>
-        <w:rPr>
-          <w:rFonts w:ascii="Courier New" w:cs="Courier New" w:eastAsia="Courier New" w:hAnsi="Courier New"/>
-          <w:sz w:val="18"/>
-          <w:szCs w:val="18"/>
-        </w:rPr>
-        <w:t xml:space="preserve">        .unwrap()</w:t>
-      </w:r>
-    </w:p>
-    <w:p>
-      <w:pPr>
-        <w:pStyle w:val="Code"/>
-      </w:pPr>
-      <w:r>
-        <w:rPr>
-          <w:rFonts w:ascii="Courier New" w:cs="Courier New" w:eastAsia="Courier New" w:hAnsi="Courier New"/>
-          <w:sz w:val="18"/>
-          <w:szCs w:val="18"/>
-        </w:rPr>
-        <w:t xml:space="preserve">        .id();</w:t>
-      </w:r>
-    </w:p>
-    <w:p>
-      <w:pPr>
-        <w:pStyle w:val="Code"/>
-      </w:pPr>
-      <w:r>
-        <w:rPr>
-          <w:rFonts w:ascii="Courier New" w:cs="Courier New" w:eastAsia="Courier New" w:hAnsi="Courier New"/>
-          <w:sz w:val="18"/>
-          <w:szCs w:val="18"/>
-        </w:rPr>
-        <w:t xml:space="preserve">    let material = app</w:t>
-      </w:r>
-    </w:p>
-    <w:p>
-      <w:pPr>
-        <w:pStyle w:val="Code"/>
-      </w:pPr>
-      <w:r>
-        <w:rPr>
-          <w:rFonts w:ascii="Courier New" w:cs="Courier New" w:eastAsia="Courier New" w:hAnsi="Courier New"/>
-          <w:sz w:val="18"/>
-          <w:szCs w:val="18"/>
-        </w:rPr>
-        <w:t xml:space="preserve">        .world()</w:t>
-      </w:r>
-    </w:p>
-    <w:p>
-      <w:pPr>
-        <w:pStyle w:val="Code"/>
-      </w:pPr>
-      <w:r>
-        <w:rPr>
-          <w:rFonts w:ascii="Courier New" w:cs="Courier New" w:eastAsia="Courier New" w:hAnsi="Courier New"/>
-          <w:sz w:val="18"/>
-          <w:szCs w:val="18"/>
-        </w:rPr>
-        <w:t xml:space="preserve">        .resource::&lt;Assets&lt;StandardMaterial&gt;&gt;()</w:t>
-      </w:r>
-    </w:p>
-    <w:p>
-      <w:pPr>
-        <w:pStyle w:val="Code"/>
-      </w:pPr>
-      <w:r>
-        <w:rPr>
-          <w:rFonts w:ascii="Courier New" w:cs="Courier New" w:eastAsia="Courier New" w:hAnsi="Courier New"/>
-          <w:sz w:val="18"/>
-          <w:szCs w:val="18"/>
-        </w:rPr>
-        <w:t xml:space="preserve">        .get(handle)</w:t>
-      </w:r>
-    </w:p>
-    <w:p>
-      <w:pPr>
-        <w:pStyle w:val="Code"/>
-      </w:pPr>
-      <w:r>
-        <w:rPr>
-          <w:rFonts w:ascii="Courier New" w:cs="Courier New" w:eastAsia="Courier New" w:hAnsi="Courier New"/>
-          <w:sz w:val="18"/>
-          <w:szCs w:val="18"/>
-        </w:rPr>
-        <w:t xml:space="preserve">        .unwrap();</w:t>
-      </w:r>
-    </w:p>
-    <w:p>
-      <w:pPr>
-        <w:pStyle w:val="Code"/>
-      </w:pPr>
-      <w:r>
-        <w:rPr>
-          <w:rFonts w:ascii="Courier New" w:cs="Courier New" w:eastAsia="Courier New" w:hAnsi="Courier New"/>
-          <w:sz w:val="18"/>
-          <w:szCs w:val="18"/>
-        </w:rPr>
-        <w:t xml:space="preserve">    let srgba = material.base_color.to_srgba();</w:t>
-      </w:r>
-    </w:p>
-    <w:p>
-      <w:pPr>
-        <w:pStyle w:val="Code"/>
-      </w:pPr>
-      <w:r>
-        <w:rPr>
-          <w:rFonts w:ascii="Courier New" w:cs="Courier New" w:eastAsia="Courier New" w:hAnsi="Courier New"/>
-          <w:sz w:val="18"/>
-          <w:szCs w:val="18"/>
-        </w:rPr>
-        <w:t xml:space="preserve">    assert_eq!((srgba.red, srgba.green, srgba.blue), (0.0, 1.0, 1.0));</w:t>
-      </w:r>
-    </w:p>
-    <w:p>
-      <w:pPr>
-        <w:pStyle w:val="Code"/>
-      </w:pPr>
-      <w:r>
-        <w:rPr>
-          <w:rFonts w:ascii="Courier New" w:cs="Courier New" w:eastAsia="Courier New" w:hAnsi="Courier New"/>
-          <w:sz w:val="18"/>
-          <w:szCs w:val="18"/>
-        </w:rPr>
-        <w:t xml:space="preserve">}</w:t>
-      </w:r>
-    </w:p>
-    <w:p>
-      <w:pPr>
-        <w:pStyle w:val="Code"/>
-      </w:pPr>
-      <w:r>
-        <w:rPr>
-          <w:rFonts w:ascii="Courier New" w:cs="Courier New" w:eastAsia="Courier New" w:hAnsi="Courier New"/>
-          <w:sz w:val="18"/>
-          <w:szCs w:val="18"/>
-        </w:rPr>
-        <w:t xml:space="preserve"> </w:t>
-      </w:r>
-    </w:p>
-    <w:p>
-      <w:pPr>
-        <w:pStyle w:val="Code"/>
-      </w:pPr>
-      <w:r>
-        <w:rPr>
-          <w:rFonts w:ascii="Courier New" w:cs="Courier New" w:eastAsia="Courier New" w:hAnsi="Courier New"/>
-          <w:sz w:val="18"/>
-          <w:szCs w:val="18"/>
-        </w:rPr>
-        <w:t xml:space="preserve">#[test]</w:t>
-      </w:r>
-    </w:p>
-    <w:p>
-      <w:pPr>
-        <w:pStyle w:val="Code"/>
-      </w:pPr>
-      <w:r>
-        <w:rPr>
-          <w:rFonts w:ascii="Courier New" w:cs="Courier New" w:eastAsia="Courier New" w:hAnsi="Courier New"/>
-          <w:sz w:val="18"/>
-          <w:szCs w:val="18"/>
-        </w:rPr>
-        <w:t xml:space="preserve">fn quarter_turn_moves_red_into_green_slot() {</w:t>
-      </w:r>
-    </w:p>
-    <w:p>
-      <w:pPr>
-        <w:pStyle w:val="Code"/>
-      </w:pPr>
-      <w:r>
-        <w:rPr>
-          <w:rFonts w:ascii="Courier New" w:cs="Courier New" w:eastAsia="Courier New" w:hAnsi="Courier New"/>
-          <w:sz w:val="18"/>
-          <w:szCs w:val="18"/>
-        </w:rPr>
-        <w:t xml:space="preserve">    let red = GraphicObject::new(Vec3::new(4.0, 0.0, 0.0), 180.0, Vec3::X).orbited(90.0);</w:t>
-      </w:r>
-    </w:p>
-    <w:p>
-      <w:pPr>
-        <w:pStyle w:val="Code"/>
-      </w:pPr>
-      <w:r>
-        <w:rPr>
-          <w:rFonts w:ascii="Courier New" w:cs="Courier New" w:eastAsia="Courier New" w:hAnsi="Courier New"/>
-          <w:sz w:val="18"/>
-          <w:szCs w:val="18"/>
-        </w:rPr>
-        <w:t xml:space="preserve">    assert!(red.position.abs_diff_eq(Vec3::new(0.0, 0.0, -4.0), EPS));</w:t>
-      </w:r>
-    </w:p>
-    <w:p>
-      <w:pPr>
-        <w:pStyle w:val="Code"/>
-      </w:pPr>
-      <w:r>
-        <w:rPr>
-          <w:rFonts w:ascii="Courier New" w:cs="Courier New" w:eastAsia="Courier New" w:hAnsi="Courier New"/>
-          <w:sz w:val="18"/>
-          <w:szCs w:val="18"/>
-        </w:rPr>
-        <w:t xml:space="preserve">    assert!((red.angle_deg - 90.0).abs() &lt; EPS);</w:t>
-      </w:r>
-    </w:p>
-    <w:p>
-      <w:pPr>
-        <w:pStyle w:val="Code"/>
-      </w:pPr>
-      <w:r>
-        <w:rPr>
-          <w:rFonts w:ascii="Courier New" w:cs="Courier New" w:eastAsia="Courier New" w:hAnsi="Courier New"/>
-          <w:sz w:val="18"/>
-          <w:szCs w:val="18"/>
-        </w:rPr>
-        <w:t xml:space="preserve">    assert!(red.faces(Vec3::ZERO));</w:t>
       </w:r>
     </w:p>
     <w:p>
@@ -13104,46 +10296,46 @@
           <w:sz w:val="18"/>
           <w:szCs w:val="18"/>
         </w:rPr>
-        <w:t xml:space="preserve">Создан объект: GraphicObject { position: Vec3(4.0, 0.0, 0.0), angle_deg: 180.0, color: Vec3(1.0, 0.0, 0.0) }, носик Vec3(-1.0, -0.0, -8.742278e-8), в центр: true</w:t>
-      </w:r>
-    </w:p>
-    <w:p>
-      <w:pPr>
-        <w:pStyle w:val="Code"/>
-      </w:pPr>
-      <w:r>
-        <w:rPr>
-          <w:rFonts w:ascii="Courier New" w:cs="Courier New" w:eastAsia="Courier New" w:hAnsi="Courier New"/>
-          <w:sz w:val="18"/>
-          <w:szCs w:val="18"/>
-        </w:rPr>
-        <w:t xml:space="preserve">Создан объект: GraphicObject { position: Vec3(-4.0, 0.0, 0.0), angle_deg: 0.0, color: Vec3(0.0, 0.0, 1.0) }, носик Vec3(1.0, 0.0, 0.0), в центр: true</w:t>
-      </w:r>
-    </w:p>
-    <w:p>
-      <w:pPr>
-        <w:pStyle w:val="Code"/>
-      </w:pPr>
-      <w:r>
-        <w:rPr>
-          <w:rFonts w:ascii="Courier New" w:cs="Courier New" w:eastAsia="Courier New" w:hAnsi="Courier New"/>
-          <w:sz w:val="18"/>
-          <w:szCs w:val="18"/>
-        </w:rPr>
-        <w:t xml:space="preserve">Создан объект: GraphicObject { position: Vec3(0.0, 0.0, -4.0), angle_deg: 90.0, color: Vec3(0.0, 1.0, 0.0) }, носик Vec3(0.0, 0.0, 0.99999994), в центр: true</w:t>
-      </w:r>
-    </w:p>
-    <w:p>
-      <w:pPr>
-        <w:pStyle w:val="Code"/>
-      </w:pPr>
-      <w:r>
-        <w:rPr>
-          <w:rFonts w:ascii="Courier New" w:cs="Courier New" w:eastAsia="Courier New" w:hAnsi="Courier New"/>
-          <w:sz w:val="18"/>
-          <w:szCs w:val="18"/>
-        </w:rPr>
-        <w:t xml:space="preserve">Создан объект: GraphicObject { position: Vec3(0.0, 0.0, 4.0), angle_deg: 270.0, color: Vec3(1.0, 1.0, 1.0) }, носик Vec3(0.0, 0.0, -0.99999994), в центр: true</w:t>
+        <w:t xml:space="preserve">Создан объект: GraphicObject { position: Vec3(4.0, 0.0, 0.0), angle_deg: 180.0, color: Vec3(1.0, 0.0, 0.0) }</w:t>
+      </w:r>
+    </w:p>
+    <w:p>
+      <w:pPr>
+        <w:pStyle w:val="Code"/>
+      </w:pPr>
+      <w:r>
+        <w:rPr>
+          <w:rFonts w:ascii="Courier New" w:cs="Courier New" w:eastAsia="Courier New" w:hAnsi="Courier New"/>
+          <w:sz w:val="18"/>
+          <w:szCs w:val="18"/>
+        </w:rPr>
+        <w:t xml:space="preserve">Создан объект: GraphicObject { position: Vec3(-4.0, 0.0, 0.0), angle_deg: 0.0, color: Vec3(0.0, 0.0, 1.0) }</w:t>
+      </w:r>
+    </w:p>
+    <w:p>
+      <w:pPr>
+        <w:pStyle w:val="Code"/>
+      </w:pPr>
+      <w:r>
+        <w:rPr>
+          <w:rFonts w:ascii="Courier New" w:cs="Courier New" w:eastAsia="Courier New" w:hAnsi="Courier New"/>
+          <w:sz w:val="18"/>
+          <w:szCs w:val="18"/>
+        </w:rPr>
+        <w:t xml:space="preserve">Создан объект: GraphicObject { position: Vec3(0.0, 0.0, -4.0), angle_deg: 90.0, color: Vec3(0.0, 1.0, 0.0) }</w:t>
+      </w:r>
+    </w:p>
+    <w:p>
+      <w:pPr>
+        <w:pStyle w:val="Code"/>
+      </w:pPr>
+      <w:r>
+        <w:rPr>
+          <w:rFonts w:ascii="Courier New" w:cs="Courier New" w:eastAsia="Courier New" w:hAnsi="Courier New"/>
+          <w:sz w:val="18"/>
+          <w:szCs w:val="18"/>
+        </w:rPr>
+        <w:t xml:space="preserve">Создан объект: GraphicObject { position: Vec3(0.0, 0.0, 4.0), angle_deg: 270.0, color: Vec3(1.0, 1.0, 1.0) }</w:t>
       </w:r>
     </w:p>
     <w:p>
@@ -13457,7 +10649,7 @@
                 <w:sz w:val="21"/>
                 <w:szCs w:val="21"/>
               </w:rPr>
-              <w:t xml:space="preserve">28 тестов пройдено, 0 ошибок: лаба 1 — 5, лаба 2 — 8, лаба 3 — 10, переключение лаб — 5.</w:t>
+              <w:t xml:space="preserve">24 теста пройдено, 0 ошибок: лаба 1 — 5, лаба 2 — 8, лаба 3 — 6, переключение лаб — 5.</w:t>
             </w:r>
           </w:p>
         </w:tc>
@@ -13514,7 +10706,7 @@
                 <w:sz w:val="21"/>
                 <w:szCs w:val="21"/>
               </w:rPr>
-              <w:t xml:space="preserve">Открывается лаба 3; в консоли четыре сообщения «Создан объект» с направлением носика в центр.</w:t>
+              <w:t xml:space="preserve">Открывается лаба 3; в консоли четыре сообщения «Создан объект: GraphicObject { ... }».</w:t>
             </w:r>
           </w:p>
         </w:tc>
@@ -13588,7 +10780,7 @@
           <w:sz w:val="24"/>
           <w:szCs w:val="24"/>
         </w:rPr>
-        <w:t xml:space="preserve">Автотесты лабы 3 запускают единую программу с выбранной лабой 3 и её настоящие ECS-системы. Проверены: направление носиков четырёх объектов в центр, совпадение Transform с переносом и поворотом по часовой стрелке, сохранение каналов цвета, создание ровно четырёх сущностей с двумя общими мешами и четырьмя материалами, пересчёт Transform и цвета материала по изменению полей компонента, неподвижность сцены до нажатия R, сохранение направления носиков при обращении, отсутствие дрейфа радиуса и направления за 300 с обращения, отсутствие лишней перезаписи материалов при обращении, переход красного объекта в позицию зелёного после поворота на 90°. Объекты в тестах сопоставляются по цвету, а не по порядку выборки: Bevy не гарантирует порядок сущностей в запросе.</w:t>
+        <w:t xml:space="preserve">Автотесты лабы 3 запускают единую программу с выбранной лабой 3 и её настоящие ECS-системы. Проверены: направление носиков четырёх объектов в центр, совпадение Transform с переносом и поворотом по часовой стрелке, сохранение каналов цвета, создание четырёх объектов с нужными позициями и поворотами, неподвижность сцены до нажатия R и сохранение радиуса и направления носиков при обращении вокруг центра.</w:t>
       </w:r>
     </w:p>
     <w:p>
@@ -13969,7 +11161,7 @@
                 <w:sz w:val="21"/>
                 <w:szCs w:val="21"/>
               </w:rPr>
-              <w:t xml:space="preserve">публичные поля; изменения отслеживает фильтр Changed&lt;GraphicObject&gt;</w:t>
+              <w:t xml:space="preserve">публичные поля структуры</w:t>
             </w:r>
           </w:p>
         </w:tc>
@@ -14052,7 +11244,7 @@
                 <w:sz w:val="21"/>
                 <w:szCs w:val="21"/>
               </w:rPr>
-              <w:t xml:space="preserve">to_transform() и система update_visual_system</w:t>
+              <w:t xml:space="preserve">метод to_transform()</w:t>
             </w:r>
           </w:p>
         </w:tc>
@@ -14301,7 +11493,7 @@
                 <w:sz w:val="21"/>
                 <w:szCs w:val="21"/>
               </w:rPr>
-              <w:t xml:space="preserve">Handle&lt;Mesh&gt; на общий меш, модель хранится один раз</w:t>
+              <w:t xml:space="preserve">меш в Assets&lt;Mesh&gt;, сущность хранит Handle&lt;Mesh&gt;</w:t>
             </w:r>
           </w:p>
         </w:tc>
@@ -15008,7 +12200,7 @@
                 <w:sz w:val="21"/>
                 <w:szCs w:val="21"/>
               </w:rPr>
-              <w:t xml:space="preserve">157</w:t>
+              <w:t xml:space="preserve">136</w:t>
             </w:r>
           </w:p>
         </w:tc>
@@ -15065,7 +12257,7 @@
                 <w:sz w:val="21"/>
                 <w:szCs w:val="21"/>
               </w:rPr>
-              <w:t xml:space="preserve">163</w:t>
+              <w:t xml:space="preserve">77</w:t>
             </w:r>
           </w:p>
         </w:tc>
@@ -15122,7 +12314,7 @@
                 <w:sz w:val="21"/>
                 <w:szCs w:val="21"/>
               </w:rPr>
-              <w:t xml:space="preserve">228</w:t>
+              <w:t xml:space="preserve">115</w:t>
             </w:r>
           </w:p>
         </w:tc>
@@ -15179,7 +12371,7 @@
                 <w:sz w:val="21"/>
                 <w:szCs w:val="21"/>
               </w:rPr>
-              <w:t xml:space="preserve">669</w:t>
+              <w:t xml:space="preserve">449</w:t>
             </w:r>
           </w:p>
         </w:tc>
@@ -15301,7 +12493,7 @@
           <w:sz w:val="24"/>
           <w:szCs w:val="24"/>
         </w:rPr>
-        <w:t xml:space="preserve">Bevy 0.19: фильтр Changed — https://docs.rs/bevy/0.19.1/bevy/ecs/query/struct.Changed.html</w:t>
+        <w:t xml:space="preserve">Bevy 0.19: Transform::rotate_around — https://docs.rs/bevy/0.19.1/bevy/prelude/struct.Transform.html#method.rotate_around</w:t>
       </w:r>
     </w:p>
     <w:p>

--- a/docs/otchet_lab03.docx
+++ b/docs/otchet_lab03.docx
@@ -3979,33 +3979,20 @@
           <w:sz w:val="18"/>
           <w:szCs w:val="18"/>
         </w:rPr>
-        <w:t xml:space="preserve">//! Модуль графического объекта: данные размещения, расчёт матрицы модели</w:t>
-      </w:r>
-    </w:p>
-    <w:p>
-      <w:pPr>
-        <w:pStyle w:val="Code"/>
-      </w:pPr>
-      <w:r>
-        <w:rPr>
-          <w:rFonts w:ascii="Courier New" w:cs="Courier New" w:eastAsia="Courier New" w:hAnsi="Courier New"/>
-          <w:sz w:val="18"/>
-          <w:szCs w:val="18"/>
-        </w:rPr>
-        <w:t xml:space="preserve">//! (`Transform`), цвет и порождение сущности на сцене.</w:t>
-      </w:r>
-    </w:p>
-    <w:p>
-      <w:pPr>
-        <w:pStyle w:val="Code"/>
-      </w:pPr>
-      <w:r>
-        <w:rPr>
-          <w:rFonts w:ascii="Courier New" w:cs="Courier New" w:eastAsia="Courier New" w:hAnsi="Courier New"/>
-          <w:sz w:val="18"/>
-          <w:szCs w:val="18"/>
-        </w:rPr>
-        <w:t xml:space="preserve">//! Аналог пары GraphicObject.h / GraphicObject.cpp из исходной работы.</w:t>
+        <w:t xml:space="preserve">//! Модуль графического объекта (аналог GraphicObject.h / GraphicObject.cpp).</w:t>
+      </w:r>
+    </w:p>
+    <w:p>
+      <w:pPr>
+        <w:pStyle w:val="Code"/>
+      </w:pPr>
+      <w:r>
+        <w:rPr>
+          <w:rFonts w:ascii="Courier New" w:cs="Courier New" w:eastAsia="Courier New" w:hAnsi="Courier New"/>
+          <w:sz w:val="18"/>
+          <w:szCs w:val="18"/>
+        </w:rPr>
+        <w:t xml:space="preserve">use bevy::prelude::*;</w:t>
       </w:r>
     </w:p>
     <w:p>
@@ -4031,7 +4018,59 @@
           <w:sz w:val="18"/>
           <w:szCs w:val="18"/>
         </w:rPr>
-        <w:t xml:space="preserve">use bevy::prelude::*;</w:t>
+        <w:t xml:space="preserve">const TORUS_INNER_RADIUS: f32 = 0.4;</w:t>
+      </w:r>
+    </w:p>
+    <w:p>
+      <w:pPr>
+        <w:pStyle w:val="Code"/>
+      </w:pPr>
+      <w:r>
+        <w:rPr>
+          <w:rFonts w:ascii="Courier New" w:cs="Courier New" w:eastAsia="Courier New" w:hAnsi="Courier New"/>
+          <w:sz w:val="18"/>
+          <w:szCs w:val="18"/>
+        </w:rPr>
+        <w:t xml:space="preserve">const TORUS_OUTER_RADIUS: f32 = 1.0;</w:t>
+      </w:r>
+    </w:p>
+    <w:p>
+      <w:pPr>
+        <w:pStyle w:val="Code"/>
+      </w:pPr>
+      <w:r>
+        <w:rPr>
+          <w:rFonts w:ascii="Courier New" w:cs="Courier New" w:eastAsia="Courier New" w:hAnsi="Courier New"/>
+          <w:sz w:val="18"/>
+          <w:szCs w:val="18"/>
+        </w:rPr>
+        <w:t xml:space="preserve">/// Носик — конус вдоль +X: без него поворот тора не виден.</w:t>
+      </w:r>
+    </w:p>
+    <w:p>
+      <w:pPr>
+        <w:pStyle w:val="Code"/>
+      </w:pPr>
+      <w:r>
+        <w:rPr>
+          <w:rFonts w:ascii="Courier New" w:cs="Courier New" w:eastAsia="Courier New" w:hAnsi="Courier New"/>
+          <w:sz w:val="18"/>
+          <w:szCs w:val="18"/>
+        </w:rPr>
+        <w:t xml:space="preserve">const NOSE_RADIUS: f32 = 0.22;</w:t>
+      </w:r>
+    </w:p>
+    <w:p>
+      <w:pPr>
+        <w:pStyle w:val="Code"/>
+      </w:pPr>
+      <w:r>
+        <w:rPr>
+          <w:rFonts w:ascii="Courier New" w:cs="Courier New" w:eastAsia="Courier New" w:hAnsi="Courier New"/>
+          <w:sz w:val="18"/>
+          <w:szCs w:val="18"/>
+        </w:rPr>
+        <w:t xml:space="preserve">const NOSE_LENGTH: f32 = 0.6;</w:t>
       </w:r>
     </w:p>
     <w:p>
@@ -4057,85 +4096,72 @@
           <w:sz w:val="18"/>
           <w:szCs w:val="18"/>
         </w:rPr>
-        <w:t xml:space="preserve">/// Внутренний и внешний радиусы тора (аргументы `Torus::new`), как в лабах 1 и 2.</w:t>
-      </w:r>
-    </w:p>
-    <w:p>
-      <w:pPr>
-        <w:pStyle w:val="Code"/>
-      </w:pPr>
-      <w:r>
-        <w:rPr>
-          <w:rFonts w:ascii="Courier New" w:cs="Courier New" w:eastAsia="Courier New" w:hAnsi="Courier New"/>
-          <w:sz w:val="18"/>
-          <w:szCs w:val="18"/>
-        </w:rPr>
-        <w:t xml:space="preserve">const TORUS_INNER_RADIUS: f32 = 0.4;</w:t>
-      </w:r>
-    </w:p>
-    <w:p>
-      <w:pPr>
-        <w:pStyle w:val="Code"/>
-      </w:pPr>
-      <w:r>
-        <w:rPr>
-          <w:rFonts w:ascii="Courier New" w:cs="Courier New" w:eastAsia="Courier New" w:hAnsi="Courier New"/>
-          <w:sz w:val="18"/>
-          <w:szCs w:val="18"/>
-        </w:rPr>
-        <w:t xml:space="preserve">const TORUS_OUTER_RADIUS: f32 = 1.0;</w:t>
-      </w:r>
-    </w:p>
-    <w:p>
-      <w:pPr>
-        <w:pStyle w:val="Code"/>
-      </w:pPr>
-      <w:r>
-        <w:rPr>
-          <w:rFonts w:ascii="Courier New" w:cs="Courier New" w:eastAsia="Courier New" w:hAnsi="Courier New"/>
-          <w:sz w:val="18"/>
-          <w:szCs w:val="18"/>
-        </w:rPr>
-        <w:t xml:space="preserve">/// Размеры «носика» — небольшого конуса вдоль локальной оси +X.</w:t>
-      </w:r>
-    </w:p>
-    <w:p>
-      <w:pPr>
-        <w:pStyle w:val="Code"/>
-      </w:pPr>
-      <w:r>
-        <w:rPr>
-          <w:rFonts w:ascii="Courier New" w:cs="Courier New" w:eastAsia="Courier New" w:hAnsi="Courier New"/>
-          <w:sz w:val="18"/>
-          <w:szCs w:val="18"/>
-        </w:rPr>
-        <w:t xml:space="preserve">/// Тор симметричен относительно Oy, без носика его поворот не виден.</w:t>
-      </w:r>
-    </w:p>
-    <w:p>
-      <w:pPr>
-        <w:pStyle w:val="Code"/>
-      </w:pPr>
-      <w:r>
-        <w:rPr>
-          <w:rFonts w:ascii="Courier New" w:cs="Courier New" w:eastAsia="Courier New" w:hAnsi="Courier New"/>
-          <w:sz w:val="18"/>
-          <w:szCs w:val="18"/>
-        </w:rPr>
-        <w:t xml:space="preserve">const NOSE_RADIUS: f32 = 0.22;</w:t>
-      </w:r>
-    </w:p>
-    <w:p>
-      <w:pPr>
-        <w:pStyle w:val="Code"/>
-      </w:pPr>
-      <w:r>
-        <w:rPr>
-          <w:rFonts w:ascii="Courier New" w:cs="Courier New" w:eastAsia="Courier New" w:hAnsi="Courier New"/>
-          <w:sz w:val="18"/>
-          <w:szCs w:val="18"/>
-        </w:rPr>
-        <w:t xml:space="preserve">const NOSE_LENGTH: f32 = 0.6;</w:t>
+        <w:t xml:space="preserve">#[derive(Component, Debug, Clone)]</w:t>
+      </w:r>
+    </w:p>
+    <w:p>
+      <w:pPr>
+        <w:pStyle w:val="Code"/>
+      </w:pPr>
+      <w:r>
+        <w:rPr>
+          <w:rFonts w:ascii="Courier New" w:cs="Courier New" w:eastAsia="Courier New" w:hAnsi="Courier New"/>
+          <w:sz w:val="18"/>
+          <w:szCs w:val="18"/>
+        </w:rPr>
+        <w:t xml:space="preserve">pub struct GraphicObject {</w:t>
+      </w:r>
+    </w:p>
+    <w:p>
+      <w:pPr>
+        <w:pStyle w:val="Code"/>
+      </w:pPr>
+      <w:r>
+        <w:rPr>
+          <w:rFonts w:ascii="Courier New" w:cs="Courier New" w:eastAsia="Courier New" w:hAnsi="Courier New"/>
+          <w:sz w:val="18"/>
+          <w:szCs w:val="18"/>
+        </w:rPr>
+        <w:t xml:space="preserve">    pub position: Vec3, // Позиция объекта в глобальной системе координат (world space)</w:t>
+      </w:r>
+    </w:p>
+    <w:p>
+      <w:pPr>
+        <w:pStyle w:val="Code"/>
+      </w:pPr>
+      <w:r>
+        <w:rPr>
+          <w:rFonts w:ascii="Courier New" w:cs="Courier New" w:eastAsia="Courier New" w:hAnsi="Courier New"/>
+          <w:sz w:val="18"/>
+          <w:szCs w:val="18"/>
+        </w:rPr>
+        <w:t xml:space="preserve">    pub angle_deg: f32, // Угол поворота вокруг оси Oy (в градусах)</w:t>
+      </w:r>
+    </w:p>
+    <w:p>
+      <w:pPr>
+        <w:pStyle w:val="Code"/>
+      </w:pPr>
+      <w:r>
+        <w:rPr>
+          <w:rFonts w:ascii="Courier New" w:cs="Courier New" w:eastAsia="Courier New" w:hAnsi="Courier New"/>
+          <w:sz w:val="18"/>
+          <w:szCs w:val="18"/>
+        </w:rPr>
+        <w:t xml:space="preserve">    pub color: Vec3,    // Цвет модели в формате (r, g, b) в диапазоне [0.0, 1.0]</w:t>
+      </w:r>
+    </w:p>
+    <w:p>
+      <w:pPr>
+        <w:pStyle w:val="Code"/>
+      </w:pPr>
+      <w:r>
+        <w:rPr>
+          <w:rFonts w:ascii="Courier New" w:cs="Courier New" w:eastAsia="Courier New" w:hAnsi="Courier New"/>
+          <w:sz w:val="18"/>
+          <w:szCs w:val="18"/>
+        </w:rPr>
+        <w:t xml:space="preserve">}</w:t>
       </w:r>
     </w:p>
     <w:p>
@@ -4161,72 +4187,280 @@
           <w:sz w:val="18"/>
           <w:szCs w:val="18"/>
         </w:rPr>
-        <w:t xml:space="preserve">/// Графический объект: параметры размещения модели в мировой системе координат.</w:t>
-      </w:r>
-    </w:p>
-    <w:p>
-      <w:pPr>
-        <w:pStyle w:val="Code"/>
-      </w:pPr>
-      <w:r>
-        <w:rPr>
-          <w:rFonts w:ascii="Courier New" w:cs="Courier New" w:eastAsia="Courier New" w:hAnsi="Courier New"/>
-          <w:sz w:val="18"/>
-          <w:szCs w:val="18"/>
-        </w:rPr>
-        <w:t xml:space="preserve">#[derive(Component, Debug, Clone)]</w:t>
-      </w:r>
-    </w:p>
-    <w:p>
-      <w:pPr>
-        <w:pStyle w:val="Code"/>
-      </w:pPr>
-      <w:r>
-        <w:rPr>
-          <w:rFonts w:ascii="Courier New" w:cs="Courier New" w:eastAsia="Courier New" w:hAnsi="Courier New"/>
-          <w:sz w:val="18"/>
-          <w:szCs w:val="18"/>
-        </w:rPr>
-        <w:t xml:space="preserve">pub struct GraphicObject {</w:t>
-      </w:r>
-    </w:p>
-    <w:p>
-      <w:pPr>
-        <w:pStyle w:val="Code"/>
-      </w:pPr>
-      <w:r>
-        <w:rPr>
-          <w:rFonts w:ascii="Courier New" w:cs="Courier New" w:eastAsia="Courier New" w:hAnsi="Courier New"/>
-          <w:sz w:val="18"/>
-          <w:szCs w:val="18"/>
-        </w:rPr>
-        <w:t xml:space="preserve">    pub position: Vec3, // Позиция объекта в глобальной системе координат (world space)</w:t>
-      </w:r>
-    </w:p>
-    <w:p>
-      <w:pPr>
-        <w:pStyle w:val="Code"/>
-      </w:pPr>
-      <w:r>
-        <w:rPr>
-          <w:rFonts w:ascii="Courier New" w:cs="Courier New" w:eastAsia="Courier New" w:hAnsi="Courier New"/>
-          <w:sz w:val="18"/>
-          <w:szCs w:val="18"/>
-        </w:rPr>
-        <w:t xml:space="preserve">    pub angle_deg: f32, // Угол поворота вокруг оси Oy (в градусах)</w:t>
-      </w:r>
-    </w:p>
-    <w:p>
-      <w:pPr>
-        <w:pStyle w:val="Code"/>
-      </w:pPr>
-      <w:r>
-        <w:rPr>
-          <w:rFonts w:ascii="Courier New" w:cs="Courier New" w:eastAsia="Courier New" w:hAnsi="Courier New"/>
-          <w:sz w:val="18"/>
-          <w:szCs w:val="18"/>
-        </w:rPr>
-        <w:t xml:space="preserve">    pub color: Vec3,    // Цвет модели в формате (r, g, b) в диапазоне [0.0, 1.0]</w:t>
+        <w:t xml:space="preserve">impl GraphicObject {</w:t>
+      </w:r>
+    </w:p>
+    <w:p>
+      <w:pPr>
+        <w:pStyle w:val="Code"/>
+      </w:pPr>
+      <w:r>
+        <w:rPr>
+          <w:rFonts w:ascii="Courier New" w:cs="Courier New" w:eastAsia="Courier New" w:hAnsi="Courier New"/>
+          <w:sz w:val="18"/>
+          <w:szCs w:val="18"/>
+        </w:rPr>
+        <w:t xml:space="preserve">    /// Конструктор</w:t>
+      </w:r>
+    </w:p>
+    <w:p>
+      <w:pPr>
+        <w:pStyle w:val="Code"/>
+      </w:pPr>
+      <w:r>
+        <w:rPr>
+          <w:rFonts w:ascii="Courier New" w:cs="Courier New" w:eastAsia="Courier New" w:hAnsi="Courier New"/>
+          <w:sz w:val="18"/>
+          <w:szCs w:val="18"/>
+        </w:rPr>
+        <w:t xml:space="preserve">    pub fn new(position: Vec3, angle_deg: f32, color: Vec3) -&gt; Self {</w:t>
+      </w:r>
+    </w:p>
+    <w:p>
+      <w:pPr>
+        <w:pStyle w:val="Code"/>
+      </w:pPr>
+      <w:r>
+        <w:rPr>
+          <w:rFonts w:ascii="Courier New" w:cs="Courier New" w:eastAsia="Courier New" w:hAnsi="Courier New"/>
+          <w:sz w:val="18"/>
+          <w:szCs w:val="18"/>
+        </w:rPr>
+        <w:t xml:space="preserve">        Self {</w:t>
+      </w:r>
+    </w:p>
+    <w:p>
+      <w:pPr>
+        <w:pStyle w:val="Code"/>
+      </w:pPr>
+      <w:r>
+        <w:rPr>
+          <w:rFonts w:ascii="Courier New" w:cs="Courier New" w:eastAsia="Courier New" w:hAnsi="Courier New"/>
+          <w:sz w:val="18"/>
+          <w:szCs w:val="18"/>
+        </w:rPr>
+        <w:t xml:space="preserve">            position,</w:t>
+      </w:r>
+    </w:p>
+    <w:p>
+      <w:pPr>
+        <w:pStyle w:val="Code"/>
+      </w:pPr>
+      <w:r>
+        <w:rPr>
+          <w:rFonts w:ascii="Courier New" w:cs="Courier New" w:eastAsia="Courier New" w:hAnsi="Courier New"/>
+          <w:sz w:val="18"/>
+          <w:szCs w:val="18"/>
+        </w:rPr>
+        <w:t xml:space="preserve">            angle_deg,</w:t>
+      </w:r>
+    </w:p>
+    <w:p>
+      <w:pPr>
+        <w:pStyle w:val="Code"/>
+      </w:pPr>
+      <w:r>
+        <w:rPr>
+          <w:rFonts w:ascii="Courier New" w:cs="Courier New" w:eastAsia="Courier New" w:hAnsi="Courier New"/>
+          <w:sz w:val="18"/>
+          <w:szCs w:val="18"/>
+        </w:rPr>
+        <w:t xml:space="preserve">            color,</w:t>
+      </w:r>
+    </w:p>
+    <w:p>
+      <w:pPr>
+        <w:pStyle w:val="Code"/>
+      </w:pPr>
+      <w:r>
+        <w:rPr>
+          <w:rFonts w:ascii="Courier New" w:cs="Courier New" w:eastAsia="Courier New" w:hAnsi="Courier New"/>
+          <w:sz w:val="18"/>
+          <w:szCs w:val="18"/>
+        </w:rPr>
+        <w:t xml:space="preserve">        }</w:t>
+      </w:r>
+    </w:p>
+    <w:p>
+      <w:pPr>
+        <w:pStyle w:val="Code"/>
+      </w:pPr>
+      <w:r>
+        <w:rPr>
+          <w:rFonts w:ascii="Courier New" w:cs="Courier New" w:eastAsia="Courier New" w:hAnsi="Courier New"/>
+          <w:sz w:val="18"/>
+          <w:szCs w:val="18"/>
+        </w:rPr>
+        <w:t xml:space="preserve">    }</w:t>
+      </w:r>
+    </w:p>
+    <w:p>
+      <w:pPr>
+        <w:pStyle w:val="Code"/>
+      </w:pPr>
+      <w:r>
+        <w:rPr>
+          <w:rFonts w:ascii="Courier New" w:cs="Courier New" w:eastAsia="Courier New" w:hAnsi="Courier New"/>
+          <w:sz w:val="18"/>
+          <w:szCs w:val="18"/>
+        </w:rPr>
+        <w:t xml:space="preserve"> </w:t>
+      </w:r>
+    </w:p>
+    <w:p>
+      <w:pPr>
+        <w:pStyle w:val="Code"/>
+      </w:pPr>
+      <w:r>
+        <w:rPr>
+          <w:rFonts w:ascii="Courier New" w:cs="Courier New" w:eastAsia="Courier New" w:hAnsi="Courier New"/>
+          <w:sz w:val="18"/>
+          <w:szCs w:val="18"/>
+        </w:rPr>
+        <w:t xml:space="preserve">    /// Возвращает готовый компонент Transform.</w:t>
+      </w:r>
+    </w:p>
+    <w:p>
+      <w:pPr>
+        <w:pStyle w:val="Code"/>
+      </w:pPr>
+      <w:r>
+        <w:rPr>
+          <w:rFonts w:ascii="Courier New" w:cs="Courier New" w:eastAsia="Courier New" w:hAnsi="Courier New"/>
+          <w:sz w:val="18"/>
+          <w:szCs w:val="18"/>
+        </w:rPr>
+        <w:t xml:space="preserve">    pub fn to_transform(&amp;self) -&gt; Transform {</w:t>
+      </w:r>
+    </w:p>
+    <w:p>
+      <w:pPr>
+        <w:pStyle w:val="Code"/>
+      </w:pPr>
+      <w:r>
+        <w:rPr>
+          <w:rFonts w:ascii="Courier New" w:cs="Courier New" w:eastAsia="Courier New" w:hAnsi="Courier New"/>
+          <w:sz w:val="18"/>
+          <w:szCs w:val="18"/>
+        </w:rPr>
+        <w:t xml:space="preserve">        // Перевод градусов в радианы с инверсией знака</w:t>
+      </w:r>
+    </w:p>
+    <w:p>
+      <w:pPr>
+        <w:pStyle w:val="Code"/>
+      </w:pPr>
+      <w:r>
+        <w:rPr>
+          <w:rFonts w:ascii="Courier New" w:cs="Courier New" w:eastAsia="Courier New" w:hAnsi="Courier New"/>
+          <w:sz w:val="18"/>
+          <w:szCs w:val="18"/>
+        </w:rPr>
+        <w:t xml:space="preserve">        let angle_rad = -self.angle_deg.to_radians();</w:t>
+      </w:r>
+    </w:p>
+    <w:p>
+      <w:pPr>
+        <w:pStyle w:val="Code"/>
+      </w:pPr>
+      <w:r>
+        <w:rPr>
+          <w:rFonts w:ascii="Courier New" w:cs="Courier New" w:eastAsia="Courier New" w:hAnsi="Courier New"/>
+          <w:sz w:val="18"/>
+          <w:szCs w:val="18"/>
+        </w:rPr>
+        <w:t xml:space="preserve">        // Сборка Transform из переноса и поворота</w:t>
+      </w:r>
+    </w:p>
+    <w:p>
+      <w:pPr>
+        <w:pStyle w:val="Code"/>
+      </w:pPr>
+      <w:r>
+        <w:rPr>
+          <w:rFonts w:ascii="Courier New" w:cs="Courier New" w:eastAsia="Courier New" w:hAnsi="Courier New"/>
+          <w:sz w:val="18"/>
+          <w:szCs w:val="18"/>
+        </w:rPr>
+        <w:t xml:space="preserve">        Transform::from_translation(self.position).with_rotation(Quat::from_rotation_y(angle_rad))</w:t>
+      </w:r>
+    </w:p>
+    <w:p>
+      <w:pPr>
+        <w:pStyle w:val="Code"/>
+      </w:pPr>
+      <w:r>
+        <w:rPr>
+          <w:rFonts w:ascii="Courier New" w:cs="Courier New" w:eastAsia="Courier New" w:hAnsi="Courier New"/>
+          <w:sz w:val="18"/>
+          <w:szCs w:val="18"/>
+        </w:rPr>
+        <w:t xml:space="preserve">    }</w:t>
+      </w:r>
+    </w:p>
+    <w:p>
+      <w:pPr>
+        <w:pStyle w:val="Code"/>
+      </w:pPr>
+      <w:r>
+        <w:rPr>
+          <w:rFonts w:ascii="Courier New" w:cs="Courier New" w:eastAsia="Courier New" w:hAnsi="Courier New"/>
+          <w:sz w:val="18"/>
+          <w:szCs w:val="18"/>
+        </w:rPr>
+        <w:t xml:space="preserve"> </w:t>
+      </w:r>
+    </w:p>
+    <w:p>
+      <w:pPr>
+        <w:pStyle w:val="Code"/>
+      </w:pPr>
+      <w:r>
+        <w:rPr>
+          <w:rFonts w:ascii="Courier New" w:cs="Courier New" w:eastAsia="Courier New" w:hAnsi="Courier New"/>
+          <w:sz w:val="18"/>
+          <w:szCs w:val="18"/>
+        </w:rPr>
+        <w:t xml:space="preserve">    /// Преобразование вектора цвета в тип Color движка Bevy</w:t>
+      </w:r>
+    </w:p>
+    <w:p>
+      <w:pPr>
+        <w:pStyle w:val="Code"/>
+      </w:pPr>
+      <w:r>
+        <w:rPr>
+          <w:rFonts w:ascii="Courier New" w:cs="Courier New" w:eastAsia="Courier New" w:hAnsi="Courier New"/>
+          <w:sz w:val="18"/>
+          <w:szCs w:val="18"/>
+        </w:rPr>
+        <w:t xml:space="preserve">    pub fn to_color(&amp;self) -&gt; Color {</w:t>
+      </w:r>
+    </w:p>
+    <w:p>
+      <w:pPr>
+        <w:pStyle w:val="Code"/>
+      </w:pPr>
+      <w:r>
+        <w:rPr>
+          <w:rFonts w:ascii="Courier New" w:cs="Courier New" w:eastAsia="Courier New" w:hAnsi="Courier New"/>
+          <w:sz w:val="18"/>
+          <w:szCs w:val="18"/>
+        </w:rPr>
+        <w:t xml:space="preserve">        Color::srgb(self.color.x, self.color.y, self.color.z)</w:t>
+      </w:r>
+    </w:p>
+    <w:p>
+      <w:pPr>
+        <w:pStyle w:val="Code"/>
+      </w:pPr>
+      <w:r>
+        <w:rPr>
+          <w:rFonts w:ascii="Courier New" w:cs="Courier New" w:eastAsia="Courier New" w:hAnsi="Courier New"/>
+          <w:sz w:val="18"/>
+          <w:szCs w:val="18"/>
+        </w:rPr>
+        <w:t xml:space="preserve">    }</w:t>
       </w:r>
     </w:p>
     <w:p>
@@ -4265,370 +4499,6 @@
           <w:sz w:val="18"/>
           <w:szCs w:val="18"/>
         </w:rPr>
-        <w:t xml:space="preserve">impl GraphicObject {</w:t>
-      </w:r>
-    </w:p>
-    <w:p>
-      <w:pPr>
-        <w:pStyle w:val="Code"/>
-      </w:pPr>
-      <w:r>
-        <w:rPr>
-          <w:rFonts w:ascii="Courier New" w:cs="Courier New" w:eastAsia="Courier New" w:hAnsi="Courier New"/>
-          <w:sz w:val="18"/>
-          <w:szCs w:val="18"/>
-        </w:rPr>
-        <w:t xml:space="preserve">    /// Конструктор.</w:t>
-      </w:r>
-    </w:p>
-    <w:p>
-      <w:pPr>
-        <w:pStyle w:val="Code"/>
-      </w:pPr>
-      <w:r>
-        <w:rPr>
-          <w:rFonts w:ascii="Courier New" w:cs="Courier New" w:eastAsia="Courier New" w:hAnsi="Courier New"/>
-          <w:sz w:val="18"/>
-          <w:szCs w:val="18"/>
-        </w:rPr>
-        <w:t xml:space="preserve">    pub fn new(position: Vec3, angle_deg: f32, color: Vec3) -&gt; Self {</w:t>
-      </w:r>
-    </w:p>
-    <w:p>
-      <w:pPr>
-        <w:pStyle w:val="Code"/>
-      </w:pPr>
-      <w:r>
-        <w:rPr>
-          <w:rFonts w:ascii="Courier New" w:cs="Courier New" w:eastAsia="Courier New" w:hAnsi="Courier New"/>
-          <w:sz w:val="18"/>
-          <w:szCs w:val="18"/>
-        </w:rPr>
-        <w:t xml:space="preserve">        Self {</w:t>
-      </w:r>
-    </w:p>
-    <w:p>
-      <w:pPr>
-        <w:pStyle w:val="Code"/>
-      </w:pPr>
-      <w:r>
-        <w:rPr>
-          <w:rFonts w:ascii="Courier New" w:cs="Courier New" w:eastAsia="Courier New" w:hAnsi="Courier New"/>
-          <w:sz w:val="18"/>
-          <w:szCs w:val="18"/>
-        </w:rPr>
-        <w:t xml:space="preserve">            position,</w:t>
-      </w:r>
-    </w:p>
-    <w:p>
-      <w:pPr>
-        <w:pStyle w:val="Code"/>
-      </w:pPr>
-      <w:r>
-        <w:rPr>
-          <w:rFonts w:ascii="Courier New" w:cs="Courier New" w:eastAsia="Courier New" w:hAnsi="Courier New"/>
-          <w:sz w:val="18"/>
-          <w:szCs w:val="18"/>
-        </w:rPr>
-        <w:t xml:space="preserve">            angle_deg,</w:t>
-      </w:r>
-    </w:p>
-    <w:p>
-      <w:pPr>
-        <w:pStyle w:val="Code"/>
-      </w:pPr>
-      <w:r>
-        <w:rPr>
-          <w:rFonts w:ascii="Courier New" w:cs="Courier New" w:eastAsia="Courier New" w:hAnsi="Courier New"/>
-          <w:sz w:val="18"/>
-          <w:szCs w:val="18"/>
-        </w:rPr>
-        <w:t xml:space="preserve">            color,</w:t>
-      </w:r>
-    </w:p>
-    <w:p>
-      <w:pPr>
-        <w:pStyle w:val="Code"/>
-      </w:pPr>
-      <w:r>
-        <w:rPr>
-          <w:rFonts w:ascii="Courier New" w:cs="Courier New" w:eastAsia="Courier New" w:hAnsi="Courier New"/>
-          <w:sz w:val="18"/>
-          <w:szCs w:val="18"/>
-        </w:rPr>
-        <w:t xml:space="preserve">        }</w:t>
-      </w:r>
-    </w:p>
-    <w:p>
-      <w:pPr>
-        <w:pStyle w:val="Code"/>
-      </w:pPr>
-      <w:r>
-        <w:rPr>
-          <w:rFonts w:ascii="Courier New" w:cs="Courier New" w:eastAsia="Courier New" w:hAnsi="Courier New"/>
-          <w:sz w:val="18"/>
-          <w:szCs w:val="18"/>
-        </w:rPr>
-        <w:t xml:space="preserve">    }</w:t>
-      </w:r>
-    </w:p>
-    <w:p>
-      <w:pPr>
-        <w:pStyle w:val="Code"/>
-      </w:pPr>
-      <w:r>
-        <w:rPr>
-          <w:rFonts w:ascii="Courier New" w:cs="Courier New" w:eastAsia="Courier New" w:hAnsi="Courier New"/>
-          <w:sz w:val="18"/>
-          <w:szCs w:val="18"/>
-        </w:rPr>
-        <w:t xml:space="preserve"> </w:t>
-      </w:r>
-    </w:p>
-    <w:p>
-      <w:pPr>
-        <w:pStyle w:val="Code"/>
-      </w:pPr>
-      <w:r>
-        <w:rPr>
-          <w:rFonts w:ascii="Courier New" w:cs="Courier New" w:eastAsia="Courier New" w:hAnsi="Courier New"/>
-          <w:sz w:val="18"/>
-          <w:szCs w:val="18"/>
-        </w:rPr>
-        <w:t xml:space="preserve">    /// Матрица модели (аналог recalculateModelMatrix): перенос в `position`</w:t>
-      </w:r>
-    </w:p>
-    <w:p>
-      <w:pPr>
-        <w:pStyle w:val="Code"/>
-      </w:pPr>
-      <w:r>
-        <w:rPr>
-          <w:rFonts w:ascii="Courier New" w:cs="Courier New" w:eastAsia="Courier New" w:hAnsi="Courier New"/>
-          <w:sz w:val="18"/>
-          <w:szCs w:val="18"/>
-        </w:rPr>
-        <w:t xml:space="preserve">    /// и поворот вокруг Oy. Минус нужен, чтобы поворот шёл по часовой</w:t>
-      </w:r>
-    </w:p>
-    <w:p>
-      <w:pPr>
-        <w:pStyle w:val="Code"/>
-      </w:pPr>
-      <w:r>
-        <w:rPr>
-          <w:rFonts w:ascii="Courier New" w:cs="Courier New" w:eastAsia="Courier New" w:hAnsi="Courier New"/>
-          <w:sz w:val="18"/>
-          <w:szCs w:val="18"/>
-        </w:rPr>
-        <w:t xml:space="preserve">    /// стрелке, если смотреть сверху, как в исходной работе.</w:t>
-      </w:r>
-    </w:p>
-    <w:p>
-      <w:pPr>
-        <w:pStyle w:val="Code"/>
-      </w:pPr>
-      <w:r>
-        <w:rPr>
-          <w:rFonts w:ascii="Courier New" w:cs="Courier New" w:eastAsia="Courier New" w:hAnsi="Courier New"/>
-          <w:sz w:val="18"/>
-          <w:szCs w:val="18"/>
-        </w:rPr>
-        <w:t xml:space="preserve">    pub fn to_transform(&amp;self) -&gt; Transform {</w:t>
-      </w:r>
-    </w:p>
-    <w:p>
-      <w:pPr>
-        <w:pStyle w:val="Code"/>
-      </w:pPr>
-      <w:r>
-        <w:rPr>
-          <w:rFonts w:ascii="Courier New" w:cs="Courier New" w:eastAsia="Courier New" w:hAnsi="Courier New"/>
-          <w:sz w:val="18"/>
-          <w:szCs w:val="18"/>
-        </w:rPr>
-        <w:t xml:space="preserve">        let angle_rad = -self.angle_deg.to_radians();</w:t>
-      </w:r>
-    </w:p>
-    <w:p>
-      <w:pPr>
-        <w:pStyle w:val="Code"/>
-      </w:pPr>
-      <w:r>
-        <w:rPr>
-          <w:rFonts w:ascii="Courier New" w:cs="Courier New" w:eastAsia="Courier New" w:hAnsi="Courier New"/>
-          <w:sz w:val="18"/>
-          <w:szCs w:val="18"/>
-        </w:rPr>
-        <w:t xml:space="preserve">        Transform::from_translation(self.position).with_rotation(Quat::from_rotation_y(angle_rad))</w:t>
-      </w:r>
-    </w:p>
-    <w:p>
-      <w:pPr>
-        <w:pStyle w:val="Code"/>
-      </w:pPr>
-      <w:r>
-        <w:rPr>
-          <w:rFonts w:ascii="Courier New" w:cs="Courier New" w:eastAsia="Courier New" w:hAnsi="Courier New"/>
-          <w:sz w:val="18"/>
-          <w:szCs w:val="18"/>
-        </w:rPr>
-        <w:t xml:space="preserve">    }</w:t>
-      </w:r>
-    </w:p>
-    <w:p>
-      <w:pPr>
-        <w:pStyle w:val="Code"/>
-      </w:pPr>
-      <w:r>
-        <w:rPr>
-          <w:rFonts w:ascii="Courier New" w:cs="Courier New" w:eastAsia="Courier New" w:hAnsi="Courier New"/>
-          <w:sz w:val="18"/>
-          <w:szCs w:val="18"/>
-        </w:rPr>
-        <w:t xml:space="preserve"> </w:t>
-      </w:r>
-    </w:p>
-    <w:p>
-      <w:pPr>
-        <w:pStyle w:val="Code"/>
-      </w:pPr>
-      <w:r>
-        <w:rPr>
-          <w:rFonts w:ascii="Courier New" w:cs="Courier New" w:eastAsia="Courier New" w:hAnsi="Courier New"/>
-          <w:sz w:val="18"/>
-          <w:szCs w:val="18"/>
-        </w:rPr>
-        <w:t xml:space="preserve">    /// Преобразование вектора цвета в тип Color движка Bevy.</w:t>
-      </w:r>
-    </w:p>
-    <w:p>
-      <w:pPr>
-        <w:pStyle w:val="Code"/>
-      </w:pPr>
-      <w:r>
-        <w:rPr>
-          <w:rFonts w:ascii="Courier New" w:cs="Courier New" w:eastAsia="Courier New" w:hAnsi="Courier New"/>
-          <w:sz w:val="18"/>
-          <w:szCs w:val="18"/>
-        </w:rPr>
-        <w:t xml:space="preserve">    pub fn to_color(&amp;self) -&gt; Color {</w:t>
-      </w:r>
-    </w:p>
-    <w:p>
-      <w:pPr>
-        <w:pStyle w:val="Code"/>
-      </w:pPr>
-      <w:r>
-        <w:rPr>
-          <w:rFonts w:ascii="Courier New" w:cs="Courier New" w:eastAsia="Courier New" w:hAnsi="Courier New"/>
-          <w:sz w:val="18"/>
-          <w:szCs w:val="18"/>
-        </w:rPr>
-        <w:t xml:space="preserve">        Color::srgb(self.color.x, self.color.y, self.color.z)</w:t>
-      </w:r>
-    </w:p>
-    <w:p>
-      <w:pPr>
-        <w:pStyle w:val="Code"/>
-      </w:pPr>
-      <w:r>
-        <w:rPr>
-          <w:rFonts w:ascii="Courier New" w:cs="Courier New" w:eastAsia="Courier New" w:hAnsi="Courier New"/>
-          <w:sz w:val="18"/>
-          <w:szCs w:val="18"/>
-        </w:rPr>
-        <w:t xml:space="preserve">    }</w:t>
-      </w:r>
-    </w:p>
-    <w:p>
-      <w:pPr>
-        <w:pStyle w:val="Code"/>
-      </w:pPr>
-      <w:r>
-        <w:rPr>
-          <w:rFonts w:ascii="Courier New" w:cs="Courier New" w:eastAsia="Courier New" w:hAnsi="Courier New"/>
-          <w:sz w:val="18"/>
-          <w:szCs w:val="18"/>
-        </w:rPr>
-        <w:t xml:space="preserve">}</w:t>
-      </w:r>
-    </w:p>
-    <w:p>
-      <w:pPr>
-        <w:pStyle w:val="Code"/>
-      </w:pPr>
-      <w:r>
-        <w:rPr>
-          <w:rFonts w:ascii="Courier New" w:cs="Courier New" w:eastAsia="Courier New" w:hAnsi="Courier New"/>
-          <w:sz w:val="18"/>
-          <w:szCs w:val="18"/>
-        </w:rPr>
-        <w:t xml:space="preserve"> </w:t>
-      </w:r>
-    </w:p>
-    <w:p>
-      <w:pPr>
-        <w:pStyle w:val="Code"/>
-      </w:pPr>
-      <w:r>
-        <w:rPr>
-          <w:rFonts w:ascii="Courier New" w:cs="Courier New" w:eastAsia="Courier New" w:hAnsi="Courier New"/>
-          <w:sz w:val="18"/>
-          <w:szCs w:val="18"/>
-        </w:rPr>
-        <w:t xml:space="preserve">/// Порождение сущности на сцене (аналог метода draw): регистрирует меш</w:t>
-      </w:r>
-    </w:p>
-    <w:p>
-      <w:pPr>
-        <w:pStyle w:val="Code"/>
-      </w:pPr>
-      <w:r>
-        <w:rPr>
-          <w:rFonts w:ascii="Courier New" w:cs="Courier New" w:eastAsia="Courier New" w:hAnsi="Courier New"/>
-          <w:sz w:val="18"/>
-          <w:szCs w:val="18"/>
-        </w:rPr>
-        <w:t xml:space="preserve">/// и материал, затем создаёт сущность с компонентами Mesh3d, MeshMaterial3d,</w:t>
-      </w:r>
-    </w:p>
-    <w:p>
-      <w:pPr>
-        <w:pStyle w:val="Code"/>
-      </w:pPr>
-      <w:r>
-        <w:rPr>
-          <w:rFonts w:ascii="Courier New" w:cs="Courier New" w:eastAsia="Courier New" w:hAnsi="Courier New"/>
-          <w:sz w:val="18"/>
-          <w:szCs w:val="18"/>
-        </w:rPr>
-        <w:t xml:space="preserve">/// Transform и самим GraphicObject. Носик — дочерняя сущность, поэтому</w:t>
-      </w:r>
-    </w:p>
-    <w:p>
-      <w:pPr>
-        <w:pStyle w:val="Code"/>
-      </w:pPr>
-      <w:r>
-        <w:rPr>
-          <w:rFonts w:ascii="Courier New" w:cs="Courier New" w:eastAsia="Courier New" w:hAnsi="Courier New"/>
-          <w:sz w:val="18"/>
-          <w:szCs w:val="18"/>
-        </w:rPr>
-        <w:t xml:space="preserve">/// поворачивается вместе с тором.</w:t>
-      </w:r>
-    </w:p>
-    <w:p>
-      <w:pPr>
-        <w:pStyle w:val="Code"/>
-      </w:pPr>
-      <w:r>
-        <w:rPr>
-          <w:rFonts w:ascii="Courier New" w:cs="Courier New" w:eastAsia="Courier New" w:hAnsi="Courier New"/>
-          <w:sz w:val="18"/>
-          <w:szCs w:val="18"/>
-        </w:rPr>
         <w:t xml:space="preserve">pub fn spawn_graphic_object(</w:t>
       </w:r>
     </w:p>
@@ -4760,32 +4630,6 @@
           <w:szCs w:val="18"/>
         </w:rPr>
         <w:t xml:space="preserve">    });</w:t>
-      </w:r>
-    </w:p>
-    <w:p>
-      <w:pPr>
-        <w:pStyle w:val="Code"/>
-      </w:pPr>
-      <w:r>
-        <w:rPr>
-          <w:rFonts w:ascii="Courier New" w:cs="Courier New" w:eastAsia="Courier New" w:hAnsi="Courier New"/>
-          <w:sz w:val="18"/>
-          <w:szCs w:val="18"/>
-        </w:rPr>
-        <w:t xml:space="preserve">    // Конус Bevy направлен вершиной вдоль +Y; поворот на −90° вокруг Z</w:t>
-      </w:r>
-    </w:p>
-    <w:p>
-      <w:pPr>
-        <w:pStyle w:val="Code"/>
-      </w:pPr>
-      <w:r>
-        <w:rPr>
-          <w:rFonts w:ascii="Courier New" w:cs="Courier New" w:eastAsia="Courier New" w:hAnsi="Courier New"/>
-          <w:sz w:val="18"/>
-          <w:szCs w:val="18"/>
-        </w:rPr>
-        <w:t xml:space="preserve">    // укладывает его вдоль +X, сразу за внешним краем тора.</w:t>
       </w:r>
     </w:p>
     <w:p>
@@ -5010,59 +4854,7 @@
           <w:sz w:val="18"/>
           <w:szCs w:val="18"/>
         </w:rPr>
-        <w:t xml:space="preserve">//! Список объектов `Vec&lt;GraphicObject&gt;`, камера, свет и системы сцены.</w:t>
-      </w:r>
-    </w:p>
-    <w:p>
-      <w:pPr>
-        <w:pStyle w:val="Code"/>
-      </w:pPr>
-      <w:r>
-        <w:rPr>
-          <w:rFonts w:ascii="Courier New" w:cs="Courier New" w:eastAsia="Courier New" w:hAnsi="Courier New"/>
-          <w:sz w:val="18"/>
-          <w:szCs w:val="18"/>
-        </w:rPr>
-        <w:t xml:space="preserve">//! Логика графического объекта — в модуле graphic_object.rs.</w:t>
-      </w:r>
-    </w:p>
-    <w:p>
-      <w:pPr>
-        <w:pStyle w:val="Code"/>
-      </w:pPr>
-      <w:r>
-        <w:rPr>
-          <w:rFonts w:ascii="Courier New" w:cs="Courier New" w:eastAsia="Courier New" w:hAnsi="Courier New"/>
-          <w:sz w:val="18"/>
-          <w:szCs w:val="18"/>
-        </w:rPr>
-        <w:t xml:space="preserve">//! От лабораторных №1 и №2 взяты модель-тор, цвет в виде `Vec3`,</w:t>
-      </w:r>
-    </w:p>
-    <w:p>
-      <w:pPr>
-        <w:pStyle w:val="Code"/>
-      </w:pPr>
-      <w:r>
-        <w:rPr>
-          <w:rFonts w:ascii="Courier New" w:cs="Courier New" w:eastAsia="Courier New" w:hAnsi="Courier New"/>
-          <w:sz w:val="18"/>
-          <w:szCs w:val="18"/>
-        </w:rPr>
-        <w:t xml:space="preserve">//! контейнер `Vec` и порядок систем через `.chain()`.</w:t>
-      </w:r>
-    </w:p>
-    <w:p>
-      <w:pPr>
-        <w:pStyle w:val="Code"/>
-      </w:pPr>
-      <w:r>
-        <w:rPr>
-          <w:rFonts w:ascii="Courier New" w:cs="Courier New" w:eastAsia="Courier New" w:hAnsi="Courier New"/>
-          <w:sz w:val="18"/>
-          <w:szCs w:val="18"/>
-        </w:rPr>
-        <w:t xml:space="preserve">//! В единой программе лаба активна, когда выбрана клавишей F3.</w:t>
+        <w:t xml:space="preserve">use bevy::prelude::*;</w:t>
       </w:r>
     </w:p>
     <w:p>
@@ -5088,7 +4880,20 @@
           <w:sz w:val="18"/>
           <w:szCs w:val="18"/>
         </w:rPr>
-        <w:t xml:space="preserve">use bevy::prelude::*;</w:t>
+        <w:t xml:space="preserve">use super::Lab;</w:t>
+      </w:r>
+    </w:p>
+    <w:p>
+      <w:pPr>
+        <w:pStyle w:val="Code"/>
+      </w:pPr>
+      <w:r>
+        <w:rPr>
+          <w:rFonts w:ascii="Courier New" w:cs="Courier New" w:eastAsia="Courier New" w:hAnsi="Courier New"/>
+          <w:sz w:val="18"/>
+          <w:szCs w:val="18"/>
+        </w:rPr>
+        <w:t xml:space="preserve">use super::graphic_object::{GraphicObject, spawn_graphic_object};</w:t>
       </w:r>
     </w:p>
     <w:p>
@@ -5114,20 +4919,20 @@
           <w:sz w:val="18"/>
           <w:szCs w:val="18"/>
         </w:rPr>
-        <w:t xml:space="preserve">use super::Lab;</w:t>
-      </w:r>
-    </w:p>
-    <w:p>
-      <w:pPr>
-        <w:pStyle w:val="Code"/>
-      </w:pPr>
-      <w:r>
-        <w:rPr>
-          <w:rFonts w:ascii="Courier New" w:cs="Courier New" w:eastAsia="Courier New" w:hAnsi="Courier New"/>
-          <w:sz w:val="18"/>
-          <w:szCs w:val="18"/>
-        </w:rPr>
-        <w:t xml:space="preserve">use super::graphic_object::{GraphicObject, spawn_graphic_object};</w:t>
+        <w:t xml:space="preserve">#[cfg(test)]</w:t>
+      </w:r>
+    </w:p>
+    <w:p>
+      <w:pPr>
+        <w:pStyle w:val="Code"/>
+      </w:pPr>
+      <w:r>
+        <w:rPr>
+          <w:rFonts w:ascii="Courier New" w:cs="Courier New" w:eastAsia="Courier New" w:hAnsi="Courier New"/>
+          <w:sz w:val="18"/>
+          <w:szCs w:val="18"/>
+        </w:rPr>
+        <w:t xml:space="preserve">mod tests;</w:t>
       </w:r>
     </w:p>
     <w:p>
@@ -5153,20 +4958,7 @@
           <w:sz w:val="18"/>
           <w:szCs w:val="18"/>
         </w:rPr>
-        <w:t xml:space="preserve">#[cfg(test)]</w:t>
-      </w:r>
-    </w:p>
-    <w:p>
-      <w:pPr>
-        <w:pStyle w:val="Code"/>
-      </w:pPr>
-      <w:r>
-        <w:rPr>
-          <w:rFonts w:ascii="Courier New" w:cs="Courier New" w:eastAsia="Courier New" w:hAnsi="Courier New"/>
-          <w:sz w:val="18"/>
-          <w:szCs w:val="18"/>
-        </w:rPr>
-        <w:t xml:space="preserve">mod tests;</w:t>
+        <w:t xml:space="preserve">const ORBIT_SPEED_DEG: f32 = 30.0;</w:t>
       </w:r>
     </w:p>
     <w:p>
@@ -5192,33 +4984,46 @@
           <w:sz w:val="18"/>
           <w:szCs w:val="18"/>
         </w:rPr>
-        <w:t xml:space="preserve">/// Скорость обращения объектов вокруг центра сцены (дополнительное задание),</w:t>
-      </w:r>
-    </w:p>
-    <w:p>
-      <w:pPr>
-        <w:pStyle w:val="Code"/>
-      </w:pPr>
-      <w:r>
-        <w:rPr>
-          <w:rFonts w:ascii="Courier New" w:cs="Courier New" w:eastAsia="Courier New" w:hAnsi="Courier New"/>
-          <w:sz w:val="18"/>
-          <w:szCs w:val="18"/>
-        </w:rPr>
-        <w:t xml:space="preserve">/// градусы в секунду.</w:t>
-      </w:r>
-    </w:p>
-    <w:p>
-      <w:pPr>
-        <w:pStyle w:val="Code"/>
-      </w:pPr>
-      <w:r>
-        <w:rPr>
-          <w:rFonts w:ascii="Courier New" w:cs="Courier New" w:eastAsia="Courier New" w:hAnsi="Courier New"/>
-          <w:sz w:val="18"/>
-          <w:szCs w:val="18"/>
-        </w:rPr>
-        <w:t xml:space="preserve">const ORBIT_SPEED_DEG: f32 = 30.0;</w:t>
+        <w:t xml:space="preserve">#[derive(Resource, Default)]</w:t>
+      </w:r>
+    </w:p>
+    <w:p>
+      <w:pPr>
+        <w:pStyle w:val="Code"/>
+      </w:pPr>
+      <w:r>
+        <w:rPr>
+          <w:rFonts w:ascii="Courier New" w:cs="Courier New" w:eastAsia="Courier New" w:hAnsi="Courier New"/>
+          <w:sz w:val="18"/>
+          <w:szCs w:val="18"/>
+        </w:rPr>
+        <w:t xml:space="preserve">pub struct Orbit {</w:t>
+      </w:r>
+    </w:p>
+    <w:p>
+      <w:pPr>
+        <w:pStyle w:val="Code"/>
+      </w:pPr>
+      <w:r>
+        <w:rPr>
+          <w:rFonts w:ascii="Courier New" w:cs="Courier New" w:eastAsia="Courier New" w:hAnsi="Courier New"/>
+          <w:sz w:val="18"/>
+          <w:szCs w:val="18"/>
+        </w:rPr>
+        <w:t xml:space="preserve">    pub enabled: bool,</w:t>
+      </w:r>
+    </w:p>
+    <w:p>
+      <w:pPr>
+        <w:pStyle w:val="Code"/>
+      </w:pPr>
+      <w:r>
+        <w:rPr>
+          <w:rFonts w:ascii="Courier New" w:cs="Courier New" w:eastAsia="Courier New" w:hAnsi="Courier New"/>
+          <w:sz w:val="18"/>
+          <w:szCs w:val="18"/>
+        </w:rPr>
+        <w:t xml:space="preserve">}</w:t>
       </w:r>
     </w:p>
     <w:p>
@@ -5244,59 +5049,176 @@
           <w:sz w:val="18"/>
           <w:szCs w:val="18"/>
         </w:rPr>
-        <w:t xml:space="preserve">/// Режим обращения объектов вокруг центра сцены. Выключен при запуске,</w:t>
-      </w:r>
-    </w:p>
-    <w:p>
-      <w:pPr>
-        <w:pStyle w:val="Code"/>
-      </w:pPr>
-      <w:r>
-        <w:rPr>
-          <w:rFonts w:ascii="Courier New" w:cs="Courier New" w:eastAsia="Courier New" w:hAnsi="Courier New"/>
-          <w:sz w:val="18"/>
-          <w:szCs w:val="18"/>
-        </w:rPr>
-        <w:t xml:space="preserve">/// чтобы кадр совпадал с примером из задания.</w:t>
-      </w:r>
-    </w:p>
-    <w:p>
-      <w:pPr>
-        <w:pStyle w:val="Code"/>
-      </w:pPr>
-      <w:r>
-        <w:rPr>
-          <w:rFonts w:ascii="Courier New" w:cs="Courier New" w:eastAsia="Courier New" w:hAnsi="Courier New"/>
-          <w:sz w:val="18"/>
-          <w:szCs w:val="18"/>
-        </w:rPr>
-        <w:t xml:space="preserve">#[derive(Resource, Default)]</w:t>
-      </w:r>
-    </w:p>
-    <w:p>
-      <w:pPr>
-        <w:pStyle w:val="Code"/>
-      </w:pPr>
-      <w:r>
-        <w:rPr>
-          <w:rFonts w:ascii="Courier New" w:cs="Courier New" w:eastAsia="Courier New" w:hAnsi="Courier New"/>
-          <w:sz w:val="18"/>
-          <w:szCs w:val="18"/>
-        </w:rPr>
-        <w:t xml:space="preserve">pub struct Orbit {</w:t>
-      </w:r>
-    </w:p>
-    <w:p>
-      <w:pPr>
-        <w:pStyle w:val="Code"/>
-      </w:pPr>
-      <w:r>
-        <w:rPr>
-          <w:rFonts w:ascii="Courier New" w:cs="Courier New" w:eastAsia="Courier New" w:hAnsi="Courier New"/>
-          <w:sz w:val="18"/>
-          <w:szCs w:val="18"/>
-        </w:rPr>
-        <w:t xml:space="preserve">    pub enabled: bool,</w:t>
+        <w:t xml:space="preserve">pub struct Lab03Plugin;</w:t>
+      </w:r>
+    </w:p>
+    <w:p>
+      <w:pPr>
+        <w:pStyle w:val="Code"/>
+      </w:pPr>
+      <w:r>
+        <w:rPr>
+          <w:rFonts w:ascii="Courier New" w:cs="Courier New" w:eastAsia="Courier New" w:hAnsi="Courier New"/>
+          <w:sz w:val="18"/>
+          <w:szCs w:val="18"/>
+        </w:rPr>
+        <w:t xml:space="preserve"> </w:t>
+      </w:r>
+    </w:p>
+    <w:p>
+      <w:pPr>
+        <w:pStyle w:val="Code"/>
+      </w:pPr>
+      <w:r>
+        <w:rPr>
+          <w:rFonts w:ascii="Courier New" w:cs="Courier New" w:eastAsia="Courier New" w:hAnsi="Courier New"/>
+          <w:sz w:val="18"/>
+          <w:szCs w:val="18"/>
+        </w:rPr>
+        <w:t xml:space="preserve">impl Plugin for Lab03Plugin {</w:t>
+      </w:r>
+    </w:p>
+    <w:p>
+      <w:pPr>
+        <w:pStyle w:val="Code"/>
+      </w:pPr>
+      <w:r>
+        <w:rPr>
+          <w:rFonts w:ascii="Courier New" w:cs="Courier New" w:eastAsia="Courier New" w:hAnsi="Courier New"/>
+          <w:sz w:val="18"/>
+          <w:szCs w:val="18"/>
+        </w:rPr>
+        <w:t xml:space="preserve">    fn build(&amp;self, app: &amp;mut App) {</w:t>
+      </w:r>
+    </w:p>
+    <w:p>
+      <w:pPr>
+        <w:pStyle w:val="Code"/>
+      </w:pPr>
+      <w:r>
+        <w:rPr>
+          <w:rFonts w:ascii="Courier New" w:cs="Courier New" w:eastAsia="Courier New" w:hAnsi="Courier New"/>
+          <w:sz w:val="18"/>
+          <w:szCs w:val="18"/>
+        </w:rPr>
+        <w:t xml:space="preserve">        app.init_resource::&lt;Orbit&gt;()</w:t>
+      </w:r>
+    </w:p>
+    <w:p>
+      <w:pPr>
+        <w:pStyle w:val="Code"/>
+      </w:pPr>
+      <w:r>
+        <w:rPr>
+          <w:rFonts w:ascii="Courier New" w:cs="Courier New" w:eastAsia="Courier New" w:hAnsi="Courier New"/>
+          <w:sz w:val="18"/>
+          <w:szCs w:val="18"/>
+        </w:rPr>
+        <w:t xml:space="preserve">            .add_systems(OnEnter(Lab::Lab3), (reset_lab3, setup_scene).chain())</w:t>
+      </w:r>
+    </w:p>
+    <w:p>
+      <w:pPr>
+        <w:pStyle w:val="Code"/>
+      </w:pPr>
+      <w:r>
+        <w:rPr>
+          <w:rFonts w:ascii="Courier New" w:cs="Courier New" w:eastAsia="Courier New" w:hAnsi="Courier New"/>
+          <w:sz w:val="18"/>
+          <w:szCs w:val="18"/>
+        </w:rPr>
+        <w:t xml:space="preserve">            .add_systems(OnExit(Lab::Lab3), despawn_objects)</w:t>
+      </w:r>
+    </w:p>
+    <w:p>
+      <w:pPr>
+        <w:pStyle w:val="Code"/>
+      </w:pPr>
+      <w:r>
+        <w:rPr>
+          <w:rFonts w:ascii="Courier New" w:cs="Courier New" w:eastAsia="Courier New" w:hAnsi="Courier New"/>
+          <w:sz w:val="18"/>
+          <w:szCs w:val="18"/>
+        </w:rPr>
+        <w:t xml:space="preserve">            .add_systems(</w:t>
+      </w:r>
+    </w:p>
+    <w:p>
+      <w:pPr>
+        <w:pStyle w:val="Code"/>
+      </w:pPr>
+      <w:r>
+        <w:rPr>
+          <w:rFonts w:ascii="Courier New" w:cs="Courier New" w:eastAsia="Courier New" w:hAnsi="Courier New"/>
+          <w:sz w:val="18"/>
+          <w:szCs w:val="18"/>
+        </w:rPr>
+        <w:t xml:space="preserve">                Update,</w:t>
+      </w:r>
+    </w:p>
+    <w:p>
+      <w:pPr>
+        <w:pStyle w:val="Code"/>
+      </w:pPr>
+      <w:r>
+        <w:rPr>
+          <w:rFonts w:ascii="Courier New" w:cs="Courier New" w:eastAsia="Courier New" w:hAnsi="Courier New"/>
+          <w:sz w:val="18"/>
+          <w:szCs w:val="18"/>
+        </w:rPr>
+        <w:t xml:space="preserve">                (keyboard_system, orbit_system)</w:t>
+      </w:r>
+    </w:p>
+    <w:p>
+      <w:pPr>
+        <w:pStyle w:val="Code"/>
+      </w:pPr>
+      <w:r>
+        <w:rPr>
+          <w:rFonts w:ascii="Courier New" w:cs="Courier New" w:eastAsia="Courier New" w:hAnsi="Courier New"/>
+          <w:sz w:val="18"/>
+          <w:szCs w:val="18"/>
+        </w:rPr>
+        <w:t xml:space="preserve">                    .chain()</w:t>
+      </w:r>
+    </w:p>
+    <w:p>
+      <w:pPr>
+        <w:pStyle w:val="Code"/>
+      </w:pPr>
+      <w:r>
+        <w:rPr>
+          <w:rFonts w:ascii="Courier New" w:cs="Courier New" w:eastAsia="Courier New" w:hAnsi="Courier New"/>
+          <w:sz w:val="18"/>
+          <w:szCs w:val="18"/>
+        </w:rPr>
+        <w:t xml:space="preserve">                    .run_if(in_state(Lab::Lab3)),</w:t>
+      </w:r>
+    </w:p>
+    <w:p>
+      <w:pPr>
+        <w:pStyle w:val="Code"/>
+      </w:pPr>
+      <w:r>
+        <w:rPr>
+          <w:rFonts w:ascii="Courier New" w:cs="Courier New" w:eastAsia="Courier New" w:hAnsi="Courier New"/>
+          <w:sz w:val="18"/>
+          <w:szCs w:val="18"/>
+        </w:rPr>
+        <w:t xml:space="preserve">            );</w:t>
+      </w:r>
+    </w:p>
+    <w:p>
+      <w:pPr>
+        <w:pStyle w:val="Code"/>
+      </w:pPr>
+      <w:r>
+        <w:rPr>
+          <w:rFonts w:ascii="Courier New" w:cs="Courier New" w:eastAsia="Courier New" w:hAnsi="Courier New"/>
+          <w:sz w:val="18"/>
+          <w:szCs w:val="18"/>
+        </w:rPr>
+        <w:t xml:space="preserve">    }</w:t>
       </w:r>
     </w:p>
     <w:p>
@@ -5335,7 +5257,150 @@
           <w:sz w:val="18"/>
           <w:szCs w:val="18"/>
         </w:rPr>
-        <w:t xml:space="preserve">pub struct Lab03Plugin;</w:t>
+        <w:t xml:space="preserve">pub fn scene_objects() -&gt; Vec&lt;GraphicObject&gt; {</w:t>
+      </w:r>
+    </w:p>
+    <w:p>
+      <w:pPr>
+        <w:pStyle w:val="Code"/>
+      </w:pPr>
+      <w:r>
+        <w:rPr>
+          <w:rFonts w:ascii="Courier New" w:cs="Courier New" w:eastAsia="Courier New" w:hAnsi="Courier New"/>
+          <w:sz w:val="18"/>
+          <w:szCs w:val="18"/>
+        </w:rPr>
+        <w:t xml:space="preserve">    vec![</w:t>
+      </w:r>
+    </w:p>
+    <w:p>
+      <w:pPr>
+        <w:pStyle w:val="Code"/>
+      </w:pPr>
+      <w:r>
+        <w:rPr>
+          <w:rFonts w:ascii="Courier New" w:cs="Courier New" w:eastAsia="Courier New" w:hAnsi="Courier New"/>
+          <w:sz w:val="18"/>
+          <w:szCs w:val="18"/>
+        </w:rPr>
+        <w:t xml:space="preserve">        // Красный — справа (+X), угол 180°</w:t>
+      </w:r>
+    </w:p>
+    <w:p>
+      <w:pPr>
+        <w:pStyle w:val="Code"/>
+      </w:pPr>
+      <w:r>
+        <w:rPr>
+          <w:rFonts w:ascii="Courier New" w:cs="Courier New" w:eastAsia="Courier New" w:hAnsi="Courier New"/>
+          <w:sz w:val="18"/>
+          <w:szCs w:val="18"/>
+        </w:rPr>
+        <w:t xml:space="preserve">        GraphicObject::new(Vec3::new(4.0, 0.0, 0.0), 180.0, Vec3::new(1.0, 0.0, 0.0)),</w:t>
+      </w:r>
+    </w:p>
+    <w:p>
+      <w:pPr>
+        <w:pStyle w:val="Code"/>
+      </w:pPr>
+      <w:r>
+        <w:rPr>
+          <w:rFonts w:ascii="Courier New" w:cs="Courier New" w:eastAsia="Courier New" w:hAnsi="Courier New"/>
+          <w:sz w:val="18"/>
+          <w:szCs w:val="18"/>
+        </w:rPr>
+        <w:t xml:space="preserve">        // Синий — слева (−X), угол 0°</w:t>
+      </w:r>
+    </w:p>
+    <w:p>
+      <w:pPr>
+        <w:pStyle w:val="Code"/>
+      </w:pPr>
+      <w:r>
+        <w:rPr>
+          <w:rFonts w:ascii="Courier New" w:cs="Courier New" w:eastAsia="Courier New" w:hAnsi="Courier New"/>
+          <w:sz w:val="18"/>
+          <w:szCs w:val="18"/>
+        </w:rPr>
+        <w:t xml:space="preserve">        GraphicObject::new(Vec3::new(-4.0, 0.0, 0.0), 0.0, Vec3::new(0.0, 0.0, 1.0)),</w:t>
+      </w:r>
+    </w:p>
+    <w:p>
+      <w:pPr>
+        <w:pStyle w:val="Code"/>
+      </w:pPr>
+      <w:r>
+        <w:rPr>
+          <w:rFonts w:ascii="Courier New" w:cs="Courier New" w:eastAsia="Courier New" w:hAnsi="Courier New"/>
+          <w:sz w:val="18"/>
+          <w:szCs w:val="18"/>
+        </w:rPr>
+        <w:t xml:space="preserve">        // Зелёный — сзади (−Z), угол 90°</w:t>
+      </w:r>
+    </w:p>
+    <w:p>
+      <w:pPr>
+        <w:pStyle w:val="Code"/>
+      </w:pPr>
+      <w:r>
+        <w:rPr>
+          <w:rFonts w:ascii="Courier New" w:cs="Courier New" w:eastAsia="Courier New" w:hAnsi="Courier New"/>
+          <w:sz w:val="18"/>
+          <w:szCs w:val="18"/>
+        </w:rPr>
+        <w:t xml:space="preserve">        GraphicObject::new(Vec3::new(0.0, 0.0, -4.0), 90.0, Vec3::new(0.0, 1.0, 0.0)),</w:t>
+      </w:r>
+    </w:p>
+    <w:p>
+      <w:pPr>
+        <w:pStyle w:val="Code"/>
+      </w:pPr>
+      <w:r>
+        <w:rPr>
+          <w:rFonts w:ascii="Courier New" w:cs="Courier New" w:eastAsia="Courier New" w:hAnsi="Courier New"/>
+          <w:sz w:val="18"/>
+          <w:szCs w:val="18"/>
+        </w:rPr>
+        <w:t xml:space="preserve">        // Белый — спереди (+Z), угол 270°</w:t>
+      </w:r>
+    </w:p>
+    <w:p>
+      <w:pPr>
+        <w:pStyle w:val="Code"/>
+      </w:pPr>
+      <w:r>
+        <w:rPr>
+          <w:rFonts w:ascii="Courier New" w:cs="Courier New" w:eastAsia="Courier New" w:hAnsi="Courier New"/>
+          <w:sz w:val="18"/>
+          <w:szCs w:val="18"/>
+        </w:rPr>
+        <w:t xml:space="preserve">        GraphicObject::new(Vec3::new(0.0, 0.0, 4.0), 270.0, Vec3::new(1.0, 1.0, 1.0)),</w:t>
+      </w:r>
+    </w:p>
+    <w:p>
+      <w:pPr>
+        <w:pStyle w:val="Code"/>
+      </w:pPr>
+      <w:r>
+        <w:rPr>
+          <w:rFonts w:ascii="Courier New" w:cs="Courier New" w:eastAsia="Courier New" w:hAnsi="Courier New"/>
+          <w:sz w:val="18"/>
+          <w:szCs w:val="18"/>
+        </w:rPr>
+        <w:t xml:space="preserve">    ]</w:t>
+      </w:r>
+    </w:p>
+    <w:p>
+      <w:pPr>
+        <w:pStyle w:val="Code"/>
+      </w:pPr>
+      <w:r>
+        <w:rPr>
+          <w:rFonts w:ascii="Courier New" w:cs="Courier New" w:eastAsia="Courier New" w:hAnsi="Courier New"/>
+          <w:sz w:val="18"/>
+          <w:szCs w:val="18"/>
+        </w:rPr>
+        <w:t xml:space="preserve">}</w:t>
       </w:r>
     </w:p>
     <w:p>
@@ -5361,176 +5426,228 @@
           <w:sz w:val="18"/>
           <w:szCs w:val="18"/>
         </w:rPr>
-        <w:t xml:space="preserve">impl Plugin for Lab03Plugin {</w:t>
-      </w:r>
-    </w:p>
-    <w:p>
-      <w:pPr>
-        <w:pStyle w:val="Code"/>
-      </w:pPr>
-      <w:r>
-        <w:rPr>
-          <w:rFonts w:ascii="Courier New" w:cs="Courier New" w:eastAsia="Courier New" w:hAnsi="Courier New"/>
-          <w:sz w:val="18"/>
-          <w:szCs w:val="18"/>
-        </w:rPr>
-        <w:t xml:space="preserve">    fn build(&amp;self, app: &amp;mut App) {</w:t>
-      </w:r>
-    </w:p>
-    <w:p>
-      <w:pPr>
-        <w:pStyle w:val="Code"/>
-      </w:pPr>
-      <w:r>
-        <w:rPr>
-          <w:rFonts w:ascii="Courier New" w:cs="Courier New" w:eastAsia="Courier New" w:hAnsi="Courier New"/>
-          <w:sz w:val="18"/>
-          <w:szCs w:val="18"/>
-        </w:rPr>
-        <w:t xml:space="preserve">        app.init_resource::&lt;Orbit&gt;()</w:t>
-      </w:r>
-    </w:p>
-    <w:p>
-      <w:pPr>
-        <w:pStyle w:val="Code"/>
-      </w:pPr>
-      <w:r>
-        <w:rPr>
-          <w:rFonts w:ascii="Courier New" w:cs="Courier New" w:eastAsia="Courier New" w:hAnsi="Courier New"/>
-          <w:sz w:val="18"/>
-          <w:szCs w:val="18"/>
-        </w:rPr>
-        <w:t xml:space="preserve">            // При каждом входе в лабу 3 сцена создаётся заново,</w:t>
-      </w:r>
-    </w:p>
-    <w:p>
-      <w:pPr>
-        <w:pStyle w:val="Code"/>
-      </w:pPr>
-      <w:r>
-        <w:rPr>
-          <w:rFonts w:ascii="Courier New" w:cs="Courier New" w:eastAsia="Courier New" w:hAnsi="Courier New"/>
-          <w:sz w:val="18"/>
-          <w:szCs w:val="18"/>
-        </w:rPr>
-        <w:t xml:space="preserve">            // при выходе объекты удаляются.</w:t>
-      </w:r>
-    </w:p>
-    <w:p>
-      <w:pPr>
-        <w:pStyle w:val="Code"/>
-      </w:pPr>
-      <w:r>
-        <w:rPr>
-          <w:rFonts w:ascii="Courier New" w:cs="Courier New" w:eastAsia="Courier New" w:hAnsi="Courier New"/>
-          <w:sz w:val="18"/>
-          <w:szCs w:val="18"/>
-        </w:rPr>
-        <w:t xml:space="preserve">            .add_systems(OnEnter(Lab::Lab3), (reset_lab3, setup_scene).chain())</w:t>
-      </w:r>
-    </w:p>
-    <w:p>
-      <w:pPr>
-        <w:pStyle w:val="Code"/>
-      </w:pPr>
-      <w:r>
-        <w:rPr>
-          <w:rFonts w:ascii="Courier New" w:cs="Courier New" w:eastAsia="Courier New" w:hAnsi="Courier New"/>
-          <w:sz w:val="18"/>
-          <w:szCs w:val="18"/>
-        </w:rPr>
-        <w:t xml:space="preserve">            .add_systems(OnExit(Lab::Lab3), despawn_objects)</w:t>
-      </w:r>
-    </w:p>
-    <w:p>
-      <w:pPr>
-        <w:pStyle w:val="Code"/>
-      </w:pPr>
-      <w:r>
-        <w:rPr>
-          <w:rFonts w:ascii="Courier New" w:cs="Courier New" w:eastAsia="Courier New" w:hAnsi="Courier New"/>
-          <w:sz w:val="18"/>
-          <w:szCs w:val="18"/>
-        </w:rPr>
-        <w:t xml:space="preserve">            // Сначала ввод, затем движение, как в лабораторной №2.</w:t>
-      </w:r>
-    </w:p>
-    <w:p>
-      <w:pPr>
-        <w:pStyle w:val="Code"/>
-      </w:pPr>
-      <w:r>
-        <w:rPr>
-          <w:rFonts w:ascii="Courier New" w:cs="Courier New" w:eastAsia="Courier New" w:hAnsi="Courier New"/>
-          <w:sz w:val="18"/>
-          <w:szCs w:val="18"/>
-        </w:rPr>
-        <w:t xml:space="preserve">            .add_systems(</w:t>
-      </w:r>
-    </w:p>
-    <w:p>
-      <w:pPr>
-        <w:pStyle w:val="Code"/>
-      </w:pPr>
-      <w:r>
-        <w:rPr>
-          <w:rFonts w:ascii="Courier New" w:cs="Courier New" w:eastAsia="Courier New" w:hAnsi="Courier New"/>
-          <w:sz w:val="18"/>
-          <w:szCs w:val="18"/>
-        </w:rPr>
-        <w:t xml:space="preserve">                Update,</w:t>
-      </w:r>
-    </w:p>
-    <w:p>
-      <w:pPr>
-        <w:pStyle w:val="Code"/>
-      </w:pPr>
-      <w:r>
-        <w:rPr>
-          <w:rFonts w:ascii="Courier New" w:cs="Courier New" w:eastAsia="Courier New" w:hAnsi="Courier New"/>
-          <w:sz w:val="18"/>
-          <w:szCs w:val="18"/>
-        </w:rPr>
-        <w:t xml:space="preserve">                (keyboard_system, orbit_system)</w:t>
-      </w:r>
-    </w:p>
-    <w:p>
-      <w:pPr>
-        <w:pStyle w:val="Code"/>
-      </w:pPr>
-      <w:r>
-        <w:rPr>
-          <w:rFonts w:ascii="Courier New" w:cs="Courier New" w:eastAsia="Courier New" w:hAnsi="Courier New"/>
-          <w:sz w:val="18"/>
-          <w:szCs w:val="18"/>
-        </w:rPr>
-        <w:t xml:space="preserve">                    .chain()</w:t>
-      </w:r>
-    </w:p>
-    <w:p>
-      <w:pPr>
-        <w:pStyle w:val="Code"/>
-      </w:pPr>
-      <w:r>
-        <w:rPr>
-          <w:rFonts w:ascii="Courier New" w:cs="Courier New" w:eastAsia="Courier New" w:hAnsi="Courier New"/>
-          <w:sz w:val="18"/>
-          <w:szCs w:val="18"/>
-        </w:rPr>
-        <w:t xml:space="preserve">                    .run_if(in_state(Lab::Lab3)),</w:t>
-      </w:r>
-    </w:p>
-    <w:p>
-      <w:pPr>
-        <w:pStyle w:val="Code"/>
-      </w:pPr>
-      <w:r>
-        <w:rPr>
-          <w:rFonts w:ascii="Courier New" w:cs="Courier New" w:eastAsia="Courier New" w:hAnsi="Courier New"/>
-          <w:sz w:val="18"/>
-          <w:szCs w:val="18"/>
-        </w:rPr>
-        <w:t xml:space="preserve">            );</w:t>
+        <w:t xml:space="preserve">fn reset_lab3(mut commands: Commands) {</w:t>
+      </w:r>
+    </w:p>
+    <w:p>
+      <w:pPr>
+        <w:pStyle w:val="Code"/>
+      </w:pPr>
+      <w:r>
+        <w:rPr>
+          <w:rFonts w:ascii="Courier New" w:cs="Courier New" w:eastAsia="Courier New" w:hAnsi="Courier New"/>
+          <w:sz w:val="18"/>
+          <w:szCs w:val="18"/>
+        </w:rPr>
+        <w:t xml:space="preserve">    commands.insert_resource(Orbit::default());</w:t>
+      </w:r>
+    </w:p>
+    <w:p>
+      <w:pPr>
+        <w:pStyle w:val="Code"/>
+      </w:pPr>
+      <w:r>
+        <w:rPr>
+          <w:rFonts w:ascii="Courier New" w:cs="Courier New" w:eastAsia="Courier New" w:hAnsi="Courier New"/>
+          <w:sz w:val="18"/>
+          <w:szCs w:val="18"/>
+        </w:rPr>
+        <w:t xml:space="preserve">    commands.insert_resource(ClearColor(Color::BLACK));</w:t>
+      </w:r>
+    </w:p>
+    <w:p>
+      <w:pPr>
+        <w:pStyle w:val="Code"/>
+      </w:pPr>
+      <w:r>
+        <w:rPr>
+          <w:rFonts w:ascii="Courier New" w:cs="Courier New" w:eastAsia="Courier New" w:hAnsi="Courier New"/>
+          <w:sz w:val="18"/>
+          <w:szCs w:val="18"/>
+        </w:rPr>
+        <w:t xml:space="preserve">    commands.insert_resource(GlobalAmbientLight {</w:t>
+      </w:r>
+    </w:p>
+    <w:p>
+      <w:pPr>
+        <w:pStyle w:val="Code"/>
+      </w:pPr>
+      <w:r>
+        <w:rPr>
+          <w:rFonts w:ascii="Courier New" w:cs="Courier New" w:eastAsia="Courier New" w:hAnsi="Courier New"/>
+          <w:sz w:val="18"/>
+          <w:szCs w:val="18"/>
+        </w:rPr>
+        <w:t xml:space="preserve">        color: Color::WHITE,</w:t>
+      </w:r>
+    </w:p>
+    <w:p>
+      <w:pPr>
+        <w:pStyle w:val="Code"/>
+      </w:pPr>
+      <w:r>
+        <w:rPr>
+          <w:rFonts w:ascii="Courier New" w:cs="Courier New" w:eastAsia="Courier New" w:hAnsi="Courier New"/>
+          <w:sz w:val="18"/>
+          <w:szCs w:val="18"/>
+        </w:rPr>
+        <w:t xml:space="preserve">        brightness: 250.0,</w:t>
+      </w:r>
+    </w:p>
+    <w:p>
+      <w:pPr>
+        <w:pStyle w:val="Code"/>
+      </w:pPr>
+      <w:r>
+        <w:rPr>
+          <w:rFonts w:ascii="Courier New" w:cs="Courier New" w:eastAsia="Courier New" w:hAnsi="Courier New"/>
+          <w:sz w:val="18"/>
+          <w:szCs w:val="18"/>
+        </w:rPr>
+        <w:t xml:space="preserve">        affects_lightmapped_meshes: true,</w:t>
+      </w:r>
+    </w:p>
+    <w:p>
+      <w:pPr>
+        <w:pStyle w:val="Code"/>
+      </w:pPr>
+      <w:r>
+        <w:rPr>
+          <w:rFonts w:ascii="Courier New" w:cs="Courier New" w:eastAsia="Courier New" w:hAnsi="Courier New"/>
+          <w:sz w:val="18"/>
+          <w:szCs w:val="18"/>
+        </w:rPr>
+        <w:t xml:space="preserve">    });</w:t>
+      </w:r>
+    </w:p>
+    <w:p>
+      <w:pPr>
+        <w:pStyle w:val="Code"/>
+      </w:pPr>
+      <w:r>
+        <w:rPr>
+          <w:rFonts w:ascii="Courier New" w:cs="Courier New" w:eastAsia="Courier New" w:hAnsi="Courier New"/>
+          <w:sz w:val="18"/>
+          <w:szCs w:val="18"/>
+        </w:rPr>
+        <w:t xml:space="preserve">}</w:t>
+      </w:r>
+    </w:p>
+    <w:p>
+      <w:pPr>
+        <w:pStyle w:val="Code"/>
+      </w:pPr>
+      <w:r>
+        <w:rPr>
+          <w:rFonts w:ascii="Courier New" w:cs="Courier New" w:eastAsia="Courier New" w:hAnsi="Courier New"/>
+          <w:sz w:val="18"/>
+          <w:szCs w:val="18"/>
+        </w:rPr>
+        <w:t xml:space="preserve"> </w:t>
+      </w:r>
+    </w:p>
+    <w:p>
+      <w:pPr>
+        <w:pStyle w:val="Code"/>
+      </w:pPr>
+      <w:r>
+        <w:rPr>
+          <w:rFonts w:ascii="Courier New" w:cs="Courier New" w:eastAsia="Courier New" w:hAnsi="Courier New"/>
+          <w:sz w:val="18"/>
+          <w:szCs w:val="18"/>
+        </w:rPr>
+        <w:t xml:space="preserve">fn setup_scene(</w:t>
+      </w:r>
+    </w:p>
+    <w:p>
+      <w:pPr>
+        <w:pStyle w:val="Code"/>
+      </w:pPr>
+      <w:r>
+        <w:rPr>
+          <w:rFonts w:ascii="Courier New" w:cs="Courier New" w:eastAsia="Courier New" w:hAnsi="Courier New"/>
+          <w:sz w:val="18"/>
+          <w:szCs w:val="18"/>
+        </w:rPr>
+        <w:t xml:space="preserve">    mut commands: Commands,</w:t>
+      </w:r>
+    </w:p>
+    <w:p>
+      <w:pPr>
+        <w:pStyle w:val="Code"/>
+      </w:pPr>
+      <w:r>
+        <w:rPr>
+          <w:rFonts w:ascii="Courier New" w:cs="Courier New" w:eastAsia="Courier New" w:hAnsi="Courier New"/>
+          <w:sz w:val="18"/>
+          <w:szCs w:val="18"/>
+        </w:rPr>
+        <w:t xml:space="preserve">    mut meshes: ResMut&lt;Assets&lt;Mesh&gt;&gt;,</w:t>
+      </w:r>
+    </w:p>
+    <w:p>
+      <w:pPr>
+        <w:pStyle w:val="Code"/>
+      </w:pPr>
+      <w:r>
+        <w:rPr>
+          <w:rFonts w:ascii="Courier New" w:cs="Courier New" w:eastAsia="Courier New" w:hAnsi="Courier New"/>
+          <w:sz w:val="18"/>
+          <w:szCs w:val="18"/>
+        </w:rPr>
+        <w:t xml:space="preserve">    mut materials: ResMut&lt;Assets&lt;StandardMaterial&gt;&gt;,</w:t>
+      </w:r>
+    </w:p>
+    <w:p>
+      <w:pPr>
+        <w:pStyle w:val="Code"/>
+      </w:pPr>
+      <w:r>
+        <w:rPr>
+          <w:rFonts w:ascii="Courier New" w:cs="Courier New" w:eastAsia="Courier New" w:hAnsi="Courier New"/>
+          <w:sz w:val="18"/>
+          <w:szCs w:val="18"/>
+        </w:rPr>
+        <w:t xml:space="preserve">) {</w:t>
+      </w:r>
+    </w:p>
+    <w:p>
+      <w:pPr>
+        <w:pStyle w:val="Code"/>
+      </w:pPr>
+      <w:r>
+        <w:rPr>
+          <w:rFonts w:ascii="Courier New" w:cs="Courier New" w:eastAsia="Courier New" w:hAnsi="Courier New"/>
+          <w:sz w:val="18"/>
+          <w:szCs w:val="18"/>
+        </w:rPr>
+        <w:t xml:space="preserve">    let graphic_objects: Vec&lt;GraphicObject&gt; = scene_objects();</w:t>
+      </w:r>
+    </w:p>
+    <w:p>
+      <w:pPr>
+        <w:pStyle w:val="Code"/>
+      </w:pPr>
+      <w:r>
+        <w:rPr>
+          <w:rFonts w:ascii="Courier New" w:cs="Courier New" w:eastAsia="Courier New" w:hAnsi="Courier New"/>
+          <w:sz w:val="18"/>
+          <w:szCs w:val="18"/>
+        </w:rPr>
+        <w:t xml:space="preserve">    for obj in graphic_objects {</w:t>
+      </w:r>
+    </w:p>
+    <w:p>
+      <w:pPr>
+        <w:pStyle w:val="Code"/>
+      </w:pPr>
+      <w:r>
+        <w:rPr>
+          <w:rFonts w:ascii="Courier New" w:cs="Courier New" w:eastAsia="Courier New" w:hAnsi="Courier New"/>
+          <w:sz w:val="18"/>
+          <w:szCs w:val="18"/>
+        </w:rPr>
+        <w:t xml:space="preserve">        spawn_graphic_object(&amp;mut commands, &amp;mut meshes, &amp;mut materials, obj);</w:t>
       </w:r>
     </w:p>
     <w:p>
@@ -5556,6 +5673,188 @@
           <w:sz w:val="18"/>
           <w:szCs w:val="18"/>
         </w:rPr>
+        <w:t xml:space="preserve"> </w:t>
+      </w:r>
+    </w:p>
+    <w:p>
+      <w:pPr>
+        <w:pStyle w:val="Code"/>
+      </w:pPr>
+      <w:r>
+        <w:rPr>
+          <w:rFonts w:ascii="Courier New" w:cs="Courier New" w:eastAsia="Courier New" w:hAnsi="Courier New"/>
+          <w:sz w:val="18"/>
+          <w:szCs w:val="18"/>
+        </w:rPr>
+        <w:t xml:space="preserve">    commands.spawn((</w:t>
+      </w:r>
+    </w:p>
+    <w:p>
+      <w:pPr>
+        <w:pStyle w:val="Code"/>
+      </w:pPr>
+      <w:r>
+        <w:rPr>
+          <w:rFonts w:ascii="Courier New" w:cs="Courier New" w:eastAsia="Courier New" w:hAnsi="Courier New"/>
+          <w:sz w:val="18"/>
+          <w:szCs w:val="18"/>
+        </w:rPr>
+        <w:t xml:space="preserve">        Camera3d::default(),</w:t>
+      </w:r>
+    </w:p>
+    <w:p>
+      <w:pPr>
+        <w:pStyle w:val="Code"/>
+      </w:pPr>
+      <w:r>
+        <w:rPr>
+          <w:rFonts w:ascii="Courier New" w:cs="Courier New" w:eastAsia="Courier New" w:hAnsi="Courier New"/>
+          <w:sz w:val="18"/>
+          <w:szCs w:val="18"/>
+        </w:rPr>
+        <w:t xml:space="preserve">        Transform::from_xyz(10.0, 15.0, 17.5).looking_at(Vec3::ZERO, Vec3::Y),</w:t>
+      </w:r>
+    </w:p>
+    <w:p>
+      <w:pPr>
+        <w:pStyle w:val="Code"/>
+      </w:pPr>
+      <w:r>
+        <w:rPr>
+          <w:rFonts w:ascii="Courier New" w:cs="Courier New" w:eastAsia="Courier New" w:hAnsi="Courier New"/>
+          <w:sz w:val="18"/>
+          <w:szCs w:val="18"/>
+        </w:rPr>
+        <w:t xml:space="preserve">        DespawnOnExit(Lab::Lab3),</w:t>
+      </w:r>
+    </w:p>
+    <w:p>
+      <w:pPr>
+        <w:pStyle w:val="Code"/>
+      </w:pPr>
+      <w:r>
+        <w:rPr>
+          <w:rFonts w:ascii="Courier New" w:cs="Courier New" w:eastAsia="Courier New" w:hAnsi="Courier New"/>
+          <w:sz w:val="18"/>
+          <w:szCs w:val="18"/>
+        </w:rPr>
+        <w:t xml:space="preserve">    ));</w:t>
+      </w:r>
+    </w:p>
+    <w:p>
+      <w:pPr>
+        <w:pStyle w:val="Code"/>
+      </w:pPr>
+      <w:r>
+        <w:rPr>
+          <w:rFonts w:ascii="Courier New" w:cs="Courier New" w:eastAsia="Courier New" w:hAnsi="Courier New"/>
+          <w:sz w:val="18"/>
+          <w:szCs w:val="18"/>
+        </w:rPr>
+        <w:t xml:space="preserve">    commands.spawn((</w:t>
+      </w:r>
+    </w:p>
+    <w:p>
+      <w:pPr>
+        <w:pStyle w:val="Code"/>
+      </w:pPr>
+      <w:r>
+        <w:rPr>
+          <w:rFonts w:ascii="Courier New" w:cs="Courier New" w:eastAsia="Courier New" w:hAnsi="Courier New"/>
+          <w:sz w:val="18"/>
+          <w:szCs w:val="18"/>
+        </w:rPr>
+        <w:t xml:space="preserve">        DirectionalLight {</w:t>
+      </w:r>
+    </w:p>
+    <w:p>
+      <w:pPr>
+        <w:pStyle w:val="Code"/>
+      </w:pPr>
+      <w:r>
+        <w:rPr>
+          <w:rFonts w:ascii="Courier New" w:cs="Courier New" w:eastAsia="Courier New" w:hAnsi="Courier New"/>
+          <w:sz w:val="18"/>
+          <w:szCs w:val="18"/>
+        </w:rPr>
+        <w:t xml:space="preserve">            illuminance: 12_000.0,</w:t>
+      </w:r>
+    </w:p>
+    <w:p>
+      <w:pPr>
+        <w:pStyle w:val="Code"/>
+      </w:pPr>
+      <w:r>
+        <w:rPr>
+          <w:rFonts w:ascii="Courier New" w:cs="Courier New" w:eastAsia="Courier New" w:hAnsi="Courier New"/>
+          <w:sz w:val="18"/>
+          <w:szCs w:val="18"/>
+        </w:rPr>
+        <w:t xml:space="preserve">            ..default()</w:t>
+      </w:r>
+    </w:p>
+    <w:p>
+      <w:pPr>
+        <w:pStyle w:val="Code"/>
+      </w:pPr>
+      <w:r>
+        <w:rPr>
+          <w:rFonts w:ascii="Courier New" w:cs="Courier New" w:eastAsia="Courier New" w:hAnsi="Courier New"/>
+          <w:sz w:val="18"/>
+          <w:szCs w:val="18"/>
+        </w:rPr>
+        <w:t xml:space="preserve">        },</w:t>
+      </w:r>
+    </w:p>
+    <w:p>
+      <w:pPr>
+        <w:pStyle w:val="Code"/>
+      </w:pPr>
+      <w:r>
+        <w:rPr>
+          <w:rFonts w:ascii="Courier New" w:cs="Courier New" w:eastAsia="Courier New" w:hAnsi="Courier New"/>
+          <w:sz w:val="18"/>
+          <w:szCs w:val="18"/>
+        </w:rPr>
+        <w:t xml:space="preserve">        Transform::from_xyz(5.0, 10.0, 6.0).looking_at(Vec3::ZERO, Vec3::Y),</w:t>
+      </w:r>
+    </w:p>
+    <w:p>
+      <w:pPr>
+        <w:pStyle w:val="Code"/>
+      </w:pPr>
+      <w:r>
+        <w:rPr>
+          <w:rFonts w:ascii="Courier New" w:cs="Courier New" w:eastAsia="Courier New" w:hAnsi="Courier New"/>
+          <w:sz w:val="18"/>
+          <w:szCs w:val="18"/>
+        </w:rPr>
+        <w:t xml:space="preserve">        DespawnOnExit(Lab::Lab3),</w:t>
+      </w:r>
+    </w:p>
+    <w:p>
+      <w:pPr>
+        <w:pStyle w:val="Code"/>
+      </w:pPr>
+      <w:r>
+        <w:rPr>
+          <w:rFonts w:ascii="Courier New" w:cs="Courier New" w:eastAsia="Courier New" w:hAnsi="Courier New"/>
+          <w:sz w:val="18"/>
+          <w:szCs w:val="18"/>
+        </w:rPr>
+        <w:t xml:space="preserve">    ));</w:t>
+      </w:r>
+    </w:p>
+    <w:p>
+      <w:pPr>
+        <w:pStyle w:val="Code"/>
+      </w:pPr>
+      <w:r>
+        <w:rPr>
+          <w:rFonts w:ascii="Courier New" w:cs="Courier New" w:eastAsia="Courier New" w:hAnsi="Courier New"/>
+          <w:sz w:val="18"/>
+          <w:szCs w:val="18"/>
+        </w:rPr>
         <w:t xml:space="preserve">}</w:t>
       </w:r>
     </w:p>
@@ -5582,150 +5881,46 @@
           <w:sz w:val="18"/>
           <w:szCs w:val="18"/>
         </w:rPr>
-        <w:t xml:space="preserve">/// Список размещений: аналог std::vector&lt;GraphicObject&gt; из исходной работы.</w:t>
-      </w:r>
-    </w:p>
-    <w:p>
-      <w:pPr>
-        <w:pStyle w:val="Code"/>
-      </w:pPr>
-      <w:r>
-        <w:rPr>
-          <w:rFonts w:ascii="Courier New" w:cs="Courier New" w:eastAsia="Courier New" w:hAnsi="Courier New"/>
-          <w:sz w:val="18"/>
-          <w:szCs w:val="18"/>
-        </w:rPr>
-        <w:t xml:space="preserve">pub fn scene_objects() -&gt; Vec&lt;GraphicObject&gt; {</w:t>
-      </w:r>
-    </w:p>
-    <w:p>
-      <w:pPr>
-        <w:pStyle w:val="Code"/>
-      </w:pPr>
-      <w:r>
-        <w:rPr>
-          <w:rFonts w:ascii="Courier New" w:cs="Courier New" w:eastAsia="Courier New" w:hAnsi="Courier New"/>
-          <w:sz w:val="18"/>
-          <w:szCs w:val="18"/>
-        </w:rPr>
-        <w:t xml:space="preserve">    vec![</w:t>
-      </w:r>
-    </w:p>
-    <w:p>
-      <w:pPr>
-        <w:pStyle w:val="Code"/>
-      </w:pPr>
-      <w:r>
-        <w:rPr>
-          <w:rFonts w:ascii="Courier New" w:cs="Courier New" w:eastAsia="Courier New" w:hAnsi="Courier New"/>
-          <w:sz w:val="18"/>
-          <w:szCs w:val="18"/>
-        </w:rPr>
-        <w:t xml:space="preserve">        // Красный — справа (+X), носик к центру: угол 180°.</w:t>
-      </w:r>
-    </w:p>
-    <w:p>
-      <w:pPr>
-        <w:pStyle w:val="Code"/>
-      </w:pPr>
-      <w:r>
-        <w:rPr>
-          <w:rFonts w:ascii="Courier New" w:cs="Courier New" w:eastAsia="Courier New" w:hAnsi="Courier New"/>
-          <w:sz w:val="18"/>
-          <w:szCs w:val="18"/>
-        </w:rPr>
-        <w:t xml:space="preserve">        GraphicObject::new(Vec3::new(4.0, 0.0, 0.0), 180.0, Vec3::new(1.0, 0.0, 0.0)),</w:t>
-      </w:r>
-    </w:p>
-    <w:p>
-      <w:pPr>
-        <w:pStyle w:val="Code"/>
-      </w:pPr>
-      <w:r>
-        <w:rPr>
-          <w:rFonts w:ascii="Courier New" w:cs="Courier New" w:eastAsia="Courier New" w:hAnsi="Courier New"/>
-          <w:sz w:val="18"/>
-          <w:szCs w:val="18"/>
-        </w:rPr>
-        <w:t xml:space="preserve">        // Синий — слева (−X), угол 0°.</w:t>
-      </w:r>
-    </w:p>
-    <w:p>
-      <w:pPr>
-        <w:pStyle w:val="Code"/>
-      </w:pPr>
-      <w:r>
-        <w:rPr>
-          <w:rFonts w:ascii="Courier New" w:cs="Courier New" w:eastAsia="Courier New" w:hAnsi="Courier New"/>
-          <w:sz w:val="18"/>
-          <w:szCs w:val="18"/>
-        </w:rPr>
-        <w:t xml:space="preserve">        GraphicObject::new(Vec3::new(-4.0, 0.0, 0.0), 0.0, Vec3::new(0.0, 0.0, 1.0)),</w:t>
-      </w:r>
-    </w:p>
-    <w:p>
-      <w:pPr>
-        <w:pStyle w:val="Code"/>
-      </w:pPr>
-      <w:r>
-        <w:rPr>
-          <w:rFonts w:ascii="Courier New" w:cs="Courier New" w:eastAsia="Courier New" w:hAnsi="Courier New"/>
-          <w:sz w:val="18"/>
-          <w:szCs w:val="18"/>
-        </w:rPr>
-        <w:t xml:space="preserve">        // Зелёный — сзади (−Z), угол 90°.</w:t>
-      </w:r>
-    </w:p>
-    <w:p>
-      <w:pPr>
-        <w:pStyle w:val="Code"/>
-      </w:pPr>
-      <w:r>
-        <w:rPr>
-          <w:rFonts w:ascii="Courier New" w:cs="Courier New" w:eastAsia="Courier New" w:hAnsi="Courier New"/>
-          <w:sz w:val="18"/>
-          <w:szCs w:val="18"/>
-        </w:rPr>
-        <w:t xml:space="preserve">        GraphicObject::new(Vec3::new(0.0, 0.0, -4.0), 90.0, Vec3::new(0.0, 1.0, 0.0)),</w:t>
-      </w:r>
-    </w:p>
-    <w:p>
-      <w:pPr>
-        <w:pStyle w:val="Code"/>
-      </w:pPr>
-      <w:r>
-        <w:rPr>
-          <w:rFonts w:ascii="Courier New" w:cs="Courier New" w:eastAsia="Courier New" w:hAnsi="Courier New"/>
-          <w:sz w:val="18"/>
-          <w:szCs w:val="18"/>
-        </w:rPr>
-        <w:t xml:space="preserve">        // Белый — спереди (+Z), угол 270°.</w:t>
-      </w:r>
-    </w:p>
-    <w:p>
-      <w:pPr>
-        <w:pStyle w:val="Code"/>
-      </w:pPr>
-      <w:r>
-        <w:rPr>
-          <w:rFonts w:ascii="Courier New" w:cs="Courier New" w:eastAsia="Courier New" w:hAnsi="Courier New"/>
-          <w:sz w:val="18"/>
-          <w:szCs w:val="18"/>
-        </w:rPr>
-        <w:t xml:space="preserve">        GraphicObject::new(Vec3::new(0.0, 0.0, 4.0), 270.0, Vec3::new(1.0, 1.0, 1.0)),</w:t>
-      </w:r>
-    </w:p>
-    <w:p>
-      <w:pPr>
-        <w:pStyle w:val="Code"/>
-      </w:pPr>
-      <w:r>
-        <w:rPr>
-          <w:rFonts w:ascii="Courier New" w:cs="Courier New" w:eastAsia="Courier New" w:hAnsi="Courier New"/>
-          <w:sz w:val="18"/>
-          <w:szCs w:val="18"/>
-        </w:rPr>
-        <w:t xml:space="preserve">    ]</w:t>
+        <w:t xml:space="preserve">fn despawn_objects(mut commands: Commands, query: Query&lt;Entity, With&lt;GraphicObject&gt;&gt;) {</w:t>
+      </w:r>
+    </w:p>
+    <w:p>
+      <w:pPr>
+        <w:pStyle w:val="Code"/>
+      </w:pPr>
+      <w:r>
+        <w:rPr>
+          <w:rFonts w:ascii="Courier New" w:cs="Courier New" w:eastAsia="Courier New" w:hAnsi="Courier New"/>
+          <w:sz w:val="18"/>
+          <w:szCs w:val="18"/>
+        </w:rPr>
+        <w:t xml:space="preserve">    for entity in &amp;query {</w:t>
+      </w:r>
+    </w:p>
+    <w:p>
+      <w:pPr>
+        <w:pStyle w:val="Code"/>
+      </w:pPr>
+      <w:r>
+        <w:rPr>
+          <w:rFonts w:ascii="Courier New" w:cs="Courier New" w:eastAsia="Courier New" w:hAnsi="Courier New"/>
+          <w:sz w:val="18"/>
+          <w:szCs w:val="18"/>
+        </w:rPr>
+        <w:t xml:space="preserve">        commands.entity(entity).despawn();</w:t>
+      </w:r>
+    </w:p>
+    <w:p>
+      <w:pPr>
+        <w:pStyle w:val="Code"/>
+      </w:pPr>
+      <w:r>
+        <w:rPr>
+          <w:rFonts w:ascii="Courier New" w:cs="Courier New" w:eastAsia="Courier New" w:hAnsi="Courier New"/>
+          <w:sz w:val="18"/>
+          <w:szCs w:val="18"/>
+        </w:rPr>
+        <w:t xml:space="preserve">    }</w:t>
       </w:r>
     </w:p>
     <w:p>
@@ -5764,124 +5959,150 @@
           <w:sz w:val="18"/>
           <w:szCs w:val="18"/>
         </w:rPr>
-        <w:t xml:space="preserve">/// Начальное состояние лабы 3: обращение выключено, фон чёрный,</w:t>
-      </w:r>
-    </w:p>
-    <w:p>
-      <w:pPr>
-        <w:pStyle w:val="Code"/>
-      </w:pPr>
-      <w:r>
-        <w:rPr>
-          <w:rFonts w:ascii="Courier New" w:cs="Courier New" w:eastAsia="Courier New" w:hAnsi="Courier New"/>
-          <w:sz w:val="18"/>
-          <w:szCs w:val="18"/>
-        </w:rPr>
-        <w:t xml:space="preserve">/// рассеянный свет ярче, чтобы тёмные цвета торов были видны.</w:t>
-      </w:r>
-    </w:p>
-    <w:p>
-      <w:pPr>
-        <w:pStyle w:val="Code"/>
-      </w:pPr>
-      <w:r>
-        <w:rPr>
-          <w:rFonts w:ascii="Courier New" w:cs="Courier New" w:eastAsia="Courier New" w:hAnsi="Courier New"/>
-          <w:sz w:val="18"/>
-          <w:szCs w:val="18"/>
-        </w:rPr>
-        <w:t xml:space="preserve">fn reset_lab3(mut commands: Commands) {</w:t>
-      </w:r>
-    </w:p>
-    <w:p>
-      <w:pPr>
-        <w:pStyle w:val="Code"/>
-      </w:pPr>
-      <w:r>
-        <w:rPr>
-          <w:rFonts w:ascii="Courier New" w:cs="Courier New" w:eastAsia="Courier New" w:hAnsi="Courier New"/>
-          <w:sz w:val="18"/>
-          <w:szCs w:val="18"/>
-        </w:rPr>
-        <w:t xml:space="preserve">    commands.insert_resource(Orbit::default());</w:t>
-      </w:r>
-    </w:p>
-    <w:p>
-      <w:pPr>
-        <w:pStyle w:val="Code"/>
-      </w:pPr>
-      <w:r>
-        <w:rPr>
-          <w:rFonts w:ascii="Courier New" w:cs="Courier New" w:eastAsia="Courier New" w:hAnsi="Courier New"/>
-          <w:sz w:val="18"/>
-          <w:szCs w:val="18"/>
-        </w:rPr>
-        <w:t xml:space="preserve">    commands.insert_resource(ClearColor(Color::BLACK));</w:t>
-      </w:r>
-    </w:p>
-    <w:p>
-      <w:pPr>
-        <w:pStyle w:val="Code"/>
-      </w:pPr>
-      <w:r>
-        <w:rPr>
-          <w:rFonts w:ascii="Courier New" w:cs="Courier New" w:eastAsia="Courier New" w:hAnsi="Courier New"/>
-          <w:sz w:val="18"/>
-          <w:szCs w:val="18"/>
-        </w:rPr>
-        <w:t xml:space="preserve">    commands.insert_resource(GlobalAmbientLight {</w:t>
-      </w:r>
-    </w:p>
-    <w:p>
-      <w:pPr>
-        <w:pStyle w:val="Code"/>
-      </w:pPr>
-      <w:r>
-        <w:rPr>
-          <w:rFonts w:ascii="Courier New" w:cs="Courier New" w:eastAsia="Courier New" w:hAnsi="Courier New"/>
-          <w:sz w:val="18"/>
-          <w:szCs w:val="18"/>
-        </w:rPr>
-        <w:t xml:space="preserve">        color: Color::WHITE,</w:t>
-      </w:r>
-    </w:p>
-    <w:p>
-      <w:pPr>
-        <w:pStyle w:val="Code"/>
-      </w:pPr>
-      <w:r>
-        <w:rPr>
-          <w:rFonts w:ascii="Courier New" w:cs="Courier New" w:eastAsia="Courier New" w:hAnsi="Courier New"/>
-          <w:sz w:val="18"/>
-          <w:szCs w:val="18"/>
-        </w:rPr>
-        <w:t xml:space="preserve">        brightness: 250.0,</w:t>
-      </w:r>
-    </w:p>
-    <w:p>
-      <w:pPr>
-        <w:pStyle w:val="Code"/>
-      </w:pPr>
-      <w:r>
-        <w:rPr>
-          <w:rFonts w:ascii="Courier New" w:cs="Courier New" w:eastAsia="Courier New" w:hAnsi="Courier New"/>
-          <w:sz w:val="18"/>
-          <w:szCs w:val="18"/>
-        </w:rPr>
-        <w:t xml:space="preserve">        affects_lightmapped_meshes: true,</w:t>
-      </w:r>
-    </w:p>
-    <w:p>
-      <w:pPr>
-        <w:pStyle w:val="Code"/>
-      </w:pPr>
-      <w:r>
-        <w:rPr>
-          <w:rFonts w:ascii="Courier New" w:cs="Courier New" w:eastAsia="Courier New" w:hAnsi="Courier New"/>
-          <w:sz w:val="18"/>
-          <w:szCs w:val="18"/>
-        </w:rPr>
-        <w:t xml:space="preserve">    });</w:t>
+        <w:t xml:space="preserve">pub fn keyboard_system(keyboard: Res&lt;ButtonInput&lt;KeyCode&gt;&gt;, mut orbit: ResMut&lt;Orbit&gt;) {</w:t>
+      </w:r>
+    </w:p>
+    <w:p>
+      <w:pPr>
+        <w:pStyle w:val="Code"/>
+      </w:pPr>
+      <w:r>
+        <w:rPr>
+          <w:rFonts w:ascii="Courier New" w:cs="Courier New" w:eastAsia="Courier New" w:hAnsi="Courier New"/>
+          <w:sz w:val="18"/>
+          <w:szCs w:val="18"/>
+        </w:rPr>
+        <w:t xml:space="preserve">    if keyboard.just_pressed(KeyCode::KeyR) {</w:t>
+      </w:r>
+    </w:p>
+    <w:p>
+      <w:pPr>
+        <w:pStyle w:val="Code"/>
+      </w:pPr>
+      <w:r>
+        <w:rPr>
+          <w:rFonts w:ascii="Courier New" w:cs="Courier New" w:eastAsia="Courier New" w:hAnsi="Courier New"/>
+          <w:sz w:val="18"/>
+          <w:szCs w:val="18"/>
+        </w:rPr>
+        <w:t xml:space="preserve">        orbit.enabled = !orbit.enabled;</w:t>
+      </w:r>
+    </w:p>
+    <w:p>
+      <w:pPr>
+        <w:pStyle w:val="Code"/>
+      </w:pPr>
+      <w:r>
+        <w:rPr>
+          <w:rFonts w:ascii="Courier New" w:cs="Courier New" w:eastAsia="Courier New" w:hAnsi="Courier New"/>
+          <w:sz w:val="18"/>
+          <w:szCs w:val="18"/>
+        </w:rPr>
+        <w:t xml:space="preserve">        println!(</w:t>
+      </w:r>
+    </w:p>
+    <w:p>
+      <w:pPr>
+        <w:pStyle w:val="Code"/>
+      </w:pPr>
+      <w:r>
+        <w:rPr>
+          <w:rFonts w:ascii="Courier New" w:cs="Courier New" w:eastAsia="Courier New" w:hAnsi="Courier New"/>
+          <w:sz w:val="18"/>
+          <w:szCs w:val="18"/>
+        </w:rPr>
+        <w:t xml:space="preserve">            "[keyboard] обращение вокруг центра: {}",</w:t>
+      </w:r>
+    </w:p>
+    <w:p>
+      <w:pPr>
+        <w:pStyle w:val="Code"/>
+      </w:pPr>
+      <w:r>
+        <w:rPr>
+          <w:rFonts w:ascii="Courier New" w:cs="Courier New" w:eastAsia="Courier New" w:hAnsi="Courier New"/>
+          <w:sz w:val="18"/>
+          <w:szCs w:val="18"/>
+        </w:rPr>
+        <w:t xml:space="preserve">            if orbit.enabled {</w:t>
+      </w:r>
+    </w:p>
+    <w:p>
+      <w:pPr>
+        <w:pStyle w:val="Code"/>
+      </w:pPr>
+      <w:r>
+        <w:rPr>
+          <w:rFonts w:ascii="Courier New" w:cs="Courier New" w:eastAsia="Courier New" w:hAnsi="Courier New"/>
+          <w:sz w:val="18"/>
+          <w:szCs w:val="18"/>
+        </w:rPr>
+        <w:t xml:space="preserve">                "включено"</w:t>
+      </w:r>
+    </w:p>
+    <w:p>
+      <w:pPr>
+        <w:pStyle w:val="Code"/>
+      </w:pPr>
+      <w:r>
+        <w:rPr>
+          <w:rFonts w:ascii="Courier New" w:cs="Courier New" w:eastAsia="Courier New" w:hAnsi="Courier New"/>
+          <w:sz w:val="18"/>
+          <w:szCs w:val="18"/>
+        </w:rPr>
+        <w:t xml:space="preserve">            } else {</w:t>
+      </w:r>
+    </w:p>
+    <w:p>
+      <w:pPr>
+        <w:pStyle w:val="Code"/>
+      </w:pPr>
+      <w:r>
+        <w:rPr>
+          <w:rFonts w:ascii="Courier New" w:cs="Courier New" w:eastAsia="Courier New" w:hAnsi="Courier New"/>
+          <w:sz w:val="18"/>
+          <w:szCs w:val="18"/>
+        </w:rPr>
+        <w:t xml:space="preserve">                "выключено"</w:t>
+      </w:r>
+    </w:p>
+    <w:p>
+      <w:pPr>
+        <w:pStyle w:val="Code"/>
+      </w:pPr>
+      <w:r>
+        <w:rPr>
+          <w:rFonts w:ascii="Courier New" w:cs="Courier New" w:eastAsia="Courier New" w:hAnsi="Courier New"/>
+          <w:sz w:val="18"/>
+          <w:szCs w:val="18"/>
+        </w:rPr>
+        <w:t xml:space="preserve">            }</w:t>
+      </w:r>
+    </w:p>
+    <w:p>
+      <w:pPr>
+        <w:pStyle w:val="Code"/>
+      </w:pPr>
+      <w:r>
+        <w:rPr>
+          <w:rFonts w:ascii="Courier New" w:cs="Courier New" w:eastAsia="Courier New" w:hAnsi="Courier New"/>
+          <w:sz w:val="18"/>
+          <w:szCs w:val="18"/>
+        </w:rPr>
+        <w:t xml:space="preserve">        );</w:t>
+      </w:r>
+    </w:p>
+    <w:p>
+      <w:pPr>
+        <w:pStyle w:val="Code"/>
+      </w:pPr>
+      <w:r>
+        <w:rPr>
+          <w:rFonts w:ascii="Courier New" w:cs="Courier New" w:eastAsia="Courier New" w:hAnsi="Courier New"/>
+          <w:sz w:val="18"/>
+          <w:szCs w:val="18"/>
+        </w:rPr>
+        <w:t xml:space="preserve">    }</w:t>
       </w:r>
     </w:p>
     <w:p>
@@ -5920,670 +6141,7 @@
           <w:sz w:val="18"/>
           <w:szCs w:val="18"/>
         </w:rPr>
-        <w:t xml:space="preserve">fn setup_scene(</w:t>
-      </w:r>
-    </w:p>
-    <w:p>
-      <w:pPr>
-        <w:pStyle w:val="Code"/>
-      </w:pPr>
-      <w:r>
-        <w:rPr>
-          <w:rFonts w:ascii="Courier New" w:cs="Courier New" w:eastAsia="Courier New" w:hAnsi="Courier New"/>
-          <w:sz w:val="18"/>
-          <w:szCs w:val="18"/>
-        </w:rPr>
-        <w:t xml:space="preserve">    mut commands: Commands,</w:t>
-      </w:r>
-    </w:p>
-    <w:p>
-      <w:pPr>
-        <w:pStyle w:val="Code"/>
-      </w:pPr>
-      <w:r>
-        <w:rPr>
-          <w:rFonts w:ascii="Courier New" w:cs="Courier New" w:eastAsia="Courier New" w:hAnsi="Courier New"/>
-          <w:sz w:val="18"/>
-          <w:szCs w:val="18"/>
-        </w:rPr>
-        <w:t xml:space="preserve">    mut meshes: ResMut&lt;Assets&lt;Mesh&gt;&gt;,</w:t>
-      </w:r>
-    </w:p>
-    <w:p>
-      <w:pPr>
-        <w:pStyle w:val="Code"/>
-      </w:pPr>
-      <w:r>
-        <w:rPr>
-          <w:rFonts w:ascii="Courier New" w:cs="Courier New" w:eastAsia="Courier New" w:hAnsi="Courier New"/>
-          <w:sz w:val="18"/>
-          <w:szCs w:val="18"/>
-        </w:rPr>
-        <w:t xml:space="preserve">    mut materials: ResMut&lt;Assets&lt;StandardMaterial&gt;&gt;,</w:t>
-      </w:r>
-    </w:p>
-    <w:p>
-      <w:pPr>
-        <w:pStyle w:val="Code"/>
-      </w:pPr>
-      <w:r>
-        <w:rPr>
-          <w:rFonts w:ascii="Courier New" w:cs="Courier New" w:eastAsia="Courier New" w:hAnsi="Courier New"/>
-          <w:sz w:val="18"/>
-          <w:szCs w:val="18"/>
-        </w:rPr>
-        <w:t xml:space="preserve">) {</w:t>
-      </w:r>
-    </w:p>
-    <w:p>
-      <w:pPr>
-        <w:pStyle w:val="Code"/>
-      </w:pPr>
-      <w:r>
-        <w:rPr>
-          <w:rFonts w:ascii="Courier New" w:cs="Courier New" w:eastAsia="Courier New" w:hAnsi="Courier New"/>
-          <w:sz w:val="18"/>
-          <w:szCs w:val="18"/>
-        </w:rPr>
-        <w:t xml:space="preserve">    // Динамический массив параметров объектов (аналог std::vector).</w:t>
-      </w:r>
-    </w:p>
-    <w:p>
-      <w:pPr>
-        <w:pStyle w:val="Code"/>
-      </w:pPr>
-      <w:r>
-        <w:rPr>
-          <w:rFonts w:ascii="Courier New" w:cs="Courier New" w:eastAsia="Courier New" w:hAnsi="Courier New"/>
-          <w:sz w:val="18"/>
-          <w:szCs w:val="18"/>
-        </w:rPr>
-        <w:t xml:space="preserve">    let graphic_objects: Vec&lt;GraphicObject&gt; = scene_objects();</w:t>
-      </w:r>
-    </w:p>
-    <w:p>
-      <w:pPr>
-        <w:pStyle w:val="Code"/>
-      </w:pPr>
-      <w:r>
-        <w:rPr>
-          <w:rFonts w:ascii="Courier New" w:cs="Courier New" w:eastAsia="Courier New" w:hAnsi="Courier New"/>
-          <w:sz w:val="18"/>
-          <w:szCs w:val="18"/>
-        </w:rPr>
-        <w:t xml:space="preserve">    for obj in graphic_objects {</w:t>
-      </w:r>
-    </w:p>
-    <w:p>
-      <w:pPr>
-        <w:pStyle w:val="Code"/>
-      </w:pPr>
-      <w:r>
-        <w:rPr>
-          <w:rFonts w:ascii="Courier New" w:cs="Courier New" w:eastAsia="Courier New" w:hAnsi="Courier New"/>
-          <w:sz w:val="18"/>
-          <w:szCs w:val="18"/>
-        </w:rPr>
-        <w:t xml:space="preserve">        spawn_graphic_object(&amp;mut commands, &amp;mut meshes, &amp;mut materials, obj);</w:t>
-      </w:r>
-    </w:p>
-    <w:p>
-      <w:pPr>
-        <w:pStyle w:val="Code"/>
-      </w:pPr>
-      <w:r>
-        <w:rPr>
-          <w:rFonts w:ascii="Courier New" w:cs="Courier New" w:eastAsia="Courier New" w:hAnsi="Courier New"/>
-          <w:sz w:val="18"/>
-          <w:szCs w:val="18"/>
-        </w:rPr>
-        <w:t xml:space="preserve">    }</w:t>
-      </w:r>
-    </w:p>
-    <w:p>
-      <w:pPr>
-        <w:pStyle w:val="Code"/>
-      </w:pPr>
-      <w:r>
-        <w:rPr>
-          <w:rFonts w:ascii="Courier New" w:cs="Courier New" w:eastAsia="Courier New" w:hAnsi="Courier New"/>
-          <w:sz w:val="18"/>
-          <w:szCs w:val="18"/>
-        </w:rPr>
-        <w:t xml:space="preserve"> </w:t>
-      </w:r>
-    </w:p>
-    <w:p>
-      <w:pPr>
-        <w:pStyle w:val="Code"/>
-      </w:pPr>
-      <w:r>
-        <w:rPr>
-          <w:rFonts w:ascii="Courier New" w:cs="Courier New" w:eastAsia="Courier New" w:hAnsi="Courier New"/>
-          <w:sz w:val="18"/>
-          <w:szCs w:val="18"/>
-        </w:rPr>
-        <w:t xml:space="preserve">    // Наблюдатель: положение камеры из исходной работы, взгляд в начало координат.</w:t>
-      </w:r>
-    </w:p>
-    <w:p>
-      <w:pPr>
-        <w:pStyle w:val="Code"/>
-      </w:pPr>
-      <w:r>
-        <w:rPr>
-          <w:rFonts w:ascii="Courier New" w:cs="Courier New" w:eastAsia="Courier New" w:hAnsi="Courier New"/>
-          <w:sz w:val="18"/>
-          <w:szCs w:val="18"/>
-        </w:rPr>
-        <w:t xml:space="preserve">    commands.spawn((</w:t>
-      </w:r>
-    </w:p>
-    <w:p>
-      <w:pPr>
-        <w:pStyle w:val="Code"/>
-      </w:pPr>
-      <w:r>
-        <w:rPr>
-          <w:rFonts w:ascii="Courier New" w:cs="Courier New" w:eastAsia="Courier New" w:hAnsi="Courier New"/>
-          <w:sz w:val="18"/>
-          <w:szCs w:val="18"/>
-        </w:rPr>
-        <w:t xml:space="preserve">        Camera3d::default(),</w:t>
-      </w:r>
-    </w:p>
-    <w:p>
-      <w:pPr>
-        <w:pStyle w:val="Code"/>
-      </w:pPr>
-      <w:r>
-        <w:rPr>
-          <w:rFonts w:ascii="Courier New" w:cs="Courier New" w:eastAsia="Courier New" w:hAnsi="Courier New"/>
-          <w:sz w:val="18"/>
-          <w:szCs w:val="18"/>
-        </w:rPr>
-        <w:t xml:space="preserve">        Transform::from_xyz(10.0, 15.0, 17.5).looking_at(Vec3::ZERO, Vec3::Y),</w:t>
-      </w:r>
-    </w:p>
-    <w:p>
-      <w:pPr>
-        <w:pStyle w:val="Code"/>
-      </w:pPr>
-      <w:r>
-        <w:rPr>
-          <w:rFonts w:ascii="Courier New" w:cs="Courier New" w:eastAsia="Courier New" w:hAnsi="Courier New"/>
-          <w:sz w:val="18"/>
-          <w:szCs w:val="18"/>
-        </w:rPr>
-        <w:t xml:space="preserve">        DespawnOnExit(Lab::Lab3),</w:t>
-      </w:r>
-    </w:p>
-    <w:p>
-      <w:pPr>
-        <w:pStyle w:val="Code"/>
-      </w:pPr>
-      <w:r>
-        <w:rPr>
-          <w:rFonts w:ascii="Courier New" w:cs="Courier New" w:eastAsia="Courier New" w:hAnsi="Courier New"/>
-          <w:sz w:val="18"/>
-          <w:szCs w:val="18"/>
-        </w:rPr>
-        <w:t xml:space="preserve">    ));</w:t>
-      </w:r>
-    </w:p>
-    <w:p>
-      <w:pPr>
-        <w:pStyle w:val="Code"/>
-      </w:pPr>
-      <w:r>
-        <w:rPr>
-          <w:rFonts w:ascii="Courier New" w:cs="Courier New" w:eastAsia="Courier New" w:hAnsi="Courier New"/>
-          <w:sz w:val="18"/>
-          <w:szCs w:val="18"/>
-        </w:rPr>
-        <w:t xml:space="preserve">    commands.spawn((</w:t>
-      </w:r>
-    </w:p>
-    <w:p>
-      <w:pPr>
-        <w:pStyle w:val="Code"/>
-      </w:pPr>
-      <w:r>
-        <w:rPr>
-          <w:rFonts w:ascii="Courier New" w:cs="Courier New" w:eastAsia="Courier New" w:hAnsi="Courier New"/>
-          <w:sz w:val="18"/>
-          <w:szCs w:val="18"/>
-        </w:rPr>
-        <w:t xml:space="preserve">        DirectionalLight {</w:t>
-      </w:r>
-    </w:p>
-    <w:p>
-      <w:pPr>
-        <w:pStyle w:val="Code"/>
-      </w:pPr>
-      <w:r>
-        <w:rPr>
-          <w:rFonts w:ascii="Courier New" w:cs="Courier New" w:eastAsia="Courier New" w:hAnsi="Courier New"/>
-          <w:sz w:val="18"/>
-          <w:szCs w:val="18"/>
-        </w:rPr>
-        <w:t xml:space="preserve">            illuminance: 12_000.0,</w:t>
-      </w:r>
-    </w:p>
-    <w:p>
-      <w:pPr>
-        <w:pStyle w:val="Code"/>
-      </w:pPr>
-      <w:r>
-        <w:rPr>
-          <w:rFonts w:ascii="Courier New" w:cs="Courier New" w:eastAsia="Courier New" w:hAnsi="Courier New"/>
-          <w:sz w:val="18"/>
-          <w:szCs w:val="18"/>
-        </w:rPr>
-        <w:t xml:space="preserve">            ..default()</w:t>
-      </w:r>
-    </w:p>
-    <w:p>
-      <w:pPr>
-        <w:pStyle w:val="Code"/>
-      </w:pPr>
-      <w:r>
-        <w:rPr>
-          <w:rFonts w:ascii="Courier New" w:cs="Courier New" w:eastAsia="Courier New" w:hAnsi="Courier New"/>
-          <w:sz w:val="18"/>
-          <w:szCs w:val="18"/>
-        </w:rPr>
-        <w:t xml:space="preserve">        },</w:t>
-      </w:r>
-    </w:p>
-    <w:p>
-      <w:pPr>
-        <w:pStyle w:val="Code"/>
-      </w:pPr>
-      <w:r>
-        <w:rPr>
-          <w:rFonts w:ascii="Courier New" w:cs="Courier New" w:eastAsia="Courier New" w:hAnsi="Courier New"/>
-          <w:sz w:val="18"/>
-          <w:szCs w:val="18"/>
-        </w:rPr>
-        <w:t xml:space="preserve">        Transform::from_xyz(5.0, 10.0, 6.0).looking_at(Vec3::ZERO, Vec3::Y),</w:t>
-      </w:r>
-    </w:p>
-    <w:p>
-      <w:pPr>
-        <w:pStyle w:val="Code"/>
-      </w:pPr>
-      <w:r>
-        <w:rPr>
-          <w:rFonts w:ascii="Courier New" w:cs="Courier New" w:eastAsia="Courier New" w:hAnsi="Courier New"/>
-          <w:sz w:val="18"/>
-          <w:szCs w:val="18"/>
-        </w:rPr>
-        <w:t xml:space="preserve">        DespawnOnExit(Lab::Lab3),</w:t>
-      </w:r>
-    </w:p>
-    <w:p>
-      <w:pPr>
-        <w:pStyle w:val="Code"/>
-      </w:pPr>
-      <w:r>
-        <w:rPr>
-          <w:rFonts w:ascii="Courier New" w:cs="Courier New" w:eastAsia="Courier New" w:hAnsi="Courier New"/>
-          <w:sz w:val="18"/>
-          <w:szCs w:val="18"/>
-        </w:rPr>
-        <w:t xml:space="preserve">    ));</w:t>
-      </w:r>
-    </w:p>
-    <w:p>
-      <w:pPr>
-        <w:pStyle w:val="Code"/>
-      </w:pPr>
-      <w:r>
-        <w:rPr>
-          <w:rFonts w:ascii="Courier New" w:cs="Courier New" w:eastAsia="Courier New" w:hAnsi="Courier New"/>
-          <w:sz w:val="18"/>
-          <w:szCs w:val="18"/>
-        </w:rPr>
-        <w:t xml:space="preserve">}</w:t>
-      </w:r>
-    </w:p>
-    <w:p>
-      <w:pPr>
-        <w:pStyle w:val="Code"/>
-      </w:pPr>
-      <w:r>
-        <w:rPr>
-          <w:rFonts w:ascii="Courier New" w:cs="Courier New" w:eastAsia="Courier New" w:hAnsi="Courier New"/>
-          <w:sz w:val="18"/>
-          <w:szCs w:val="18"/>
-        </w:rPr>
-        <w:t xml:space="preserve"> </w:t>
-      </w:r>
-    </w:p>
-    <w:p>
-      <w:pPr>
-        <w:pStyle w:val="Code"/>
-      </w:pPr>
-      <w:r>
-        <w:rPr>
-          <w:rFonts w:ascii="Courier New" w:cs="Courier New" w:eastAsia="Courier New" w:hAnsi="Courier New"/>
-          <w:sz w:val="18"/>
-          <w:szCs w:val="18"/>
-        </w:rPr>
-        <w:t xml:space="preserve">/// Удаляет объекты лабы 3 при переходе к другой лабе.</w:t>
-      </w:r>
-    </w:p>
-    <w:p>
-      <w:pPr>
-        <w:pStyle w:val="Code"/>
-      </w:pPr>
-      <w:r>
-        <w:rPr>
-          <w:rFonts w:ascii="Courier New" w:cs="Courier New" w:eastAsia="Courier New" w:hAnsi="Courier New"/>
-          <w:sz w:val="18"/>
-          <w:szCs w:val="18"/>
-        </w:rPr>
-        <w:t xml:space="preserve">fn despawn_objects(mut commands: Commands, query: Query&lt;Entity, With&lt;GraphicObject&gt;&gt;) {</w:t>
-      </w:r>
-    </w:p>
-    <w:p>
-      <w:pPr>
-        <w:pStyle w:val="Code"/>
-      </w:pPr>
-      <w:r>
-        <w:rPr>
-          <w:rFonts w:ascii="Courier New" w:cs="Courier New" w:eastAsia="Courier New" w:hAnsi="Courier New"/>
-          <w:sz w:val="18"/>
-          <w:szCs w:val="18"/>
-        </w:rPr>
-        <w:t xml:space="preserve">    for entity in &amp;query {</w:t>
-      </w:r>
-    </w:p>
-    <w:p>
-      <w:pPr>
-        <w:pStyle w:val="Code"/>
-      </w:pPr>
-      <w:r>
-        <w:rPr>
-          <w:rFonts w:ascii="Courier New" w:cs="Courier New" w:eastAsia="Courier New" w:hAnsi="Courier New"/>
-          <w:sz w:val="18"/>
-          <w:szCs w:val="18"/>
-        </w:rPr>
-        <w:t xml:space="preserve">        commands.entity(entity).despawn();</w:t>
-      </w:r>
-    </w:p>
-    <w:p>
-      <w:pPr>
-        <w:pStyle w:val="Code"/>
-      </w:pPr>
-      <w:r>
-        <w:rPr>
-          <w:rFonts w:ascii="Courier New" w:cs="Courier New" w:eastAsia="Courier New" w:hAnsi="Courier New"/>
-          <w:sz w:val="18"/>
-          <w:szCs w:val="18"/>
-        </w:rPr>
-        <w:t xml:space="preserve">    }</w:t>
-      </w:r>
-    </w:p>
-    <w:p>
-      <w:pPr>
-        <w:pStyle w:val="Code"/>
-      </w:pPr>
-      <w:r>
-        <w:rPr>
-          <w:rFonts w:ascii="Courier New" w:cs="Courier New" w:eastAsia="Courier New" w:hAnsi="Courier New"/>
-          <w:sz w:val="18"/>
-          <w:szCs w:val="18"/>
-        </w:rPr>
-        <w:t xml:space="preserve">}</w:t>
-      </w:r>
-    </w:p>
-    <w:p>
-      <w:pPr>
-        <w:pStyle w:val="Code"/>
-      </w:pPr>
-      <w:r>
-        <w:rPr>
-          <w:rFonts w:ascii="Courier New" w:cs="Courier New" w:eastAsia="Courier New" w:hAnsi="Courier New"/>
-          <w:sz w:val="18"/>
-          <w:szCs w:val="18"/>
-        </w:rPr>
-        <w:t xml:space="preserve"> </w:t>
-      </w:r>
-    </w:p>
-    <w:p>
-      <w:pPr>
-        <w:pStyle w:val="Code"/>
-      </w:pPr>
-      <w:r>
-        <w:rPr>
-          <w:rFonts w:ascii="Courier New" w:cs="Courier New" w:eastAsia="Courier New" w:hAnsi="Courier New"/>
-          <w:sz w:val="18"/>
-          <w:szCs w:val="18"/>
-        </w:rPr>
-        <w:t xml:space="preserve">/// Ввод пользователя: клавиша R включает и выключает обращение вокруг центра.</w:t>
-      </w:r>
-    </w:p>
-    <w:p>
-      <w:pPr>
-        <w:pStyle w:val="Code"/>
-      </w:pPr>
-      <w:r>
-        <w:rPr>
-          <w:rFonts w:ascii="Courier New" w:cs="Courier New" w:eastAsia="Courier New" w:hAnsi="Courier New"/>
-          <w:sz w:val="18"/>
-          <w:szCs w:val="18"/>
-        </w:rPr>
-        <w:t xml:space="preserve">pub fn keyboard_system(keyboard: Res&lt;ButtonInput&lt;KeyCode&gt;&gt;, mut orbit: ResMut&lt;Orbit&gt;) {</w:t>
-      </w:r>
-    </w:p>
-    <w:p>
-      <w:pPr>
-        <w:pStyle w:val="Code"/>
-      </w:pPr>
-      <w:r>
-        <w:rPr>
-          <w:rFonts w:ascii="Courier New" w:cs="Courier New" w:eastAsia="Courier New" w:hAnsi="Courier New"/>
-          <w:sz w:val="18"/>
-          <w:szCs w:val="18"/>
-        </w:rPr>
-        <w:t xml:space="preserve">    if keyboard.just_pressed(KeyCode::KeyR) {</w:t>
-      </w:r>
-    </w:p>
-    <w:p>
-      <w:pPr>
-        <w:pStyle w:val="Code"/>
-      </w:pPr>
-      <w:r>
-        <w:rPr>
-          <w:rFonts w:ascii="Courier New" w:cs="Courier New" w:eastAsia="Courier New" w:hAnsi="Courier New"/>
-          <w:sz w:val="18"/>
-          <w:szCs w:val="18"/>
-        </w:rPr>
-        <w:t xml:space="preserve">        orbit.enabled = !orbit.enabled;</w:t>
-      </w:r>
-    </w:p>
-    <w:p>
-      <w:pPr>
-        <w:pStyle w:val="Code"/>
-      </w:pPr>
-      <w:r>
-        <w:rPr>
-          <w:rFonts w:ascii="Courier New" w:cs="Courier New" w:eastAsia="Courier New" w:hAnsi="Courier New"/>
-          <w:sz w:val="18"/>
-          <w:szCs w:val="18"/>
-        </w:rPr>
-        <w:t xml:space="preserve">        println!(</w:t>
-      </w:r>
-    </w:p>
-    <w:p>
-      <w:pPr>
-        <w:pStyle w:val="Code"/>
-      </w:pPr>
-      <w:r>
-        <w:rPr>
-          <w:rFonts w:ascii="Courier New" w:cs="Courier New" w:eastAsia="Courier New" w:hAnsi="Courier New"/>
-          <w:sz w:val="18"/>
-          <w:szCs w:val="18"/>
-        </w:rPr>
-        <w:t xml:space="preserve">            "[keyboard] обращение вокруг центра: {}",</w:t>
-      </w:r>
-    </w:p>
-    <w:p>
-      <w:pPr>
-        <w:pStyle w:val="Code"/>
-      </w:pPr>
-      <w:r>
-        <w:rPr>
-          <w:rFonts w:ascii="Courier New" w:cs="Courier New" w:eastAsia="Courier New" w:hAnsi="Courier New"/>
-          <w:sz w:val="18"/>
-          <w:szCs w:val="18"/>
-        </w:rPr>
-        <w:t xml:space="preserve">            if orbit.enabled {</w:t>
-      </w:r>
-    </w:p>
-    <w:p>
-      <w:pPr>
-        <w:pStyle w:val="Code"/>
-      </w:pPr>
-      <w:r>
-        <w:rPr>
-          <w:rFonts w:ascii="Courier New" w:cs="Courier New" w:eastAsia="Courier New" w:hAnsi="Courier New"/>
-          <w:sz w:val="18"/>
-          <w:szCs w:val="18"/>
-        </w:rPr>
-        <w:t xml:space="preserve">                "включено"</w:t>
-      </w:r>
-    </w:p>
-    <w:p>
-      <w:pPr>
-        <w:pStyle w:val="Code"/>
-      </w:pPr>
-      <w:r>
-        <w:rPr>
-          <w:rFonts w:ascii="Courier New" w:cs="Courier New" w:eastAsia="Courier New" w:hAnsi="Courier New"/>
-          <w:sz w:val="18"/>
-          <w:szCs w:val="18"/>
-        </w:rPr>
-        <w:t xml:space="preserve">            } else {</w:t>
-      </w:r>
-    </w:p>
-    <w:p>
-      <w:pPr>
-        <w:pStyle w:val="Code"/>
-      </w:pPr>
-      <w:r>
-        <w:rPr>
-          <w:rFonts w:ascii="Courier New" w:cs="Courier New" w:eastAsia="Courier New" w:hAnsi="Courier New"/>
-          <w:sz w:val="18"/>
-          <w:szCs w:val="18"/>
-        </w:rPr>
-        <w:t xml:space="preserve">                "выключено"</w:t>
-      </w:r>
-    </w:p>
-    <w:p>
-      <w:pPr>
-        <w:pStyle w:val="Code"/>
-      </w:pPr>
-      <w:r>
-        <w:rPr>
-          <w:rFonts w:ascii="Courier New" w:cs="Courier New" w:eastAsia="Courier New" w:hAnsi="Courier New"/>
-          <w:sz w:val="18"/>
-          <w:szCs w:val="18"/>
-        </w:rPr>
-        <w:t xml:space="preserve">            }</w:t>
-      </w:r>
-    </w:p>
-    <w:p>
-      <w:pPr>
-        <w:pStyle w:val="Code"/>
-      </w:pPr>
-      <w:r>
-        <w:rPr>
-          <w:rFonts w:ascii="Courier New" w:cs="Courier New" w:eastAsia="Courier New" w:hAnsi="Courier New"/>
-          <w:sz w:val="18"/>
-          <w:szCs w:val="18"/>
-        </w:rPr>
-        <w:t xml:space="preserve">        );</w:t>
-      </w:r>
-    </w:p>
-    <w:p>
-      <w:pPr>
-        <w:pStyle w:val="Code"/>
-      </w:pPr>
-      <w:r>
-        <w:rPr>
-          <w:rFonts w:ascii="Courier New" w:cs="Courier New" w:eastAsia="Courier New" w:hAnsi="Courier New"/>
-          <w:sz w:val="18"/>
-          <w:szCs w:val="18"/>
-        </w:rPr>
-        <w:t xml:space="preserve">    }</w:t>
-      </w:r>
-    </w:p>
-    <w:p>
-      <w:pPr>
-        <w:pStyle w:val="Code"/>
-      </w:pPr>
-      <w:r>
-        <w:rPr>
-          <w:rFonts w:ascii="Courier New" w:cs="Courier New" w:eastAsia="Courier New" w:hAnsi="Courier New"/>
-          <w:sz w:val="18"/>
-          <w:szCs w:val="18"/>
-        </w:rPr>
-        <w:t xml:space="preserve">}</w:t>
-      </w:r>
-    </w:p>
-    <w:p>
-      <w:pPr>
-        <w:pStyle w:val="Code"/>
-      </w:pPr>
-      <w:r>
-        <w:rPr>
-          <w:rFonts w:ascii="Courier New" w:cs="Courier New" w:eastAsia="Courier New" w:hAnsi="Courier New"/>
-          <w:sz w:val="18"/>
-          <w:szCs w:val="18"/>
-        </w:rPr>
-        <w:t xml:space="preserve"> </w:t>
-      </w:r>
-    </w:p>
-    <w:p>
-      <w:pPr>
-        <w:pStyle w:val="Code"/>
-      </w:pPr>
-      <w:r>
-        <w:rPr>
-          <w:rFonts w:ascii="Courier New" w:cs="Courier New" w:eastAsia="Courier New" w:hAnsi="Courier New"/>
-          <w:sz w:val="18"/>
-          <w:szCs w:val="18"/>
-        </w:rPr>
-        <w:t xml:space="preserve">/// Дополнительное задание: обращение всех объектов вокруг центра сцены.</w:t>
-      </w:r>
-    </w:p>
-    <w:p>
-      <w:pPr>
-        <w:pStyle w:val="Code"/>
-      </w:pPr>
-      <w:r>
-        <w:rPr>
-          <w:rFonts w:ascii="Courier New" w:cs="Courier New" w:eastAsia="Courier New" w:hAnsi="Courier New"/>
-          <w:sz w:val="18"/>
-          <w:szCs w:val="18"/>
-        </w:rPr>
-        <w:t xml:space="preserve">/// `rotate_around` поворачивает и позицию, и ориентацию объекта,</w:t>
-      </w:r>
-    </w:p>
-    <w:p>
-      <w:pPr>
-        <w:pStyle w:val="Code"/>
-      </w:pPr>
-      <w:r>
-        <w:rPr>
-          <w:rFonts w:ascii="Courier New" w:cs="Courier New" w:eastAsia="Courier New" w:hAnsi="Courier New"/>
-          <w:sz w:val="18"/>
-          <w:szCs w:val="18"/>
-        </w:rPr>
-        <w:t xml:space="preserve">/// поэтому носики остаются направлены в центр.</w:t>
+        <w:t xml:space="preserve">/// Доп. задание: обращение объектов вокруг центра сцены по клавише R.</w:t>
       </w:r>
     </w:p>
     <w:p>
@@ -8476,19 +8034,6 @@
           <w:sz w:val="18"/>
           <w:szCs w:val="18"/>
         </w:rPr>
-        <w:t xml:space="preserve">/// Направление носика: локальная ось +X после поворота объекта.</w:t>
-      </w:r>
-    </w:p>
-    <w:p>
-      <w:pPr>
-        <w:pStyle w:val="Code"/>
-      </w:pPr>
-      <w:r>
-        <w:rPr>
-          <w:rFonts w:ascii="Courier New" w:cs="Courier New" w:eastAsia="Courier New" w:hAnsi="Courier New"/>
-          <w:sz w:val="18"/>
-          <w:szCs w:val="18"/>
-        </w:rPr>
         <w:t xml:space="preserve">fn nose(transform: &amp;Transform) -&gt; Vec3 {</w:t>
       </w:r>
     </w:p>
@@ -8957,19 +8502,6 @@
           <w:sz w:val="18"/>
           <w:szCs w:val="18"/>
         </w:rPr>
-        <w:t xml:space="preserve">    // Вершина модели (1, 0, 0) после матрицы модели оказывается ближе к центру.</w:t>
-      </w:r>
-    </w:p>
-    <w:p>
-      <w:pPr>
-        <w:pStyle w:val="Code"/>
-      </w:pPr>
-      <w:r>
-        <w:rPr>
-          <w:rFonts w:ascii="Courier New" w:cs="Courier New" w:eastAsia="Courier New" w:hAnsi="Courier New"/>
-          <w:sz w:val="18"/>
-          <w:szCs w:val="18"/>
-        </w:rPr>
         <w:t xml:space="preserve">    let world_point = transform.transform_point(Vec3::X);</w:t>
       </w:r>
     </w:p>
@@ -9361,19 +8893,6 @@
           <w:szCs w:val="18"/>
         </w:rPr>
         <w:t xml:space="preserve">    }</w:t>
-      </w:r>
-    </w:p>
-    <w:p>
-      <w:pPr>
-        <w:pStyle w:val="Code"/>
-      </w:pPr>
-      <w:r>
-        <w:rPr>
-          <w:rFonts w:ascii="Courier New" w:cs="Courier New" w:eastAsia="Courier New" w:hAnsi="Courier New"/>
-          <w:sz w:val="18"/>
-          <w:szCs w:val="18"/>
-        </w:rPr>
-        <w:t xml:space="preserve">    // У каждого объекта тор и носик.</w:t>
       </w:r>
     </w:p>
     <w:p>
@@ -12200,7 +11719,7 @@
                 <w:sz w:val="21"/>
                 <w:szCs w:val="21"/>
               </w:rPr>
-              <w:t xml:space="preserve">136</w:t>
+              <w:t xml:space="preserve">114</w:t>
             </w:r>
           </w:p>
         </w:tc>
@@ -12257,7 +11776,7 @@
                 <w:sz w:val="21"/>
                 <w:szCs w:val="21"/>
               </w:rPr>
-              <w:t xml:space="preserve">77</w:t>
+              <w:t xml:space="preserve">65</w:t>
             </w:r>
           </w:p>
         </w:tc>
@@ -12314,7 +11833,7 @@
                 <w:sz w:val="21"/>
                 <w:szCs w:val="21"/>
               </w:rPr>
-              <w:t xml:space="preserve">115</w:t>
+              <w:t xml:space="preserve">112</w:t>
             </w:r>
           </w:p>
         </w:tc>
@@ -12371,7 +11890,7 @@
                 <w:sz w:val="21"/>
                 <w:szCs w:val="21"/>
               </w:rPr>
-              <w:t xml:space="preserve">449</w:t>
+              <w:t xml:space="preserve">412</w:t>
             </w:r>
           </w:p>
         </w:tc>
